--- a/eval/samples/q3/program.docx
+++ b/eval/samples/q3/program.docx
@@ -985,6 +985,20 @@
           <w:rFonts w:ascii="Times New Roman" w:hAnsi="Times New Roman" w:eastAsia="Times New Roman" w:cs="Times New Roman"/>
         </w:rPr>
         <w:t>1.6. Требования к слушателям</w:t>
+      </w:r>
+    </w:p>
+    <w:p>
+      <w:pPr>
+        <w:spacing w:before="0" w:after="120" w:line="240" w:lineRule="auto"/>
+        <w:ind w:firstLine="0"/>
+        <w:jc w:val="both"/>
+      </w:pPr>
+      <w:r>
+        <w:rPr>
+          <w:rFonts w:ascii="Times New Roman" w:hAnsi="Times New Roman" w:eastAsia="Times New Roman" w:cs="Times New Roman"/>
+          <w:b w:val="0"/>
+        </w:rPr>
+        <w:t>К освоению программы допускаются лица, имеющие среднее профессиональное и (или) высшее образование, а также лица, получающие среднее профессиональное и (или) высшее образование.</w:t>
       </w:r>
     </w:p>
     <w:p>
@@ -18928,7 +18942,7 @@
           <w:rFonts w:ascii="Times New Roman" w:hAnsi="Times New Roman" w:eastAsia="Times New Roman" w:cs="Times New Roman"/>
           <w:b/>
         </w:rPr>
-        <w:t>Итог. Комплект собран, ошибок нет, 1 предупреждение — см. ниже. В приложенном образце найдено ошибок: 15; в программу они не перенесены. Пояснения к сборке — в разделе «Что пропущено и почему».</w:t>
+        <w:t>Итог. Комплект собран, ошибок нет; 2 предупреждения методисту и 1 замечание автопроверки — см. ниже. В приложенном образце найдено ошибок: 15; в программу они не перенесены. Пояснения к сборке — в разделе «Что пропущено и почему».</w:t>
       </w:r>
     </w:p>
     <w:p>
@@ -18977,7 +18991,7 @@
         <w:rPr>
           <w:rFonts w:ascii="Times New Roman" w:hAnsi="Times New Roman" w:eastAsia="Times New Roman" w:cs="Times New Roman"/>
         </w:rPr>
-        <w:t>предупреждения (стоит проверить): 1</w:t>
+        <w:t>предупреждения методисту (с вариантами решения): 2</w:t>
       </w:r>
     </w:p>
     <w:p>
@@ -18994,7 +19008,7 @@
         <w:rPr>
           <w:rFonts w:ascii="Times New Roman" w:hAnsi="Times New Roman" w:eastAsia="Times New Roman" w:cs="Times New Roman"/>
         </w:rPr>
-        <w:t>объём: заявлено 72 ч, собрано 72 ч</w:t>
+        <w:t>замечания автопроверки (стоит проверить): 1</w:t>
       </w:r>
     </w:p>
     <w:p>
@@ -19011,7 +19025,41 @@
         <w:rPr>
           <w:rFonts w:ascii="Times New Roman" w:hAnsi="Times New Roman" w:eastAsia="Times New Roman" w:cs="Times New Roman"/>
         </w:rPr>
+        <w:t>объём: заявлено 72 ч, собрано 72 ч</w:t>
+      </w:r>
+    </w:p>
+    <w:p>
+      <w:pPr>
+        <w:numPr>
+          <w:ilvl w:val="0"/>
+          <w:numId w:val="4"/>
+        </w:numPr>
+        <w:spacing w:before="0" w:after="40" w:line="240" w:lineRule="auto"/>
+        <w:ind w:firstLine="0"/>
+        <w:jc w:val="both"/>
+      </w:pPr>
+      <w:r>
+        <w:rPr>
+          <w:rFonts w:ascii="Times New Roman" w:hAnsi="Times New Roman" w:eastAsia="Times New Roman" w:cs="Times New Roman"/>
+        </w:rPr>
         <w:t>модель: заготовленные ответы (демонстрационный режим); режим генерации — полный</w:t>
+      </w:r>
+    </w:p>
+    <w:p>
+      <w:pPr>
+        <w:numPr>
+          <w:ilvl w:val="0"/>
+          <w:numId w:val="4"/>
+        </w:numPr>
+        <w:spacing w:before="0" w:after="40" w:line="240" w:lineRule="auto"/>
+        <w:ind w:firstLine="0"/>
+        <w:jc w:val="both"/>
+      </w:pPr>
+      <w:r>
+        <w:rPr>
+          <w:rFonts w:ascii="Times New Roman" w:hAnsi="Times New Roman" w:eastAsia="Times New Roman" w:cs="Times New Roman"/>
+        </w:rPr>
+        <w:t>время сборки комплекта после утверждения каркаса: 1 с</w:t>
       </w:r>
     </w:p>
     <w:p>
@@ -19026,6 +19074,239 @@
           <w:rFonts w:ascii="Times New Roman" w:hAnsi="Times New Roman" w:eastAsia="Times New Roman" w:cs="Times New Roman"/>
           <w:b/>
         </w:rPr>
+        <w:t>Предупреждения методисту</w:t>
+      </w:r>
+    </w:p>
+    <w:p>
+      <w:pPr>
+        <w:spacing w:before="0" w:after="120" w:line="240" w:lineRule="auto"/>
+        <w:ind w:firstLine="0"/>
+        <w:jc w:val="both"/>
+      </w:pPr>
+      <w:r>
+        <w:rPr>
+          <w:rFonts w:ascii="Times New Roman" w:hAnsi="Times New Roman" w:eastAsia="Times New Roman" w:cs="Times New Roman"/>
+          <w:b w:val="0"/>
+        </w:rPr>
+        <w:t>Здесь — ситуации, где нужно решение методиста или заказчика: агент нашёл их сам по общим правилам. У каждого предупреждения — цифры и варианты решения.</w:t>
+      </w:r>
+    </w:p>
+    <w:p>
+      <w:pPr>
+        <w:keepNext/>
+        <w:spacing w:before="0" w:after="120" w:line="240" w:lineRule="auto"/>
+        <w:ind w:firstLine="0"/>
+        <w:jc w:val="left"/>
+      </w:pPr>
+      <w:r>
+        <w:rPr>
+          <w:rFonts w:ascii="Times New Roman" w:hAnsi="Times New Roman" w:eastAsia="Times New Roman" w:cs="Times New Roman"/>
+          <w:b/>
+        </w:rPr>
+        <w:t>1. Ошибки в приложенном образце</w:t>
+      </w:r>
+    </w:p>
+    <w:p>
+      <w:pPr>
+        <w:spacing w:before="0" w:after="120" w:line="240" w:lineRule="auto"/>
+        <w:ind w:firstLine="0"/>
+        <w:jc w:val="both"/>
+      </w:pPr>
+      <w:r>
+        <w:rPr>
+          <w:rFonts w:ascii="Times New Roman" w:hAnsi="Times New Roman" w:eastAsia="Times New Roman" w:cs="Times New Roman"/>
+          <w:b w:val="0"/>
+        </w:rPr>
+        <w:t>В приложенном образце найдено 15 расхождений: часы рабочей программы не совпадают с учебно-тематическим планом — 5; суммы и итоги часов в учебных планах — 4; ссылки на нормативные акты (утратившие силу или с неверной датой) — 2; строки с часами, не разнесёнными по видам работы — 1; разные обозначения лабораторных работ — 1; аудиторные часы в стажировке — 1; заполненные реквизиты приказа об утверждении — 1. В новой программе они не повторяются; формулировки с цитатами образца — в полной версии отчёта (report.md).</w:t>
+      </w:r>
+    </w:p>
+    <w:p>
+      <w:pPr>
+        <w:keepNext/>
+        <w:spacing w:before="0" w:after="120" w:line="240" w:lineRule="auto"/>
+        <w:ind w:firstLine="0"/>
+        <w:jc w:val="left"/>
+      </w:pPr>
+      <w:r>
+        <w:rPr>
+          <w:rFonts w:ascii="Times New Roman" w:hAnsi="Times New Roman" w:eastAsia="Times New Roman" w:cs="Times New Roman"/>
+          <w:b w:val="0"/>
+        </w:rPr>
+        <w:t>Варианты решения:</w:t>
+      </w:r>
+    </w:p>
+    <w:p>
+      <w:pPr>
+        <w:spacing w:before="0" w:after="60" w:line="240" w:lineRule="auto"/>
+        <w:ind w:firstLine="0"/>
+        <w:jc w:val="both"/>
+      </w:pPr>
+      <w:r>
+        <w:rPr>
+          <w:rFonts w:ascii="Times New Roman" w:hAnsi="Times New Roman" w:eastAsia="Times New Roman" w:cs="Times New Roman"/>
+          <w:b w:val="0"/>
+        </w:rPr>
+        <w:t>1. Ничего менять в новой программе не нужно: она собрана заново по шаблону, часы посчитаны программой, и ошибки образца в неё не перенесены.</w:t>
+      </w:r>
+    </w:p>
+    <w:p>
+      <w:pPr>
+        <w:spacing w:before="0" w:after="60" w:line="240" w:lineRule="auto"/>
+        <w:ind w:firstLine="0"/>
+        <w:jc w:val="both"/>
+      </w:pPr>
+      <w:r>
+        <w:rPr>
+          <w:rFonts w:ascii="Times New Roman" w:hAnsi="Times New Roman" w:eastAsia="Times New Roman" w:cs="Times New Roman"/>
+          <w:b w:val="0"/>
+        </w:rPr>
+        <w:t>2. Передайте список расхождений автору образца — он в полной версии отчёта (report.md), раздел «Ошибки приложенного образца».</w:t>
+      </w:r>
+    </w:p>
+    <w:p>
+      <w:pPr>
+        <w:spacing w:before="0" w:after="60" w:line="240" w:lineRule="auto"/>
+        <w:ind w:firstLine="0"/>
+        <w:jc w:val="both"/>
+      </w:pPr>
+      <w:r>
+        <w:rPr>
+          <w:rFonts w:ascii="Times New Roman" w:hAnsi="Times New Roman" w:eastAsia="Times New Roman" w:cs="Times New Roman"/>
+          <w:b w:val="0"/>
+        </w:rPr>
+        <w:t>3. Если образец — действующая программа организации, исправьте его, прежде чем использовать снова.</w:t>
+      </w:r>
+    </w:p>
+    <w:p>
+      <w:pPr>
+        <w:keepNext/>
+        <w:spacing w:before="0" w:after="120" w:line="240" w:lineRule="auto"/>
+        <w:ind w:firstLine="0"/>
+        <w:jc w:val="left"/>
+      </w:pPr>
+      <w:r>
+        <w:rPr>
+          <w:rFonts w:ascii="Times New Roman" w:hAnsi="Times New Roman" w:eastAsia="Times New Roman" w:cs="Times New Roman"/>
+          <w:b/>
+        </w:rPr>
+        <w:t>2. Акт из задания утратил силу — в программе указан действующий</w:t>
+      </w:r>
+    </w:p>
+    <w:p>
+      <w:pPr>
+        <w:spacing w:before="0" w:after="120" w:line="240" w:lineRule="auto"/>
+        <w:ind w:firstLine="0"/>
+        <w:jc w:val="both"/>
+      </w:pPr>
+      <w:r>
+        <w:rPr>
+          <w:rFonts w:ascii="Times New Roman" w:hAnsi="Times New Roman" w:eastAsia="Times New Roman" w:cs="Times New Roman"/>
+          <w:b w:val="0"/>
+        </w:rPr>
+        <w:t>В программе указан действующий акт — Приказ Минобрнауки России от 24.03.2025 № 266 (действует с 01.09.2025). Прежний акт, на который могут ссылаться задание и старые образцы, утратил силу и в программу не включён. В программе указан действующий акт — Постановление Правительства Российской Федерации от 11.10.2023 № 1678 (действует с 01.09.2024). Прежний акт, на который могут ссылаться задание и старые образцы, утратил силу и в программу не включён.</w:t>
+      </w:r>
+    </w:p>
+    <w:p>
+      <w:pPr>
+        <w:keepNext/>
+        <w:spacing w:before="0" w:after="120" w:line="240" w:lineRule="auto"/>
+        <w:ind w:firstLine="0"/>
+        <w:jc w:val="left"/>
+      </w:pPr>
+      <w:r>
+        <w:rPr>
+          <w:rFonts w:ascii="Times New Roman" w:hAnsi="Times New Roman" w:eastAsia="Times New Roman" w:cs="Times New Roman"/>
+          <w:b w:val="0"/>
+        </w:rPr>
+        <w:t>Варианты решения:</w:t>
+      </w:r>
+    </w:p>
+    <w:p>
+      <w:pPr>
+        <w:spacing w:before="0" w:after="60" w:line="240" w:lineRule="auto"/>
+        <w:ind w:firstLine="0"/>
+        <w:jc w:val="both"/>
+      </w:pPr>
+      <w:r>
+        <w:rPr>
+          <w:rFonts w:ascii="Times New Roman" w:hAnsi="Times New Roman" w:eastAsia="Times New Roman" w:cs="Times New Roman"/>
+          <w:b w:val="0"/>
+        </w:rPr>
+        <w:t>1. Ничего менять в программе не нужно — в ней указан действующий акт.</w:t>
+      </w:r>
+    </w:p>
+    <w:p>
+      <w:pPr>
+        <w:spacing w:before="0" w:after="60" w:line="240" w:lineRule="auto"/>
+        <w:ind w:firstLine="0"/>
+        <w:jc w:val="both"/>
+      </w:pPr>
+      <w:r>
+        <w:rPr>
+          <w:rFonts w:ascii="Times New Roman" w:hAnsi="Times New Roman" w:eastAsia="Times New Roman" w:cs="Times New Roman"/>
+          <w:b w:val="0"/>
+        </w:rPr>
+        <w:t>2. Обновите ссылку в задании и шаблонах организации: Приказ Минобрнауки России от 24.03.2025 № 266; Постановление Правительства Российской Федерации от 11.10.2023 № 1678.</w:t>
+      </w:r>
+    </w:p>
+    <w:p>
+      <w:pPr>
+        <w:spacing w:before="0" w:after="60" w:line="240" w:lineRule="auto"/>
+        <w:ind w:firstLine="0"/>
+        <w:jc w:val="both"/>
+      </w:pPr>
+      <w:r>
+        <w:rPr>
+          <w:rFonts w:ascii="Times New Roman" w:hAnsi="Times New Roman" w:eastAsia="Times New Roman" w:cs="Times New Roman"/>
+          <w:b w:val="0"/>
+        </w:rPr>
+        <w:t>3. Проверьте другие программы организации, где ещё указан прежний акт.</w:t>
+      </w:r>
+    </w:p>
+    <w:p>
+      <w:pPr>
+        <w:keepNext/>
+        <w:spacing w:before="0" w:after="120" w:line="240" w:lineRule="auto"/>
+        <w:ind w:firstLine="0"/>
+        <w:jc w:val="left"/>
+      </w:pPr>
+      <w:r>
+        <w:rPr>
+          <w:rFonts w:ascii="Times New Roman" w:hAnsi="Times New Roman" w:eastAsia="Times New Roman" w:cs="Times New Roman"/>
+          <w:b/>
+        </w:rPr>
+        <w:t>Замечания автопроверки</w:t>
+      </w:r>
+    </w:p>
+    <w:p>
+      <w:pPr>
+        <w:numPr>
+          <w:ilvl w:val="0"/>
+          <w:numId w:val="4"/>
+        </w:numPr>
+        <w:spacing w:before="0" w:after="40" w:line="240" w:lineRule="auto"/>
+        <w:ind w:firstLine="0"/>
+        <w:jc w:val="both"/>
+      </w:pPr>
+      <w:r>
+        <w:rPr>
+          <w:rFonts w:ascii="Times New Roman" w:hAnsi="Times New Roman" w:eastAsia="Times New Roman" w:cs="Times New Roman"/>
+        </w:rPr>
+        <w:t>результат обучения 3.3 раскрывается в темах 3 модулей из 6 (модуль 4 «Визуализация данных», модуль 5 «Основы статистики», модуль 6 «Итоговый проект»): содержание модулей повторяется. Оставьте результат в одном-двух модулях, у остальных — свои результаты. Как исправить: нужно решение методиста: поправьте текст или параметры запроса и пересоберите комплект.</w:t>
+      </w:r>
+    </w:p>
+    <w:p>
+      <w:pPr>
+        <w:keepNext/>
+        <w:spacing w:before="0" w:after="120" w:line="240" w:lineRule="auto"/>
+        <w:ind w:firstLine="0"/>
+        <w:jc w:val="left"/>
+      </w:pPr>
+      <w:r>
+        <w:rPr>
+          <w:rFonts w:ascii="Times New Roman" w:hAnsi="Times New Roman" w:eastAsia="Times New Roman" w:cs="Times New Roman"/>
+          <w:b/>
+        </w:rPr>
         <w:t>Часы по уровням</w:t>
       </w:r>
     </w:p>
@@ -19041,6 +19322,20 @@
           <w:b w:val="0"/>
         </w:rPr>
         <w:t>Заявлено 72 ч, по учебному плану 72 ч — сходится.</w:t>
+      </w:r>
+    </w:p>
+    <w:p>
+      <w:pPr>
+        <w:spacing w:before="0" w:after="120" w:line="240" w:lineRule="auto"/>
+        <w:ind w:firstLine="0"/>
+        <w:jc w:val="both"/>
+      </w:pPr>
+      <w:r>
+        <w:rPr>
+          <w:rFonts w:ascii="Times New Roman" w:hAnsi="Times New Roman" w:eastAsia="Times New Roman" w:cs="Times New Roman"/>
+          <w:b w:val="0"/>
+        </w:rPr>
+        <w:t>Из них контактная работа — 63 ч (из них с дистанционными технологиями — 31,5 ч), самостоятельная работа — 7 ч, итоговая аттестация — 2 ч.</w:t>
       </w:r>
     </w:p>
     <w:tbl>
@@ -21992,7 +22287,7 @@
                 <w:b w:val="0"/>
                 <w:sz w:val="20"/>
               </w:rPr>
-              <w:t>вопросы теста: 3, задания: 4, ИА</w:t>
+              <w:t>вопросы теста: 3, задания: 4, итоговая аттестация</w:t>
             </w:r>
           </w:p>
         </w:tc>
@@ -22074,7 +22369,7 @@
                 <w:b w:val="0"/>
                 <w:sz w:val="20"/>
               </w:rPr>
-              <w:t>вопросы теста: 3, задания: 4, ИА</w:t>
+              <w:t>вопросы теста: 3, задания: 4, итоговая аттестация</w:t>
             </w:r>
           </w:p>
         </w:tc>
@@ -22156,7 +22451,7 @@
                 <w:b w:val="0"/>
                 <w:sz w:val="20"/>
               </w:rPr>
-              <w:t>вопросы теста: 3, задания: 2, ИА</w:t>
+              <w:t>вопросы теста: 3, задания: 2, итоговая аттестация</w:t>
             </w:r>
           </w:p>
         </w:tc>
@@ -22238,7 +22533,7 @@
                 <w:b w:val="0"/>
                 <w:sz w:val="20"/>
               </w:rPr>
-              <w:t>вопросы теста: 2, задания: 1, ИА</w:t>
+              <w:t>вопросы теста: 2, задания: 1, итоговая аттестация</w:t>
             </w:r>
           </w:p>
         </w:tc>
@@ -22320,7 +22615,7 @@
                 <w:b w:val="0"/>
                 <w:sz w:val="20"/>
               </w:rPr>
-              <w:t>вопросы теста: 2, задания: 2, ИА</w:t>
+              <w:t>вопросы теста: 2, задания: 2, итоговая аттестация</w:t>
             </w:r>
           </w:p>
         </w:tc>
@@ -22402,7 +22697,7 @@
                 <w:b w:val="0"/>
                 <w:sz w:val="20"/>
               </w:rPr>
-              <w:t>вопросы теста: 3, задания: 2, ИА</w:t>
+              <w:t>вопросы теста: 3, задания: 2, итоговая аттестация</w:t>
             </w:r>
           </w:p>
         </w:tc>
@@ -22484,7 +22779,7 @@
                 <w:b w:val="0"/>
                 <w:sz w:val="20"/>
               </w:rPr>
-              <w:t>вопросы теста: 3, задания: 2, ИА</w:t>
+              <w:t>вопросы теста: 3, задания: 2, итоговая аттестация</w:t>
             </w:r>
           </w:p>
         </w:tc>
@@ -22566,7 +22861,7 @@
                 <w:b w:val="0"/>
                 <w:sz w:val="20"/>
               </w:rPr>
-              <w:t>вопросы теста: 3, задания: 4, ИА</w:t>
+              <w:t>вопросы теста: 3, задания: 4, итоговая аттестация</w:t>
             </w:r>
           </w:p>
         </w:tc>
@@ -22648,7 +22943,7 @@
                 <w:b w:val="0"/>
                 <w:sz w:val="20"/>
               </w:rPr>
-              <w:t>вопросы теста: 4, задания: 3, ИА</w:t>
+              <w:t>вопросы теста: 4, задания: 3, итоговая аттестация</w:t>
             </w:r>
           </w:p>
         </w:tc>
@@ -22709,7 +23004,7 @@
         <w:rPr>
           <w:rFonts w:ascii="Times New Roman" w:hAnsi="Times New Roman" w:eastAsia="Times New Roman" w:cs="Times New Roman"/>
         </w:rPr>
-        <w:t>подтверждено (реестр нормативки и каталог проверенных изданий): 9</w:t>
+        <w:t>подтверждено: 9 (каталог проверенных изданий — 9)</w:t>
       </w:r>
     </w:p>
     <w:p>
@@ -22743,8 +23038,297 @@
         <w:rPr>
           <w:rFonts w:ascii="Times New Roman" w:hAnsi="Times New Roman" w:eastAsia="Times New Roman" w:cs="Times New Roman"/>
         </w:rPr>
-        <w:t>отброшено при проверке: 0 (не прошли проверку ISBN, издательства или года — 0; сверх лимита неподтверждённых — 0)</w:t>
-      </w:r>
+        <w:t>отброшено при проверке: 1 (не прошли проверку ISBN, издательства или года — 1; сверх лимита неподтверждённых — 0)</w:t>
+      </w:r>
+    </w:p>
+    <w:tbl>
+      <w:tblPr>
+        <w:tblLook w:firstColumn="1" w:firstRow="1" w:lastColumn="0" w:lastRow="0" w:noHBand="0" w:noVBand="1" w:val="04A0"/>
+        <w:tblW w:w="9778" w:type="dxa"/>
+        <w:tblLayout w:type="fixed"/>
+        <w:tblBorders>
+          <w:top w:val="single" w:sz="4" w:space="0" w:color="AAAAAA"/>
+          <w:left w:val="single" w:sz="4" w:space="0" w:color="AAAAAA"/>
+          <w:bottom w:val="single" w:sz="4" w:space="0" w:color="AAAAAA"/>
+          <w:right w:val="single" w:sz="4" w:space="0" w:color="AAAAAA"/>
+          <w:insideH w:val="single" w:sz="4" w:space="0" w:color="AAAAAA"/>
+          <w:insideV w:val="single" w:sz="4" w:space="0" w:color="AAAAAA"/>
+        </w:tblBorders>
+        <w:tblCellMar>
+          <w:top w:w="80" w:type="dxa"/>
+          <w:left w:w="120" w:type="dxa"/>
+          <w:bottom w:w="80" w:type="dxa"/>
+          <w:right w:w="120" w:type="dxa"/>
+        </w:tblCellMar>
+      </w:tblPr>
+      <w:tblGrid>
+        <w:gridCol w:w="5432"/>
+        <w:gridCol w:w="2173"/>
+        <w:gridCol w:w="2173"/>
+      </w:tblGrid>
+      <w:tr>
+        <w:trPr>
+          <w:tblHeader/>
+        </w:trPr>
+        <w:tc>
+          <w:tcPr>
+            <w:tcW w:type="dxa" w:w="5432"/>
+            <w:shd w:val="clear" w:color="auto" w:fill="F2F2F2"/>
+            <w:vAlign w:val="center"/>
+          </w:tcPr>
+          <w:p>
+            <w:pPr>
+              <w:spacing w:before="0" w:after="0" w:line="240" w:lineRule="auto"/>
+              <w:ind w:firstLine="0"/>
+              <w:jc w:val="center"/>
+            </w:pPr>
+            <w:r>
+              <w:rPr>
+                <w:rFonts w:ascii="Times New Roman" w:hAnsi="Times New Roman" w:eastAsia="Times New Roman" w:cs="Times New Roman"/>
+                <w:b/>
+                <w:sz w:val="20"/>
+              </w:rPr>
+              <w:t>Раздел</w:t>
+            </w:r>
+          </w:p>
+        </w:tc>
+        <w:tc>
+          <w:tcPr>
+            <w:tcW w:type="dxa" w:w="2173"/>
+            <w:shd w:val="clear" w:color="auto" w:fill="F2F2F2"/>
+            <w:vAlign w:val="center"/>
+          </w:tcPr>
+          <w:p>
+            <w:pPr>
+              <w:spacing w:before="0" w:after="0" w:line="240" w:lineRule="auto"/>
+              <w:ind w:firstLine="0"/>
+              <w:jc w:val="center"/>
+            </w:pPr>
+            <w:r>
+              <w:rPr>
+                <w:rFonts w:ascii="Times New Roman" w:hAnsi="Times New Roman" w:eastAsia="Times New Roman" w:cs="Times New Roman"/>
+                <w:b/>
+                <w:sz w:val="20"/>
+              </w:rPr>
+              <w:t>Подтверждено</w:t>
+            </w:r>
+          </w:p>
+        </w:tc>
+        <w:tc>
+          <w:tcPr>
+            <w:tcW w:type="dxa" w:w="2173"/>
+            <w:shd w:val="clear" w:color="auto" w:fill="F2F2F2"/>
+            <w:vAlign w:val="center"/>
+          </w:tcPr>
+          <w:p>
+            <w:pPr>
+              <w:spacing w:before="0" w:after="0" w:line="240" w:lineRule="auto"/>
+              <w:ind w:firstLine="0"/>
+              <w:jc w:val="center"/>
+            </w:pPr>
+            <w:r>
+              <w:rPr>
+                <w:rFonts w:ascii="Times New Roman" w:hAnsi="Times New Roman" w:eastAsia="Times New Roman" w:cs="Times New Roman"/>
+                <w:b/>
+                <w:sz w:val="20"/>
+              </w:rPr>
+              <w:t>Без подтверждения</w:t>
+            </w:r>
+          </w:p>
+        </w:tc>
+      </w:tr>
+      <w:tr>
+        <w:tc>
+          <w:tcPr>
+            <w:tcW w:type="dxa" w:w="5432"/>
+          </w:tcPr>
+          <w:p>
+            <w:pPr>
+              <w:spacing w:before="0" w:after="0" w:line="240" w:lineRule="auto"/>
+              <w:ind w:firstLine="0"/>
+              <w:jc w:val="left"/>
+            </w:pPr>
+            <w:r>
+              <w:rPr>
+                <w:rFonts w:ascii="Times New Roman" w:hAnsi="Times New Roman" w:eastAsia="Times New Roman" w:cs="Times New Roman"/>
+                <w:b w:val="0"/>
+                <w:sz w:val="20"/>
+              </w:rPr>
+              <w:t>Основная литература</w:t>
+            </w:r>
+          </w:p>
+        </w:tc>
+        <w:tc>
+          <w:tcPr>
+            <w:tcW w:type="dxa" w:w="2173"/>
+          </w:tcPr>
+          <w:p>
+            <w:pPr>
+              <w:spacing w:before="0" w:after="0" w:line="240" w:lineRule="auto"/>
+              <w:ind w:firstLine="0"/>
+              <w:jc w:val="center"/>
+            </w:pPr>
+            <w:r>
+              <w:rPr>
+                <w:rFonts w:ascii="Times New Roman" w:hAnsi="Times New Roman" w:eastAsia="Times New Roman" w:cs="Times New Roman"/>
+                <w:b w:val="0"/>
+                <w:sz w:val="20"/>
+              </w:rPr>
+              <w:t>3</w:t>
+            </w:r>
+          </w:p>
+        </w:tc>
+        <w:tc>
+          <w:tcPr>
+            <w:tcW w:type="dxa" w:w="2173"/>
+          </w:tcPr>
+          <w:p>
+            <w:pPr>
+              <w:spacing w:before="0" w:after="0" w:line="240" w:lineRule="auto"/>
+              <w:ind w:firstLine="0"/>
+              <w:jc w:val="center"/>
+            </w:pPr>
+            <w:r>
+              <w:rPr>
+                <w:rFonts w:ascii="Times New Roman" w:hAnsi="Times New Roman" w:eastAsia="Times New Roman" w:cs="Times New Roman"/>
+                <w:b w:val="0"/>
+                <w:sz w:val="20"/>
+              </w:rPr>
+              <w:t>0</w:t>
+            </w:r>
+          </w:p>
+        </w:tc>
+      </w:tr>
+      <w:tr>
+        <w:tc>
+          <w:tcPr>
+            <w:tcW w:type="dxa" w:w="5432"/>
+          </w:tcPr>
+          <w:p>
+            <w:pPr>
+              <w:spacing w:before="0" w:after="0" w:line="240" w:lineRule="auto"/>
+              <w:ind w:firstLine="0"/>
+              <w:jc w:val="left"/>
+            </w:pPr>
+            <w:r>
+              <w:rPr>
+                <w:rFonts w:ascii="Times New Roman" w:hAnsi="Times New Roman" w:eastAsia="Times New Roman" w:cs="Times New Roman"/>
+                <w:b w:val="0"/>
+                <w:sz w:val="20"/>
+              </w:rPr>
+              <w:t>Дополнительная литература</w:t>
+            </w:r>
+          </w:p>
+        </w:tc>
+        <w:tc>
+          <w:tcPr>
+            <w:tcW w:type="dxa" w:w="2173"/>
+          </w:tcPr>
+          <w:p>
+            <w:pPr>
+              <w:spacing w:before="0" w:after="0" w:line="240" w:lineRule="auto"/>
+              <w:ind w:firstLine="0"/>
+              <w:jc w:val="center"/>
+            </w:pPr>
+            <w:r>
+              <w:rPr>
+                <w:rFonts w:ascii="Times New Roman" w:hAnsi="Times New Roman" w:eastAsia="Times New Roman" w:cs="Times New Roman"/>
+                <w:b w:val="0"/>
+                <w:sz w:val="20"/>
+              </w:rPr>
+              <w:t>3</w:t>
+            </w:r>
+          </w:p>
+        </w:tc>
+        <w:tc>
+          <w:tcPr>
+            <w:tcW w:type="dxa" w:w="2173"/>
+          </w:tcPr>
+          <w:p>
+            <w:pPr>
+              <w:spacing w:before="0" w:after="0" w:line="240" w:lineRule="auto"/>
+              <w:ind w:firstLine="0"/>
+              <w:jc w:val="center"/>
+            </w:pPr>
+            <w:r>
+              <w:rPr>
+                <w:rFonts w:ascii="Times New Roman" w:hAnsi="Times New Roman" w:eastAsia="Times New Roman" w:cs="Times New Roman"/>
+                <w:b w:val="0"/>
+                <w:sz w:val="20"/>
+              </w:rPr>
+              <w:t>0</w:t>
+            </w:r>
+          </w:p>
+        </w:tc>
+      </w:tr>
+      <w:tr>
+        <w:tc>
+          <w:tcPr>
+            <w:tcW w:type="dxa" w:w="5432"/>
+          </w:tcPr>
+          <w:p>
+            <w:pPr>
+              <w:spacing w:before="0" w:after="0" w:line="240" w:lineRule="auto"/>
+              <w:ind w:firstLine="0"/>
+              <w:jc w:val="left"/>
+            </w:pPr>
+            <w:r>
+              <w:rPr>
+                <w:rFonts w:ascii="Times New Roman" w:hAnsi="Times New Roman" w:eastAsia="Times New Roman" w:cs="Times New Roman"/>
+                <w:b w:val="0"/>
+                <w:sz w:val="20"/>
+              </w:rPr>
+              <w:t>Интернет-ресурсы</w:t>
+            </w:r>
+          </w:p>
+        </w:tc>
+        <w:tc>
+          <w:tcPr>
+            <w:tcW w:type="dxa" w:w="2173"/>
+          </w:tcPr>
+          <w:p>
+            <w:pPr>
+              <w:spacing w:before="0" w:after="0" w:line="240" w:lineRule="auto"/>
+              <w:ind w:firstLine="0"/>
+              <w:jc w:val="center"/>
+            </w:pPr>
+            <w:r>
+              <w:rPr>
+                <w:rFonts w:ascii="Times New Roman" w:hAnsi="Times New Roman" w:eastAsia="Times New Roman" w:cs="Times New Roman"/>
+                <w:b w:val="0"/>
+                <w:sz w:val="20"/>
+              </w:rPr>
+              <w:t>3</w:t>
+            </w:r>
+          </w:p>
+        </w:tc>
+        <w:tc>
+          <w:tcPr>
+            <w:tcW w:type="dxa" w:w="2173"/>
+          </w:tcPr>
+          <w:p>
+            <w:pPr>
+              <w:spacing w:before="0" w:after="0" w:line="240" w:lineRule="auto"/>
+              <w:ind w:firstLine="0"/>
+              <w:jc w:val="center"/>
+            </w:pPr>
+            <w:r>
+              <w:rPr>
+                <w:rFonts w:ascii="Times New Roman" w:hAnsi="Times New Roman" w:eastAsia="Times New Roman" w:cs="Times New Roman"/>
+                <w:b w:val="0"/>
+                <w:sz w:val="20"/>
+              </w:rPr>
+              <w:t>0</w:t>
+            </w:r>
+          </w:p>
+        </w:tc>
+      </w:tr>
+    </w:tbl>
+    <w:p>
+      <w:pPr>
+        <w:spacing w:before="0" w:after="120"/>
+        <w:ind w:firstLine="0"/>
+      </w:pPr>
     </w:p>
     <w:p>
       <w:pPr>
@@ -22772,79 +23356,7 @@
           <w:rFonts w:ascii="Times New Roman" w:hAnsi="Times New Roman" w:eastAsia="Times New Roman" w:cs="Times New Roman"/>
           <w:b w:val="0"/>
         </w:rPr>
-        <w:t>Заполнено 26 из 26 разделов шаблона.</w:t>
-      </w:r>
-    </w:p>
-    <w:p>
-      <w:pPr>
-        <w:spacing w:before="0" w:after="120" w:line="240" w:lineRule="auto"/>
-        <w:ind w:firstLine="0"/>
-        <w:jc w:val="both"/>
-      </w:pPr>
-      <w:r>
-        <w:rPr>
-          <w:rFonts w:ascii="Times New Roman" w:hAnsi="Times New Roman" w:eastAsia="Times New Roman" w:cs="Times New Roman"/>
-          <w:b w:val="0"/>
-        </w:rPr>
-        <w:t>Все разделы шаблона заполнены.</w:t>
-      </w:r>
-    </w:p>
-    <w:p>
-      <w:pPr>
-        <w:keepNext/>
-        <w:spacing w:before="0" w:after="120" w:line="240" w:lineRule="auto"/>
-        <w:ind w:firstLine="0"/>
-        <w:jc w:val="left"/>
-      </w:pPr>
-      <w:r>
-        <w:rPr>
-          <w:rFonts w:ascii="Times New Roman" w:hAnsi="Times New Roman" w:eastAsia="Times New Roman" w:cs="Times New Roman"/>
-          <w:b/>
-        </w:rPr>
-        <w:t>Совпадение с образцом</w:t>
-      </w:r>
-    </w:p>
-    <w:p>
-      <w:pPr>
-        <w:spacing w:before="0" w:after="120" w:line="240" w:lineRule="auto"/>
-        <w:ind w:firstLine="0"/>
-        <w:jc w:val="both"/>
-      </w:pPr>
-      <w:r>
-        <w:rPr>
-          <w:rFonts w:ascii="Times New Roman" w:hAnsi="Times New Roman" w:eastAsia="Times New Roman" w:cs="Times New Roman"/>
-          <w:b w:val="0"/>
-        </w:rPr>
-        <w:t>Образец к запросу не приложен — сравнивать не с чем.</w:t>
-      </w:r>
-    </w:p>
-    <w:p>
-      <w:pPr>
-        <w:keepNext/>
-        <w:spacing w:before="0" w:after="120" w:line="240" w:lineRule="auto"/>
-        <w:ind w:firstLine="0"/>
-        <w:jc w:val="left"/>
-      </w:pPr>
-      <w:r>
-        <w:rPr>
-          <w:rFonts w:ascii="Times New Roman" w:hAnsi="Times New Roman" w:eastAsia="Times New Roman" w:cs="Times New Roman"/>
-          <w:b/>
-        </w:rPr>
-        <w:t>Смысловая проверка</w:t>
-      </w:r>
-    </w:p>
-    <w:p>
-      <w:pPr>
-        <w:spacing w:before="0" w:after="120" w:line="240" w:lineRule="auto"/>
-        <w:ind w:firstLine="0"/>
-        <w:jc w:val="both"/>
-      </w:pPr>
-      <w:r>
-        <w:rPr>
-          <w:rFonts w:ascii="Times New Roman" w:hAnsi="Times New Roman" w:eastAsia="Times New Roman" w:cs="Times New Roman"/>
-          <w:b w:val="0"/>
-        </w:rPr>
-        <w:t>Эксперт-модель проверила то, что нельзя посчитать кодом: пройдено 8 из 8 критериев. Замечания — повод перечитать соответствующий раздел.</w:t>
+        <w:t>Заполнено 26 из 26 разделов шаблона. Все разделы шаблона заполнены.</w:t>
       </w:r>
     </w:p>
     <w:tbl>
@@ -22893,7 +23405,7 @@
                 <w:b/>
                 <w:sz w:val="20"/>
               </w:rPr>
-              <w:t>Критерий</w:t>
+              <w:t>Раздел шаблона</w:t>
             </w:r>
           </w:p>
         </w:tc>
@@ -22937,7 +23449,7 @@
                 <w:b w:val="0"/>
                 <w:sz w:val="20"/>
               </w:rPr>
-              <w:t>Язык и терминология соответствуют аудитории; термины поясняются; нет жаргона.</w:t>
+              <w:t>1.1. Аннотация программы</w:t>
             </w:r>
           </w:p>
         </w:tc>
@@ -22957,7 +23469,7 @@
                 <w:b w:val="0"/>
                 <w:sz w:val="20"/>
               </w:rPr>
-              <w:t>пройдено</w:t>
+              <w:t>заполнен</w:t>
             </w:r>
           </w:p>
         </w:tc>
@@ -22979,7 +23491,7 @@
                 <w:b w:val="0"/>
                 <w:sz w:val="20"/>
               </w:rPr>
-              <w:t>Уровень, последовательность тем и входные требования соответствуют входному уровню слушателей.</w:t>
+              <w:t>1.2. Цель реализации программы</w:t>
             </w:r>
           </w:p>
         </w:tc>
@@ -22999,7 +23511,7 @@
                 <w:b w:val="0"/>
                 <w:sz w:val="20"/>
               </w:rPr>
-              <w:t>пройдено</w:t>
+              <w:t>заполнен</w:t>
             </w:r>
           </w:p>
         </w:tc>
@@ -23021,7 +23533,7 @@
                 <w:b w:val="0"/>
                 <w:sz w:val="20"/>
               </w:rPr>
-              <w:t>Результаты обучения реалистичны для объёма программы; нет обещаний сверх объёма.</w:t>
+              <w:t>1.3. Планируемые результаты обучения</w:t>
             </w:r>
           </w:p>
         </w:tc>
@@ -23041,7 +23553,7 @@
                 <w:b w:val="0"/>
                 <w:sz w:val="20"/>
               </w:rPr>
-              <w:t>пройдено</w:t>
+              <w:t>заполнен</w:t>
             </w:r>
           </w:p>
         </w:tc>
@@ -23063,7 +23575,7 @@
                 <w:b w:val="0"/>
                 <w:sz w:val="20"/>
               </w:rPr>
-              <w:t>Ситуации заданий взяты из профессиональной среды слушателей и реалистичны.</w:t>
+              <w:t>1.4. Программа разработана на основе</w:t>
             </w:r>
           </w:p>
         </w:tc>
@@ -23083,7 +23595,7 @@
                 <w:b w:val="0"/>
                 <w:sz w:val="20"/>
               </w:rPr>
-              <w:t>пройдено</w:t>
+              <w:t>заполнен</w:t>
             </w:r>
           </w:p>
         </w:tc>
@@ -23105,7 +23617,7 @@
                 <w:b w:val="0"/>
                 <w:sz w:val="20"/>
               </w:rPr>
-              <w:t>Итоговая аттестация и задания соответствуют форме из запроса; требования конкретны, критерии измеримы, пример задания выполним.</w:t>
+              <w:t>1.5. Перечень профессиональных компетенций</w:t>
             </w:r>
           </w:p>
         </w:tc>
@@ -23125,7 +23637,7 @@
                 <w:b w:val="0"/>
                 <w:sz w:val="20"/>
               </w:rPr>
-              <w:t>пройдено</w:t>
+              <w:t>заполнен</w:t>
             </w:r>
           </w:p>
         </w:tc>
@@ -23147,7 +23659,7 @@
                 <w:b w:val="0"/>
                 <w:sz w:val="20"/>
               </w:rPr>
-              <w:t>Содержание тем и лекций действительно раскрывает привязанные результаты обучения.</w:t>
+              <w:t>1.6. Требования к слушателям</w:t>
             </w:r>
           </w:p>
         </w:tc>
@@ -23167,7 +23679,7 @@
                 <w:b w:val="0"/>
                 <w:sz w:val="20"/>
               </w:rPr>
-              <w:t>пройдено</w:t>
+              <w:t>заполнен</w:t>
             </w:r>
           </w:p>
         </w:tc>
@@ -23189,7 +23701,7 @@
                 <w:b w:val="0"/>
                 <w:sz w:val="20"/>
               </w:rPr>
-              <w:t>Нет устаревших инструментов, версий и практик.</w:t>
+              <w:t>1.7. Форма обучения</w:t>
             </w:r>
           </w:p>
         </w:tc>
@@ -23209,7 +23721,7 @@
                 <w:b w:val="0"/>
                 <w:sz w:val="20"/>
               </w:rPr>
-              <w:t>пройдено</w:t>
+              <w:t>заполнен</w:t>
             </w:r>
           </w:p>
         </w:tc>
@@ -23231,7 +23743,7 @@
                 <w:b w:val="0"/>
                 <w:sz w:val="20"/>
               </w:rPr>
-              <w:t>Аннотация, цель и планируемые результаты по сути соответствуют своим разделам.</w:t>
+              <w:t>1.8. Объём программы</w:t>
             </w:r>
           </w:p>
         </w:tc>
@@ -23251,7 +23763,763 @@
                 <w:b w:val="0"/>
                 <w:sz w:val="20"/>
               </w:rPr>
-              <w:t>пройдено</w:t>
+              <w:t>заполнен</w:t>
+            </w:r>
+          </w:p>
+        </w:tc>
+      </w:tr>
+      <w:tr>
+        <w:tc>
+          <w:tcPr>
+            <w:tcW w:type="dxa" w:w="7605"/>
+          </w:tcPr>
+          <w:p>
+            <w:pPr>
+              <w:spacing w:before="0" w:after="0" w:line="240" w:lineRule="auto"/>
+              <w:ind w:firstLine="0"/>
+              <w:jc w:val="left"/>
+            </w:pPr>
+            <w:r>
+              <w:rPr>
+                <w:rFonts w:ascii="Times New Roman" w:hAnsi="Times New Roman" w:eastAsia="Times New Roman" w:cs="Times New Roman"/>
+                <w:b w:val="0"/>
+                <w:sz w:val="20"/>
+              </w:rPr>
+              <w:t>1.9. Выдаваемый документ</w:t>
+            </w:r>
+          </w:p>
+        </w:tc>
+        <w:tc>
+          <w:tcPr>
+            <w:tcW w:type="dxa" w:w="2173"/>
+          </w:tcPr>
+          <w:p>
+            <w:pPr>
+              <w:spacing w:before="0" w:after="0" w:line="240" w:lineRule="auto"/>
+              <w:ind w:firstLine="0"/>
+              <w:jc w:val="center"/>
+            </w:pPr>
+            <w:r>
+              <w:rPr>
+                <w:rFonts w:ascii="Times New Roman" w:hAnsi="Times New Roman" w:eastAsia="Times New Roman" w:cs="Times New Roman"/>
+                <w:b w:val="0"/>
+                <w:sz w:val="20"/>
+              </w:rPr>
+              <w:t>заполнен</w:t>
+            </w:r>
+          </w:p>
+        </w:tc>
+      </w:tr>
+      <w:tr>
+        <w:tc>
+          <w:tcPr>
+            <w:tcW w:type="dxa" w:w="7605"/>
+          </w:tcPr>
+          <w:p>
+            <w:pPr>
+              <w:spacing w:before="0" w:after="0" w:line="240" w:lineRule="auto"/>
+              <w:ind w:firstLine="0"/>
+              <w:jc w:val="left"/>
+            </w:pPr>
+            <w:r>
+              <w:rPr>
+                <w:rFonts w:ascii="Times New Roman" w:hAnsi="Times New Roman" w:eastAsia="Times New Roman" w:cs="Times New Roman"/>
+                <w:b w:val="0"/>
+                <w:sz w:val="20"/>
+              </w:rPr>
+              <w:t>2.1. Учебный план</w:t>
+            </w:r>
+          </w:p>
+        </w:tc>
+        <w:tc>
+          <w:tcPr>
+            <w:tcW w:type="dxa" w:w="2173"/>
+          </w:tcPr>
+          <w:p>
+            <w:pPr>
+              <w:spacing w:before="0" w:after="0" w:line="240" w:lineRule="auto"/>
+              <w:ind w:firstLine="0"/>
+              <w:jc w:val="center"/>
+            </w:pPr>
+            <w:r>
+              <w:rPr>
+                <w:rFonts w:ascii="Times New Roman" w:hAnsi="Times New Roman" w:eastAsia="Times New Roman" w:cs="Times New Roman"/>
+                <w:b w:val="0"/>
+                <w:sz w:val="20"/>
+              </w:rPr>
+              <w:t>заполнен</w:t>
+            </w:r>
+          </w:p>
+        </w:tc>
+      </w:tr>
+      <w:tr>
+        <w:tc>
+          <w:tcPr>
+            <w:tcW w:type="dxa" w:w="7605"/>
+          </w:tcPr>
+          <w:p>
+            <w:pPr>
+              <w:spacing w:before="0" w:after="0" w:line="240" w:lineRule="auto"/>
+              <w:ind w:firstLine="0"/>
+              <w:jc w:val="left"/>
+            </w:pPr>
+            <w:r>
+              <w:rPr>
+                <w:rFonts w:ascii="Times New Roman" w:hAnsi="Times New Roman" w:eastAsia="Times New Roman" w:cs="Times New Roman"/>
+                <w:b w:val="0"/>
+                <w:sz w:val="20"/>
+              </w:rPr>
+              <w:t>2.2. Учебно-тематический план</w:t>
+            </w:r>
+          </w:p>
+        </w:tc>
+        <w:tc>
+          <w:tcPr>
+            <w:tcW w:type="dxa" w:w="2173"/>
+          </w:tcPr>
+          <w:p>
+            <w:pPr>
+              <w:spacing w:before="0" w:after="0" w:line="240" w:lineRule="auto"/>
+              <w:ind w:firstLine="0"/>
+              <w:jc w:val="center"/>
+            </w:pPr>
+            <w:r>
+              <w:rPr>
+                <w:rFonts w:ascii="Times New Roman" w:hAnsi="Times New Roman" w:eastAsia="Times New Roman" w:cs="Times New Roman"/>
+                <w:b w:val="0"/>
+                <w:sz w:val="20"/>
+              </w:rPr>
+              <w:t>заполнен</w:t>
+            </w:r>
+          </w:p>
+        </w:tc>
+      </w:tr>
+      <w:tr>
+        <w:tc>
+          <w:tcPr>
+            <w:tcW w:type="dxa" w:w="7605"/>
+          </w:tcPr>
+          <w:p>
+            <w:pPr>
+              <w:spacing w:before="0" w:after="0" w:line="240" w:lineRule="auto"/>
+              <w:ind w:firstLine="0"/>
+              <w:jc w:val="left"/>
+            </w:pPr>
+            <w:r>
+              <w:rPr>
+                <w:rFonts w:ascii="Times New Roman" w:hAnsi="Times New Roman" w:eastAsia="Times New Roman" w:cs="Times New Roman"/>
+                <w:b w:val="0"/>
+                <w:sz w:val="20"/>
+              </w:rPr>
+              <w:t>2.3. Календарный учебный график</w:t>
+            </w:r>
+          </w:p>
+        </w:tc>
+        <w:tc>
+          <w:tcPr>
+            <w:tcW w:type="dxa" w:w="2173"/>
+          </w:tcPr>
+          <w:p>
+            <w:pPr>
+              <w:spacing w:before="0" w:after="0" w:line="240" w:lineRule="auto"/>
+              <w:ind w:firstLine="0"/>
+              <w:jc w:val="center"/>
+            </w:pPr>
+            <w:r>
+              <w:rPr>
+                <w:rFonts w:ascii="Times New Roman" w:hAnsi="Times New Roman" w:eastAsia="Times New Roman" w:cs="Times New Roman"/>
+                <w:b w:val="0"/>
+                <w:sz w:val="20"/>
+              </w:rPr>
+              <w:t>заполнен</w:t>
+            </w:r>
+          </w:p>
+        </w:tc>
+      </w:tr>
+      <w:tr>
+        <w:tc>
+          <w:tcPr>
+            <w:tcW w:type="dxa" w:w="7605"/>
+          </w:tcPr>
+          <w:p>
+            <w:pPr>
+              <w:spacing w:before="0" w:after="0" w:line="240" w:lineRule="auto"/>
+              <w:ind w:firstLine="0"/>
+              <w:jc w:val="left"/>
+            </w:pPr>
+            <w:r>
+              <w:rPr>
+                <w:rFonts w:ascii="Times New Roman" w:hAnsi="Times New Roman" w:eastAsia="Times New Roman" w:cs="Times New Roman"/>
+                <w:b w:val="0"/>
+                <w:sz w:val="20"/>
+              </w:rPr>
+              <w:t>2.4. Рабочая программа</w:t>
+            </w:r>
+          </w:p>
+        </w:tc>
+        <w:tc>
+          <w:tcPr>
+            <w:tcW w:type="dxa" w:w="2173"/>
+          </w:tcPr>
+          <w:p>
+            <w:pPr>
+              <w:spacing w:before="0" w:after="0" w:line="240" w:lineRule="auto"/>
+              <w:ind w:firstLine="0"/>
+              <w:jc w:val="center"/>
+            </w:pPr>
+            <w:r>
+              <w:rPr>
+                <w:rFonts w:ascii="Times New Roman" w:hAnsi="Times New Roman" w:eastAsia="Times New Roman" w:cs="Times New Roman"/>
+                <w:b w:val="0"/>
+                <w:sz w:val="20"/>
+              </w:rPr>
+              <w:t>заполнен</w:t>
+            </w:r>
+          </w:p>
+        </w:tc>
+      </w:tr>
+      <w:tr>
+        <w:tc>
+          <w:tcPr>
+            <w:tcW w:type="dxa" w:w="7605"/>
+          </w:tcPr>
+          <w:p>
+            <w:pPr>
+              <w:spacing w:before="0" w:after="0" w:line="240" w:lineRule="auto"/>
+              <w:ind w:firstLine="0"/>
+              <w:jc w:val="left"/>
+            </w:pPr>
+            <w:r>
+              <w:rPr>
+                <w:rFonts w:ascii="Times New Roman" w:hAnsi="Times New Roman" w:eastAsia="Times New Roman" w:cs="Times New Roman"/>
+                <w:b w:val="0"/>
+                <w:sz w:val="20"/>
+              </w:rPr>
+              <w:t>2.5.1. Формы аттестации</w:t>
+            </w:r>
+          </w:p>
+        </w:tc>
+        <w:tc>
+          <w:tcPr>
+            <w:tcW w:type="dxa" w:w="2173"/>
+          </w:tcPr>
+          <w:p>
+            <w:pPr>
+              <w:spacing w:before="0" w:after="0" w:line="240" w:lineRule="auto"/>
+              <w:ind w:firstLine="0"/>
+              <w:jc w:val="center"/>
+            </w:pPr>
+            <w:r>
+              <w:rPr>
+                <w:rFonts w:ascii="Times New Roman" w:hAnsi="Times New Roman" w:eastAsia="Times New Roman" w:cs="Times New Roman"/>
+                <w:b w:val="0"/>
+                <w:sz w:val="20"/>
+              </w:rPr>
+              <w:t>заполнен</w:t>
+            </w:r>
+          </w:p>
+        </w:tc>
+      </w:tr>
+      <w:tr>
+        <w:tc>
+          <w:tcPr>
+            <w:tcW w:type="dxa" w:w="7605"/>
+          </w:tcPr>
+          <w:p>
+            <w:pPr>
+              <w:spacing w:before="0" w:after="0" w:line="240" w:lineRule="auto"/>
+              <w:ind w:firstLine="0"/>
+              <w:jc w:val="left"/>
+            </w:pPr>
+            <w:r>
+              <w:rPr>
+                <w:rFonts w:ascii="Times New Roman" w:hAnsi="Times New Roman" w:eastAsia="Times New Roman" w:cs="Times New Roman"/>
+                <w:b w:val="0"/>
+                <w:sz w:val="20"/>
+              </w:rPr>
+              <w:t>2.5.2. Оценочные материалы</w:t>
+            </w:r>
+          </w:p>
+        </w:tc>
+        <w:tc>
+          <w:tcPr>
+            <w:tcW w:type="dxa" w:w="2173"/>
+          </w:tcPr>
+          <w:p>
+            <w:pPr>
+              <w:spacing w:before="0" w:after="0" w:line="240" w:lineRule="auto"/>
+              <w:ind w:firstLine="0"/>
+              <w:jc w:val="center"/>
+            </w:pPr>
+            <w:r>
+              <w:rPr>
+                <w:rFonts w:ascii="Times New Roman" w:hAnsi="Times New Roman" w:eastAsia="Times New Roman" w:cs="Times New Roman"/>
+                <w:b w:val="0"/>
+                <w:sz w:val="20"/>
+              </w:rPr>
+              <w:t>заполнен</w:t>
+            </w:r>
+          </w:p>
+        </w:tc>
+      </w:tr>
+      <w:tr>
+        <w:tc>
+          <w:tcPr>
+            <w:tcW w:type="dxa" w:w="7605"/>
+          </w:tcPr>
+          <w:p>
+            <w:pPr>
+              <w:spacing w:before="0" w:after="0" w:line="240" w:lineRule="auto"/>
+              <w:ind w:firstLine="0"/>
+              <w:jc w:val="left"/>
+            </w:pPr>
+            <w:r>
+              <w:rPr>
+                <w:rFonts w:ascii="Times New Roman" w:hAnsi="Times New Roman" w:eastAsia="Times New Roman" w:cs="Times New Roman"/>
+                <w:b w:val="0"/>
+                <w:sz w:val="20"/>
+              </w:rPr>
+              <w:t>2.5.3. Анализ удовлетворённости слушателей</w:t>
+            </w:r>
+          </w:p>
+        </w:tc>
+        <w:tc>
+          <w:tcPr>
+            <w:tcW w:type="dxa" w:w="2173"/>
+          </w:tcPr>
+          <w:p>
+            <w:pPr>
+              <w:spacing w:before="0" w:after="0" w:line="240" w:lineRule="auto"/>
+              <w:ind w:firstLine="0"/>
+              <w:jc w:val="center"/>
+            </w:pPr>
+            <w:r>
+              <w:rPr>
+                <w:rFonts w:ascii="Times New Roman" w:hAnsi="Times New Roman" w:eastAsia="Times New Roman" w:cs="Times New Roman"/>
+                <w:b w:val="0"/>
+                <w:sz w:val="20"/>
+              </w:rPr>
+              <w:t>заполнен</w:t>
+            </w:r>
+          </w:p>
+        </w:tc>
+      </w:tr>
+      <w:tr>
+        <w:tc>
+          <w:tcPr>
+            <w:tcW w:type="dxa" w:w="7605"/>
+          </w:tcPr>
+          <w:p>
+            <w:pPr>
+              <w:spacing w:before="0" w:after="0" w:line="240" w:lineRule="auto"/>
+              <w:ind w:firstLine="0"/>
+              <w:jc w:val="left"/>
+            </w:pPr>
+            <w:r>
+              <w:rPr>
+                <w:rFonts w:ascii="Times New Roman" w:hAnsi="Times New Roman" w:eastAsia="Times New Roman" w:cs="Times New Roman"/>
+                <w:b w:val="0"/>
+                <w:sz w:val="20"/>
+              </w:rPr>
+              <w:t>3.1. Материально-техническое обеспечение</w:t>
+            </w:r>
+          </w:p>
+        </w:tc>
+        <w:tc>
+          <w:tcPr>
+            <w:tcW w:type="dxa" w:w="2173"/>
+          </w:tcPr>
+          <w:p>
+            <w:pPr>
+              <w:spacing w:before="0" w:after="0" w:line="240" w:lineRule="auto"/>
+              <w:ind w:firstLine="0"/>
+              <w:jc w:val="center"/>
+            </w:pPr>
+            <w:r>
+              <w:rPr>
+                <w:rFonts w:ascii="Times New Roman" w:hAnsi="Times New Roman" w:eastAsia="Times New Roman" w:cs="Times New Roman"/>
+                <w:b w:val="0"/>
+                <w:sz w:val="20"/>
+              </w:rPr>
+              <w:t>заполнен</w:t>
+            </w:r>
+          </w:p>
+        </w:tc>
+      </w:tr>
+      <w:tr>
+        <w:tc>
+          <w:tcPr>
+            <w:tcW w:type="dxa" w:w="7605"/>
+          </w:tcPr>
+          <w:p>
+            <w:pPr>
+              <w:spacing w:before="0" w:after="0" w:line="240" w:lineRule="auto"/>
+              <w:ind w:firstLine="0"/>
+              <w:jc w:val="left"/>
+            </w:pPr>
+            <w:r>
+              <w:rPr>
+                <w:rFonts w:ascii="Times New Roman" w:hAnsi="Times New Roman" w:eastAsia="Times New Roman" w:cs="Times New Roman"/>
+                <w:b w:val="0"/>
+                <w:sz w:val="20"/>
+              </w:rPr>
+              <w:t>3.2.1. Нормативно-правовые документы</w:t>
+            </w:r>
+          </w:p>
+        </w:tc>
+        <w:tc>
+          <w:tcPr>
+            <w:tcW w:type="dxa" w:w="2173"/>
+          </w:tcPr>
+          <w:p>
+            <w:pPr>
+              <w:spacing w:before="0" w:after="0" w:line="240" w:lineRule="auto"/>
+              <w:ind w:firstLine="0"/>
+              <w:jc w:val="center"/>
+            </w:pPr>
+            <w:r>
+              <w:rPr>
+                <w:rFonts w:ascii="Times New Roman" w:hAnsi="Times New Roman" w:eastAsia="Times New Roman" w:cs="Times New Roman"/>
+                <w:b w:val="0"/>
+                <w:sz w:val="20"/>
+              </w:rPr>
+              <w:t>заполнен</w:t>
+            </w:r>
+          </w:p>
+        </w:tc>
+      </w:tr>
+      <w:tr>
+        <w:tc>
+          <w:tcPr>
+            <w:tcW w:type="dxa" w:w="7605"/>
+          </w:tcPr>
+          <w:p>
+            <w:pPr>
+              <w:spacing w:before="0" w:after="0" w:line="240" w:lineRule="auto"/>
+              <w:ind w:firstLine="0"/>
+              <w:jc w:val="left"/>
+            </w:pPr>
+            <w:r>
+              <w:rPr>
+                <w:rFonts w:ascii="Times New Roman" w:hAnsi="Times New Roman" w:eastAsia="Times New Roman" w:cs="Times New Roman"/>
+                <w:b w:val="0"/>
+                <w:sz w:val="20"/>
+              </w:rPr>
+              <w:t>3.2.2. Основная литература</w:t>
+            </w:r>
+          </w:p>
+        </w:tc>
+        <w:tc>
+          <w:tcPr>
+            <w:tcW w:type="dxa" w:w="2173"/>
+          </w:tcPr>
+          <w:p>
+            <w:pPr>
+              <w:spacing w:before="0" w:after="0" w:line="240" w:lineRule="auto"/>
+              <w:ind w:firstLine="0"/>
+              <w:jc w:val="center"/>
+            </w:pPr>
+            <w:r>
+              <w:rPr>
+                <w:rFonts w:ascii="Times New Roman" w:hAnsi="Times New Roman" w:eastAsia="Times New Roman" w:cs="Times New Roman"/>
+                <w:b w:val="0"/>
+                <w:sz w:val="20"/>
+              </w:rPr>
+              <w:t>заполнен</w:t>
+            </w:r>
+          </w:p>
+        </w:tc>
+      </w:tr>
+      <w:tr>
+        <w:tc>
+          <w:tcPr>
+            <w:tcW w:type="dxa" w:w="7605"/>
+          </w:tcPr>
+          <w:p>
+            <w:pPr>
+              <w:spacing w:before="0" w:after="0" w:line="240" w:lineRule="auto"/>
+              <w:ind w:firstLine="0"/>
+              <w:jc w:val="left"/>
+            </w:pPr>
+            <w:r>
+              <w:rPr>
+                <w:rFonts w:ascii="Times New Roman" w:hAnsi="Times New Roman" w:eastAsia="Times New Roman" w:cs="Times New Roman"/>
+                <w:b w:val="0"/>
+                <w:sz w:val="20"/>
+              </w:rPr>
+              <w:t>3.2.3. Дополнительная литература</w:t>
+            </w:r>
+          </w:p>
+        </w:tc>
+        <w:tc>
+          <w:tcPr>
+            <w:tcW w:type="dxa" w:w="2173"/>
+          </w:tcPr>
+          <w:p>
+            <w:pPr>
+              <w:spacing w:before="0" w:after="0" w:line="240" w:lineRule="auto"/>
+              <w:ind w:firstLine="0"/>
+              <w:jc w:val="center"/>
+            </w:pPr>
+            <w:r>
+              <w:rPr>
+                <w:rFonts w:ascii="Times New Roman" w:hAnsi="Times New Roman" w:eastAsia="Times New Roman" w:cs="Times New Roman"/>
+                <w:b w:val="0"/>
+                <w:sz w:val="20"/>
+              </w:rPr>
+              <w:t>заполнен</w:t>
+            </w:r>
+          </w:p>
+        </w:tc>
+      </w:tr>
+      <w:tr>
+        <w:tc>
+          <w:tcPr>
+            <w:tcW w:type="dxa" w:w="7605"/>
+          </w:tcPr>
+          <w:p>
+            <w:pPr>
+              <w:spacing w:before="0" w:after="0" w:line="240" w:lineRule="auto"/>
+              <w:ind w:firstLine="0"/>
+              <w:jc w:val="left"/>
+            </w:pPr>
+            <w:r>
+              <w:rPr>
+                <w:rFonts w:ascii="Times New Roman" w:hAnsi="Times New Roman" w:eastAsia="Times New Roman" w:cs="Times New Roman"/>
+                <w:b w:val="0"/>
+                <w:sz w:val="20"/>
+              </w:rPr>
+              <w:t>3.2.4. Интернет-ресурсы</w:t>
+            </w:r>
+          </w:p>
+        </w:tc>
+        <w:tc>
+          <w:tcPr>
+            <w:tcW w:type="dxa" w:w="2173"/>
+          </w:tcPr>
+          <w:p>
+            <w:pPr>
+              <w:spacing w:before="0" w:after="0" w:line="240" w:lineRule="auto"/>
+              <w:ind w:firstLine="0"/>
+              <w:jc w:val="center"/>
+            </w:pPr>
+            <w:r>
+              <w:rPr>
+                <w:rFonts w:ascii="Times New Roman" w:hAnsi="Times New Roman" w:eastAsia="Times New Roman" w:cs="Times New Roman"/>
+                <w:b w:val="0"/>
+                <w:sz w:val="20"/>
+              </w:rPr>
+              <w:t>заполнен</w:t>
+            </w:r>
+          </w:p>
+        </w:tc>
+      </w:tr>
+      <w:tr>
+        <w:tc>
+          <w:tcPr>
+            <w:tcW w:type="dxa" w:w="7605"/>
+          </w:tcPr>
+          <w:p>
+            <w:pPr>
+              <w:spacing w:before="0" w:after="0" w:line="240" w:lineRule="auto"/>
+              <w:ind w:firstLine="0"/>
+              <w:jc w:val="left"/>
+            </w:pPr>
+            <w:r>
+              <w:rPr>
+                <w:rFonts w:ascii="Times New Roman" w:hAnsi="Times New Roman" w:eastAsia="Times New Roman" w:cs="Times New Roman"/>
+                <w:b w:val="0"/>
+                <w:sz w:val="20"/>
+              </w:rPr>
+              <w:t>3.2.5. Программное обеспечение и информационные системы</w:t>
+            </w:r>
+          </w:p>
+        </w:tc>
+        <w:tc>
+          <w:tcPr>
+            <w:tcW w:type="dxa" w:w="2173"/>
+          </w:tcPr>
+          <w:p>
+            <w:pPr>
+              <w:spacing w:before="0" w:after="0" w:line="240" w:lineRule="auto"/>
+              <w:ind w:firstLine="0"/>
+              <w:jc w:val="center"/>
+            </w:pPr>
+            <w:r>
+              <w:rPr>
+                <w:rFonts w:ascii="Times New Roman" w:hAnsi="Times New Roman" w:eastAsia="Times New Roman" w:cs="Times New Roman"/>
+                <w:b w:val="0"/>
+                <w:sz w:val="20"/>
+              </w:rPr>
+              <w:t>заполнен</w:t>
+            </w:r>
+          </w:p>
+        </w:tc>
+      </w:tr>
+      <w:tr>
+        <w:tc>
+          <w:tcPr>
+            <w:tcW w:type="dxa" w:w="7605"/>
+          </w:tcPr>
+          <w:p>
+            <w:pPr>
+              <w:spacing w:before="0" w:after="0" w:line="240" w:lineRule="auto"/>
+              <w:ind w:firstLine="0"/>
+              <w:jc w:val="left"/>
+            </w:pPr>
+            <w:r>
+              <w:rPr>
+                <w:rFonts w:ascii="Times New Roman" w:hAnsi="Times New Roman" w:eastAsia="Times New Roman" w:cs="Times New Roman"/>
+                <w:b w:val="0"/>
+                <w:sz w:val="20"/>
+              </w:rPr>
+              <w:t>3.3. Организация образовательного процесса</w:t>
+            </w:r>
+          </w:p>
+        </w:tc>
+        <w:tc>
+          <w:tcPr>
+            <w:tcW w:type="dxa" w:w="2173"/>
+          </w:tcPr>
+          <w:p>
+            <w:pPr>
+              <w:spacing w:before="0" w:after="0" w:line="240" w:lineRule="auto"/>
+              <w:ind w:firstLine="0"/>
+              <w:jc w:val="center"/>
+            </w:pPr>
+            <w:r>
+              <w:rPr>
+                <w:rFonts w:ascii="Times New Roman" w:hAnsi="Times New Roman" w:eastAsia="Times New Roman" w:cs="Times New Roman"/>
+                <w:b w:val="0"/>
+                <w:sz w:val="20"/>
+              </w:rPr>
+              <w:t>заполнен</w:t>
+            </w:r>
+          </w:p>
+        </w:tc>
+      </w:tr>
+      <w:tr>
+        <w:tc>
+          <w:tcPr>
+            <w:tcW w:type="dxa" w:w="7605"/>
+          </w:tcPr>
+          <w:p>
+            <w:pPr>
+              <w:spacing w:before="0" w:after="0" w:line="240" w:lineRule="auto"/>
+              <w:ind w:firstLine="0"/>
+              <w:jc w:val="left"/>
+            </w:pPr>
+            <w:r>
+              <w:rPr>
+                <w:rFonts w:ascii="Times New Roman" w:hAnsi="Times New Roman" w:eastAsia="Times New Roman" w:cs="Times New Roman"/>
+                <w:b w:val="0"/>
+                <w:sz w:val="20"/>
+              </w:rPr>
+              <w:t>3.4. Кадровое обеспечение</w:t>
+            </w:r>
+          </w:p>
+        </w:tc>
+        <w:tc>
+          <w:tcPr>
+            <w:tcW w:type="dxa" w:w="2173"/>
+          </w:tcPr>
+          <w:p>
+            <w:pPr>
+              <w:spacing w:before="0" w:after="0" w:line="240" w:lineRule="auto"/>
+              <w:ind w:firstLine="0"/>
+              <w:jc w:val="center"/>
+            </w:pPr>
+            <w:r>
+              <w:rPr>
+                <w:rFonts w:ascii="Times New Roman" w:hAnsi="Times New Roman" w:eastAsia="Times New Roman" w:cs="Times New Roman"/>
+                <w:b w:val="0"/>
+                <w:sz w:val="20"/>
+              </w:rPr>
+              <w:t>заполнен</w:t>
+            </w:r>
+          </w:p>
+        </w:tc>
+      </w:tr>
+      <w:tr>
+        <w:tc>
+          <w:tcPr>
+            <w:tcW w:type="dxa" w:w="7605"/>
+          </w:tcPr>
+          <w:p>
+            <w:pPr>
+              <w:spacing w:before="0" w:after="0" w:line="240" w:lineRule="auto"/>
+              <w:ind w:firstLine="0"/>
+              <w:jc w:val="left"/>
+            </w:pPr>
+            <w:r>
+              <w:rPr>
+                <w:rFonts w:ascii="Times New Roman" w:hAnsi="Times New Roman" w:eastAsia="Times New Roman" w:cs="Times New Roman"/>
+                <w:b w:val="0"/>
+                <w:sz w:val="20"/>
+              </w:rPr>
+              <w:t>Приложение 1. Оценочные материалы текущего контроля</w:t>
+            </w:r>
+          </w:p>
+        </w:tc>
+        <w:tc>
+          <w:tcPr>
+            <w:tcW w:type="dxa" w:w="2173"/>
+          </w:tcPr>
+          <w:p>
+            <w:pPr>
+              <w:spacing w:before="0" w:after="0" w:line="240" w:lineRule="auto"/>
+              <w:ind w:firstLine="0"/>
+              <w:jc w:val="center"/>
+            </w:pPr>
+            <w:r>
+              <w:rPr>
+                <w:rFonts w:ascii="Times New Roman" w:hAnsi="Times New Roman" w:eastAsia="Times New Roman" w:cs="Times New Roman"/>
+                <w:b w:val="0"/>
+                <w:sz w:val="20"/>
+              </w:rPr>
+              <w:t>заполнен</w:t>
+            </w:r>
+          </w:p>
+        </w:tc>
+      </w:tr>
+      <w:tr>
+        <w:tc>
+          <w:tcPr>
+            <w:tcW w:type="dxa" w:w="7605"/>
+          </w:tcPr>
+          <w:p>
+            <w:pPr>
+              <w:spacing w:before="0" w:after="0" w:line="240" w:lineRule="auto"/>
+              <w:ind w:firstLine="0"/>
+              <w:jc w:val="left"/>
+            </w:pPr>
+            <w:r>
+              <w:rPr>
+                <w:rFonts w:ascii="Times New Roman" w:hAnsi="Times New Roman" w:eastAsia="Times New Roman" w:cs="Times New Roman"/>
+                <w:b w:val="0"/>
+                <w:sz w:val="20"/>
+              </w:rPr>
+              <w:t>Приложение 2. Оценочные материалы итоговой аттестации</w:t>
+            </w:r>
+          </w:p>
+        </w:tc>
+        <w:tc>
+          <w:tcPr>
+            <w:tcW w:type="dxa" w:w="2173"/>
+          </w:tcPr>
+          <w:p>
+            <w:pPr>
+              <w:spacing w:before="0" w:after="0" w:line="240" w:lineRule="auto"/>
+              <w:ind w:firstLine="0"/>
+              <w:jc w:val="center"/>
+            </w:pPr>
+            <w:r>
+              <w:rPr>
+                <w:rFonts w:ascii="Times New Roman" w:hAnsi="Times New Roman" w:eastAsia="Times New Roman" w:cs="Times New Roman"/>
+                <w:b w:val="0"/>
+                <w:sz w:val="20"/>
+              </w:rPr>
+              <w:t>заполнен</w:t>
             </w:r>
           </w:p>
         </w:tc>
@@ -23275,24 +24543,21 @@
           <w:rFonts w:ascii="Times New Roman" w:hAnsi="Times New Roman" w:eastAsia="Times New Roman" w:cs="Times New Roman"/>
           <w:b/>
         </w:rPr>
-        <w:t>Что пропущено и почему</w:t>
-      </w:r>
-    </w:p>
-    <w:p>
-      <w:pPr>
-        <w:numPr>
-          <w:ilvl w:val="0"/>
-          <w:numId w:val="4"/>
-        </w:numPr>
-        <w:spacing w:before="0" w:after="40" w:line="240" w:lineRule="auto"/>
+        <w:t>Совпадение с образцом</w:t>
+      </w:r>
+    </w:p>
+    <w:p>
+      <w:pPr>
+        <w:spacing w:before="0" w:after="120" w:line="240" w:lineRule="auto"/>
         <w:ind w:firstLine="0"/>
         <w:jc w:val="both"/>
       </w:pPr>
       <w:r>
         <w:rPr>
           <w:rFonts w:ascii="Times New Roman" w:hAnsi="Times New Roman" w:eastAsia="Times New Roman" w:cs="Times New Roman"/>
-        </w:rPr>
-        <w:t>Источников, предложенных моделью и не прошедших проверку: 1 — они не включены.</w:t>
+          <w:b w:val="0"/>
+        </w:rPr>
+        <w:t>С приложенным образцом дословно совпадает 0% текста комплекта (порог — 15%): в норме. Ошибки образца в программу не переносятся.</w:t>
       </w:r>
     </w:p>
     <w:p>
@@ -23307,7 +24572,7 @@
           <w:rFonts w:ascii="Times New Roman" w:hAnsi="Times New Roman" w:eastAsia="Times New Roman" w:cs="Times New Roman"/>
           <w:b/>
         </w:rPr>
-        <w:t>Стоимость и время</w:t>
+        <w:t>Смысловая проверка</w:t>
       </w:r>
     </w:p>
     <w:p>
@@ -23321,7 +24586,7 @@
           <w:rFonts w:ascii="Times New Roman" w:hAnsi="Times New Roman" w:eastAsia="Times New Roman" w:cs="Times New Roman"/>
           <w:b w:val="0"/>
         </w:rPr>
-        <w:t>Вызовов модели: 31, стоимость 0,00 ₽. Режим без модели: вызовы бесплатные.</w:t>
+        <w:t>Эксперт-модель проверила то, что нельзя посчитать кодом: пройдено 8 из 8 критериев. Замечания — повод перечитать соответствующий раздел.</w:t>
       </w:r>
     </w:p>
     <w:tbl>
@@ -23345,11 +24610,8 @@
         </w:tblCellMar>
       </w:tblPr>
       <w:tblGrid>
-        <w:gridCol w:w="3492"/>
-        <w:gridCol w:w="1397"/>
-        <w:gridCol w:w="2095"/>
-        <w:gridCol w:w="1397"/>
-        <w:gridCol w:w="1397"/>
+        <w:gridCol w:w="7605"/>
+        <w:gridCol w:w="2173"/>
       </w:tblGrid>
       <w:tr>
         <w:trPr>
@@ -23357,7 +24619,7 @@
         </w:trPr>
         <w:tc>
           <w:tcPr>
-            <w:tcW w:type="dxa" w:w="3492"/>
+            <w:tcW w:type="dxa" w:w="7605"/>
             <w:shd w:val="clear" w:color="auto" w:fill="F2F2F2"/>
             <w:vAlign w:val="center"/>
           </w:tcPr>
@@ -23373,13 +24635,13 @@
                 <w:b/>
                 <w:sz w:val="20"/>
               </w:rPr>
-              <w:t>Шаг</w:t>
-            </w:r>
-          </w:p>
-        </w:tc>
-        <w:tc>
-          <w:tcPr>
-            <w:tcW w:type="dxa" w:w="1397"/>
+              <w:t>Критерий</w:t>
+            </w:r>
+          </w:p>
+        </w:tc>
+        <w:tc>
+          <w:tcPr>
+            <w:tcW w:type="dxa" w:w="2173"/>
             <w:shd w:val="clear" w:color="auto" w:fill="F2F2F2"/>
             <w:vAlign w:val="center"/>
           </w:tcPr>
@@ -23395,73 +24657,7 @@
                 <w:b/>
                 <w:sz w:val="20"/>
               </w:rPr>
-              <w:t>Вызовов</w:t>
-            </w:r>
-          </w:p>
-        </w:tc>
-        <w:tc>
-          <w:tcPr>
-            <w:tcW w:type="dxa" w:w="2095"/>
-            <w:shd w:val="clear" w:color="auto" w:fill="F2F2F2"/>
-            <w:vAlign w:val="center"/>
-          </w:tcPr>
-          <w:p>
-            <w:pPr>
-              <w:spacing w:before="0" w:after="0" w:line="240" w:lineRule="auto"/>
-              <w:ind w:firstLine="0"/>
-              <w:jc w:val="center"/>
-            </w:pPr>
-            <w:r>
-              <w:rPr>
-                <w:rFonts w:ascii="Times New Roman" w:hAnsi="Times New Roman" w:eastAsia="Times New Roman" w:cs="Times New Roman"/>
-                <w:b/>
-                <w:sz w:val="20"/>
-              </w:rPr>
-              <w:t>Токены (вход / выход)</w:t>
-            </w:r>
-          </w:p>
-        </w:tc>
-        <w:tc>
-          <w:tcPr>
-            <w:tcW w:type="dxa" w:w="1397"/>
-            <w:shd w:val="clear" w:color="auto" w:fill="F2F2F2"/>
-            <w:vAlign w:val="center"/>
-          </w:tcPr>
-          <w:p>
-            <w:pPr>
-              <w:spacing w:before="0" w:after="0" w:line="240" w:lineRule="auto"/>
-              <w:ind w:firstLine="0"/>
-              <w:jc w:val="center"/>
-            </w:pPr>
-            <w:r>
-              <w:rPr>
-                <w:rFonts w:ascii="Times New Roman" w:hAnsi="Times New Roman" w:eastAsia="Times New Roman" w:cs="Times New Roman"/>
-                <w:b/>
-                <w:sz w:val="20"/>
-              </w:rPr>
-              <w:t>₽</w:t>
-            </w:r>
-          </w:p>
-        </w:tc>
-        <w:tc>
-          <w:tcPr>
-            <w:tcW w:type="dxa" w:w="1397"/>
-            <w:shd w:val="clear" w:color="auto" w:fill="F2F2F2"/>
-            <w:vAlign w:val="center"/>
-          </w:tcPr>
-          <w:p>
-            <w:pPr>
-              <w:spacing w:before="0" w:after="0" w:line="240" w:lineRule="auto"/>
-              <w:ind w:firstLine="0"/>
-              <w:jc w:val="center"/>
-            </w:pPr>
-            <w:r>
-              <w:rPr>
-                <w:rFonts w:ascii="Times New Roman" w:hAnsi="Times New Roman" w:eastAsia="Times New Roman" w:cs="Times New Roman"/>
-                <w:b/>
-                <w:sz w:val="20"/>
-              </w:rPr>
-              <w:t>с</w:t>
+              <w:t>Итог</w:t>
             </w:r>
           </w:p>
         </w:tc>
@@ -23469,7 +24665,7 @@
       <w:tr>
         <w:tc>
           <w:tcPr>
-            <w:tcW w:type="dxa" w:w="3492"/>
+            <w:tcW w:type="dxa" w:w="7605"/>
           </w:tcPr>
           <w:p>
             <w:pPr>
@@ -23483,13 +24679,13 @@
                 <w:b w:val="0"/>
                 <w:sz w:val="20"/>
               </w:rPr>
-              <w:t>Тексты программы</w:t>
-            </w:r>
-          </w:p>
-        </w:tc>
-        <w:tc>
-          <w:tcPr>
-            <w:tcW w:type="dxa" w:w="1397"/>
+              <w:t>Язык и терминология соответствуют аудитории; термины поясняются; нет жаргона.</w:t>
+            </w:r>
+          </w:p>
+        </w:tc>
+        <w:tc>
+          <w:tcPr>
+            <w:tcW w:type="dxa" w:w="2173"/>
           </w:tcPr>
           <w:p>
             <w:pPr>
@@ -23503,67 +24699,7 @@
                 <w:b w:val="0"/>
                 <w:sz w:val="20"/>
               </w:rPr>
-              <w:t>1</w:t>
-            </w:r>
-          </w:p>
-        </w:tc>
-        <w:tc>
-          <w:tcPr>
-            <w:tcW w:type="dxa" w:w="2095"/>
-          </w:tcPr>
-          <w:p>
-            <w:pPr>
-              <w:spacing w:before="0" w:after="0" w:line="240" w:lineRule="auto"/>
-              <w:ind w:firstLine="0"/>
-              <w:jc w:val="center"/>
-            </w:pPr>
-            <w:r>
-              <w:rPr>
-                <w:rFonts w:ascii="Times New Roman" w:hAnsi="Times New Roman" w:eastAsia="Times New Roman" w:cs="Times New Roman"/>
-                <w:b w:val="0"/>
-                <w:sz w:val="20"/>
-              </w:rPr>
-              <w:t>0 / 0</w:t>
-            </w:r>
-          </w:p>
-        </w:tc>
-        <w:tc>
-          <w:tcPr>
-            <w:tcW w:type="dxa" w:w="1397"/>
-          </w:tcPr>
-          <w:p>
-            <w:pPr>
-              <w:spacing w:before="0" w:after="0" w:line="240" w:lineRule="auto"/>
-              <w:ind w:firstLine="0"/>
-              <w:jc w:val="center"/>
-            </w:pPr>
-            <w:r>
-              <w:rPr>
-                <w:rFonts w:ascii="Times New Roman" w:hAnsi="Times New Roman" w:eastAsia="Times New Roman" w:cs="Times New Roman"/>
-                <w:b w:val="0"/>
-                <w:sz w:val="20"/>
-              </w:rPr>
-              <w:t>0,00</w:t>
-            </w:r>
-          </w:p>
-        </w:tc>
-        <w:tc>
-          <w:tcPr>
-            <w:tcW w:type="dxa" w:w="1397"/>
-          </w:tcPr>
-          <w:p>
-            <w:pPr>
-              <w:spacing w:before="0" w:after="0" w:line="240" w:lineRule="auto"/>
-              <w:ind w:firstLine="0"/>
-              <w:jc w:val="center"/>
-            </w:pPr>
-            <w:r>
-              <w:rPr>
-                <w:rFonts w:ascii="Times New Roman" w:hAnsi="Times New Roman" w:eastAsia="Times New Roman" w:cs="Times New Roman"/>
-                <w:b w:val="0"/>
-                <w:sz w:val="20"/>
-              </w:rPr>
-              <w:t>0</w:t>
+              <w:t>пройдено</w:t>
             </w:r>
           </w:p>
         </w:tc>
@@ -23571,7 +24707,7 @@
       <w:tr>
         <w:tc>
           <w:tcPr>
-            <w:tcW w:type="dxa" w:w="3492"/>
+            <w:tcW w:type="dxa" w:w="7605"/>
           </w:tcPr>
           <w:p>
             <w:pPr>
@@ -23582,16 +24718,16 @@
             <w:r>
               <w:rPr>
                 <w:rFonts w:ascii="Times New Roman" w:hAnsi="Times New Roman" w:eastAsia="Times New Roman" w:cs="Times New Roman"/>
-                <w:b/>
-                <w:sz w:val="20"/>
-              </w:rPr>
-              <w:t>Итоговая аттестация</w:t>
-            </w:r>
-          </w:p>
-        </w:tc>
-        <w:tc>
-          <w:tcPr>
-            <w:tcW w:type="dxa" w:w="1397"/>
+                <w:b w:val="0"/>
+                <w:sz w:val="20"/>
+              </w:rPr>
+              <w:t>Уровень, последовательность тем и входные требования соответствуют входному уровню слушателей.</w:t>
+            </w:r>
+          </w:p>
+        </w:tc>
+        <w:tc>
+          <w:tcPr>
+            <w:tcW w:type="dxa" w:w="2173"/>
           </w:tcPr>
           <w:p>
             <w:pPr>
@@ -23602,70 +24738,10 @@
             <w:r>
               <w:rPr>
                 <w:rFonts w:ascii="Times New Roman" w:hAnsi="Times New Roman" w:eastAsia="Times New Roman" w:cs="Times New Roman"/>
-                <w:b/>
-                <w:sz w:val="20"/>
-              </w:rPr>
-              <w:t>1</w:t>
-            </w:r>
-          </w:p>
-        </w:tc>
-        <w:tc>
-          <w:tcPr>
-            <w:tcW w:type="dxa" w:w="2095"/>
-          </w:tcPr>
-          <w:p>
-            <w:pPr>
-              <w:spacing w:before="0" w:after="0" w:line="240" w:lineRule="auto"/>
-              <w:ind w:firstLine="0"/>
-              <w:jc w:val="center"/>
-            </w:pPr>
-            <w:r>
-              <w:rPr>
-                <w:rFonts w:ascii="Times New Roman" w:hAnsi="Times New Roman" w:eastAsia="Times New Roman" w:cs="Times New Roman"/>
-                <w:b/>
-                <w:sz w:val="20"/>
-              </w:rPr>
-              <w:t>0 / 0</w:t>
-            </w:r>
-          </w:p>
-        </w:tc>
-        <w:tc>
-          <w:tcPr>
-            <w:tcW w:type="dxa" w:w="1397"/>
-          </w:tcPr>
-          <w:p>
-            <w:pPr>
-              <w:spacing w:before="0" w:after="0" w:line="240" w:lineRule="auto"/>
-              <w:ind w:firstLine="0"/>
-              <w:jc w:val="center"/>
-            </w:pPr>
-            <w:r>
-              <w:rPr>
-                <w:rFonts w:ascii="Times New Roman" w:hAnsi="Times New Roman" w:eastAsia="Times New Roman" w:cs="Times New Roman"/>
-                <w:b/>
-                <w:sz w:val="20"/>
-              </w:rPr>
-              <w:t>0,00</w:t>
-            </w:r>
-          </w:p>
-        </w:tc>
-        <w:tc>
-          <w:tcPr>
-            <w:tcW w:type="dxa" w:w="1397"/>
-          </w:tcPr>
-          <w:p>
-            <w:pPr>
-              <w:spacing w:before="0" w:after="0" w:line="240" w:lineRule="auto"/>
-              <w:ind w:firstLine="0"/>
-              <w:jc w:val="center"/>
-            </w:pPr>
-            <w:r>
-              <w:rPr>
-                <w:rFonts w:ascii="Times New Roman" w:hAnsi="Times New Roman" w:eastAsia="Times New Roman" w:cs="Times New Roman"/>
-                <w:b/>
-                <w:sz w:val="20"/>
-              </w:rPr>
-              <w:t>0</w:t>
+                <w:b w:val="0"/>
+                <w:sz w:val="20"/>
+              </w:rPr>
+              <w:t>пройдено</w:t>
             </w:r>
           </w:p>
         </w:tc>
@@ -23673,7 +24749,7 @@
       <w:tr>
         <w:tc>
           <w:tcPr>
-            <w:tcW w:type="dxa" w:w="3492"/>
+            <w:tcW w:type="dxa" w:w="7605"/>
           </w:tcPr>
           <w:p>
             <w:pPr>
@@ -23687,13 +24763,13 @@
                 <w:b w:val="0"/>
                 <w:sz w:val="20"/>
               </w:rPr>
-              <w:t>Литература</w:t>
-            </w:r>
-          </w:p>
-        </w:tc>
-        <w:tc>
-          <w:tcPr>
-            <w:tcW w:type="dxa" w:w="1397"/>
+              <w:t>Результаты обучения реалистичны для объёма программы; нет обещаний сверх объёма.</w:t>
+            </w:r>
+          </w:p>
+        </w:tc>
+        <w:tc>
+          <w:tcPr>
+            <w:tcW w:type="dxa" w:w="2173"/>
           </w:tcPr>
           <w:p>
             <w:pPr>
@@ -23707,67 +24783,7 @@
                 <w:b w:val="0"/>
                 <w:sz w:val="20"/>
               </w:rPr>
-              <w:t>1</w:t>
-            </w:r>
-          </w:p>
-        </w:tc>
-        <w:tc>
-          <w:tcPr>
-            <w:tcW w:type="dxa" w:w="2095"/>
-          </w:tcPr>
-          <w:p>
-            <w:pPr>
-              <w:spacing w:before="0" w:after="0" w:line="240" w:lineRule="auto"/>
-              <w:ind w:firstLine="0"/>
-              <w:jc w:val="center"/>
-            </w:pPr>
-            <w:r>
-              <w:rPr>
-                <w:rFonts w:ascii="Times New Roman" w:hAnsi="Times New Roman" w:eastAsia="Times New Roman" w:cs="Times New Roman"/>
-                <w:b w:val="0"/>
-                <w:sz w:val="20"/>
-              </w:rPr>
-              <w:t>0 / 0</w:t>
-            </w:r>
-          </w:p>
-        </w:tc>
-        <w:tc>
-          <w:tcPr>
-            <w:tcW w:type="dxa" w:w="1397"/>
-          </w:tcPr>
-          <w:p>
-            <w:pPr>
-              <w:spacing w:before="0" w:after="0" w:line="240" w:lineRule="auto"/>
-              <w:ind w:firstLine="0"/>
-              <w:jc w:val="center"/>
-            </w:pPr>
-            <w:r>
-              <w:rPr>
-                <w:rFonts w:ascii="Times New Roman" w:hAnsi="Times New Roman" w:eastAsia="Times New Roman" w:cs="Times New Roman"/>
-                <w:b w:val="0"/>
-                <w:sz w:val="20"/>
-              </w:rPr>
-              <w:t>0,00</w:t>
-            </w:r>
-          </w:p>
-        </w:tc>
-        <w:tc>
-          <w:tcPr>
-            <w:tcW w:type="dxa" w:w="1397"/>
-          </w:tcPr>
-          <w:p>
-            <w:pPr>
-              <w:spacing w:before="0" w:after="0" w:line="240" w:lineRule="auto"/>
-              <w:ind w:firstLine="0"/>
-              <w:jc w:val="center"/>
-            </w:pPr>
-            <w:r>
-              <w:rPr>
-                <w:rFonts w:ascii="Times New Roman" w:hAnsi="Times New Roman" w:eastAsia="Times New Roman" w:cs="Times New Roman"/>
-                <w:b w:val="0"/>
-                <w:sz w:val="20"/>
-              </w:rPr>
-              <w:t>0</w:t>
+              <w:t>пройдено</w:t>
             </w:r>
           </w:p>
         </w:tc>
@@ -23775,7 +24791,7 @@
       <w:tr>
         <w:tc>
           <w:tcPr>
-            <w:tcW w:type="dxa" w:w="3492"/>
+            <w:tcW w:type="dxa" w:w="7605"/>
           </w:tcPr>
           <w:p>
             <w:pPr>
@@ -23789,13 +24805,13 @@
                 <w:b w:val="0"/>
                 <w:sz w:val="20"/>
               </w:rPr>
-              <w:t>Рабочая программа модулей</w:t>
-            </w:r>
-          </w:p>
-        </w:tc>
-        <w:tc>
-          <w:tcPr>
-            <w:tcW w:type="dxa" w:w="1397"/>
+              <w:t>Ситуации заданий взяты из профессиональной среды слушателей и реалистичны.</w:t>
+            </w:r>
+          </w:p>
+        </w:tc>
+        <w:tc>
+          <w:tcPr>
+            <w:tcW w:type="dxa" w:w="2173"/>
           </w:tcPr>
           <w:p>
             <w:pPr>
@@ -23809,67 +24825,7 @@
                 <w:b w:val="0"/>
                 <w:sz w:val="20"/>
               </w:rPr>
-              <w:t>6</w:t>
-            </w:r>
-          </w:p>
-        </w:tc>
-        <w:tc>
-          <w:tcPr>
-            <w:tcW w:type="dxa" w:w="2095"/>
-          </w:tcPr>
-          <w:p>
-            <w:pPr>
-              <w:spacing w:before="0" w:after="0" w:line="240" w:lineRule="auto"/>
-              <w:ind w:firstLine="0"/>
-              <w:jc w:val="center"/>
-            </w:pPr>
-            <w:r>
-              <w:rPr>
-                <w:rFonts w:ascii="Times New Roman" w:hAnsi="Times New Roman" w:eastAsia="Times New Roman" w:cs="Times New Roman"/>
-                <w:b w:val="0"/>
-                <w:sz w:val="20"/>
-              </w:rPr>
-              <w:t>0 / 0</w:t>
-            </w:r>
-          </w:p>
-        </w:tc>
-        <w:tc>
-          <w:tcPr>
-            <w:tcW w:type="dxa" w:w="1397"/>
-          </w:tcPr>
-          <w:p>
-            <w:pPr>
-              <w:spacing w:before="0" w:after="0" w:line="240" w:lineRule="auto"/>
-              <w:ind w:firstLine="0"/>
-              <w:jc w:val="center"/>
-            </w:pPr>
-            <w:r>
-              <w:rPr>
-                <w:rFonts w:ascii="Times New Roman" w:hAnsi="Times New Roman" w:eastAsia="Times New Roman" w:cs="Times New Roman"/>
-                <w:b w:val="0"/>
-                <w:sz w:val="20"/>
-              </w:rPr>
-              <w:t>0,00</w:t>
-            </w:r>
-          </w:p>
-        </w:tc>
-        <w:tc>
-          <w:tcPr>
-            <w:tcW w:type="dxa" w:w="1397"/>
-          </w:tcPr>
-          <w:p>
-            <w:pPr>
-              <w:spacing w:before="0" w:after="0" w:line="240" w:lineRule="auto"/>
-              <w:ind w:firstLine="0"/>
-              <w:jc w:val="center"/>
-            </w:pPr>
-            <w:r>
-              <w:rPr>
-                <w:rFonts w:ascii="Times New Roman" w:hAnsi="Times New Roman" w:eastAsia="Times New Roman" w:cs="Times New Roman"/>
-                <w:b w:val="0"/>
-                <w:sz w:val="20"/>
-              </w:rPr>
-              <w:t>0</w:t>
+              <w:t>пройдено</w:t>
             </w:r>
           </w:p>
         </w:tc>
@@ -23877,7 +24833,7 @@
       <w:tr>
         <w:tc>
           <w:tcPr>
-            <w:tcW w:type="dxa" w:w="3492"/>
+            <w:tcW w:type="dxa" w:w="7605"/>
           </w:tcPr>
           <w:p>
             <w:pPr>
@@ -23891,13 +24847,13 @@
                 <w:b w:val="0"/>
                 <w:sz w:val="20"/>
               </w:rPr>
-              <w:t>Лекции</w:t>
-            </w:r>
-          </w:p>
-        </w:tc>
-        <w:tc>
-          <w:tcPr>
-            <w:tcW w:type="dxa" w:w="1397"/>
+              <w:t>Итоговая аттестация и задания соответствуют форме из запроса; требования конкретны, критерии измеримы, пример задания выполним.</w:t>
+            </w:r>
+          </w:p>
+        </w:tc>
+        <w:tc>
+          <w:tcPr>
+            <w:tcW w:type="dxa" w:w="2173"/>
           </w:tcPr>
           <w:p>
             <w:pPr>
@@ -23911,67 +24867,7 @@
                 <w:b w:val="0"/>
                 <w:sz w:val="20"/>
               </w:rPr>
-              <w:t>6</w:t>
-            </w:r>
-          </w:p>
-        </w:tc>
-        <w:tc>
-          <w:tcPr>
-            <w:tcW w:type="dxa" w:w="2095"/>
-          </w:tcPr>
-          <w:p>
-            <w:pPr>
-              <w:spacing w:before="0" w:after="0" w:line="240" w:lineRule="auto"/>
-              <w:ind w:firstLine="0"/>
-              <w:jc w:val="center"/>
-            </w:pPr>
-            <w:r>
-              <w:rPr>
-                <w:rFonts w:ascii="Times New Roman" w:hAnsi="Times New Roman" w:eastAsia="Times New Roman" w:cs="Times New Roman"/>
-                <w:b w:val="0"/>
-                <w:sz w:val="20"/>
-              </w:rPr>
-              <w:t>0 / 0</w:t>
-            </w:r>
-          </w:p>
-        </w:tc>
-        <w:tc>
-          <w:tcPr>
-            <w:tcW w:type="dxa" w:w="1397"/>
-          </w:tcPr>
-          <w:p>
-            <w:pPr>
-              <w:spacing w:before="0" w:after="0" w:line="240" w:lineRule="auto"/>
-              <w:ind w:firstLine="0"/>
-              <w:jc w:val="center"/>
-            </w:pPr>
-            <w:r>
-              <w:rPr>
-                <w:rFonts w:ascii="Times New Roman" w:hAnsi="Times New Roman" w:eastAsia="Times New Roman" w:cs="Times New Roman"/>
-                <w:b w:val="0"/>
-                <w:sz w:val="20"/>
-              </w:rPr>
-              <w:t>0,00</w:t>
-            </w:r>
-          </w:p>
-        </w:tc>
-        <w:tc>
-          <w:tcPr>
-            <w:tcW w:type="dxa" w:w="1397"/>
-          </w:tcPr>
-          <w:p>
-            <w:pPr>
-              <w:spacing w:before="0" w:after="0" w:line="240" w:lineRule="auto"/>
-              <w:ind w:firstLine="0"/>
-              <w:jc w:val="center"/>
-            </w:pPr>
-            <w:r>
-              <w:rPr>
-                <w:rFonts w:ascii="Times New Roman" w:hAnsi="Times New Roman" w:eastAsia="Times New Roman" w:cs="Times New Roman"/>
-                <w:b w:val="0"/>
-                <w:sz w:val="20"/>
-              </w:rPr>
-              <w:t>0</w:t>
+              <w:t>пройдено</w:t>
             </w:r>
           </w:p>
         </w:tc>
@@ -23979,7 +24875,7 @@
       <w:tr>
         <w:tc>
           <w:tcPr>
-            <w:tcW w:type="dxa" w:w="3492"/>
+            <w:tcW w:type="dxa" w:w="7605"/>
           </w:tcPr>
           <w:p>
             <w:pPr>
@@ -23993,13 +24889,13 @@
                 <w:b w:val="0"/>
                 <w:sz w:val="20"/>
               </w:rPr>
-              <w:t>Практические задания</w:t>
-            </w:r>
-          </w:p>
-        </w:tc>
-        <w:tc>
-          <w:tcPr>
-            <w:tcW w:type="dxa" w:w="1397"/>
+              <w:t>Содержание тем и лекций действительно раскрывает привязанные результаты обучения.</w:t>
+            </w:r>
+          </w:p>
+        </w:tc>
+        <w:tc>
+          <w:tcPr>
+            <w:tcW w:type="dxa" w:w="2173"/>
           </w:tcPr>
           <w:p>
             <w:pPr>
@@ -24013,67 +24909,7 @@
                 <w:b w:val="0"/>
                 <w:sz w:val="20"/>
               </w:rPr>
-              <w:t>6</w:t>
-            </w:r>
-          </w:p>
-        </w:tc>
-        <w:tc>
-          <w:tcPr>
-            <w:tcW w:type="dxa" w:w="2095"/>
-          </w:tcPr>
-          <w:p>
-            <w:pPr>
-              <w:spacing w:before="0" w:after="0" w:line="240" w:lineRule="auto"/>
-              <w:ind w:firstLine="0"/>
-              <w:jc w:val="center"/>
-            </w:pPr>
-            <w:r>
-              <w:rPr>
-                <w:rFonts w:ascii="Times New Roman" w:hAnsi="Times New Roman" w:eastAsia="Times New Roman" w:cs="Times New Roman"/>
-                <w:b w:val="0"/>
-                <w:sz w:val="20"/>
-              </w:rPr>
-              <w:t>0 / 0</w:t>
-            </w:r>
-          </w:p>
-        </w:tc>
-        <w:tc>
-          <w:tcPr>
-            <w:tcW w:type="dxa" w:w="1397"/>
-          </w:tcPr>
-          <w:p>
-            <w:pPr>
-              <w:spacing w:before="0" w:after="0" w:line="240" w:lineRule="auto"/>
-              <w:ind w:firstLine="0"/>
-              <w:jc w:val="center"/>
-            </w:pPr>
-            <w:r>
-              <w:rPr>
-                <w:rFonts w:ascii="Times New Roman" w:hAnsi="Times New Roman" w:eastAsia="Times New Roman" w:cs="Times New Roman"/>
-                <w:b w:val="0"/>
-                <w:sz w:val="20"/>
-              </w:rPr>
-              <w:t>0,00</w:t>
-            </w:r>
-          </w:p>
-        </w:tc>
-        <w:tc>
-          <w:tcPr>
-            <w:tcW w:type="dxa" w:w="1397"/>
-          </w:tcPr>
-          <w:p>
-            <w:pPr>
-              <w:spacing w:before="0" w:after="0" w:line="240" w:lineRule="auto"/>
-              <w:ind w:firstLine="0"/>
-              <w:jc w:val="center"/>
-            </w:pPr>
-            <w:r>
-              <w:rPr>
-                <w:rFonts w:ascii="Times New Roman" w:hAnsi="Times New Roman" w:eastAsia="Times New Roman" w:cs="Times New Roman"/>
-                <w:b w:val="0"/>
-                <w:sz w:val="20"/>
-              </w:rPr>
-              <w:t>0</w:t>
+              <w:t>пройдено</w:t>
             </w:r>
           </w:p>
         </w:tc>
@@ -24081,7 +24917,7 @@
       <w:tr>
         <w:tc>
           <w:tcPr>
-            <w:tcW w:type="dxa" w:w="3492"/>
+            <w:tcW w:type="dxa" w:w="7605"/>
           </w:tcPr>
           <w:p>
             <w:pPr>
@@ -24095,13 +24931,13 @@
                 <w:b w:val="0"/>
                 <w:sz w:val="20"/>
               </w:rPr>
-              <w:t>Тесты</w:t>
-            </w:r>
-          </w:p>
-        </w:tc>
-        <w:tc>
-          <w:tcPr>
-            <w:tcW w:type="dxa" w:w="1397"/>
+              <w:t>Нет устаревших инструментов, версий и практик.</w:t>
+            </w:r>
+          </w:p>
+        </w:tc>
+        <w:tc>
+          <w:tcPr>
+            <w:tcW w:type="dxa" w:w="2173"/>
           </w:tcPr>
           <w:p>
             <w:pPr>
@@ -24115,67 +24951,7 @@
                 <w:b w:val="0"/>
                 <w:sz w:val="20"/>
               </w:rPr>
-              <w:t>6</w:t>
-            </w:r>
-          </w:p>
-        </w:tc>
-        <w:tc>
-          <w:tcPr>
-            <w:tcW w:type="dxa" w:w="2095"/>
-          </w:tcPr>
-          <w:p>
-            <w:pPr>
-              <w:spacing w:before="0" w:after="0" w:line="240" w:lineRule="auto"/>
-              <w:ind w:firstLine="0"/>
-              <w:jc w:val="center"/>
-            </w:pPr>
-            <w:r>
-              <w:rPr>
-                <w:rFonts w:ascii="Times New Roman" w:hAnsi="Times New Roman" w:eastAsia="Times New Roman" w:cs="Times New Roman"/>
-                <w:b w:val="0"/>
-                <w:sz w:val="20"/>
-              </w:rPr>
-              <w:t>0 / 0</w:t>
-            </w:r>
-          </w:p>
-        </w:tc>
-        <w:tc>
-          <w:tcPr>
-            <w:tcW w:type="dxa" w:w="1397"/>
-          </w:tcPr>
-          <w:p>
-            <w:pPr>
-              <w:spacing w:before="0" w:after="0" w:line="240" w:lineRule="auto"/>
-              <w:ind w:firstLine="0"/>
-              <w:jc w:val="center"/>
-            </w:pPr>
-            <w:r>
-              <w:rPr>
-                <w:rFonts w:ascii="Times New Roman" w:hAnsi="Times New Roman" w:eastAsia="Times New Roman" w:cs="Times New Roman"/>
-                <w:b w:val="0"/>
-                <w:sz w:val="20"/>
-              </w:rPr>
-              <w:t>0,00</w:t>
-            </w:r>
-          </w:p>
-        </w:tc>
-        <w:tc>
-          <w:tcPr>
-            <w:tcW w:type="dxa" w:w="1397"/>
-          </w:tcPr>
-          <w:p>
-            <w:pPr>
-              <w:spacing w:before="0" w:after="0" w:line="240" w:lineRule="auto"/>
-              <w:ind w:firstLine="0"/>
-              <w:jc w:val="center"/>
-            </w:pPr>
-            <w:r>
-              <w:rPr>
-                <w:rFonts w:ascii="Times New Roman" w:hAnsi="Times New Roman" w:eastAsia="Times New Roman" w:cs="Times New Roman"/>
-                <w:b w:val="0"/>
-                <w:sz w:val="20"/>
-              </w:rPr>
-              <w:t>0</w:t>
+              <w:t>пройдено</w:t>
             </w:r>
           </w:p>
         </w:tc>
@@ -24183,7 +24959,7 @@
       <w:tr>
         <w:tc>
           <w:tcPr>
-            <w:tcW w:type="dxa" w:w="3492"/>
+            <w:tcW w:type="dxa" w:w="7605"/>
           </w:tcPr>
           <w:p>
             <w:pPr>
@@ -24197,13 +24973,13 @@
                 <w:b w:val="0"/>
                 <w:sz w:val="20"/>
               </w:rPr>
-              <w:t>Добор недостающего</w:t>
-            </w:r>
-          </w:p>
-        </w:tc>
-        <w:tc>
-          <w:tcPr>
-            <w:tcW w:type="dxa" w:w="1397"/>
+              <w:t>Аннотация, цель и планируемые результаты по сути соответствуют своим разделам.</w:t>
+            </w:r>
+          </w:p>
+        </w:tc>
+        <w:tc>
+          <w:tcPr>
+            <w:tcW w:type="dxa" w:w="2173"/>
           </w:tcPr>
           <w:p>
             <w:pPr>
@@ -24217,270 +24993,7 @@
                 <w:b w:val="0"/>
                 <w:sz w:val="20"/>
               </w:rPr>
-              <w:t>3</w:t>
-            </w:r>
-          </w:p>
-        </w:tc>
-        <w:tc>
-          <w:tcPr>
-            <w:tcW w:type="dxa" w:w="2095"/>
-          </w:tcPr>
-          <w:p>
-            <w:pPr>
-              <w:spacing w:before="0" w:after="0" w:line="240" w:lineRule="auto"/>
-              <w:ind w:firstLine="0"/>
-              <w:jc w:val="center"/>
-            </w:pPr>
-            <w:r>
-              <w:rPr>
-                <w:rFonts w:ascii="Times New Roman" w:hAnsi="Times New Roman" w:eastAsia="Times New Roman" w:cs="Times New Roman"/>
-                <w:b w:val="0"/>
-                <w:sz w:val="20"/>
-              </w:rPr>
-              <w:t>0 / 0</w:t>
-            </w:r>
-          </w:p>
-        </w:tc>
-        <w:tc>
-          <w:tcPr>
-            <w:tcW w:type="dxa" w:w="1397"/>
-          </w:tcPr>
-          <w:p>
-            <w:pPr>
-              <w:spacing w:before="0" w:after="0" w:line="240" w:lineRule="auto"/>
-              <w:ind w:firstLine="0"/>
-              <w:jc w:val="center"/>
-            </w:pPr>
-            <w:r>
-              <w:rPr>
-                <w:rFonts w:ascii="Times New Roman" w:hAnsi="Times New Roman" w:eastAsia="Times New Roman" w:cs="Times New Roman"/>
-                <w:b w:val="0"/>
-                <w:sz w:val="20"/>
-              </w:rPr>
-              <w:t>0,00</w:t>
-            </w:r>
-          </w:p>
-        </w:tc>
-        <w:tc>
-          <w:tcPr>
-            <w:tcW w:type="dxa" w:w="1397"/>
-          </w:tcPr>
-          <w:p>
-            <w:pPr>
-              <w:spacing w:before="0" w:after="0" w:line="240" w:lineRule="auto"/>
-              <w:ind w:firstLine="0"/>
-              <w:jc w:val="center"/>
-            </w:pPr>
-            <w:r>
-              <w:rPr>
-                <w:rFonts w:ascii="Times New Roman" w:hAnsi="Times New Roman" w:eastAsia="Times New Roman" w:cs="Times New Roman"/>
-                <w:b w:val="0"/>
-                <w:sz w:val="20"/>
-              </w:rPr>
-              <w:t>0</w:t>
-            </w:r>
-          </w:p>
-        </w:tc>
-      </w:tr>
-      <w:tr>
-        <w:tc>
-          <w:tcPr>
-            <w:tcW w:type="dxa" w:w="3492"/>
-          </w:tcPr>
-          <w:p>
-            <w:pPr>
-              <w:spacing w:before="0" w:after="0" w:line="240" w:lineRule="auto"/>
-              <w:ind w:firstLine="0"/>
-              <w:jc w:val="left"/>
-            </w:pPr>
-            <w:r>
-              <w:rPr>
-                <w:rFonts w:ascii="Times New Roman" w:hAnsi="Times New Roman" w:eastAsia="Times New Roman" w:cs="Times New Roman"/>
-                <w:b w:val="0"/>
-                <w:sz w:val="20"/>
-              </w:rPr>
-              <w:t>Смысловая проверка</w:t>
-            </w:r>
-          </w:p>
-        </w:tc>
-        <w:tc>
-          <w:tcPr>
-            <w:tcW w:type="dxa" w:w="1397"/>
-          </w:tcPr>
-          <w:p>
-            <w:pPr>
-              <w:spacing w:before="0" w:after="0" w:line="240" w:lineRule="auto"/>
-              <w:ind w:firstLine="0"/>
-              <w:jc w:val="center"/>
-            </w:pPr>
-            <w:r>
-              <w:rPr>
-                <w:rFonts w:ascii="Times New Roman" w:hAnsi="Times New Roman" w:eastAsia="Times New Roman" w:cs="Times New Roman"/>
-                <w:b w:val="0"/>
-                <w:sz w:val="20"/>
-              </w:rPr>
-              <w:t>1</w:t>
-            </w:r>
-          </w:p>
-        </w:tc>
-        <w:tc>
-          <w:tcPr>
-            <w:tcW w:type="dxa" w:w="2095"/>
-          </w:tcPr>
-          <w:p>
-            <w:pPr>
-              <w:spacing w:before="0" w:after="0" w:line="240" w:lineRule="auto"/>
-              <w:ind w:firstLine="0"/>
-              <w:jc w:val="center"/>
-            </w:pPr>
-            <w:r>
-              <w:rPr>
-                <w:rFonts w:ascii="Times New Roman" w:hAnsi="Times New Roman" w:eastAsia="Times New Roman" w:cs="Times New Roman"/>
-                <w:b w:val="0"/>
-                <w:sz w:val="20"/>
-              </w:rPr>
-              <w:t>0 / 0</w:t>
-            </w:r>
-          </w:p>
-        </w:tc>
-        <w:tc>
-          <w:tcPr>
-            <w:tcW w:type="dxa" w:w="1397"/>
-          </w:tcPr>
-          <w:p>
-            <w:pPr>
-              <w:spacing w:before="0" w:after="0" w:line="240" w:lineRule="auto"/>
-              <w:ind w:firstLine="0"/>
-              <w:jc w:val="center"/>
-            </w:pPr>
-            <w:r>
-              <w:rPr>
-                <w:rFonts w:ascii="Times New Roman" w:hAnsi="Times New Roman" w:eastAsia="Times New Roman" w:cs="Times New Roman"/>
-                <w:b w:val="0"/>
-                <w:sz w:val="20"/>
-              </w:rPr>
-              <w:t>0,00</w:t>
-            </w:r>
-          </w:p>
-        </w:tc>
-        <w:tc>
-          <w:tcPr>
-            <w:tcW w:type="dxa" w:w="1397"/>
-          </w:tcPr>
-          <w:p>
-            <w:pPr>
-              <w:spacing w:before="0" w:after="0" w:line="240" w:lineRule="auto"/>
-              <w:ind w:firstLine="0"/>
-              <w:jc w:val="center"/>
-            </w:pPr>
-            <w:r>
-              <w:rPr>
-                <w:rFonts w:ascii="Times New Roman" w:hAnsi="Times New Roman" w:eastAsia="Times New Roman" w:cs="Times New Roman"/>
-                <w:b w:val="0"/>
-                <w:sz w:val="20"/>
-              </w:rPr>
-              <w:t>0</w:t>
-            </w:r>
-          </w:p>
-        </w:tc>
-      </w:tr>
-      <w:tr>
-        <w:tc>
-          <w:tcPr>
-            <w:tcW w:type="dxa" w:w="3492"/>
-          </w:tcPr>
-          <w:p>
-            <w:pPr>
-              <w:spacing w:before="0" w:after="0" w:line="240" w:lineRule="auto"/>
-              <w:ind w:firstLine="0"/>
-              <w:jc w:val="left"/>
-            </w:pPr>
-            <w:r>
-              <w:rPr>
-                <w:rFonts w:ascii="Times New Roman" w:hAnsi="Times New Roman" w:eastAsia="Times New Roman" w:cs="Times New Roman"/>
-                <w:b/>
-                <w:sz w:val="20"/>
-              </w:rPr>
-              <w:t>Итого</w:t>
-            </w:r>
-          </w:p>
-        </w:tc>
-        <w:tc>
-          <w:tcPr>
-            <w:tcW w:type="dxa" w:w="1397"/>
-          </w:tcPr>
-          <w:p>
-            <w:pPr>
-              <w:spacing w:before="0" w:after="0" w:line="240" w:lineRule="auto"/>
-              <w:ind w:firstLine="0"/>
-              <w:jc w:val="center"/>
-            </w:pPr>
-            <w:r>
-              <w:rPr>
-                <w:rFonts w:ascii="Times New Roman" w:hAnsi="Times New Roman" w:eastAsia="Times New Roman" w:cs="Times New Roman"/>
-                <w:b/>
-                <w:sz w:val="20"/>
-              </w:rPr>
-              <w:t>31</w:t>
-            </w:r>
-          </w:p>
-        </w:tc>
-        <w:tc>
-          <w:tcPr>
-            <w:tcW w:type="dxa" w:w="2095"/>
-          </w:tcPr>
-          <w:p>
-            <w:pPr>
-              <w:spacing w:before="0" w:after="0" w:line="240" w:lineRule="auto"/>
-              <w:ind w:firstLine="0"/>
-              <w:jc w:val="center"/>
-            </w:pPr>
-            <w:r>
-              <w:rPr>
-                <w:rFonts w:ascii="Times New Roman" w:hAnsi="Times New Roman" w:eastAsia="Times New Roman" w:cs="Times New Roman"/>
-                <w:b/>
-                <w:sz w:val="20"/>
-              </w:rPr>
-            </w:r>
-          </w:p>
-        </w:tc>
-        <w:tc>
-          <w:tcPr>
-            <w:tcW w:type="dxa" w:w="1397"/>
-          </w:tcPr>
-          <w:p>
-            <w:pPr>
-              <w:spacing w:before="0" w:after="0" w:line="240" w:lineRule="auto"/>
-              <w:ind w:firstLine="0"/>
-              <w:jc w:val="center"/>
-            </w:pPr>
-            <w:r>
-              <w:rPr>
-                <w:rFonts w:ascii="Times New Roman" w:hAnsi="Times New Roman" w:eastAsia="Times New Roman" w:cs="Times New Roman"/>
-                <w:b/>
-                <w:sz w:val="20"/>
-              </w:rPr>
-              <w:t>0,00</w:t>
-            </w:r>
-          </w:p>
-        </w:tc>
-        <w:tc>
-          <w:tcPr>
-            <w:tcW w:type="dxa" w:w="1397"/>
-          </w:tcPr>
-          <w:p>
-            <w:pPr>
-              <w:spacing w:before="0" w:after="0" w:line="240" w:lineRule="auto"/>
-              <w:ind w:firstLine="0"/>
-              <w:jc w:val="center"/>
-            </w:pPr>
-            <w:r>
-              <w:rPr>
-                <w:rFonts w:ascii="Times New Roman" w:hAnsi="Times New Roman" w:eastAsia="Times New Roman" w:cs="Times New Roman"/>
-                <w:b/>
-                <w:sz w:val="20"/>
-              </w:rPr>
-              <w:t>0</w:t>
+              <w:t>пройдено</w:t>
             </w:r>
           </w:p>
         </w:tc>
@@ -24504,6 +25017,38 @@
           <w:rFonts w:ascii="Times New Roman" w:hAnsi="Times New Roman" w:eastAsia="Times New Roman" w:cs="Times New Roman"/>
           <w:b/>
         </w:rPr>
+        <w:t>Что пропущено и почему</w:t>
+      </w:r>
+    </w:p>
+    <w:p>
+      <w:pPr>
+        <w:numPr>
+          <w:ilvl w:val="0"/>
+          <w:numId w:val="4"/>
+        </w:numPr>
+        <w:spacing w:before="0" w:after="40" w:line="240" w:lineRule="auto"/>
+        <w:ind w:firstLine="0"/>
+        <w:jc w:val="both"/>
+      </w:pPr>
+      <w:r>
+        <w:rPr>
+          <w:rFonts w:ascii="Times New Roman" w:hAnsi="Times New Roman" w:eastAsia="Times New Roman" w:cs="Times New Roman"/>
+        </w:rPr>
+        <w:t>Источников, предложенных моделью и не прошедших проверку: 1 — они не включены.</w:t>
+      </w:r>
+    </w:p>
+    <w:p>
+      <w:pPr>
+        <w:keepNext/>
+        <w:spacing w:before="0" w:after="120" w:line="240" w:lineRule="auto"/>
+        <w:ind w:firstLine="0"/>
+        <w:jc w:val="left"/>
+      </w:pPr>
+      <w:r>
+        <w:rPr>
+          <w:rFonts w:ascii="Times New Roman" w:hAnsi="Times New Roman" w:eastAsia="Times New Roman" w:cs="Times New Roman"/>
+          <w:b/>
+        </w:rPr>
         <w:t>Полная версия</w:t>
       </w:r>
     </w:p>
@@ -24518,7 +25063,7 @@
           <w:rFonts w:ascii="Times New Roman" w:hAnsi="Times New Roman" w:eastAsia="Times New Roman" w:cs="Times New Roman"/>
           <w:b w:val="0"/>
         </w:rPr>
-        <w:t>Полная версия отчёта — файл report.md: в ней дословные формулировки замечаний к образцу, цитаты приложенного образца, комментарии смысловой проверки и отброшенные источники. В программу они не включаются.</w:t>
+        <w:t>Полная версия отчёта — файл report.md: в ней дословные формулировки замечаний к образцу, цитаты приложенного образца, комментарии смысловой проверки, отброшенные источники и стоимость сборки. В программу они не включаются.</w:t>
       </w:r>
     </w:p>
     <w:sectPr>

--- a/eval/samples/q3/program.docx
+++ b/eval/samples/q3/program.docx
@@ -12703,7 +12703,7 @@
           <w:rFonts w:ascii="Times New Roman" w:hAnsi="Times New Roman" w:eastAsia="Times New Roman" w:cs="Times New Roman"/>
           <w:b w:val="0"/>
         </w:rPr>
-        <w:t>1. Вопрос 1 по результату «Знать основные типы данных Python и структуры таблиц pandas»: какое утверждение верно?</w:t>
+        <w:t>1. Вопрос 1 к результату «Знать основные типы данных Python и стру»: что верно о исходных данных с точки зрения практики?</w:t>
       </w:r>
     </w:p>
     <w:p>
@@ -12717,7 +12717,7 @@
           <w:rFonts w:ascii="Times New Roman" w:hAnsi="Times New Roman" w:eastAsia="Times New Roman" w:cs="Times New Roman"/>
           <w:b w:val="0"/>
         </w:rPr>
-        <w:t>а) Утверждение В к вопросу 1</w:t>
+        <w:t>а) Утверждение Б к вопросу 1</w:t>
       </w:r>
     </w:p>
     <w:p>
@@ -12731,7 +12731,7 @@
           <w:rFonts w:ascii="Times New Roman" w:hAnsi="Times New Roman" w:eastAsia="Times New Roman" w:cs="Times New Roman"/>
           <w:b w:val="0"/>
         </w:rPr>
-        <w:t>б) Утверждение Г к вопросу 1</w:t>
+        <w:t>б) Утверждение В к вопросу 1</w:t>
       </w:r>
     </w:p>
     <w:p>
@@ -12745,7 +12745,7 @@
           <w:rFonts w:ascii="Times New Roman" w:hAnsi="Times New Roman" w:eastAsia="Times New Roman" w:cs="Times New Roman"/>
           <w:b w:val="0"/>
         </w:rPr>
-        <w:t>в) Утверждение А к вопросу 1</w:t>
+        <w:t>в) Утверждение Г к вопросу 1</w:t>
       </w:r>
     </w:p>
     <w:p>
@@ -12759,7 +12759,7 @@
           <w:rFonts w:ascii="Times New Roman" w:hAnsi="Times New Roman" w:eastAsia="Times New Roman" w:cs="Times New Roman"/>
           <w:b w:val="0"/>
         </w:rPr>
-        <w:t>г) Утверждение Б к вопросу 1</w:t>
+        <w:t>г) Утверждение А к вопросу 1</w:t>
       </w:r>
     </w:p>
     <w:p>
@@ -12774,7 +12774,7 @@
           <w:b w:val="0"/>
           <w:sz w:val="20"/>
         </w:rPr>
-        <w:t>Ответ: в</w:t>
+        <w:t>Ответ: г</w:t>
       </w:r>
     </w:p>
     <w:p>
@@ -12789,7 +12789,7 @@
           <w:rFonts w:ascii="Times New Roman" w:hAnsi="Times New Roman" w:eastAsia="Times New Roman" w:cs="Times New Roman"/>
           <w:b w:val="0"/>
         </w:rPr>
-        <w:t>2. Вопрос 2 по результату «Знать основные типы данных Python и структуры таблиц pandas»: какое утверждение верно?</w:t>
+        <w:t>2. Вопрос 2 к результату «Знать основные типы данных Python и стру»: что верно о порядке действий с точки зрения безопасности?</w:t>
       </w:r>
     </w:p>
     <w:p>
@@ -12875,7 +12875,7 @@
           <w:rFonts w:ascii="Times New Roman" w:hAnsi="Times New Roman" w:eastAsia="Times New Roman" w:cs="Times New Roman"/>
           <w:b w:val="0"/>
         </w:rPr>
-        <w:t>3. Вопрос 3 по результату «Уметь загружать, очищать и объединять таблицы в pandas»: какое утверждение верно?</w:t>
+        <w:t>3. Вопрос 3 к результату «Уметь загружать, очищать и объединять та»: что верно о типичной ошибке с точки зрения сроков?</w:t>
       </w:r>
     </w:p>
     <w:p>
@@ -12961,7 +12961,7 @@
           <w:rFonts w:ascii="Times New Roman" w:hAnsi="Times New Roman" w:eastAsia="Times New Roman" w:cs="Times New Roman"/>
           <w:b w:val="0"/>
         </w:rPr>
-        <w:t>4. Вопрос 4 по результату «Уметь загружать, очищать и объединять таблицы в pandas»: какое утверждение верно?</w:t>
+        <w:t>4. Вопрос 4 к результату «Уметь загружать, очищать и объединять та»: что верно о проверке результата с точки зрения документации?</w:t>
       </w:r>
     </w:p>
     <w:p>
@@ -13808,7 +13808,7 @@
           <w:rFonts w:ascii="Times New Roman" w:hAnsi="Times New Roman" w:eastAsia="Times New Roman" w:cs="Times New Roman"/>
           <w:b w:val="0"/>
         </w:rPr>
-        <w:t>1. Вопрос 2 по результату «Уметь загружать, очищать и объединять таблицы в pandas»: какое утверждение верно?</w:t>
+        <w:t>1. Вопрос 5 к результату «Знать основные типы данных Python и стру»: что верно о назначении инструмента с точки зрения надёжности?</w:t>
       </w:r>
     </w:p>
     <w:p>
@@ -13822,7 +13822,7 @@
           <w:rFonts w:ascii="Times New Roman" w:hAnsi="Times New Roman" w:eastAsia="Times New Roman" w:cs="Times New Roman"/>
           <w:b w:val="0"/>
         </w:rPr>
-        <w:t>а) Утверждение Б к вопросу 2</w:t>
+        <w:t>а) Утверждение В к вопросу 5</w:t>
       </w:r>
     </w:p>
     <w:p>
@@ -13836,7 +13836,7 @@
           <w:rFonts w:ascii="Times New Roman" w:hAnsi="Times New Roman" w:eastAsia="Times New Roman" w:cs="Times New Roman"/>
           <w:b w:val="0"/>
         </w:rPr>
-        <w:t>б) Утверждение В к вопросу 2</w:t>
+        <w:t>б) Утверждение Г к вопросу 5</w:t>
       </w:r>
     </w:p>
     <w:p>
@@ -13850,7 +13850,7 @@
           <w:rFonts w:ascii="Times New Roman" w:hAnsi="Times New Roman" w:eastAsia="Times New Roman" w:cs="Times New Roman"/>
           <w:b w:val="0"/>
         </w:rPr>
-        <w:t>в) Утверждение Г к вопросу 2</w:t>
+        <w:t>в) Утверждение А к вопросу 5</w:t>
       </w:r>
     </w:p>
     <w:p>
@@ -13864,7 +13864,7 @@
           <w:rFonts w:ascii="Times New Roman" w:hAnsi="Times New Roman" w:eastAsia="Times New Roman" w:cs="Times New Roman"/>
           <w:b w:val="0"/>
         </w:rPr>
-        <w:t>г) Утверждение А к вопросу 2</w:t>
+        <w:t>г) Утверждение Б к вопросу 5</w:t>
       </w:r>
     </w:p>
     <w:p>
@@ -13879,7 +13879,7 @@
           <w:b w:val="0"/>
           <w:sz w:val="20"/>
         </w:rPr>
-        <w:t>Ответ: а</w:t>
+        <w:t>Ответ: в</w:t>
       </w:r>
     </w:p>
     <w:p>
@@ -13894,7 +13894,7 @@
           <w:rFonts w:ascii="Times New Roman" w:hAnsi="Times New Roman" w:eastAsia="Times New Roman" w:cs="Times New Roman"/>
           <w:b w:val="0"/>
         </w:rPr>
-        <w:t>2. Вопрос 3 по результату «Владеть приёмами подготовки банковских данных к анализу»: какое утверждение верно?</w:t>
+        <w:t>2. Вопрос 6 к результату «Уметь загружать, очищать и объединять та»: что верно о ограничениях метода с точки зрения удобства?</w:t>
       </w:r>
     </w:p>
     <w:p>
@@ -13908,7 +13908,7 @@
           <w:rFonts w:ascii="Times New Roman" w:hAnsi="Times New Roman" w:eastAsia="Times New Roman" w:cs="Times New Roman"/>
           <w:b w:val="0"/>
         </w:rPr>
-        <w:t>а) Утверждение Б к вопросу 3</w:t>
+        <w:t>а) Утверждение Г к вопросу 6</w:t>
       </w:r>
     </w:p>
     <w:p>
@@ -13922,7 +13922,7 @@
           <w:rFonts w:ascii="Times New Roman" w:hAnsi="Times New Roman" w:eastAsia="Times New Roman" w:cs="Times New Roman"/>
           <w:b w:val="0"/>
         </w:rPr>
-        <w:t>б) Утверждение В к вопросу 3</w:t>
+        <w:t>б) Утверждение А к вопросу 6</w:t>
       </w:r>
     </w:p>
     <w:p>
@@ -13936,7 +13936,7 @@
           <w:rFonts w:ascii="Times New Roman" w:hAnsi="Times New Roman" w:eastAsia="Times New Roman" w:cs="Times New Roman"/>
           <w:b w:val="0"/>
         </w:rPr>
-        <w:t>в) Утверждение Г к вопросу 3</w:t>
+        <w:t>в) Утверждение Б к вопросу 6</w:t>
       </w:r>
     </w:p>
     <w:p>
@@ -13950,7 +13950,7 @@
           <w:rFonts w:ascii="Times New Roman" w:hAnsi="Times New Roman" w:eastAsia="Times New Roman" w:cs="Times New Roman"/>
           <w:b w:val="0"/>
         </w:rPr>
-        <w:t>г) Утверждение А к вопросу 3</w:t>
+        <w:t>г) Утверждение В к вопросу 6</w:t>
       </w:r>
     </w:p>
     <w:p>
@@ -13965,7 +13965,7 @@
           <w:b w:val="0"/>
           <w:sz w:val="20"/>
         </w:rPr>
-        <w:t>Ответ: б</w:t>
+        <w:t>Ответ: в</w:t>
       </w:r>
     </w:p>
     <w:p>
@@ -13980,7 +13980,7 @@
           <w:rFonts w:ascii="Times New Roman" w:hAnsi="Times New Roman" w:eastAsia="Times New Roman" w:cs="Times New Roman"/>
           <w:b w:val="0"/>
         </w:rPr>
-        <w:t>3. Вопрос 4 по результату «Владеть приёмами подготовки банковских данных к анализу»: какое утверждение верно?</w:t>
+        <w:t>3. Вопрос 7 к результату «Владеть приёмами подготовки банковских д»: что верно о выборе решения с точки зрения стоимости?</w:t>
       </w:r>
     </w:p>
     <w:p>
@@ -13994,7 +13994,7 @@
           <w:rFonts w:ascii="Times New Roman" w:hAnsi="Times New Roman" w:eastAsia="Times New Roman" w:cs="Times New Roman"/>
           <w:b w:val="0"/>
         </w:rPr>
-        <w:t>а) Утверждение Б к вопросу 4</w:t>
+        <w:t>а) Утверждение Б к вопросу 7</w:t>
       </w:r>
     </w:p>
     <w:p>
@@ -14008,7 +14008,7 @@
           <w:rFonts w:ascii="Times New Roman" w:hAnsi="Times New Roman" w:eastAsia="Times New Roman" w:cs="Times New Roman"/>
           <w:b w:val="0"/>
         </w:rPr>
-        <w:t>б) Утверждение В к вопросу 4</w:t>
+        <w:t>б) Утверждение В к вопросу 7</w:t>
       </w:r>
     </w:p>
     <w:p>
@@ -14022,7 +14022,7 @@
           <w:rFonts w:ascii="Times New Roman" w:hAnsi="Times New Roman" w:eastAsia="Times New Roman" w:cs="Times New Roman"/>
           <w:b w:val="0"/>
         </w:rPr>
-        <w:t>в) Утверждение Г к вопросу 4</w:t>
+        <w:t>в) Утверждение Г к вопросу 7</w:t>
       </w:r>
     </w:p>
     <w:p>
@@ -14036,7 +14036,7 @@
           <w:rFonts w:ascii="Times New Roman" w:hAnsi="Times New Roman" w:eastAsia="Times New Roman" w:cs="Times New Roman"/>
           <w:b w:val="0"/>
         </w:rPr>
-        <w:t>г) Утверждение А к вопросу 4</w:t>
+        <w:t>г) Утверждение А к вопросу 7</w:t>
       </w:r>
     </w:p>
     <w:p>
@@ -14051,7 +14051,7 @@
           <w:b w:val="0"/>
           <w:sz w:val="20"/>
         </w:rPr>
-        <w:t>Ответ: в</w:t>
+        <w:t>Ответ: б</w:t>
       </w:r>
     </w:p>
     <w:p>
@@ -14066,7 +14066,7 @@
           <w:rFonts w:ascii="Times New Roman" w:hAnsi="Times New Roman" w:eastAsia="Times New Roman" w:cs="Times New Roman"/>
           <w:b w:val="0"/>
         </w:rPr>
-        <w:t>4. Вопрос 1 по результату «результат обучения»: какое утверждение верно?</w:t>
+        <w:t>4. Вопрос 8 к результату «Владеть приёмами подготовки банковских д»: что верно о оформлении вывода с точки зрения практики?</w:t>
       </w:r>
     </w:p>
     <w:p>
@@ -14080,7 +14080,7 @@
           <w:rFonts w:ascii="Times New Roman" w:hAnsi="Times New Roman" w:eastAsia="Times New Roman" w:cs="Times New Roman"/>
           <w:b w:val="0"/>
         </w:rPr>
-        <w:t>а) Утверждение А к вопросу 1 ()</w:t>
+        <w:t>а) Утверждение Б к вопросу 8</w:t>
       </w:r>
     </w:p>
     <w:p>
@@ -14094,7 +14094,7 @@
           <w:rFonts w:ascii="Times New Roman" w:hAnsi="Times New Roman" w:eastAsia="Times New Roman" w:cs="Times New Roman"/>
           <w:b w:val="0"/>
         </w:rPr>
-        <w:t>б) Утверждение Б к вопросу 1 ()</w:t>
+        <w:t>б) Утверждение В к вопросу 8</w:t>
       </w:r>
     </w:p>
     <w:p>
@@ -14108,7 +14108,7 @@
           <w:rFonts w:ascii="Times New Roman" w:hAnsi="Times New Roman" w:eastAsia="Times New Roman" w:cs="Times New Roman"/>
           <w:b w:val="0"/>
         </w:rPr>
-        <w:t>в) Утверждение В к вопросу 1 ()</w:t>
+        <w:t>в) Утверждение Г к вопросу 8</w:t>
       </w:r>
     </w:p>
     <w:p>
@@ -14122,7 +14122,7 @@
           <w:rFonts w:ascii="Times New Roman" w:hAnsi="Times New Roman" w:eastAsia="Times New Roman" w:cs="Times New Roman"/>
           <w:b w:val="0"/>
         </w:rPr>
-        <w:t>г) Утверждение Г к вопросу 1 ()</w:t>
+        <w:t>г) Утверждение А к вопросу 8</w:t>
       </w:r>
     </w:p>
     <w:p>
@@ -14137,7 +14137,7 @@
           <w:b w:val="0"/>
           <w:sz w:val="20"/>
         </w:rPr>
-        <w:t>Ответ: а</w:t>
+        <w:t>Ответ: в</w:t>
       </w:r>
     </w:p>
     <w:p>
@@ -14913,7 +14913,7 @@
           <w:rFonts w:ascii="Times New Roman" w:hAnsi="Times New Roman" w:eastAsia="Times New Roman" w:cs="Times New Roman"/>
           <w:b w:val="0"/>
         </w:rPr>
-        <w:t>1. Вопрос 1 по результату «Знать устройство реляционных баз данных и язык запросов SQL»: какое утверждение верно?</w:t>
+        <w:t>1. Вопрос 9 к результату «Знать устройство реляционных баз данных »: что верно о настройке параметров с точки зрения безопасности?</w:t>
       </w:r>
     </w:p>
     <w:p>
@@ -14927,7 +14927,7 @@
           <w:rFonts w:ascii="Times New Roman" w:hAnsi="Times New Roman" w:eastAsia="Times New Roman" w:cs="Times New Roman"/>
           <w:b w:val="0"/>
         </w:rPr>
-        <w:t>а) Утверждение А к вопросу 1</w:t>
+        <w:t>а) Утверждение В к вопросу 9</w:t>
       </w:r>
     </w:p>
     <w:p>
@@ -14941,7 +14941,7 @@
           <w:rFonts w:ascii="Times New Roman" w:hAnsi="Times New Roman" w:eastAsia="Times New Roman" w:cs="Times New Roman"/>
           <w:b w:val="0"/>
         </w:rPr>
-        <w:t>б) Утверждение Б к вопросу 1</w:t>
+        <w:t>б) Утверждение Г к вопросу 9</w:t>
       </w:r>
     </w:p>
     <w:p>
@@ -14955,7 +14955,7 @@
           <w:rFonts w:ascii="Times New Roman" w:hAnsi="Times New Roman" w:eastAsia="Times New Roman" w:cs="Times New Roman"/>
           <w:b w:val="0"/>
         </w:rPr>
-        <w:t>в) Утверждение В к вопросу 1</w:t>
+        <w:t>в) Утверждение А к вопросу 9</w:t>
       </w:r>
     </w:p>
     <w:p>
@@ -14969,7 +14969,7 @@
           <w:rFonts w:ascii="Times New Roman" w:hAnsi="Times New Roman" w:eastAsia="Times New Roman" w:cs="Times New Roman"/>
           <w:b w:val="0"/>
         </w:rPr>
-        <w:t>г) Утверждение Г к вопросу 1</w:t>
+        <w:t>г) Утверждение Б к вопросу 9</w:t>
       </w:r>
     </w:p>
     <w:p>
@@ -14984,7 +14984,7 @@
           <w:b w:val="0"/>
           <w:sz w:val="20"/>
         </w:rPr>
-        <w:t>Ответ: а</w:t>
+        <w:t>Ответ: в</w:t>
       </w:r>
     </w:p>
     <w:p>
@@ -14999,7 +14999,7 @@
           <w:rFonts w:ascii="Times New Roman" w:hAnsi="Times New Roman" w:eastAsia="Times New Roman" w:cs="Times New Roman"/>
           <w:b w:val="0"/>
         </w:rPr>
-        <w:t>2. Вопрос 2 по результату «Знать устройство реляционных баз данных и язык запросов SQL»: какое утверждение верно?</w:t>
+        <w:t>2. Вопрос 10 к результату «Знать устройство реляционных баз данных »: что верно о критериях качества с точки зрения сроков?</w:t>
       </w:r>
     </w:p>
     <w:p>
@@ -15013,7 +15013,7 @@
           <w:rFonts w:ascii="Times New Roman" w:hAnsi="Times New Roman" w:eastAsia="Times New Roman" w:cs="Times New Roman"/>
           <w:b w:val="0"/>
         </w:rPr>
-        <w:t>а) Утверждение А к вопросу 2</w:t>
+        <w:t>а) Утверждение А к вопросу 10</w:t>
       </w:r>
     </w:p>
     <w:p>
@@ -15027,7 +15027,7 @@
           <w:rFonts w:ascii="Times New Roman" w:hAnsi="Times New Roman" w:eastAsia="Times New Roman" w:cs="Times New Roman"/>
           <w:b w:val="0"/>
         </w:rPr>
-        <w:t>б) Утверждение Б к вопросу 2</w:t>
+        <w:t>б) Утверждение Б к вопросу 10</w:t>
       </w:r>
     </w:p>
     <w:p>
@@ -15041,7 +15041,7 @@
           <w:rFonts w:ascii="Times New Roman" w:hAnsi="Times New Roman" w:eastAsia="Times New Roman" w:cs="Times New Roman"/>
           <w:b w:val="0"/>
         </w:rPr>
-        <w:t>в) Утверждение В к вопросу 2</w:t>
+        <w:t>в) Утверждение В к вопросу 10</w:t>
       </w:r>
     </w:p>
     <w:p>
@@ -15055,7 +15055,7 @@
           <w:rFonts w:ascii="Times New Roman" w:hAnsi="Times New Roman" w:eastAsia="Times New Roman" w:cs="Times New Roman"/>
           <w:b w:val="0"/>
         </w:rPr>
-        <w:t>г) Утверждение Г к вопросу 2</w:t>
+        <w:t>г) Утверждение Г к вопросу 10</w:t>
       </w:r>
     </w:p>
     <w:p>
@@ -15085,7 +15085,7 @@
           <w:rFonts w:ascii="Times New Roman" w:hAnsi="Times New Roman" w:eastAsia="Times New Roman" w:cs="Times New Roman"/>
           <w:b w:val="0"/>
         </w:rPr>
-        <w:t>3. Вопрос 3 по результату «Уметь писать запросы с фильтрами, объединениями и группировк»: какое утверждение верно?</w:t>
+        <w:t>3. Вопрос 11 к результату «Уметь писать запросы с фильтрами, объеди»: что верно о исходных данных с точки зрения документации?</w:t>
       </w:r>
     </w:p>
     <w:p>
@@ -15099,7 +15099,7 @@
           <w:rFonts w:ascii="Times New Roman" w:hAnsi="Times New Roman" w:eastAsia="Times New Roman" w:cs="Times New Roman"/>
           <w:b w:val="0"/>
         </w:rPr>
-        <w:t>а) Утверждение А к вопросу 3</w:t>
+        <w:t>а) Утверждение Г к вопросу 11</w:t>
       </w:r>
     </w:p>
     <w:p>
@@ -15113,7 +15113,7 @@
           <w:rFonts w:ascii="Times New Roman" w:hAnsi="Times New Roman" w:eastAsia="Times New Roman" w:cs="Times New Roman"/>
           <w:b w:val="0"/>
         </w:rPr>
-        <w:t>б) Утверждение Б к вопросу 3</w:t>
+        <w:t>б) Утверждение А к вопросу 11</w:t>
       </w:r>
     </w:p>
     <w:p>
@@ -15127,7 +15127,7 @@
           <w:rFonts w:ascii="Times New Roman" w:hAnsi="Times New Roman" w:eastAsia="Times New Roman" w:cs="Times New Roman"/>
           <w:b w:val="0"/>
         </w:rPr>
-        <w:t>в) Утверждение В к вопросу 3</w:t>
+        <w:t>в) Утверждение Б к вопросу 11</w:t>
       </w:r>
     </w:p>
     <w:p>
@@ -15141,7 +15141,7 @@
           <w:rFonts w:ascii="Times New Roman" w:hAnsi="Times New Roman" w:eastAsia="Times New Roman" w:cs="Times New Roman"/>
           <w:b w:val="0"/>
         </w:rPr>
-        <w:t>г) Утверждение Г к вопросу 3</w:t>
+        <w:t>г) Утверждение В к вопросу 11</w:t>
       </w:r>
     </w:p>
     <w:p>
@@ -15156,7 +15156,7 @@
           <w:b w:val="0"/>
           <w:sz w:val="20"/>
         </w:rPr>
-        <w:t>Ответ: в</w:t>
+        <w:t>Ответ: г</w:t>
       </w:r>
     </w:p>
     <w:p>
@@ -15171,7 +15171,7 @@
           <w:rFonts w:ascii="Times New Roman" w:hAnsi="Times New Roman" w:eastAsia="Times New Roman" w:cs="Times New Roman"/>
           <w:b w:val="0"/>
         </w:rPr>
-        <w:t>4. Вопрос 4 по результату «Уметь писать запросы с фильтрами, объединениями и группировк»: какое утверждение верно?</w:t>
+        <w:t>4. Вопрос 12 к результату «Уметь писать запросы с фильтрами, объеди»: что верно о порядке действий с точки зрения надёжности?</w:t>
       </w:r>
     </w:p>
     <w:p>
@@ -15185,7 +15185,7 @@
           <w:rFonts w:ascii="Times New Roman" w:hAnsi="Times New Roman" w:eastAsia="Times New Roman" w:cs="Times New Roman"/>
           <w:b w:val="0"/>
         </w:rPr>
-        <w:t>а) Утверждение Г к вопросу 4</w:t>
+        <w:t>а) Утверждение Б к вопросу 12</w:t>
       </w:r>
     </w:p>
     <w:p>
@@ -15199,7 +15199,7 @@
           <w:rFonts w:ascii="Times New Roman" w:hAnsi="Times New Roman" w:eastAsia="Times New Roman" w:cs="Times New Roman"/>
           <w:b w:val="0"/>
         </w:rPr>
-        <w:t>б) Утверждение А к вопросу 4</w:t>
+        <w:t>б) Утверждение В к вопросу 12</w:t>
       </w:r>
     </w:p>
     <w:p>
@@ -15213,7 +15213,7 @@
           <w:rFonts w:ascii="Times New Roman" w:hAnsi="Times New Roman" w:eastAsia="Times New Roman" w:cs="Times New Roman"/>
           <w:b w:val="0"/>
         </w:rPr>
-        <w:t>в) Утверждение Б к вопросу 4</w:t>
+        <w:t>в) Утверждение Г к вопросу 12</w:t>
       </w:r>
     </w:p>
     <w:p>
@@ -15227,7 +15227,7 @@
           <w:rFonts w:ascii="Times New Roman" w:hAnsi="Times New Roman" w:eastAsia="Times New Roman" w:cs="Times New Roman"/>
           <w:b w:val="0"/>
         </w:rPr>
-        <w:t>г) Утверждение В к вопросу 4</w:t>
+        <w:t>г) Утверждение А к вопросу 12</w:t>
       </w:r>
     </w:p>
     <w:p>
@@ -15242,7 +15242,7 @@
           <w:b w:val="0"/>
           <w:sz w:val="20"/>
         </w:rPr>
-        <w:t>Ответ: а</w:t>
+        <w:t>Ответ: в</w:t>
       </w:r>
     </w:p>
     <w:p>
@@ -15257,7 +15257,7 @@
           <w:rFonts w:ascii="Times New Roman" w:hAnsi="Times New Roman" w:eastAsia="Times New Roman" w:cs="Times New Roman"/>
           <w:b w:val="0"/>
         </w:rPr>
-        <w:t>5. Вопрос 5 по результату «Владеть навыком выгрузки нужных данных из базы банка»: какое утверждение верно?</w:t>
+        <w:t>5. Вопрос 13 к результату «Владеть навыком выгрузки нужных данных и»: что верно о типичной ошибке с точки зрения удобства?</w:t>
       </w:r>
     </w:p>
     <w:p>
@@ -15271,7 +15271,7 @@
           <w:rFonts w:ascii="Times New Roman" w:hAnsi="Times New Roman" w:eastAsia="Times New Roman" w:cs="Times New Roman"/>
           <w:b w:val="0"/>
         </w:rPr>
-        <w:t>а) Утверждение А к вопросу 5</w:t>
+        <w:t>а) Утверждение А к вопросу 13</w:t>
       </w:r>
     </w:p>
     <w:p>
@@ -15285,7 +15285,7 @@
           <w:rFonts w:ascii="Times New Roman" w:hAnsi="Times New Roman" w:eastAsia="Times New Roman" w:cs="Times New Roman"/>
           <w:b w:val="0"/>
         </w:rPr>
-        <w:t>б) Утверждение Б к вопросу 5</w:t>
+        <w:t>б) Утверждение Б к вопросу 13</w:t>
       </w:r>
     </w:p>
     <w:p>
@@ -15299,7 +15299,7 @@
           <w:rFonts w:ascii="Times New Roman" w:hAnsi="Times New Roman" w:eastAsia="Times New Roman" w:cs="Times New Roman"/>
           <w:b w:val="0"/>
         </w:rPr>
-        <w:t>в) Утверждение В к вопросу 5</w:t>
+        <w:t>в) Утверждение В к вопросу 13</w:t>
       </w:r>
     </w:p>
     <w:p>
@@ -15313,7 +15313,7 @@
           <w:rFonts w:ascii="Times New Roman" w:hAnsi="Times New Roman" w:eastAsia="Times New Roman" w:cs="Times New Roman"/>
           <w:b w:val="0"/>
         </w:rPr>
-        <w:t>г) Утверждение Г к вопросу 5</w:t>
+        <w:t>г) Утверждение Г к вопросу 13</w:t>
       </w:r>
     </w:p>
     <w:p>
@@ -15343,7 +15343,7 @@
           <w:rFonts w:ascii="Times New Roman" w:hAnsi="Times New Roman" w:eastAsia="Times New Roman" w:cs="Times New Roman"/>
           <w:b w:val="0"/>
         </w:rPr>
-        <w:t>6. Вопрос 6 по результату «Владеть навыком выгрузки нужных данных из базы банка»: какое утверждение верно?</w:t>
+        <w:t>6. Вопрос 14 к результату «Владеть навыком выгрузки нужных данных и»: что верно о проверке результата с точки зрения стоимости?</w:t>
       </w:r>
     </w:p>
     <w:p>
@@ -15357,7 +15357,7 @@
           <w:rFonts w:ascii="Times New Roman" w:hAnsi="Times New Roman" w:eastAsia="Times New Roman" w:cs="Times New Roman"/>
           <w:b w:val="0"/>
         </w:rPr>
-        <w:t>а) Утверждение В к вопросу 6</w:t>
+        <w:t>а) Утверждение В к вопросу 14</w:t>
       </w:r>
     </w:p>
     <w:p>
@@ -15371,7 +15371,7 @@
           <w:rFonts w:ascii="Times New Roman" w:hAnsi="Times New Roman" w:eastAsia="Times New Roman" w:cs="Times New Roman"/>
           <w:b w:val="0"/>
         </w:rPr>
-        <w:t>б) Утверждение Г к вопросу 6</w:t>
+        <w:t>б) Утверждение Г к вопросу 14</w:t>
       </w:r>
     </w:p>
     <w:p>
@@ -15385,7 +15385,7 @@
           <w:rFonts w:ascii="Times New Roman" w:hAnsi="Times New Roman" w:eastAsia="Times New Roman" w:cs="Times New Roman"/>
           <w:b w:val="0"/>
         </w:rPr>
-        <w:t>в) Утверждение А к вопросу 6</w:t>
+        <w:t>в) Утверждение А к вопросу 14</w:t>
       </w:r>
     </w:p>
     <w:p>
@@ -15399,7 +15399,7 @@
           <w:rFonts w:ascii="Times New Roman" w:hAnsi="Times New Roman" w:eastAsia="Times New Roman" w:cs="Times New Roman"/>
           <w:b w:val="0"/>
         </w:rPr>
-        <w:t>г) Утверждение Б к вопросу 6</w:t>
+        <w:t>г) Утверждение Б к вопросу 14</w:t>
       </w:r>
     </w:p>
     <w:p>
@@ -15951,7 +15951,7 @@
           <w:rFonts w:ascii="Times New Roman" w:hAnsi="Times New Roman" w:eastAsia="Times New Roman" w:cs="Times New Roman"/>
           <w:b w:val="0"/>
         </w:rPr>
-        <w:t>1. Вопрос 1 по результату «Знать основные статистические показатели и виды графиков»: какое утверждение верно?</w:t>
+        <w:t>1. Вопрос 15 к результату «Знать основные статистические показатели»: что верно о назначении инструмента с точки зрения практики?</w:t>
       </w:r>
     </w:p>
     <w:p>
@@ -15965,7 +15965,7 @@
           <w:rFonts w:ascii="Times New Roman" w:hAnsi="Times New Roman" w:eastAsia="Times New Roman" w:cs="Times New Roman"/>
           <w:b w:val="0"/>
         </w:rPr>
-        <w:t>а) Утверждение Б к вопросу 1</w:t>
+        <w:t>а) Утверждение В к вопросу 15</w:t>
       </w:r>
     </w:p>
     <w:p>
@@ -15979,7 +15979,7 @@
           <w:rFonts w:ascii="Times New Roman" w:hAnsi="Times New Roman" w:eastAsia="Times New Roman" w:cs="Times New Roman"/>
           <w:b w:val="0"/>
         </w:rPr>
-        <w:t>б) Утверждение В к вопросу 1</w:t>
+        <w:t>б) Утверждение Г к вопросу 15</w:t>
       </w:r>
     </w:p>
     <w:p>
@@ -15993,7 +15993,7 @@
           <w:rFonts w:ascii="Times New Roman" w:hAnsi="Times New Roman" w:eastAsia="Times New Roman" w:cs="Times New Roman"/>
           <w:b w:val="0"/>
         </w:rPr>
-        <w:t>в) Утверждение Г к вопросу 1</w:t>
+        <w:t>в) Утверждение А к вопросу 15</w:t>
       </w:r>
     </w:p>
     <w:p>
@@ -16007,7 +16007,7 @@
           <w:rFonts w:ascii="Times New Roman" w:hAnsi="Times New Roman" w:eastAsia="Times New Roman" w:cs="Times New Roman"/>
           <w:b w:val="0"/>
         </w:rPr>
-        <w:t>г) Утверждение А к вопросу 1</w:t>
+        <w:t>г) Утверждение Б к вопросу 15</w:t>
       </w:r>
     </w:p>
     <w:p>
@@ -16022,7 +16022,7 @@
           <w:b w:val="0"/>
           <w:sz w:val="20"/>
         </w:rPr>
-        <w:t>Ответ: г</w:t>
+        <w:t>Ответ: а</w:t>
       </w:r>
     </w:p>
     <w:p>
@@ -16037,7 +16037,7 @@
           <w:rFonts w:ascii="Times New Roman" w:hAnsi="Times New Roman" w:eastAsia="Times New Roman" w:cs="Times New Roman"/>
           <w:b w:val="0"/>
         </w:rPr>
-        <w:t>2. Вопрос 2 по результату «Знать основные статистические показатели и виды графиков»: какое утверждение верно?</w:t>
+        <w:t>2. Вопрос 16 к результату «Знать основные статистические показатели»: что верно о ограничениях метода с точки зрения безопасности?</w:t>
       </w:r>
     </w:p>
     <w:p>
@@ -16051,7 +16051,7 @@
           <w:rFonts w:ascii="Times New Roman" w:hAnsi="Times New Roman" w:eastAsia="Times New Roman" w:cs="Times New Roman"/>
           <w:b w:val="0"/>
         </w:rPr>
-        <w:t>а) Утверждение Г к вопросу 2</w:t>
+        <w:t>а) Утверждение В к вопросу 16</w:t>
       </w:r>
     </w:p>
     <w:p>
@@ -16065,7 +16065,7 @@
           <w:rFonts w:ascii="Times New Roman" w:hAnsi="Times New Roman" w:eastAsia="Times New Roman" w:cs="Times New Roman"/>
           <w:b w:val="0"/>
         </w:rPr>
-        <w:t>б) Утверждение А к вопросу 2</w:t>
+        <w:t>б) Утверждение Г к вопросу 16</w:t>
       </w:r>
     </w:p>
     <w:p>
@@ -16079,7 +16079,7 @@
           <w:rFonts w:ascii="Times New Roman" w:hAnsi="Times New Roman" w:eastAsia="Times New Roman" w:cs="Times New Roman"/>
           <w:b w:val="0"/>
         </w:rPr>
-        <w:t>в) Утверждение Б к вопросу 2</w:t>
+        <w:t>в) Утверждение А к вопросу 16</w:t>
       </w:r>
     </w:p>
     <w:p>
@@ -16093,7 +16093,7 @@
           <w:rFonts w:ascii="Times New Roman" w:hAnsi="Times New Roman" w:eastAsia="Times New Roman" w:cs="Times New Roman"/>
           <w:b w:val="0"/>
         </w:rPr>
-        <w:t>г) Утверждение В к вопросу 2</w:t>
+        <w:t>г) Утверждение Б к вопросу 16</w:t>
       </w:r>
     </w:p>
     <w:p>
@@ -16108,7 +16108,7 @@
           <w:b w:val="0"/>
           <w:sz w:val="20"/>
         </w:rPr>
-        <w:t>Ответ: в</w:t>
+        <w:t>Ответ: б</w:t>
       </w:r>
     </w:p>
     <w:p>
@@ -16123,7 +16123,7 @@
           <w:rFonts w:ascii="Times New Roman" w:hAnsi="Times New Roman" w:eastAsia="Times New Roman" w:cs="Times New Roman"/>
           <w:b w:val="0"/>
         </w:rPr>
-        <w:t>3. Вопрос 3 по результату «Уметь строить графики и рассчитывать описательную статистику»: какое утверждение верно?</w:t>
+        <w:t>3. Вопрос 17 к результату «Уметь строить графики и рассчитывать опи»: что верно о выборе решения с точки зрения сроков?</w:t>
       </w:r>
     </w:p>
     <w:p>
@@ -16137,7 +16137,7 @@
           <w:rFonts w:ascii="Times New Roman" w:hAnsi="Times New Roman" w:eastAsia="Times New Roman" w:cs="Times New Roman"/>
           <w:b w:val="0"/>
         </w:rPr>
-        <w:t>а) Утверждение Г к вопросу 3</w:t>
+        <w:t>а) Утверждение Г к вопросу 17</w:t>
       </w:r>
     </w:p>
     <w:p>
@@ -16151,7 +16151,7 @@
           <w:rFonts w:ascii="Times New Roman" w:hAnsi="Times New Roman" w:eastAsia="Times New Roman" w:cs="Times New Roman"/>
           <w:b w:val="0"/>
         </w:rPr>
-        <w:t>б) Утверждение А к вопросу 3</w:t>
+        <w:t>б) Утверждение А к вопросу 17</w:t>
       </w:r>
     </w:p>
     <w:p>
@@ -16165,7 +16165,7 @@
           <w:rFonts w:ascii="Times New Roman" w:hAnsi="Times New Roman" w:eastAsia="Times New Roman" w:cs="Times New Roman"/>
           <w:b w:val="0"/>
         </w:rPr>
-        <w:t>в) Утверждение Б к вопросу 3</w:t>
+        <w:t>в) Утверждение Б к вопросу 17</w:t>
       </w:r>
     </w:p>
     <w:p>
@@ -16179,7 +16179,7 @@
           <w:rFonts w:ascii="Times New Roman" w:hAnsi="Times New Roman" w:eastAsia="Times New Roman" w:cs="Times New Roman"/>
           <w:b w:val="0"/>
         </w:rPr>
-        <w:t>г) Утверждение В к вопросу 3</w:t>
+        <w:t>г) Утверждение В к вопросу 17</w:t>
       </w:r>
     </w:p>
     <w:p>
@@ -16194,7 +16194,7 @@
           <w:b w:val="0"/>
           <w:sz w:val="20"/>
         </w:rPr>
-        <w:t>Ответ: г</w:t>
+        <w:t>Ответ: б</w:t>
       </w:r>
     </w:p>
     <w:p>
@@ -16209,7 +16209,7 @@
           <w:rFonts w:ascii="Times New Roman" w:hAnsi="Times New Roman" w:eastAsia="Times New Roman" w:cs="Times New Roman"/>
           <w:b w:val="0"/>
         </w:rPr>
-        <w:t>4. Вопрос 4 по результату «Уметь строить графики и рассчитывать описательную статистику»: какое утверждение верно?</w:t>
+        <w:t>4. Вопрос 18 к результату «Уметь строить графики и рассчитывать опи»: что верно о оформлении вывода с точки зрения документации?</w:t>
       </w:r>
     </w:p>
     <w:p>
@@ -16223,7 +16223,7 @@
           <w:rFonts w:ascii="Times New Roman" w:hAnsi="Times New Roman" w:eastAsia="Times New Roman" w:cs="Times New Roman"/>
           <w:b w:val="0"/>
         </w:rPr>
-        <w:t>а) Утверждение Б к вопросу 4</w:t>
+        <w:t>а) Утверждение В к вопросу 18</w:t>
       </w:r>
     </w:p>
     <w:p>
@@ -16237,7 +16237,7 @@
           <w:rFonts w:ascii="Times New Roman" w:hAnsi="Times New Roman" w:eastAsia="Times New Roman" w:cs="Times New Roman"/>
           <w:b w:val="0"/>
         </w:rPr>
-        <w:t>б) Утверждение В к вопросу 4</w:t>
+        <w:t>б) Утверждение Г к вопросу 18</w:t>
       </w:r>
     </w:p>
     <w:p>
@@ -16251,7 +16251,7 @@
           <w:rFonts w:ascii="Times New Roman" w:hAnsi="Times New Roman" w:eastAsia="Times New Roman" w:cs="Times New Roman"/>
           <w:b w:val="0"/>
         </w:rPr>
-        <w:t>в) Утверждение Г к вопросу 4</w:t>
+        <w:t>в) Утверждение А к вопросу 18</w:t>
       </w:r>
     </w:p>
     <w:p>
@@ -16265,7 +16265,7 @@
           <w:rFonts w:ascii="Times New Roman" w:hAnsi="Times New Roman" w:eastAsia="Times New Roman" w:cs="Times New Roman"/>
           <w:b w:val="0"/>
         </w:rPr>
-        <w:t>г) Утверждение А к вопросу 4</w:t>
+        <w:t>г) Утверждение Б к вопросу 18</w:t>
       </w:r>
     </w:p>
     <w:p>
@@ -16280,7 +16280,7 @@
           <w:b w:val="0"/>
           <w:sz w:val="20"/>
         </w:rPr>
-        <w:t>Ответ: в</w:t>
+        <w:t>Ответ: г</w:t>
       </w:r>
     </w:p>
     <w:p>
@@ -16295,7 +16295,7 @@
           <w:rFonts w:ascii="Times New Roman" w:hAnsi="Times New Roman" w:eastAsia="Times New Roman" w:cs="Times New Roman"/>
           <w:b w:val="0"/>
         </w:rPr>
-        <w:t>5. Вопрос 5 по результату «Владеть навыком подготовки аналитического вывода для руковод»: какое утверждение верно?</w:t>
+        <w:t>5. Вопрос 19 к результату «Владеть навыком подготовки аналитическог»: что верно о настройке параметров с точки зрения надёжности?</w:t>
       </w:r>
     </w:p>
     <w:p>
@@ -16309,7 +16309,7 @@
           <w:rFonts w:ascii="Times New Roman" w:hAnsi="Times New Roman" w:eastAsia="Times New Roman" w:cs="Times New Roman"/>
           <w:b w:val="0"/>
         </w:rPr>
-        <w:t>а) Утверждение А к вопросу 5</w:t>
+        <w:t>а) Утверждение А к вопросу 19</w:t>
       </w:r>
     </w:p>
     <w:p>
@@ -16323,7 +16323,7 @@
           <w:rFonts w:ascii="Times New Roman" w:hAnsi="Times New Roman" w:eastAsia="Times New Roman" w:cs="Times New Roman"/>
           <w:b w:val="0"/>
         </w:rPr>
-        <w:t>б) Утверждение Б к вопросу 5</w:t>
+        <w:t>б) Утверждение Б к вопросу 19</w:t>
       </w:r>
     </w:p>
     <w:p>
@@ -16337,7 +16337,7 @@
           <w:rFonts w:ascii="Times New Roman" w:hAnsi="Times New Roman" w:eastAsia="Times New Roman" w:cs="Times New Roman"/>
           <w:b w:val="0"/>
         </w:rPr>
-        <w:t>в) Утверждение В к вопросу 5</w:t>
+        <w:t>в) Утверждение В к вопросу 19</w:t>
       </w:r>
     </w:p>
     <w:p>
@@ -16351,7 +16351,7 @@
           <w:rFonts w:ascii="Times New Roman" w:hAnsi="Times New Roman" w:eastAsia="Times New Roman" w:cs="Times New Roman"/>
           <w:b w:val="0"/>
         </w:rPr>
-        <w:t>г) Утверждение Г к вопросу 5</w:t>
+        <w:t>г) Утверждение Г к вопросу 19</w:t>
       </w:r>
     </w:p>
     <w:p>
@@ -16366,7 +16366,7 @@
           <w:b w:val="0"/>
           <w:sz w:val="20"/>
         </w:rPr>
-        <w:t>Ответ: а</w:t>
+        <w:t>Ответ: в</w:t>
       </w:r>
     </w:p>
     <w:p>
@@ -16381,7 +16381,7 @@
           <w:rFonts w:ascii="Times New Roman" w:hAnsi="Times New Roman" w:eastAsia="Times New Roman" w:cs="Times New Roman"/>
           <w:b w:val="0"/>
         </w:rPr>
-        <w:t>6. Вопрос 6 по результату «Владеть навыком подготовки аналитического вывода для руковод»: какое утверждение верно?</w:t>
+        <w:t>6. Вопрос 20 к результату «Владеть навыком подготовки аналитическог»: что верно о критериях качества с точки зрения удобства?</w:t>
       </w:r>
     </w:p>
     <w:p>
@@ -16395,7 +16395,7 @@
           <w:rFonts w:ascii="Times New Roman" w:hAnsi="Times New Roman" w:eastAsia="Times New Roman" w:cs="Times New Roman"/>
           <w:b w:val="0"/>
         </w:rPr>
-        <w:t>а) Утверждение В к вопросу 6</w:t>
+        <w:t>а) Утверждение Б к вопросу 20</w:t>
       </w:r>
     </w:p>
     <w:p>
@@ -16409,7 +16409,7 @@
           <w:rFonts w:ascii="Times New Roman" w:hAnsi="Times New Roman" w:eastAsia="Times New Roman" w:cs="Times New Roman"/>
           <w:b w:val="0"/>
         </w:rPr>
-        <w:t>б) Утверждение Г к вопросу 6</w:t>
+        <w:t>б) Утверждение В к вопросу 20</w:t>
       </w:r>
     </w:p>
     <w:p>
@@ -16423,7 +16423,7 @@
           <w:rFonts w:ascii="Times New Roman" w:hAnsi="Times New Roman" w:eastAsia="Times New Roman" w:cs="Times New Roman"/>
           <w:b w:val="0"/>
         </w:rPr>
-        <w:t>в) Утверждение А к вопросу 6</w:t>
+        <w:t>в) Утверждение Г к вопросу 20</w:t>
       </w:r>
     </w:p>
     <w:p>
@@ -16437,7 +16437,7 @@
           <w:rFonts w:ascii="Times New Roman" w:hAnsi="Times New Roman" w:eastAsia="Times New Roman" w:cs="Times New Roman"/>
           <w:b w:val="0"/>
         </w:rPr>
-        <w:t>г) Утверждение Б к вопросу 6</w:t>
+        <w:t>г) Утверждение А к вопросу 20</w:t>
       </w:r>
     </w:p>
     <w:p>
@@ -16452,7 +16452,7 @@
           <w:b w:val="0"/>
           <w:sz w:val="20"/>
         </w:rPr>
-        <w:t>Ответ: г</w:t>
+        <w:t>Ответ: в</w:t>
       </w:r>
     </w:p>
     <w:p>
@@ -16989,7 +16989,7 @@
           <w:rFonts w:ascii="Times New Roman" w:hAnsi="Times New Roman" w:eastAsia="Times New Roman" w:cs="Times New Roman"/>
           <w:b w:val="0"/>
         </w:rPr>
-        <w:t>1. Вопрос 2 по результату «Уметь строить графики и рассчитывать описательную статистику»: какое утверждение верно?</w:t>
+        <w:t>1. Вопрос 21 к результату «Знать основные статистические показатели»: что верно о исходных данных с точки зрения стоимости?</w:t>
       </w:r>
     </w:p>
     <w:p>
@@ -17003,7 +17003,7 @@
           <w:rFonts w:ascii="Times New Roman" w:hAnsi="Times New Roman" w:eastAsia="Times New Roman" w:cs="Times New Roman"/>
           <w:b w:val="0"/>
         </w:rPr>
-        <w:t>а) Утверждение Б к вопросу 2</w:t>
+        <w:t>а) Утверждение Г к вопросу 21</w:t>
       </w:r>
     </w:p>
     <w:p>
@@ -17017,7 +17017,7 @@
           <w:rFonts w:ascii="Times New Roman" w:hAnsi="Times New Roman" w:eastAsia="Times New Roman" w:cs="Times New Roman"/>
           <w:b w:val="0"/>
         </w:rPr>
-        <w:t>б) Утверждение В к вопросу 2</w:t>
+        <w:t>б) Утверждение А к вопросу 21</w:t>
       </w:r>
     </w:p>
     <w:p>
@@ -17031,7 +17031,7 @@
           <w:rFonts w:ascii="Times New Roman" w:hAnsi="Times New Roman" w:eastAsia="Times New Roman" w:cs="Times New Roman"/>
           <w:b w:val="0"/>
         </w:rPr>
-        <w:t>в) Утверждение Г к вопросу 2</w:t>
+        <w:t>в) Утверждение Б к вопросу 21</w:t>
       </w:r>
     </w:p>
     <w:p>
@@ -17045,7 +17045,7 @@
           <w:rFonts w:ascii="Times New Roman" w:hAnsi="Times New Roman" w:eastAsia="Times New Roman" w:cs="Times New Roman"/>
           <w:b w:val="0"/>
         </w:rPr>
-        <w:t>г) Утверждение А к вопросу 2</w:t>
+        <w:t>г) Утверждение В к вопросу 21</w:t>
       </w:r>
     </w:p>
     <w:p>
@@ -17060,7 +17060,7 @@
           <w:b w:val="0"/>
           <w:sz w:val="20"/>
         </w:rPr>
-        <w:t>Ответ: а</w:t>
+        <w:t>Ответ: б</w:t>
       </w:r>
     </w:p>
     <w:p>
@@ -17075,7 +17075,7 @@
           <w:rFonts w:ascii="Times New Roman" w:hAnsi="Times New Roman" w:eastAsia="Times New Roman" w:cs="Times New Roman"/>
           <w:b w:val="0"/>
         </w:rPr>
-        <w:t>2. Вопрос 3 по результату «Владеть навыком подготовки аналитического вывода для руковод»: какое утверждение верно?</w:t>
+        <w:t>2. Вопрос 22 к результату «Уметь строить графики и рассчитывать опи»: что верно о порядке действий с точки зрения практики?</w:t>
       </w:r>
     </w:p>
     <w:p>
@@ -17089,7 +17089,7 @@
           <w:rFonts w:ascii="Times New Roman" w:hAnsi="Times New Roman" w:eastAsia="Times New Roman" w:cs="Times New Roman"/>
           <w:b w:val="0"/>
         </w:rPr>
-        <w:t>а) Утверждение В к вопросу 3</w:t>
+        <w:t>а) Утверждение А к вопросу 22</w:t>
       </w:r>
     </w:p>
     <w:p>
@@ -17103,7 +17103,7 @@
           <w:rFonts w:ascii="Times New Roman" w:hAnsi="Times New Roman" w:eastAsia="Times New Roman" w:cs="Times New Roman"/>
           <w:b w:val="0"/>
         </w:rPr>
-        <w:t>б) Утверждение Г к вопросу 3</w:t>
+        <w:t>б) Утверждение Б к вопросу 22</w:t>
       </w:r>
     </w:p>
     <w:p>
@@ -17117,7 +17117,7 @@
           <w:rFonts w:ascii="Times New Roman" w:hAnsi="Times New Roman" w:eastAsia="Times New Roman" w:cs="Times New Roman"/>
           <w:b w:val="0"/>
         </w:rPr>
-        <w:t>в) Утверждение А к вопросу 3</w:t>
+        <w:t>в) Утверждение В к вопросу 22</w:t>
       </w:r>
     </w:p>
     <w:p>
@@ -17131,7 +17131,7 @@
           <w:rFonts w:ascii="Times New Roman" w:hAnsi="Times New Roman" w:eastAsia="Times New Roman" w:cs="Times New Roman"/>
           <w:b w:val="0"/>
         </w:rPr>
-        <w:t>г) Утверждение Б к вопросу 3</w:t>
+        <w:t>г) Утверждение Г к вопросу 22</w:t>
       </w:r>
     </w:p>
     <w:p>
@@ -17146,7 +17146,7 @@
           <w:b w:val="0"/>
           <w:sz w:val="20"/>
         </w:rPr>
-        <w:t>Ответ: а</w:t>
+        <w:t>Ответ: б</w:t>
       </w:r>
     </w:p>
     <w:p>
@@ -17161,7 +17161,7 @@
           <w:rFonts w:ascii="Times New Roman" w:hAnsi="Times New Roman" w:eastAsia="Times New Roman" w:cs="Times New Roman"/>
           <w:b w:val="0"/>
         </w:rPr>
-        <w:t>3. Вопрос 2 по результату «результат обучения»: какое утверждение верно?</w:t>
+        <w:t>3. Вопрос 23 к результату «Владеть навыком подготовки аналитическог»: что верно о типичной ошибке с точки зрения безопасности?</w:t>
       </w:r>
     </w:p>
     <w:p>
@@ -17175,7 +17175,7 @@
           <w:rFonts w:ascii="Times New Roman" w:hAnsi="Times New Roman" w:eastAsia="Times New Roman" w:cs="Times New Roman"/>
           <w:b w:val="0"/>
         </w:rPr>
-        <w:t>а) Утверждение А к вопросу 2 ()</w:t>
+        <w:t>а) Утверждение А к вопросу 23</w:t>
       </w:r>
     </w:p>
     <w:p>
@@ -17189,7 +17189,7 @@
           <w:rFonts w:ascii="Times New Roman" w:hAnsi="Times New Roman" w:eastAsia="Times New Roman" w:cs="Times New Roman"/>
           <w:b w:val="0"/>
         </w:rPr>
-        <w:t>б) Утверждение Б к вопросу 2 ()</w:t>
+        <w:t>б) Утверждение Б к вопросу 23</w:t>
       </w:r>
     </w:p>
     <w:p>
@@ -17203,7 +17203,7 @@
           <w:rFonts w:ascii="Times New Roman" w:hAnsi="Times New Roman" w:eastAsia="Times New Roman" w:cs="Times New Roman"/>
           <w:b w:val="0"/>
         </w:rPr>
-        <w:t>в) Утверждение В к вопросу 2 ()</w:t>
+        <w:t>в) Утверждение В к вопросу 23</w:t>
       </w:r>
     </w:p>
     <w:p>
@@ -17217,7 +17217,7 @@
           <w:rFonts w:ascii="Times New Roman" w:hAnsi="Times New Roman" w:eastAsia="Times New Roman" w:cs="Times New Roman"/>
           <w:b w:val="0"/>
         </w:rPr>
-        <w:t>г) Утверждение Г к вопросу 2 ()</w:t>
+        <w:t>г) Утверждение Г к вопросу 23</w:t>
       </w:r>
     </w:p>
     <w:p>
@@ -17232,7 +17232,7 @@
           <w:b w:val="0"/>
           <w:sz w:val="20"/>
         </w:rPr>
-        <w:t>Ответ: б</w:t>
+        <w:t>Ответ: в</w:t>
       </w:r>
     </w:p>
     <w:p>
@@ -17755,7 +17755,7 @@
           <w:rFonts w:ascii="Times New Roman" w:hAnsi="Times New Roman" w:eastAsia="Times New Roman" w:cs="Times New Roman"/>
           <w:b w:val="0"/>
         </w:rPr>
-        <w:t>1. Вопрос 1 по результату «Владеть приёмами подготовки банковских данных к анализу»: какое утверждение верно?</w:t>
+        <w:t>1. Вопрос 24 к результату «Владеть приёмами подготовки банковских д»: что верно о проверке результата с точки зрения сроков?</w:t>
       </w:r>
     </w:p>
     <w:p>
@@ -17769,7 +17769,7 @@
           <w:rFonts w:ascii="Times New Roman" w:hAnsi="Times New Roman" w:eastAsia="Times New Roman" w:cs="Times New Roman"/>
           <w:b w:val="0"/>
         </w:rPr>
-        <w:t>а) Утверждение Б к вопросу 1</w:t>
+        <w:t>а) Утверждение В к вопросу 24</w:t>
       </w:r>
     </w:p>
     <w:p>
@@ -17783,7 +17783,7 @@
           <w:rFonts w:ascii="Times New Roman" w:hAnsi="Times New Roman" w:eastAsia="Times New Roman" w:cs="Times New Roman"/>
           <w:b w:val="0"/>
         </w:rPr>
-        <w:t>б) Утверждение В к вопросу 1</w:t>
+        <w:t>б) Утверждение Г к вопросу 24</w:t>
       </w:r>
     </w:p>
     <w:p>
@@ -17797,7 +17797,7 @@
           <w:rFonts w:ascii="Times New Roman" w:hAnsi="Times New Roman" w:eastAsia="Times New Roman" w:cs="Times New Roman"/>
           <w:b w:val="0"/>
         </w:rPr>
-        <w:t>в) Утверждение Г к вопросу 1</w:t>
+        <w:t>в) Утверждение А к вопросу 24</w:t>
       </w:r>
     </w:p>
     <w:p>
@@ -17811,7 +17811,7 @@
           <w:rFonts w:ascii="Times New Roman" w:hAnsi="Times New Roman" w:eastAsia="Times New Roman" w:cs="Times New Roman"/>
           <w:b w:val="0"/>
         </w:rPr>
-        <w:t>г) Утверждение А к вопросу 1</w:t>
+        <w:t>г) Утверждение Б к вопросу 24</w:t>
       </w:r>
     </w:p>
     <w:p>
@@ -17826,7 +17826,7 @@
           <w:b w:val="0"/>
           <w:sz w:val="20"/>
         </w:rPr>
-        <w:t>Ответ: г</w:t>
+        <w:t>Ответ: б</w:t>
       </w:r>
     </w:p>
     <w:p>
@@ -17841,7 +17841,7 @@
           <w:rFonts w:ascii="Times New Roman" w:hAnsi="Times New Roman" w:eastAsia="Times New Roman" w:cs="Times New Roman"/>
           <w:b w:val="0"/>
         </w:rPr>
-        <w:t>2. Вопрос 2 по результату «Владеть навыком выгрузки нужных данных из базы банка»: какое утверждение верно?</w:t>
+        <w:t>2. Вопрос 25 к результату «Владеть навыком выгрузки нужных данных и»: что верно о назначении инструмента с точки зрения документации?</w:t>
       </w:r>
     </w:p>
     <w:p>
@@ -17855,7 +17855,7 @@
           <w:rFonts w:ascii="Times New Roman" w:hAnsi="Times New Roman" w:eastAsia="Times New Roman" w:cs="Times New Roman"/>
           <w:b w:val="0"/>
         </w:rPr>
-        <w:t>а) Утверждение Б к вопросу 2</w:t>
+        <w:t>а) Утверждение Г к вопросу 25</w:t>
       </w:r>
     </w:p>
     <w:p>
@@ -17869,7 +17869,7 @@
           <w:rFonts w:ascii="Times New Roman" w:hAnsi="Times New Roman" w:eastAsia="Times New Roman" w:cs="Times New Roman"/>
           <w:b w:val="0"/>
         </w:rPr>
-        <w:t>б) Утверждение В к вопросу 2</w:t>
+        <w:t>б) Утверждение А к вопросу 25</w:t>
       </w:r>
     </w:p>
     <w:p>
@@ -17883,7 +17883,7 @@
           <w:rFonts w:ascii="Times New Roman" w:hAnsi="Times New Roman" w:eastAsia="Times New Roman" w:cs="Times New Roman"/>
           <w:b w:val="0"/>
         </w:rPr>
-        <w:t>в) Утверждение Г к вопросу 2</w:t>
+        <w:t>в) Утверждение Б к вопросу 25</w:t>
       </w:r>
     </w:p>
     <w:p>
@@ -17897,7 +17897,7 @@
           <w:rFonts w:ascii="Times New Roman" w:hAnsi="Times New Roman" w:eastAsia="Times New Roman" w:cs="Times New Roman"/>
           <w:b w:val="0"/>
         </w:rPr>
-        <w:t>г) Утверждение А к вопросу 2</w:t>
+        <w:t>г) Утверждение В к вопросу 25</w:t>
       </w:r>
     </w:p>
     <w:p>
@@ -17912,7 +17912,7 @@
           <w:b w:val="0"/>
           <w:sz w:val="20"/>
         </w:rPr>
-        <w:t>Ответ: а</w:t>
+        <w:t>Ответ: б</w:t>
       </w:r>
     </w:p>
     <w:p>
@@ -17927,7 +17927,7 @@
           <w:rFonts w:ascii="Times New Roman" w:hAnsi="Times New Roman" w:eastAsia="Times New Roman" w:cs="Times New Roman"/>
           <w:b w:val="0"/>
         </w:rPr>
-        <w:t>3. Вопрос 3 по результату «результат обучения»: какое утверждение верно?</w:t>
+        <w:t>3. Вопрос 26 к результату «Владеть навыком подготовки аналитическог»: что верно о ограничениях метода с точки зрения надёжности?</w:t>
       </w:r>
     </w:p>
     <w:p>
@@ -17941,7 +17941,7 @@
           <w:rFonts w:ascii="Times New Roman" w:hAnsi="Times New Roman" w:eastAsia="Times New Roman" w:cs="Times New Roman"/>
           <w:b w:val="0"/>
         </w:rPr>
-        <w:t>а) Утверждение Б к вопросу 3 ()</w:t>
+        <w:t>а) Утверждение Б к вопросу 26</w:t>
       </w:r>
     </w:p>
     <w:p>
@@ -17955,7 +17955,7 @@
           <w:rFonts w:ascii="Times New Roman" w:hAnsi="Times New Roman" w:eastAsia="Times New Roman" w:cs="Times New Roman"/>
           <w:b w:val="0"/>
         </w:rPr>
-        <w:t>б) Утверждение В к вопросу 3 ()</w:t>
+        <w:t>б) Утверждение В к вопросу 26</w:t>
       </w:r>
     </w:p>
     <w:p>
@@ -17969,7 +17969,7 @@
           <w:rFonts w:ascii="Times New Roman" w:hAnsi="Times New Roman" w:eastAsia="Times New Roman" w:cs="Times New Roman"/>
           <w:b w:val="0"/>
         </w:rPr>
-        <w:t>в) Утверждение Г к вопросу 3 ()</w:t>
+        <w:t>в) Утверждение Г к вопросу 26</w:t>
       </w:r>
     </w:p>
     <w:p>
@@ -17983,7 +17983,7 @@
           <w:rFonts w:ascii="Times New Roman" w:hAnsi="Times New Roman" w:eastAsia="Times New Roman" w:cs="Times New Roman"/>
           <w:b w:val="0"/>
         </w:rPr>
-        <w:t>г) Утверждение А к вопросу 3 ()</w:t>
+        <w:t>г) Утверждение А к вопросу 26</w:t>
       </w:r>
     </w:p>
     <w:p>
@@ -17998,7 +17998,7 @@
           <w:b w:val="0"/>
           <w:sz w:val="20"/>
         </w:rPr>
-        <w:t>Ответ: б</w:t>
+        <w:t>Ответ: а</w:t>
       </w:r>
     </w:p>
     <w:p>

--- a/eval/samples/q3/program.docx
+++ b/eval/samples/q3/program.docx
@@ -908,6 +908,23 @@
           <w:rFonts w:ascii="Times New Roman" w:hAnsi="Times New Roman" w:eastAsia="Times New Roman" w:cs="Times New Roman"/>
         </w:rPr>
         <w:t>Письмо Минобрнауки России от 21.04.2015 № ВК-1013/06 «О направлении методических рекомендаций по реализации дополнительных профессиональных программ» (вместе с «Методическими рекомендациями по реализации дополнительных профессиональных программ с использованием дистанционных образовательных технологий, электронного обучения и в сетевой форме»)</w:t>
+      </w:r>
+    </w:p>
+    <w:p>
+      <w:pPr>
+        <w:numPr>
+          <w:ilvl w:val="0"/>
+          <w:numId w:val="4"/>
+        </w:numPr>
+        <w:spacing w:before="0" w:after="40" w:line="240" w:lineRule="auto"/>
+        <w:ind w:firstLine="0"/>
+        <w:jc w:val="both"/>
+      </w:pPr>
+      <w:r>
+        <w:rPr>
+          <w:rFonts w:ascii="Times New Roman" w:hAnsi="Times New Roman" w:eastAsia="Times New Roman" w:cs="Times New Roman"/>
+        </w:rPr>
+        <w:t>Федеральный закон от 27.07.2006 № 152-ФЗ «О персональных данных»</w:t>
       </w:r>
     </w:p>
     <w:p>
@@ -2723,6 +2740,139 @@
     </w:p>
     <w:p>
       <w:pPr>
+        <w:spacing w:before="0" w:after="120" w:line="240" w:lineRule="auto"/>
+        <w:ind w:firstLine="0"/>
+        <w:jc w:val="both"/>
+      </w:pPr>
+      <w:r>
+        <w:rPr>
+          <w:rFonts w:ascii="Times New Roman" w:hAnsi="Times New Roman" w:eastAsia="Times New Roman" w:cs="Times New Roman"/>
+          <w:b w:val="0"/>
+        </w:rPr>
+        <w:t>Контактная работа в очной форме и с применением дистанционных образовательных технологий:</w:t>
+      </w:r>
+    </w:p>
+    <w:p>
+      <w:pPr>
+        <w:numPr>
+          <w:ilvl w:val="0"/>
+          <w:numId w:val="4"/>
+        </w:numPr>
+        <w:spacing w:before="0" w:after="40" w:line="240" w:lineRule="auto"/>
+        <w:ind w:firstLine="0"/>
+        <w:jc w:val="both"/>
+      </w:pPr>
+      <w:r>
+        <w:rPr>
+          <w:rFonts w:ascii="Times New Roman" w:hAnsi="Times New Roman" w:eastAsia="Times New Roman" w:cs="Times New Roman"/>
+        </w:rPr>
+        <w:t>1. Основы Python для анализа данных: очно — 5 ч, с применением ДОТ — 6 ч</w:t>
+      </w:r>
+    </w:p>
+    <w:p>
+      <w:pPr>
+        <w:numPr>
+          <w:ilvl w:val="0"/>
+          <w:numId w:val="4"/>
+        </w:numPr>
+        <w:spacing w:before="0" w:after="40" w:line="240" w:lineRule="auto"/>
+        <w:ind w:firstLine="0"/>
+        <w:jc w:val="both"/>
+      </w:pPr>
+      <w:r>
+        <w:rPr>
+          <w:rFonts w:ascii="Times New Roman" w:hAnsi="Times New Roman" w:eastAsia="Times New Roman" w:cs="Times New Roman"/>
+        </w:rPr>
+        <w:t>2. Обработка данных в pandas: очно — 7,5 ч, с применением ДОТ — 7,5 ч</w:t>
+      </w:r>
+    </w:p>
+    <w:p>
+      <w:pPr>
+        <w:numPr>
+          <w:ilvl w:val="0"/>
+          <w:numId w:val="4"/>
+        </w:numPr>
+        <w:spacing w:before="0" w:after="40" w:line="240" w:lineRule="auto"/>
+        <w:ind w:firstLine="0"/>
+        <w:jc w:val="both"/>
+      </w:pPr>
+      <w:r>
+        <w:rPr>
+          <w:rFonts w:ascii="Times New Roman" w:hAnsi="Times New Roman" w:eastAsia="Times New Roman" w:cs="Times New Roman"/>
+        </w:rPr>
+        <w:t>3. SQL для выгрузки данных: очно — 5,5 ч, с применением ДОТ — 6 ч</w:t>
+      </w:r>
+    </w:p>
+    <w:p>
+      <w:pPr>
+        <w:numPr>
+          <w:ilvl w:val="0"/>
+          <w:numId w:val="4"/>
+        </w:numPr>
+        <w:spacing w:before="0" w:after="40" w:line="240" w:lineRule="auto"/>
+        <w:ind w:firstLine="0"/>
+        <w:jc w:val="both"/>
+      </w:pPr>
+      <w:r>
+        <w:rPr>
+          <w:rFonts w:ascii="Times New Roman" w:hAnsi="Times New Roman" w:eastAsia="Times New Roman" w:cs="Times New Roman"/>
+        </w:rPr>
+        <w:t>4. Визуализация данных: очно — 4 ч, с применением ДОТ — 3 ч</w:t>
+      </w:r>
+    </w:p>
+    <w:p>
+      <w:pPr>
+        <w:numPr>
+          <w:ilvl w:val="0"/>
+          <w:numId w:val="4"/>
+        </w:numPr>
+        <w:spacing w:before="0" w:after="40" w:line="240" w:lineRule="auto"/>
+        <w:ind w:firstLine="0"/>
+        <w:jc w:val="both"/>
+      </w:pPr>
+      <w:r>
+        <w:rPr>
+          <w:rFonts w:ascii="Times New Roman" w:hAnsi="Times New Roman" w:eastAsia="Times New Roman" w:cs="Times New Roman"/>
+        </w:rPr>
+        <w:t>5. Основы статистики: очно — 5,5 ч, с применением ДОТ — 6 ч</w:t>
+      </w:r>
+    </w:p>
+    <w:p>
+      <w:pPr>
+        <w:numPr>
+          <w:ilvl w:val="0"/>
+          <w:numId w:val="4"/>
+        </w:numPr>
+        <w:spacing w:before="0" w:after="40" w:line="240" w:lineRule="auto"/>
+        <w:ind w:firstLine="0"/>
+        <w:jc w:val="both"/>
+      </w:pPr>
+      <w:r>
+        <w:rPr>
+          <w:rFonts w:ascii="Times New Roman" w:hAnsi="Times New Roman" w:eastAsia="Times New Roman" w:cs="Times New Roman"/>
+        </w:rPr>
+        <w:t>6. Итоговый проект: очно — 4 ч, с применением ДОТ — 3 ч</w:t>
+      </w:r>
+    </w:p>
+    <w:p>
+      <w:pPr>
+        <w:numPr>
+          <w:ilvl w:val="0"/>
+          <w:numId w:val="4"/>
+        </w:numPr>
+        <w:spacing w:before="0" w:after="40" w:line="240" w:lineRule="auto"/>
+        <w:ind w:firstLine="0"/>
+        <w:jc w:val="both"/>
+      </w:pPr>
+      <w:r>
+        <w:rPr>
+          <w:rFonts w:ascii="Times New Roman" w:hAnsi="Times New Roman" w:eastAsia="Times New Roman" w:cs="Times New Roman"/>
+        </w:rPr>
+        <w:t>Всего контактной работы: очно — 31,5 ч, с применением ДОТ — 31,5 ч</w:t>
+      </w:r>
+    </w:p>
+    <w:p>
+      <w:pPr>
         <w:pStyle w:val="2"/>
         <w:keepNext/>
         <w:ind w:firstLine="0"/>
@@ -6315,6 +6465,258 @@
     </w:p>
     <w:p>
       <w:pPr>
+        <w:spacing w:before="0" w:after="120" w:line="240" w:lineRule="auto"/>
+        <w:ind w:firstLine="0"/>
+        <w:jc w:val="both"/>
+      </w:pPr>
+      <w:r>
+        <w:rPr>
+          <w:rFonts w:ascii="Times New Roman" w:hAnsi="Times New Roman" w:eastAsia="Times New Roman" w:cs="Times New Roman"/>
+          <w:b w:val="0"/>
+        </w:rPr>
+        <w:t>Контактная работа в очной форме и с применением дистанционных образовательных технологий:</w:t>
+      </w:r>
+    </w:p>
+    <w:p>
+      <w:pPr>
+        <w:numPr>
+          <w:ilvl w:val="0"/>
+          <w:numId w:val="4"/>
+        </w:numPr>
+        <w:spacing w:before="0" w:after="40" w:line="240" w:lineRule="auto"/>
+        <w:ind w:firstLine="0"/>
+        <w:jc w:val="both"/>
+      </w:pPr>
+      <w:r>
+        <w:rPr>
+          <w:rFonts w:ascii="Times New Roman" w:hAnsi="Times New Roman" w:eastAsia="Times New Roman" w:cs="Times New Roman"/>
+        </w:rPr>
+        <w:t>1.1. Среда разработки и синтаксис Python: очно — 1,5 ч, с применением ДОТ — 2,5 ч</w:t>
+      </w:r>
+    </w:p>
+    <w:p>
+      <w:pPr>
+        <w:numPr>
+          <w:ilvl w:val="0"/>
+          <w:numId w:val="4"/>
+        </w:numPr>
+        <w:spacing w:before="0" w:after="40" w:line="240" w:lineRule="auto"/>
+        <w:ind w:firstLine="0"/>
+        <w:jc w:val="both"/>
+      </w:pPr>
+      <w:r>
+        <w:rPr>
+          <w:rFonts w:ascii="Times New Roman" w:hAnsi="Times New Roman" w:eastAsia="Times New Roman" w:cs="Times New Roman"/>
+        </w:rPr>
+        <w:t>1.2. Типы данных, условия и циклы: очно — 1,5 ч, с применением ДОТ — 2 ч</w:t>
+      </w:r>
+    </w:p>
+    <w:p>
+      <w:pPr>
+        <w:numPr>
+          <w:ilvl w:val="0"/>
+          <w:numId w:val="4"/>
+        </w:numPr>
+        <w:spacing w:before="0" w:after="40" w:line="240" w:lineRule="auto"/>
+        <w:ind w:firstLine="0"/>
+        <w:jc w:val="both"/>
+      </w:pPr>
+      <w:r>
+        <w:rPr>
+          <w:rFonts w:ascii="Times New Roman" w:hAnsi="Times New Roman" w:eastAsia="Times New Roman" w:cs="Times New Roman"/>
+        </w:rPr>
+        <w:t>1.3. Функции и работа с файлами: очно — 2 ч, с применением ДОТ — 1,5 ч</w:t>
+      </w:r>
+    </w:p>
+    <w:p>
+      <w:pPr>
+        <w:numPr>
+          <w:ilvl w:val="0"/>
+          <w:numId w:val="4"/>
+        </w:numPr>
+        <w:spacing w:before="0" w:after="40" w:line="240" w:lineRule="auto"/>
+        <w:ind w:firstLine="0"/>
+        <w:jc w:val="both"/>
+      </w:pPr>
+      <w:r>
+        <w:rPr>
+          <w:rFonts w:ascii="Times New Roman" w:hAnsi="Times New Roman" w:eastAsia="Times New Roman" w:cs="Times New Roman"/>
+        </w:rPr>
+        <w:t>2.1. Таблицы pandas: загрузка и просмотр данных: очно — 2,5 ч, с применением ДОТ — 2,5 ч</w:t>
+      </w:r>
+    </w:p>
+    <w:p>
+      <w:pPr>
+        <w:numPr>
+          <w:ilvl w:val="0"/>
+          <w:numId w:val="4"/>
+        </w:numPr>
+        <w:spacing w:before="0" w:after="40" w:line="240" w:lineRule="auto"/>
+        <w:ind w:firstLine="0"/>
+        <w:jc w:val="both"/>
+      </w:pPr>
+      <w:r>
+        <w:rPr>
+          <w:rFonts w:ascii="Times New Roman" w:hAnsi="Times New Roman" w:eastAsia="Times New Roman" w:cs="Times New Roman"/>
+        </w:rPr>
+        <w:t>2.2. Фильтрация, группировка и сводные таблицы: очно — 2,5 ч, с применением ДОТ — 2,5 ч</w:t>
+      </w:r>
+    </w:p>
+    <w:p>
+      <w:pPr>
+        <w:numPr>
+          <w:ilvl w:val="0"/>
+          <w:numId w:val="4"/>
+        </w:numPr>
+        <w:spacing w:before="0" w:after="40" w:line="240" w:lineRule="auto"/>
+        <w:ind w:firstLine="0"/>
+        <w:jc w:val="both"/>
+      </w:pPr>
+      <w:r>
+        <w:rPr>
+          <w:rFonts w:ascii="Times New Roman" w:hAnsi="Times New Roman" w:eastAsia="Times New Roman" w:cs="Times New Roman"/>
+        </w:rPr>
+        <w:t>2.3. Очистка и объединение данных клиентов: очно — 2,5 ч, с применением ДОТ — 2,5 ч</w:t>
+      </w:r>
+    </w:p>
+    <w:p>
+      <w:pPr>
+        <w:numPr>
+          <w:ilvl w:val="0"/>
+          <w:numId w:val="4"/>
+        </w:numPr>
+        <w:spacing w:before="0" w:after="40" w:line="240" w:lineRule="auto"/>
+        <w:ind w:firstLine="0"/>
+        <w:jc w:val="both"/>
+      </w:pPr>
+      <w:r>
+        <w:rPr>
+          <w:rFonts w:ascii="Times New Roman" w:hAnsi="Times New Roman" w:eastAsia="Times New Roman" w:cs="Times New Roman"/>
+        </w:rPr>
+        <w:t>3.1. Запросы SQL: выборка и фильтрация: очно — 3 ч, с применением ДОТ — 3 ч</w:t>
+      </w:r>
+    </w:p>
+    <w:p>
+      <w:pPr>
+        <w:numPr>
+          <w:ilvl w:val="0"/>
+          <w:numId w:val="4"/>
+        </w:numPr>
+        <w:spacing w:before="0" w:after="40" w:line="240" w:lineRule="auto"/>
+        <w:ind w:firstLine="0"/>
+        <w:jc w:val="both"/>
+      </w:pPr>
+      <w:r>
+        <w:rPr>
+          <w:rFonts w:ascii="Times New Roman" w:hAnsi="Times New Roman" w:eastAsia="Times New Roman" w:cs="Times New Roman"/>
+        </w:rPr>
+        <w:t>3.2. Объединение таблиц и агрегаты в SQL: очно — 2,5 ч, с применением ДОТ — 3 ч</w:t>
+      </w:r>
+    </w:p>
+    <w:p>
+      <w:pPr>
+        <w:numPr>
+          <w:ilvl w:val="0"/>
+          <w:numId w:val="4"/>
+        </w:numPr>
+        <w:spacing w:before="0" w:after="40" w:line="240" w:lineRule="auto"/>
+        <w:ind w:firstLine="0"/>
+        <w:jc w:val="both"/>
+      </w:pPr>
+      <w:r>
+        <w:rPr>
+          <w:rFonts w:ascii="Times New Roman" w:hAnsi="Times New Roman" w:eastAsia="Times New Roman" w:cs="Times New Roman"/>
+        </w:rPr>
+        <w:t>4.1. Графики для банковских показателей: очно — 2 ч, с применением ДОТ — 1,5 ч</w:t>
+      </w:r>
+    </w:p>
+    <w:p>
+      <w:pPr>
+        <w:numPr>
+          <w:ilvl w:val="0"/>
+          <w:numId w:val="4"/>
+        </w:numPr>
+        <w:spacing w:before="0" w:after="40" w:line="240" w:lineRule="auto"/>
+        <w:ind w:firstLine="0"/>
+        <w:jc w:val="both"/>
+      </w:pPr>
+      <w:r>
+        <w:rPr>
+          <w:rFonts w:ascii="Times New Roman" w:hAnsi="Times New Roman" w:eastAsia="Times New Roman" w:cs="Times New Roman"/>
+        </w:rPr>
+        <w:t>4.2. Дашборд для руководителя отделения: очно — 2 ч, с применением ДОТ — 1,5 ч</w:t>
+      </w:r>
+    </w:p>
+    <w:p>
+      <w:pPr>
+        <w:numPr>
+          <w:ilvl w:val="0"/>
+          <w:numId w:val="4"/>
+        </w:numPr>
+        <w:spacing w:before="0" w:after="40" w:line="240" w:lineRule="auto"/>
+        <w:ind w:firstLine="0"/>
+        <w:jc w:val="both"/>
+      </w:pPr>
+      <w:r>
+        <w:rPr>
+          <w:rFonts w:ascii="Times New Roman" w:hAnsi="Times New Roman" w:eastAsia="Times New Roman" w:cs="Times New Roman"/>
+        </w:rPr>
+        <w:t>5.1. Описательная статистика: очно — 3 ч, с применением ДОТ — 3 ч</w:t>
+      </w:r>
+    </w:p>
+    <w:p>
+      <w:pPr>
+        <w:numPr>
+          <w:ilvl w:val="0"/>
+          <w:numId w:val="4"/>
+        </w:numPr>
+        <w:spacing w:before="0" w:after="40" w:line="240" w:lineRule="auto"/>
+        <w:ind w:firstLine="0"/>
+        <w:jc w:val="both"/>
+      </w:pPr>
+      <w:r>
+        <w:rPr>
+          <w:rFonts w:ascii="Times New Roman" w:hAnsi="Times New Roman" w:eastAsia="Times New Roman" w:cs="Times New Roman"/>
+        </w:rPr>
+        <w:t>5.2. Корреляция и проверка гипотез: очно — 2,5 ч, с применением ДОТ — 3 ч</w:t>
+      </w:r>
+    </w:p>
+    <w:p>
+      <w:pPr>
+        <w:numPr>
+          <w:ilvl w:val="0"/>
+          <w:numId w:val="4"/>
+        </w:numPr>
+        <w:spacing w:before="0" w:after="40" w:line="240" w:lineRule="auto"/>
+        <w:ind w:firstLine="0"/>
+        <w:jc w:val="both"/>
+      </w:pPr>
+      <w:r>
+        <w:rPr>
+          <w:rFonts w:ascii="Times New Roman" w:hAnsi="Times New Roman" w:eastAsia="Times New Roman" w:cs="Times New Roman"/>
+        </w:rPr>
+        <w:t>6.1. Проект на обезличенных банковских данных: очно — 4 ч, с применением ДОТ — 3 ч</w:t>
+      </w:r>
+    </w:p>
+    <w:p>
+      <w:pPr>
+        <w:numPr>
+          <w:ilvl w:val="0"/>
+          <w:numId w:val="4"/>
+        </w:numPr>
+        <w:spacing w:before="0" w:after="40" w:line="240" w:lineRule="auto"/>
+        <w:ind w:firstLine="0"/>
+        <w:jc w:val="both"/>
+      </w:pPr>
+      <w:r>
+        <w:rPr>
+          <w:rFonts w:ascii="Times New Roman" w:hAnsi="Times New Roman" w:eastAsia="Times New Roman" w:cs="Times New Roman"/>
+        </w:rPr>
+        <w:t>Всего контактной работы: очно — 31,5 ч, с применением ДОТ — 31,5 ч</w:t>
+      </w:r>
+    </w:p>
+    <w:p>
+      <w:pPr>
         <w:pStyle w:val="2"/>
         <w:keepNext/>
         <w:ind w:firstLine="0"/>
@@ -12003,7 +12405,7 @@
           <w:rFonts w:ascii="Times New Roman" w:hAnsi="Times New Roman" w:eastAsia="Times New Roman" w:cs="Times New Roman"/>
           <w:b w:val="0"/>
         </w:rPr>
-        <w:t>Итоговая аттестация — защита проекта (2 часа). Зачтено — не меньше 6 баллов из 10.</w:t>
+        <w:t>Итоговая аттестация — защита проекта (2 часа). «Зачтено» — не меньше 6 баллов из 10 и ни по одному критерию не 0 баллов.</w:t>
       </w:r>
     </w:p>
     <w:p>
@@ -12291,7 +12693,21 @@
           <w:rFonts w:ascii="Times New Roman" w:hAnsi="Times New Roman" w:eastAsia="Times New Roman" w:cs="Times New Roman"/>
           <w:b w:val="0"/>
         </w:rPr>
-        <w:t>5. Профессиональный стандарт 06.042 «Специалист по большим данным», приказ Минтруда России от 06.07.2020 № 405н</w:t>
+        <w:t>5. Федеральный закон от 27.07.2006 № 152-ФЗ «О персональных данных»</w:t>
+      </w:r>
+    </w:p>
+    <w:p>
+      <w:pPr>
+        <w:spacing w:before="0" w:after="60" w:line="240" w:lineRule="auto"/>
+        <w:ind w:firstLine="0"/>
+        <w:jc w:val="both"/>
+      </w:pPr>
+      <w:r>
+        <w:rPr>
+          <w:rFonts w:ascii="Times New Roman" w:hAnsi="Times New Roman" w:eastAsia="Times New Roman" w:cs="Times New Roman"/>
+          <w:b w:val="0"/>
+        </w:rPr>
+        <w:t>6. Профессиональный стандарт 06.042 «Специалист по большим данным», приказ Минтруда России от 06.07.2020 № 405н</w:t>
       </w:r>
     </w:p>
     <w:p>
@@ -13223,7 +13639,7 @@
         <w:rPr>
           <w:rFonts w:ascii="Times New Roman" w:hAnsi="Times New Roman" w:eastAsia="Times New Roman" w:cs="Times New Roman"/>
         </w:rPr>
-        <w:t>Задание выполнено полностью — до 4 балл.</w:t>
+        <w:t>Задание выполнено полностью — до 4 баллов</w:t>
       </w:r>
     </w:p>
     <w:p>
@@ -13240,7 +13656,7 @@
         <w:rPr>
           <w:rFonts w:ascii="Times New Roman" w:hAnsi="Times New Roman" w:eastAsia="Times New Roman" w:cs="Times New Roman"/>
         </w:rPr>
-        <w:t>Результат проверен и корректен — до 3 балл.</w:t>
+        <w:t>Результат проверен и корректен — до 3 баллов</w:t>
       </w:r>
     </w:p>
     <w:p>
@@ -13257,7 +13673,7 @@
         <w:rPr>
           <w:rFonts w:ascii="Times New Roman" w:hAnsi="Times New Roman" w:eastAsia="Times New Roman" w:cs="Times New Roman"/>
         </w:rPr>
-        <w:t>Вывод обоснован — до 3 балл.</w:t>
+        <w:t>Вывод обоснован — до 3 баллов</w:t>
       </w:r>
     </w:p>
     <w:p>
@@ -13462,7 +13878,7 @@
         <w:rPr>
           <w:rFonts w:ascii="Times New Roman" w:hAnsi="Times New Roman" w:eastAsia="Times New Roman" w:cs="Times New Roman"/>
         </w:rPr>
-        <w:t>Задание выполнено полностью — до 4 балл.</w:t>
+        <w:t>Задание выполнено полностью — до 4 баллов</w:t>
       </w:r>
     </w:p>
     <w:p>
@@ -13479,7 +13895,7 @@
         <w:rPr>
           <w:rFonts w:ascii="Times New Roman" w:hAnsi="Times New Roman" w:eastAsia="Times New Roman" w:cs="Times New Roman"/>
         </w:rPr>
-        <w:t>Результат проверен и корректен — до 3 балл.</w:t>
+        <w:t>Результат проверен и корректен — до 3 баллов</w:t>
       </w:r>
     </w:p>
     <w:p>
@@ -13496,7 +13912,7 @@
         <w:rPr>
           <w:rFonts w:ascii="Times New Roman" w:hAnsi="Times New Roman" w:eastAsia="Times New Roman" w:cs="Times New Roman"/>
         </w:rPr>
-        <w:t>Вывод обоснован — до 3 балл.</w:t>
+        <w:t>Вывод обоснован — до 3 баллов</w:t>
       </w:r>
     </w:p>
     <w:p>
@@ -13701,7 +14117,7 @@
         <w:rPr>
           <w:rFonts w:ascii="Times New Roman" w:hAnsi="Times New Roman" w:eastAsia="Times New Roman" w:cs="Times New Roman"/>
         </w:rPr>
-        <w:t>Задание выполнено полностью — до 4 балл.</w:t>
+        <w:t>Задание выполнено полностью — до 4 баллов</w:t>
       </w:r>
     </w:p>
     <w:p>
@@ -13718,7 +14134,7 @@
         <w:rPr>
           <w:rFonts w:ascii="Times New Roman" w:hAnsi="Times New Roman" w:eastAsia="Times New Roman" w:cs="Times New Roman"/>
         </w:rPr>
-        <w:t>Результат проверен и корректен — до 3 балл.</w:t>
+        <w:t>Результат проверен и корректен — до 3 баллов</w:t>
       </w:r>
     </w:p>
     <w:p>
@@ -13735,7 +14151,7 @@
         <w:rPr>
           <w:rFonts w:ascii="Times New Roman" w:hAnsi="Times New Roman" w:eastAsia="Times New Roman" w:cs="Times New Roman"/>
         </w:rPr>
-        <w:t>Вывод обоснован — до 3 балл.</w:t>
+        <w:t>Вывод обоснован — до 3 баллов</w:t>
       </w:r>
     </w:p>
     <w:p>
@@ -14328,7 +14744,7 @@
         <w:rPr>
           <w:rFonts w:ascii="Times New Roman" w:hAnsi="Times New Roman" w:eastAsia="Times New Roman" w:cs="Times New Roman"/>
         </w:rPr>
-        <w:t>Задание выполнено полностью — до 4 балл.</w:t>
+        <w:t>Задание выполнено полностью — до 4 баллов</w:t>
       </w:r>
     </w:p>
     <w:p>
@@ -14345,7 +14761,7 @@
         <w:rPr>
           <w:rFonts w:ascii="Times New Roman" w:hAnsi="Times New Roman" w:eastAsia="Times New Roman" w:cs="Times New Roman"/>
         </w:rPr>
-        <w:t>Результат проверен и корректен — до 3 балл.</w:t>
+        <w:t>Результат проверен и корректен — до 3 баллов</w:t>
       </w:r>
     </w:p>
     <w:p>
@@ -14362,7 +14778,7 @@
         <w:rPr>
           <w:rFonts w:ascii="Times New Roman" w:hAnsi="Times New Roman" w:eastAsia="Times New Roman" w:cs="Times New Roman"/>
         </w:rPr>
-        <w:t>Вывод обоснован — до 3 балл.</w:t>
+        <w:t>Вывод обоснован — до 3 баллов</w:t>
       </w:r>
     </w:p>
     <w:p>
@@ -14567,7 +14983,7 @@
         <w:rPr>
           <w:rFonts w:ascii="Times New Roman" w:hAnsi="Times New Roman" w:eastAsia="Times New Roman" w:cs="Times New Roman"/>
         </w:rPr>
-        <w:t>Задание выполнено полностью — до 4 балл.</w:t>
+        <w:t>Задание выполнено полностью — до 4 баллов</w:t>
       </w:r>
     </w:p>
     <w:p>
@@ -14584,7 +15000,7 @@
         <w:rPr>
           <w:rFonts w:ascii="Times New Roman" w:hAnsi="Times New Roman" w:eastAsia="Times New Roman" w:cs="Times New Roman"/>
         </w:rPr>
-        <w:t>Результат проверен и корректен — до 3 балл.</w:t>
+        <w:t>Результат проверен и корректен — до 3 баллов</w:t>
       </w:r>
     </w:p>
     <w:p>
@@ -14601,7 +15017,7 @@
         <w:rPr>
           <w:rFonts w:ascii="Times New Roman" w:hAnsi="Times New Roman" w:eastAsia="Times New Roman" w:cs="Times New Roman"/>
         </w:rPr>
-        <w:t>Вывод обоснован — до 3 балл.</w:t>
+        <w:t>Вывод обоснован — до 3 баллов</w:t>
       </w:r>
     </w:p>
     <w:p>
@@ -14806,7 +15222,7 @@
         <w:rPr>
           <w:rFonts w:ascii="Times New Roman" w:hAnsi="Times New Roman" w:eastAsia="Times New Roman" w:cs="Times New Roman"/>
         </w:rPr>
-        <w:t>Задание выполнено полностью — до 4 балл.</w:t>
+        <w:t>Задание выполнено полностью — до 4 баллов</w:t>
       </w:r>
     </w:p>
     <w:p>
@@ -14823,7 +15239,7 @@
         <w:rPr>
           <w:rFonts w:ascii="Times New Roman" w:hAnsi="Times New Roman" w:eastAsia="Times New Roman" w:cs="Times New Roman"/>
         </w:rPr>
-        <w:t>Результат проверен и корректен — до 3 балл.</w:t>
+        <w:t>Результат проверен и корректен — до 3 баллов</w:t>
       </w:r>
     </w:p>
     <w:p>
@@ -14840,7 +15256,7 @@
         <w:rPr>
           <w:rFonts w:ascii="Times New Roman" w:hAnsi="Times New Roman" w:eastAsia="Times New Roman" w:cs="Times New Roman"/>
         </w:rPr>
-        <w:t>Вывод обоснован — до 3 балл.</w:t>
+        <w:t>Вывод обоснован — до 3 баллов</w:t>
       </w:r>
     </w:p>
     <w:p>
@@ -15605,7 +16021,7 @@
         <w:rPr>
           <w:rFonts w:ascii="Times New Roman" w:hAnsi="Times New Roman" w:eastAsia="Times New Roman" w:cs="Times New Roman"/>
         </w:rPr>
-        <w:t>Задание выполнено полностью — до 4 балл.</w:t>
+        <w:t>Задание выполнено полностью — до 4 баллов</w:t>
       </w:r>
     </w:p>
     <w:p>
@@ -15622,7 +16038,7 @@
         <w:rPr>
           <w:rFonts w:ascii="Times New Roman" w:hAnsi="Times New Roman" w:eastAsia="Times New Roman" w:cs="Times New Roman"/>
         </w:rPr>
-        <w:t>Результат проверен и корректен — до 3 балл.</w:t>
+        <w:t>Результат проверен и корректен — до 3 баллов</w:t>
       </w:r>
     </w:p>
     <w:p>
@@ -15639,7 +16055,7 @@
         <w:rPr>
           <w:rFonts w:ascii="Times New Roman" w:hAnsi="Times New Roman" w:eastAsia="Times New Roman" w:cs="Times New Roman"/>
         </w:rPr>
-        <w:t>Вывод обоснован — до 3 балл.</w:t>
+        <w:t>Вывод обоснован — до 3 баллов</w:t>
       </w:r>
     </w:p>
     <w:p>
@@ -15844,7 +16260,7 @@
         <w:rPr>
           <w:rFonts w:ascii="Times New Roman" w:hAnsi="Times New Roman" w:eastAsia="Times New Roman" w:cs="Times New Roman"/>
         </w:rPr>
-        <w:t>Задание выполнено полностью — до 4 балл.</w:t>
+        <w:t>Задание выполнено полностью — до 4 баллов</w:t>
       </w:r>
     </w:p>
     <w:p>
@@ -15861,7 +16277,7 @@
         <w:rPr>
           <w:rFonts w:ascii="Times New Roman" w:hAnsi="Times New Roman" w:eastAsia="Times New Roman" w:cs="Times New Roman"/>
         </w:rPr>
-        <w:t>Результат проверен и корректен — до 3 балл.</w:t>
+        <w:t>Результат проверен и корректен — до 3 баллов</w:t>
       </w:r>
     </w:p>
     <w:p>
@@ -15878,7 +16294,7 @@
         <w:rPr>
           <w:rFonts w:ascii="Times New Roman" w:hAnsi="Times New Roman" w:eastAsia="Times New Roman" w:cs="Times New Roman"/>
         </w:rPr>
-        <w:t>Вывод обоснован — до 3 балл.</w:t>
+        <w:t>Вывод обоснован — до 3 баллов</w:t>
       </w:r>
     </w:p>
     <w:p>
@@ -16643,7 +17059,7 @@
         <w:rPr>
           <w:rFonts w:ascii="Times New Roman" w:hAnsi="Times New Roman" w:eastAsia="Times New Roman" w:cs="Times New Roman"/>
         </w:rPr>
-        <w:t>Задание выполнено полностью — до 4 балл.</w:t>
+        <w:t>Задание выполнено полностью — до 4 баллов</w:t>
       </w:r>
     </w:p>
     <w:p>
@@ -16660,7 +17076,7 @@
         <w:rPr>
           <w:rFonts w:ascii="Times New Roman" w:hAnsi="Times New Roman" w:eastAsia="Times New Roman" w:cs="Times New Roman"/>
         </w:rPr>
-        <w:t>Результат проверен и корректен — до 3 балл.</w:t>
+        <w:t>Результат проверен и корректен — до 3 баллов</w:t>
       </w:r>
     </w:p>
     <w:p>
@@ -16677,7 +17093,7 @@
         <w:rPr>
           <w:rFonts w:ascii="Times New Roman" w:hAnsi="Times New Roman" w:eastAsia="Times New Roman" w:cs="Times New Roman"/>
         </w:rPr>
-        <w:t>Вывод обоснован — до 3 балл.</w:t>
+        <w:t>Вывод обоснован — до 3 баллов</w:t>
       </w:r>
     </w:p>
     <w:p>
@@ -16882,7 +17298,7 @@
         <w:rPr>
           <w:rFonts w:ascii="Times New Roman" w:hAnsi="Times New Roman" w:eastAsia="Times New Roman" w:cs="Times New Roman"/>
         </w:rPr>
-        <w:t>Задание выполнено полностью — до 4 балл.</w:t>
+        <w:t>Задание выполнено полностью — до 4 баллов</w:t>
       </w:r>
     </w:p>
     <w:p>
@@ -16899,7 +17315,7 @@
         <w:rPr>
           <w:rFonts w:ascii="Times New Roman" w:hAnsi="Times New Roman" w:eastAsia="Times New Roman" w:cs="Times New Roman"/>
         </w:rPr>
-        <w:t>Результат проверен и корректен — до 3 балл.</w:t>
+        <w:t>Результат проверен и корректен — до 3 баллов</w:t>
       </w:r>
     </w:p>
     <w:p>
@@ -16916,7 +17332,7 @@
         <w:rPr>
           <w:rFonts w:ascii="Times New Roman" w:hAnsi="Times New Roman" w:eastAsia="Times New Roman" w:cs="Times New Roman"/>
         </w:rPr>
-        <w:t>Вывод обоснован — до 3 балл.</w:t>
+        <w:t>Вывод обоснован — до 3 баллов</w:t>
       </w:r>
     </w:p>
     <w:p>
@@ -17423,7 +17839,7 @@
         <w:rPr>
           <w:rFonts w:ascii="Times New Roman" w:hAnsi="Times New Roman" w:eastAsia="Times New Roman" w:cs="Times New Roman"/>
         </w:rPr>
-        <w:t>Задание выполнено полностью — до 4 балл.</w:t>
+        <w:t>Задание выполнено полностью — до 4 баллов</w:t>
       </w:r>
     </w:p>
     <w:p>
@@ -17440,7 +17856,7 @@
         <w:rPr>
           <w:rFonts w:ascii="Times New Roman" w:hAnsi="Times New Roman" w:eastAsia="Times New Roman" w:cs="Times New Roman"/>
         </w:rPr>
-        <w:t>Результат проверен и корректен — до 3 балл.</w:t>
+        <w:t>Результат проверен и корректен — до 3 баллов</w:t>
       </w:r>
     </w:p>
     <w:p>
@@ -17457,7 +17873,7 @@
         <w:rPr>
           <w:rFonts w:ascii="Times New Roman" w:hAnsi="Times New Roman" w:eastAsia="Times New Roman" w:cs="Times New Roman"/>
         </w:rPr>
-        <w:t>Вывод обоснован — до 3 балл.</w:t>
+        <w:t>Вывод обоснован — до 3 баллов</w:t>
       </w:r>
     </w:p>
     <w:p>
@@ -17662,7 +18078,7 @@
         <w:rPr>
           <w:rFonts w:ascii="Times New Roman" w:hAnsi="Times New Roman" w:eastAsia="Times New Roman" w:cs="Times New Roman"/>
         </w:rPr>
-        <w:t>Задание выполнено полностью — до 4 балл.</w:t>
+        <w:t>Задание выполнено полностью — до 4 баллов</w:t>
       </w:r>
     </w:p>
     <w:p>
@@ -17679,7 +18095,7 @@
         <w:rPr>
           <w:rFonts w:ascii="Times New Roman" w:hAnsi="Times New Roman" w:eastAsia="Times New Roman" w:cs="Times New Roman"/>
         </w:rPr>
-        <w:t>Результат проверен и корректен — до 3 балл.</w:t>
+        <w:t>Результат проверен и корректен — до 3 баллов</w:t>
       </w:r>
     </w:p>
     <w:p>
@@ -17696,7 +18112,7 @@
         <w:rPr>
           <w:rFonts w:ascii="Times New Roman" w:hAnsi="Times New Roman" w:eastAsia="Times New Roman" w:cs="Times New Roman"/>
         </w:rPr>
-        <w:t>Вывод обоснован — до 3 балл.</w:t>
+        <w:t>Вывод обоснован — до 3 баллов</w:t>
       </w:r>
     </w:p>
     <w:p>
@@ -18189,7 +18605,7 @@
         <w:rPr>
           <w:rFonts w:ascii="Times New Roman" w:hAnsi="Times New Roman" w:eastAsia="Times New Roman" w:cs="Times New Roman"/>
         </w:rPr>
-        <w:t>Задание выполнено полностью — до 4 балл.</w:t>
+        <w:t>Задание выполнено полностью — до 4 баллов</w:t>
       </w:r>
     </w:p>
     <w:p>
@@ -18206,7 +18622,7 @@
         <w:rPr>
           <w:rFonts w:ascii="Times New Roman" w:hAnsi="Times New Roman" w:eastAsia="Times New Roman" w:cs="Times New Roman"/>
         </w:rPr>
-        <w:t>Результат проверен и корректен — до 3 балл.</w:t>
+        <w:t>Результат проверен и корректен — до 3 баллов</w:t>
       </w:r>
     </w:p>
     <w:p>
@@ -18223,7 +18639,7 @@
         <w:rPr>
           <w:rFonts w:ascii="Times New Roman" w:hAnsi="Times New Roman" w:eastAsia="Times New Roman" w:cs="Times New Roman"/>
         </w:rPr>
-        <w:t>Вывод обоснован — до 3 балл.</w:t>
+        <w:t>Вывод обоснован — до 3 баллов</w:t>
       </w:r>
     </w:p>
     <w:p>
@@ -18801,7 +19217,7 @@
           <w:rFonts w:ascii="Times New Roman" w:hAnsi="Times New Roman" w:eastAsia="Times New Roman" w:cs="Times New Roman"/>
           <w:b w:val="0"/>
         </w:rPr>
-        <w:t>Зачтено — не меньше 6 баллов из 10.</w:t>
+        <w:t>«Зачтено» — не меньше 6 баллов из 10 и ни по одному критерию не 0 баллов.</w:t>
       </w:r>
     </w:p>
     <w:p>
@@ -18885,6185 +19301,6 @@
           <w:rFonts w:ascii="Times New Roman" w:hAnsi="Times New Roman" w:eastAsia="Times New Roman" w:cs="Times New Roman"/>
         </w:rPr>
         <w:t>Комиссия выставляет баллы по критериям и объявляет результат</w:t>
-      </w:r>
-    </w:p>
-    <w:p>
-      <w:pPr>
-        <w:pStyle w:val="1"/>
-        <w:keepNext/>
-        <w:pageBreakBefore/>
-        <w:ind w:firstLine="0"/>
-        <w:jc w:val="right"/>
-      </w:pPr>
-      <w:r>
-        <w:rPr>
-          <w:rFonts w:ascii="Times New Roman" w:hAnsi="Times New Roman" w:eastAsia="Times New Roman" w:cs="Times New Roman"/>
-        </w:rPr>
-        <w:t>Приложение 3</w:t>
-      </w:r>
-    </w:p>
-    <w:p>
-      <w:pPr>
-        <w:keepNext/>
-        <w:spacing w:before="0" w:after="120" w:line="240" w:lineRule="auto"/>
-        <w:ind w:firstLine="0"/>
-        <w:jc w:val="center"/>
-      </w:pPr>
-      <w:r>
-        <w:rPr>
-          <w:rFonts w:ascii="Times New Roman" w:hAnsi="Times New Roman" w:eastAsia="Times New Roman" w:cs="Times New Roman"/>
-          <w:b/>
-        </w:rPr>
-        <w:t>Отчёт автопроверки комплекта</w:t>
-      </w:r>
-    </w:p>
-    <w:p>
-      <w:pPr>
-        <w:spacing w:before="0" w:after="120" w:line="240" w:lineRule="auto"/>
-        <w:ind w:firstLine="0"/>
-        <w:jc w:val="both"/>
-      </w:pPr>
-      <w:r>
-        <w:rPr>
-          <w:rFonts w:ascii="Times New Roman" w:hAnsi="Times New Roman" w:eastAsia="Times New Roman" w:cs="Times New Roman"/>
-          <w:b w:val="0"/>
-        </w:rPr>
-        <w:t>Служебное приложение для методиста: перед утверждением программы его можно удалить. Сверка самих файлов выгрузки с комплектом выполняется после сборки документа — её итог в файлах report.md и report.json.</w:t>
-      </w:r>
-    </w:p>
-    <w:p>
-      <w:pPr>
-        <w:spacing w:before="0" w:after="120" w:line="240" w:lineRule="auto"/>
-        <w:ind w:firstLine="0"/>
-        <w:jc w:val="both"/>
-      </w:pPr>
-      <w:r>
-        <w:rPr>
-          <w:rFonts w:ascii="Times New Roman" w:hAnsi="Times New Roman" w:eastAsia="Times New Roman" w:cs="Times New Roman"/>
-          <w:b/>
-        </w:rPr>
-        <w:t>Итог. Комплект собран, ошибок нет; 2 предупреждения методисту и 1 замечание автопроверки — см. ниже. В приложенном образце найдено ошибок: 15; в программу они не перенесены. Пояснения к сборке — в разделе «Что пропущено и почему».</w:t>
-      </w:r>
-    </w:p>
-    <w:p>
-      <w:pPr>
-        <w:keepNext/>
-        <w:spacing w:before="0" w:after="120" w:line="240" w:lineRule="auto"/>
-        <w:ind w:firstLine="0"/>
-        <w:jc w:val="left"/>
-      </w:pPr>
-      <w:r>
-        <w:rPr>
-          <w:rFonts w:ascii="Times New Roman" w:hAnsi="Times New Roman" w:eastAsia="Times New Roman" w:cs="Times New Roman"/>
-          <w:b/>
-        </w:rPr>
-        <w:t>Коротко</w:t>
-      </w:r>
-    </w:p>
-    <w:p>
-      <w:pPr>
-        <w:numPr>
-          <w:ilvl w:val="0"/>
-          <w:numId w:val="4"/>
-        </w:numPr>
-        <w:spacing w:before="0" w:after="40" w:line="240" w:lineRule="auto"/>
-        <w:ind w:firstLine="0"/>
-        <w:jc w:val="both"/>
-      </w:pPr>
-      <w:r>
-        <w:rPr>
-          <w:rFonts w:ascii="Times New Roman" w:hAnsi="Times New Roman" w:eastAsia="Times New Roman" w:cs="Times New Roman"/>
-        </w:rPr>
-        <w:t>ошибки (нужно исправить до утверждения): 0</w:t>
-      </w:r>
-    </w:p>
-    <w:p>
-      <w:pPr>
-        <w:numPr>
-          <w:ilvl w:val="0"/>
-          <w:numId w:val="4"/>
-        </w:numPr>
-        <w:spacing w:before="0" w:after="40" w:line="240" w:lineRule="auto"/>
-        <w:ind w:firstLine="0"/>
-        <w:jc w:val="both"/>
-      </w:pPr>
-      <w:r>
-        <w:rPr>
-          <w:rFonts w:ascii="Times New Roman" w:hAnsi="Times New Roman" w:eastAsia="Times New Roman" w:cs="Times New Roman"/>
-        </w:rPr>
-        <w:t>предупреждения методисту (с вариантами решения): 2</w:t>
-      </w:r>
-    </w:p>
-    <w:p>
-      <w:pPr>
-        <w:numPr>
-          <w:ilvl w:val="0"/>
-          <w:numId w:val="4"/>
-        </w:numPr>
-        <w:spacing w:before="0" w:after="40" w:line="240" w:lineRule="auto"/>
-        <w:ind w:firstLine="0"/>
-        <w:jc w:val="both"/>
-      </w:pPr>
-      <w:r>
-        <w:rPr>
-          <w:rFonts w:ascii="Times New Roman" w:hAnsi="Times New Roman" w:eastAsia="Times New Roman" w:cs="Times New Roman"/>
-        </w:rPr>
-        <w:t>замечания автопроверки (стоит проверить): 1</w:t>
-      </w:r>
-    </w:p>
-    <w:p>
-      <w:pPr>
-        <w:numPr>
-          <w:ilvl w:val="0"/>
-          <w:numId w:val="4"/>
-        </w:numPr>
-        <w:spacing w:before="0" w:after="40" w:line="240" w:lineRule="auto"/>
-        <w:ind w:firstLine="0"/>
-        <w:jc w:val="both"/>
-      </w:pPr>
-      <w:r>
-        <w:rPr>
-          <w:rFonts w:ascii="Times New Roman" w:hAnsi="Times New Roman" w:eastAsia="Times New Roman" w:cs="Times New Roman"/>
-        </w:rPr>
-        <w:t>объём: заявлено 72 ч, собрано 72 ч</w:t>
-      </w:r>
-    </w:p>
-    <w:p>
-      <w:pPr>
-        <w:numPr>
-          <w:ilvl w:val="0"/>
-          <w:numId w:val="4"/>
-        </w:numPr>
-        <w:spacing w:before="0" w:after="40" w:line="240" w:lineRule="auto"/>
-        <w:ind w:firstLine="0"/>
-        <w:jc w:val="both"/>
-      </w:pPr>
-      <w:r>
-        <w:rPr>
-          <w:rFonts w:ascii="Times New Roman" w:hAnsi="Times New Roman" w:eastAsia="Times New Roman" w:cs="Times New Roman"/>
-        </w:rPr>
-        <w:t>модель: заготовленные ответы (демонстрационный режим); режим генерации — полный</w:t>
-      </w:r>
-    </w:p>
-    <w:p>
-      <w:pPr>
-        <w:numPr>
-          <w:ilvl w:val="0"/>
-          <w:numId w:val="4"/>
-        </w:numPr>
-        <w:spacing w:before="0" w:after="40" w:line="240" w:lineRule="auto"/>
-        <w:ind w:firstLine="0"/>
-        <w:jc w:val="both"/>
-      </w:pPr>
-      <w:r>
-        <w:rPr>
-          <w:rFonts w:ascii="Times New Roman" w:hAnsi="Times New Roman" w:eastAsia="Times New Roman" w:cs="Times New Roman"/>
-        </w:rPr>
-        <w:t>время сборки комплекта после утверждения каркаса: 1 с</w:t>
-      </w:r>
-    </w:p>
-    <w:p>
-      <w:pPr>
-        <w:keepNext/>
-        <w:spacing w:before="0" w:after="120" w:line="240" w:lineRule="auto"/>
-        <w:ind w:firstLine="0"/>
-        <w:jc w:val="left"/>
-      </w:pPr>
-      <w:r>
-        <w:rPr>
-          <w:rFonts w:ascii="Times New Roman" w:hAnsi="Times New Roman" w:eastAsia="Times New Roman" w:cs="Times New Roman"/>
-          <w:b/>
-        </w:rPr>
-        <w:t>Предупреждения методисту</w:t>
-      </w:r>
-    </w:p>
-    <w:p>
-      <w:pPr>
-        <w:spacing w:before="0" w:after="120" w:line="240" w:lineRule="auto"/>
-        <w:ind w:firstLine="0"/>
-        <w:jc w:val="both"/>
-      </w:pPr>
-      <w:r>
-        <w:rPr>
-          <w:rFonts w:ascii="Times New Roman" w:hAnsi="Times New Roman" w:eastAsia="Times New Roman" w:cs="Times New Roman"/>
-          <w:b w:val="0"/>
-        </w:rPr>
-        <w:t>Здесь — ситуации, где нужно решение методиста или заказчика: агент нашёл их сам по общим правилам. У каждого предупреждения — цифры и варианты решения.</w:t>
-      </w:r>
-    </w:p>
-    <w:p>
-      <w:pPr>
-        <w:keepNext/>
-        <w:spacing w:before="0" w:after="120" w:line="240" w:lineRule="auto"/>
-        <w:ind w:firstLine="0"/>
-        <w:jc w:val="left"/>
-      </w:pPr>
-      <w:r>
-        <w:rPr>
-          <w:rFonts w:ascii="Times New Roman" w:hAnsi="Times New Roman" w:eastAsia="Times New Roman" w:cs="Times New Roman"/>
-          <w:b/>
-        </w:rPr>
-        <w:t>1. Ошибки в приложенном образце</w:t>
-      </w:r>
-    </w:p>
-    <w:p>
-      <w:pPr>
-        <w:spacing w:before="0" w:after="120" w:line="240" w:lineRule="auto"/>
-        <w:ind w:firstLine="0"/>
-        <w:jc w:val="both"/>
-      </w:pPr>
-      <w:r>
-        <w:rPr>
-          <w:rFonts w:ascii="Times New Roman" w:hAnsi="Times New Roman" w:eastAsia="Times New Roman" w:cs="Times New Roman"/>
-          <w:b w:val="0"/>
-        </w:rPr>
-        <w:t>В приложенном образце найдено 15 расхождений: часы рабочей программы не совпадают с учебно-тематическим планом — 5; суммы и итоги часов в учебных планах — 4; ссылки на нормативные акты (утратившие силу или с неверной датой) — 2; строки с часами, не разнесёнными по видам работы — 1; разные обозначения лабораторных работ — 1; аудиторные часы в стажировке — 1; заполненные реквизиты приказа об утверждении — 1. В новой программе они не повторяются; формулировки с цитатами образца — в полной версии отчёта (report.md).</w:t>
-      </w:r>
-    </w:p>
-    <w:p>
-      <w:pPr>
-        <w:keepNext/>
-        <w:spacing w:before="0" w:after="120" w:line="240" w:lineRule="auto"/>
-        <w:ind w:firstLine="0"/>
-        <w:jc w:val="left"/>
-      </w:pPr>
-      <w:r>
-        <w:rPr>
-          <w:rFonts w:ascii="Times New Roman" w:hAnsi="Times New Roman" w:eastAsia="Times New Roman" w:cs="Times New Roman"/>
-          <w:b w:val="0"/>
-        </w:rPr>
-        <w:t>Варианты решения:</w:t>
-      </w:r>
-    </w:p>
-    <w:p>
-      <w:pPr>
-        <w:spacing w:before="0" w:after="60" w:line="240" w:lineRule="auto"/>
-        <w:ind w:firstLine="0"/>
-        <w:jc w:val="both"/>
-      </w:pPr>
-      <w:r>
-        <w:rPr>
-          <w:rFonts w:ascii="Times New Roman" w:hAnsi="Times New Roman" w:eastAsia="Times New Roman" w:cs="Times New Roman"/>
-          <w:b w:val="0"/>
-        </w:rPr>
-        <w:t>1. Ничего менять в новой программе не нужно: она собрана заново по шаблону, часы посчитаны программой, и ошибки образца в неё не перенесены.</w:t>
-      </w:r>
-    </w:p>
-    <w:p>
-      <w:pPr>
-        <w:spacing w:before="0" w:after="60" w:line="240" w:lineRule="auto"/>
-        <w:ind w:firstLine="0"/>
-        <w:jc w:val="both"/>
-      </w:pPr>
-      <w:r>
-        <w:rPr>
-          <w:rFonts w:ascii="Times New Roman" w:hAnsi="Times New Roman" w:eastAsia="Times New Roman" w:cs="Times New Roman"/>
-          <w:b w:val="0"/>
-        </w:rPr>
-        <w:t>2. Передайте список расхождений автору образца — он в полной версии отчёта (report.md), раздел «Ошибки приложенного образца».</w:t>
-      </w:r>
-    </w:p>
-    <w:p>
-      <w:pPr>
-        <w:spacing w:before="0" w:after="60" w:line="240" w:lineRule="auto"/>
-        <w:ind w:firstLine="0"/>
-        <w:jc w:val="both"/>
-      </w:pPr>
-      <w:r>
-        <w:rPr>
-          <w:rFonts w:ascii="Times New Roman" w:hAnsi="Times New Roman" w:eastAsia="Times New Roman" w:cs="Times New Roman"/>
-          <w:b w:val="0"/>
-        </w:rPr>
-        <w:t>3. Если образец — действующая программа организации, исправьте его, прежде чем использовать снова.</w:t>
-      </w:r>
-    </w:p>
-    <w:p>
-      <w:pPr>
-        <w:keepNext/>
-        <w:spacing w:before="0" w:after="120" w:line="240" w:lineRule="auto"/>
-        <w:ind w:firstLine="0"/>
-        <w:jc w:val="left"/>
-      </w:pPr>
-      <w:r>
-        <w:rPr>
-          <w:rFonts w:ascii="Times New Roman" w:hAnsi="Times New Roman" w:eastAsia="Times New Roman" w:cs="Times New Roman"/>
-          <w:b/>
-        </w:rPr>
-        <w:t>2. Акт из задания утратил силу — в программе указан действующий</w:t>
-      </w:r>
-    </w:p>
-    <w:p>
-      <w:pPr>
-        <w:spacing w:before="0" w:after="120" w:line="240" w:lineRule="auto"/>
-        <w:ind w:firstLine="0"/>
-        <w:jc w:val="both"/>
-      </w:pPr>
-      <w:r>
-        <w:rPr>
-          <w:rFonts w:ascii="Times New Roman" w:hAnsi="Times New Roman" w:eastAsia="Times New Roman" w:cs="Times New Roman"/>
-          <w:b w:val="0"/>
-        </w:rPr>
-        <w:t>В программе указан действующий акт — Приказ Минобрнауки России от 24.03.2025 № 266 (действует с 01.09.2025). Прежний акт, на который могут ссылаться задание и старые образцы, утратил силу и в программу не включён. В программе указан действующий акт — Постановление Правительства Российской Федерации от 11.10.2023 № 1678 (действует с 01.09.2024). Прежний акт, на который могут ссылаться задание и старые образцы, утратил силу и в программу не включён.</w:t>
-      </w:r>
-    </w:p>
-    <w:p>
-      <w:pPr>
-        <w:keepNext/>
-        <w:spacing w:before="0" w:after="120" w:line="240" w:lineRule="auto"/>
-        <w:ind w:firstLine="0"/>
-        <w:jc w:val="left"/>
-      </w:pPr>
-      <w:r>
-        <w:rPr>
-          <w:rFonts w:ascii="Times New Roman" w:hAnsi="Times New Roman" w:eastAsia="Times New Roman" w:cs="Times New Roman"/>
-          <w:b w:val="0"/>
-        </w:rPr>
-        <w:t>Варианты решения:</w:t>
-      </w:r>
-    </w:p>
-    <w:p>
-      <w:pPr>
-        <w:spacing w:before="0" w:after="60" w:line="240" w:lineRule="auto"/>
-        <w:ind w:firstLine="0"/>
-        <w:jc w:val="both"/>
-      </w:pPr>
-      <w:r>
-        <w:rPr>
-          <w:rFonts w:ascii="Times New Roman" w:hAnsi="Times New Roman" w:eastAsia="Times New Roman" w:cs="Times New Roman"/>
-          <w:b w:val="0"/>
-        </w:rPr>
-        <w:t>1. Ничего менять в программе не нужно — в ней указан действующий акт.</w:t>
-      </w:r>
-    </w:p>
-    <w:p>
-      <w:pPr>
-        <w:spacing w:before="0" w:after="60" w:line="240" w:lineRule="auto"/>
-        <w:ind w:firstLine="0"/>
-        <w:jc w:val="both"/>
-      </w:pPr>
-      <w:r>
-        <w:rPr>
-          <w:rFonts w:ascii="Times New Roman" w:hAnsi="Times New Roman" w:eastAsia="Times New Roman" w:cs="Times New Roman"/>
-          <w:b w:val="0"/>
-        </w:rPr>
-        <w:t>2. Обновите ссылку в задании и шаблонах организации: Приказ Минобрнауки России от 24.03.2025 № 266; Постановление Правительства Российской Федерации от 11.10.2023 № 1678.</w:t>
-      </w:r>
-    </w:p>
-    <w:p>
-      <w:pPr>
-        <w:spacing w:before="0" w:after="60" w:line="240" w:lineRule="auto"/>
-        <w:ind w:firstLine="0"/>
-        <w:jc w:val="both"/>
-      </w:pPr>
-      <w:r>
-        <w:rPr>
-          <w:rFonts w:ascii="Times New Roman" w:hAnsi="Times New Roman" w:eastAsia="Times New Roman" w:cs="Times New Roman"/>
-          <w:b w:val="0"/>
-        </w:rPr>
-        <w:t>3. Проверьте другие программы организации, где ещё указан прежний акт.</w:t>
-      </w:r>
-    </w:p>
-    <w:p>
-      <w:pPr>
-        <w:keepNext/>
-        <w:spacing w:before="0" w:after="120" w:line="240" w:lineRule="auto"/>
-        <w:ind w:firstLine="0"/>
-        <w:jc w:val="left"/>
-      </w:pPr>
-      <w:r>
-        <w:rPr>
-          <w:rFonts w:ascii="Times New Roman" w:hAnsi="Times New Roman" w:eastAsia="Times New Roman" w:cs="Times New Roman"/>
-          <w:b/>
-        </w:rPr>
-        <w:t>Замечания автопроверки</w:t>
-      </w:r>
-    </w:p>
-    <w:p>
-      <w:pPr>
-        <w:numPr>
-          <w:ilvl w:val="0"/>
-          <w:numId w:val="4"/>
-        </w:numPr>
-        <w:spacing w:before="0" w:after="40" w:line="240" w:lineRule="auto"/>
-        <w:ind w:firstLine="0"/>
-        <w:jc w:val="both"/>
-      </w:pPr>
-      <w:r>
-        <w:rPr>
-          <w:rFonts w:ascii="Times New Roman" w:hAnsi="Times New Roman" w:eastAsia="Times New Roman" w:cs="Times New Roman"/>
-        </w:rPr>
-        <w:t>результат обучения 3.3 раскрывается в темах 3 модулей из 6 (модуль 4 «Визуализация данных», модуль 5 «Основы статистики», модуль 6 «Итоговый проект»): содержание модулей повторяется. Оставьте результат в одном-двух модулях, у остальных — свои результаты. Как исправить: нужно решение методиста: поправьте текст или параметры запроса и пересоберите комплект.</w:t>
-      </w:r>
-    </w:p>
-    <w:p>
-      <w:pPr>
-        <w:keepNext/>
-        <w:spacing w:before="0" w:after="120" w:line="240" w:lineRule="auto"/>
-        <w:ind w:firstLine="0"/>
-        <w:jc w:val="left"/>
-      </w:pPr>
-      <w:r>
-        <w:rPr>
-          <w:rFonts w:ascii="Times New Roman" w:hAnsi="Times New Roman" w:eastAsia="Times New Roman" w:cs="Times New Roman"/>
-          <w:b/>
-        </w:rPr>
-        <w:t>Часы по уровням</w:t>
-      </w:r>
-    </w:p>
-    <w:p>
-      <w:pPr>
-        <w:spacing w:before="0" w:after="120" w:line="240" w:lineRule="auto"/>
-        <w:ind w:firstLine="0"/>
-        <w:jc w:val="both"/>
-      </w:pPr>
-      <w:r>
-        <w:rPr>
-          <w:rFonts w:ascii="Times New Roman" w:hAnsi="Times New Roman" w:eastAsia="Times New Roman" w:cs="Times New Roman"/>
-          <w:b w:val="0"/>
-        </w:rPr>
-        <w:t>Заявлено 72 ч, по учебному плану 72 ч — сходится.</w:t>
-      </w:r>
-    </w:p>
-    <w:p>
-      <w:pPr>
-        <w:spacing w:before="0" w:after="120" w:line="240" w:lineRule="auto"/>
-        <w:ind w:firstLine="0"/>
-        <w:jc w:val="both"/>
-      </w:pPr>
-      <w:r>
-        <w:rPr>
-          <w:rFonts w:ascii="Times New Roman" w:hAnsi="Times New Roman" w:eastAsia="Times New Roman" w:cs="Times New Roman"/>
-          <w:b w:val="0"/>
-        </w:rPr>
-        <w:t>Из них контактная работа — 63 ч (из них с дистанционными технологиями — 31,5 ч), самостоятельная работа — 7 ч, итоговая аттестация — 2 ч.</w:t>
-      </w:r>
-    </w:p>
-    <w:tbl>
-      <w:tblPr>
-        <w:tblLook w:firstColumn="1" w:firstRow="1" w:lastColumn="0" w:lastRow="0" w:noHBand="0" w:noVBand="1" w:val="04A0"/>
-        <w:tblW w:w="9774" w:type="dxa"/>
-        <w:tblLayout w:type="fixed"/>
-        <w:tblBorders>
-          <w:top w:val="single" w:sz="4" w:space="0" w:color="AAAAAA"/>
-          <w:left w:val="single" w:sz="4" w:space="0" w:color="AAAAAA"/>
-          <w:bottom w:val="single" w:sz="4" w:space="0" w:color="AAAAAA"/>
-          <w:right w:val="single" w:sz="4" w:space="0" w:color="AAAAAA"/>
-          <w:insideH w:val="single" w:sz="4" w:space="0" w:color="AAAAAA"/>
-          <w:insideV w:val="single" w:sz="4" w:space="0" w:color="AAAAAA"/>
-        </w:tblBorders>
-        <w:tblCellMar>
-          <w:top w:w="80" w:type="dxa"/>
-          <w:left w:w="120" w:type="dxa"/>
-          <w:bottom w:w="80" w:type="dxa"/>
-          <w:right w:w="120" w:type="dxa"/>
-        </w:tblCellMar>
-      </w:tblPr>
-      <w:tblGrid>
-        <w:gridCol w:w="4889"/>
-        <w:gridCol w:w="977"/>
-        <w:gridCol w:w="977"/>
-        <w:gridCol w:w="977"/>
-        <w:gridCol w:w="977"/>
-        <w:gridCol w:w="977"/>
-      </w:tblGrid>
-      <w:tr>
-        <w:trPr>
-          <w:tblHeader/>
-        </w:trPr>
-        <w:tc>
-          <w:tcPr>
-            <w:tcW w:type="dxa" w:w="4889"/>
-            <w:shd w:val="clear" w:color="auto" w:fill="F2F2F2"/>
-            <w:vAlign w:val="center"/>
-          </w:tcPr>
-          <w:p>
-            <w:pPr>
-              <w:spacing w:before="0" w:after="0" w:line="240" w:lineRule="auto"/>
-              <w:ind w:firstLine="0"/>
-              <w:jc w:val="center"/>
-            </w:pPr>
-            <w:r>
-              <w:rPr>
-                <w:rFonts w:ascii="Times New Roman" w:hAnsi="Times New Roman" w:eastAsia="Times New Roman" w:cs="Times New Roman"/>
-                <w:b/>
-                <w:sz w:val="20"/>
-              </w:rPr>
-              <w:t>Уровень</w:t>
-            </w:r>
-          </w:p>
-        </w:tc>
-        <w:tc>
-          <w:tcPr>
-            <w:tcW w:type="dxa" w:w="977"/>
-            <w:shd w:val="clear" w:color="auto" w:fill="F2F2F2"/>
-            <w:vAlign w:val="center"/>
-          </w:tcPr>
-          <w:p>
-            <w:pPr>
-              <w:spacing w:before="0" w:after="0" w:line="240" w:lineRule="auto"/>
-              <w:ind w:firstLine="0"/>
-              <w:jc w:val="center"/>
-            </w:pPr>
-            <w:r>
-              <w:rPr>
-                <w:rFonts w:ascii="Times New Roman" w:hAnsi="Times New Roman" w:eastAsia="Times New Roman" w:cs="Times New Roman"/>
-                <w:b/>
-                <w:sz w:val="20"/>
-              </w:rPr>
-              <w:t>Всего</w:t>
-            </w:r>
-          </w:p>
-        </w:tc>
-        <w:tc>
-          <w:tcPr>
-            <w:tcW w:type="dxa" w:w="977"/>
-            <w:shd w:val="clear" w:color="auto" w:fill="F2F2F2"/>
-            <w:vAlign w:val="center"/>
-          </w:tcPr>
-          <w:p>
-            <w:pPr>
-              <w:spacing w:before="0" w:after="0" w:line="240" w:lineRule="auto"/>
-              <w:ind w:firstLine="0"/>
-              <w:jc w:val="center"/>
-            </w:pPr>
-            <w:r>
-              <w:rPr>
-                <w:rFonts w:ascii="Times New Roman" w:hAnsi="Times New Roman" w:eastAsia="Times New Roman" w:cs="Times New Roman"/>
-                <w:b/>
-                <w:sz w:val="20"/>
-              </w:rPr>
-              <w:t>ЛК</w:t>
-            </w:r>
-          </w:p>
-        </w:tc>
-        <w:tc>
-          <w:tcPr>
-            <w:tcW w:type="dxa" w:w="977"/>
-            <w:shd w:val="clear" w:color="auto" w:fill="F2F2F2"/>
-            <w:vAlign w:val="center"/>
-          </w:tcPr>
-          <w:p>
-            <w:pPr>
-              <w:spacing w:before="0" w:after="0" w:line="240" w:lineRule="auto"/>
-              <w:ind w:firstLine="0"/>
-              <w:jc w:val="center"/>
-            </w:pPr>
-            <w:r>
-              <w:rPr>
-                <w:rFonts w:ascii="Times New Roman" w:hAnsi="Times New Roman" w:eastAsia="Times New Roman" w:cs="Times New Roman"/>
-                <w:b/>
-                <w:sz w:val="20"/>
-              </w:rPr>
-              <w:t>ПР</w:t>
-            </w:r>
-          </w:p>
-        </w:tc>
-        <w:tc>
-          <w:tcPr>
-            <w:tcW w:type="dxa" w:w="977"/>
-            <w:shd w:val="clear" w:color="auto" w:fill="F2F2F2"/>
-            <w:vAlign w:val="center"/>
-          </w:tcPr>
-          <w:p>
-            <w:pPr>
-              <w:spacing w:before="0" w:after="0" w:line="240" w:lineRule="auto"/>
-              <w:ind w:firstLine="0"/>
-              <w:jc w:val="center"/>
-            </w:pPr>
-            <w:r>
-              <w:rPr>
-                <w:rFonts w:ascii="Times New Roman" w:hAnsi="Times New Roman" w:eastAsia="Times New Roman" w:cs="Times New Roman"/>
-                <w:b/>
-                <w:sz w:val="20"/>
-              </w:rPr>
-              <w:t>ЛБ</w:t>
-            </w:r>
-          </w:p>
-        </w:tc>
-        <w:tc>
-          <w:tcPr>
-            <w:tcW w:type="dxa" w:w="977"/>
-            <w:shd w:val="clear" w:color="auto" w:fill="F2F2F2"/>
-            <w:vAlign w:val="center"/>
-          </w:tcPr>
-          <w:p>
-            <w:pPr>
-              <w:spacing w:before="0" w:after="0" w:line="240" w:lineRule="auto"/>
-              <w:ind w:firstLine="0"/>
-              <w:jc w:val="center"/>
-            </w:pPr>
-            <w:r>
-              <w:rPr>
-                <w:rFonts w:ascii="Times New Roman" w:hAnsi="Times New Roman" w:eastAsia="Times New Roman" w:cs="Times New Roman"/>
-                <w:b/>
-                <w:sz w:val="20"/>
-              </w:rPr>
-              <w:t>СРС</w:t>
-            </w:r>
-          </w:p>
-        </w:tc>
-      </w:tr>
-      <w:tr>
-        <w:tc>
-          <w:tcPr>
-            <w:tcW w:type="dxa" w:w="4889"/>
-          </w:tcPr>
-          <w:p>
-            <w:pPr>
-              <w:spacing w:before="0" w:after="0" w:line="240" w:lineRule="auto"/>
-              <w:ind w:firstLine="0"/>
-              <w:jc w:val="left"/>
-            </w:pPr>
-            <w:r>
-              <w:rPr>
-                <w:rFonts w:ascii="Times New Roman" w:hAnsi="Times New Roman" w:eastAsia="Times New Roman" w:cs="Times New Roman"/>
-                <w:b w:val="0"/>
-                <w:sz w:val="20"/>
-              </w:rPr>
-              <w:t>Модуль 1. Основы Python для анализа данных</w:t>
-            </w:r>
-          </w:p>
-        </w:tc>
-        <w:tc>
-          <w:tcPr>
-            <w:tcW w:type="dxa" w:w="977"/>
-          </w:tcPr>
-          <w:p>
-            <w:pPr>
-              <w:spacing w:before="0" w:after="0" w:line="240" w:lineRule="auto"/>
-              <w:ind w:firstLine="0"/>
-              <w:jc w:val="center"/>
-            </w:pPr>
-            <w:r>
-              <w:rPr>
-                <w:rFonts w:ascii="Times New Roman" w:hAnsi="Times New Roman" w:eastAsia="Times New Roman" w:cs="Times New Roman"/>
-                <w:b w:val="0"/>
-                <w:sz w:val="20"/>
-              </w:rPr>
-              <w:t>12,5</w:t>
-            </w:r>
-          </w:p>
-        </w:tc>
-        <w:tc>
-          <w:tcPr>
-            <w:tcW w:type="dxa" w:w="977"/>
-          </w:tcPr>
-          <w:p>
-            <w:pPr>
-              <w:spacing w:before="0" w:after="0" w:line="240" w:lineRule="auto"/>
-              <w:ind w:firstLine="0"/>
-              <w:jc w:val="center"/>
-            </w:pPr>
-            <w:r>
-              <w:rPr>
-                <w:rFonts w:ascii="Times New Roman" w:hAnsi="Times New Roman" w:eastAsia="Times New Roman" w:cs="Times New Roman"/>
-                <w:b w:val="0"/>
-                <w:sz w:val="20"/>
-              </w:rPr>
-              <w:t>3,5</w:t>
-            </w:r>
-          </w:p>
-        </w:tc>
-        <w:tc>
-          <w:tcPr>
-            <w:tcW w:type="dxa" w:w="977"/>
-          </w:tcPr>
-          <w:p>
-            <w:pPr>
-              <w:spacing w:before="0" w:after="0" w:line="240" w:lineRule="auto"/>
-              <w:ind w:firstLine="0"/>
-              <w:jc w:val="center"/>
-            </w:pPr>
-            <w:r>
-              <w:rPr>
-                <w:rFonts w:ascii="Times New Roman" w:hAnsi="Times New Roman" w:eastAsia="Times New Roman" w:cs="Times New Roman"/>
-                <w:b w:val="0"/>
-                <w:sz w:val="20"/>
-              </w:rPr>
-              <w:t>7,5</w:t>
-            </w:r>
-          </w:p>
-        </w:tc>
-        <w:tc>
-          <w:tcPr>
-            <w:tcW w:type="dxa" w:w="977"/>
-          </w:tcPr>
-          <w:p>
-            <w:pPr>
-              <w:spacing w:before="0" w:after="0" w:line="240" w:lineRule="auto"/>
-              <w:ind w:firstLine="0"/>
-              <w:jc w:val="center"/>
-            </w:pPr>
-            <w:r>
-              <w:rPr>
-                <w:rFonts w:ascii="Times New Roman" w:hAnsi="Times New Roman" w:eastAsia="Times New Roman" w:cs="Times New Roman"/>
-                <w:b w:val="0"/>
-                <w:sz w:val="20"/>
-              </w:rPr>
-              <w:t>0</w:t>
-            </w:r>
-          </w:p>
-        </w:tc>
-        <w:tc>
-          <w:tcPr>
-            <w:tcW w:type="dxa" w:w="977"/>
-          </w:tcPr>
-          <w:p>
-            <w:pPr>
-              <w:spacing w:before="0" w:after="0" w:line="240" w:lineRule="auto"/>
-              <w:ind w:firstLine="0"/>
-              <w:jc w:val="center"/>
-            </w:pPr>
-            <w:r>
-              <w:rPr>
-                <w:rFonts w:ascii="Times New Roman" w:hAnsi="Times New Roman" w:eastAsia="Times New Roman" w:cs="Times New Roman"/>
-                <w:b w:val="0"/>
-                <w:sz w:val="20"/>
-              </w:rPr>
-              <w:t>1,5</w:t>
-            </w:r>
-          </w:p>
-        </w:tc>
-      </w:tr>
-      <w:tr>
-        <w:tc>
-          <w:tcPr>
-            <w:tcW w:type="dxa" w:w="4889"/>
-          </w:tcPr>
-          <w:p>
-            <w:pPr>
-              <w:spacing w:before="0" w:after="0" w:line="240" w:lineRule="auto"/>
-              <w:ind w:firstLine="0"/>
-              <w:jc w:val="left"/>
-            </w:pPr>
-            <w:r>
-              <w:rPr>
-                <w:rFonts w:ascii="Times New Roman" w:hAnsi="Times New Roman" w:eastAsia="Times New Roman" w:cs="Times New Roman"/>
-                <w:b w:val="0"/>
-                <w:sz w:val="20"/>
-              </w:rPr>
-              <w:t xml:space="preserve">   тема 1.1. Среда разработки и синтаксис Python</w:t>
-            </w:r>
-          </w:p>
-        </w:tc>
-        <w:tc>
-          <w:tcPr>
-            <w:tcW w:type="dxa" w:w="977"/>
-          </w:tcPr>
-          <w:p>
-            <w:pPr>
-              <w:spacing w:before="0" w:after="0" w:line="240" w:lineRule="auto"/>
-              <w:ind w:firstLine="0"/>
-              <w:jc w:val="center"/>
-            </w:pPr>
-            <w:r>
-              <w:rPr>
-                <w:rFonts w:ascii="Times New Roman" w:hAnsi="Times New Roman" w:eastAsia="Times New Roman" w:cs="Times New Roman"/>
-                <w:b w:val="0"/>
-                <w:sz w:val="20"/>
-              </w:rPr>
-              <w:t>4,5</w:t>
-            </w:r>
-          </w:p>
-        </w:tc>
-        <w:tc>
-          <w:tcPr>
-            <w:tcW w:type="dxa" w:w="977"/>
-          </w:tcPr>
-          <w:p>
-            <w:pPr>
-              <w:spacing w:before="0" w:after="0" w:line="240" w:lineRule="auto"/>
-              <w:ind w:firstLine="0"/>
-              <w:jc w:val="center"/>
-            </w:pPr>
-            <w:r>
-              <w:rPr>
-                <w:rFonts w:ascii="Times New Roman" w:hAnsi="Times New Roman" w:eastAsia="Times New Roman" w:cs="Times New Roman"/>
-                <w:b w:val="0"/>
-                <w:sz w:val="20"/>
-              </w:rPr>
-              <w:t>1,5</w:t>
-            </w:r>
-          </w:p>
-        </w:tc>
-        <w:tc>
-          <w:tcPr>
-            <w:tcW w:type="dxa" w:w="977"/>
-          </w:tcPr>
-          <w:p>
-            <w:pPr>
-              <w:spacing w:before="0" w:after="0" w:line="240" w:lineRule="auto"/>
-              <w:ind w:firstLine="0"/>
-              <w:jc w:val="center"/>
-            </w:pPr>
-            <w:r>
-              <w:rPr>
-                <w:rFonts w:ascii="Times New Roman" w:hAnsi="Times New Roman" w:eastAsia="Times New Roman" w:cs="Times New Roman"/>
-                <w:b w:val="0"/>
-                <w:sz w:val="20"/>
-              </w:rPr>
-              <w:t>2,5</w:t>
-            </w:r>
-          </w:p>
-        </w:tc>
-        <w:tc>
-          <w:tcPr>
-            <w:tcW w:type="dxa" w:w="977"/>
-          </w:tcPr>
-          <w:p>
-            <w:pPr>
-              <w:spacing w:before="0" w:after="0" w:line="240" w:lineRule="auto"/>
-              <w:ind w:firstLine="0"/>
-              <w:jc w:val="center"/>
-            </w:pPr>
-            <w:r>
-              <w:rPr>
-                <w:rFonts w:ascii="Times New Roman" w:hAnsi="Times New Roman" w:eastAsia="Times New Roman" w:cs="Times New Roman"/>
-                <w:b w:val="0"/>
-                <w:sz w:val="20"/>
-              </w:rPr>
-              <w:t>0</w:t>
-            </w:r>
-          </w:p>
-        </w:tc>
-        <w:tc>
-          <w:tcPr>
-            <w:tcW w:type="dxa" w:w="977"/>
-          </w:tcPr>
-          <w:p>
-            <w:pPr>
-              <w:spacing w:before="0" w:after="0" w:line="240" w:lineRule="auto"/>
-              <w:ind w:firstLine="0"/>
-              <w:jc w:val="center"/>
-            </w:pPr>
-            <w:r>
-              <w:rPr>
-                <w:rFonts w:ascii="Times New Roman" w:hAnsi="Times New Roman" w:eastAsia="Times New Roman" w:cs="Times New Roman"/>
-                <w:b w:val="0"/>
-                <w:sz w:val="20"/>
-              </w:rPr>
-              <w:t>0,5</w:t>
-            </w:r>
-          </w:p>
-        </w:tc>
-      </w:tr>
-      <w:tr>
-        <w:tc>
-          <w:tcPr>
-            <w:tcW w:type="dxa" w:w="4889"/>
-          </w:tcPr>
-          <w:p>
-            <w:pPr>
-              <w:spacing w:before="0" w:after="0" w:line="240" w:lineRule="auto"/>
-              <w:ind w:firstLine="0"/>
-              <w:jc w:val="left"/>
-            </w:pPr>
-            <w:r>
-              <w:rPr>
-                <w:rFonts w:ascii="Times New Roman" w:hAnsi="Times New Roman" w:eastAsia="Times New Roman" w:cs="Times New Roman"/>
-                <w:b w:val="0"/>
-                <w:sz w:val="20"/>
-              </w:rPr>
-              <w:t xml:space="preserve">   тема 1.2. Типы данных, условия и циклы</w:t>
-            </w:r>
-          </w:p>
-        </w:tc>
-        <w:tc>
-          <w:tcPr>
-            <w:tcW w:type="dxa" w:w="977"/>
-          </w:tcPr>
-          <w:p>
-            <w:pPr>
-              <w:spacing w:before="0" w:after="0" w:line="240" w:lineRule="auto"/>
-              <w:ind w:firstLine="0"/>
-              <w:jc w:val="center"/>
-            </w:pPr>
-            <w:r>
-              <w:rPr>
-                <w:rFonts w:ascii="Times New Roman" w:hAnsi="Times New Roman" w:eastAsia="Times New Roman" w:cs="Times New Roman"/>
-                <w:b w:val="0"/>
-                <w:sz w:val="20"/>
-              </w:rPr>
-              <w:t>4</w:t>
-            </w:r>
-          </w:p>
-        </w:tc>
-        <w:tc>
-          <w:tcPr>
-            <w:tcW w:type="dxa" w:w="977"/>
-          </w:tcPr>
-          <w:p>
-            <w:pPr>
-              <w:spacing w:before="0" w:after="0" w:line="240" w:lineRule="auto"/>
-              <w:ind w:firstLine="0"/>
-              <w:jc w:val="center"/>
-            </w:pPr>
-            <w:r>
-              <w:rPr>
-                <w:rFonts w:ascii="Times New Roman" w:hAnsi="Times New Roman" w:eastAsia="Times New Roman" w:cs="Times New Roman"/>
-                <w:b w:val="0"/>
-                <w:sz w:val="20"/>
-              </w:rPr>
-              <w:t>1</w:t>
-            </w:r>
-          </w:p>
-        </w:tc>
-        <w:tc>
-          <w:tcPr>
-            <w:tcW w:type="dxa" w:w="977"/>
-          </w:tcPr>
-          <w:p>
-            <w:pPr>
-              <w:spacing w:before="0" w:after="0" w:line="240" w:lineRule="auto"/>
-              <w:ind w:firstLine="0"/>
-              <w:jc w:val="center"/>
-            </w:pPr>
-            <w:r>
-              <w:rPr>
-                <w:rFonts w:ascii="Times New Roman" w:hAnsi="Times New Roman" w:eastAsia="Times New Roman" w:cs="Times New Roman"/>
-                <w:b w:val="0"/>
-                <w:sz w:val="20"/>
-              </w:rPr>
-              <w:t>2,5</w:t>
-            </w:r>
-          </w:p>
-        </w:tc>
-        <w:tc>
-          <w:tcPr>
-            <w:tcW w:type="dxa" w:w="977"/>
-          </w:tcPr>
-          <w:p>
-            <w:pPr>
-              <w:spacing w:before="0" w:after="0" w:line="240" w:lineRule="auto"/>
-              <w:ind w:firstLine="0"/>
-              <w:jc w:val="center"/>
-            </w:pPr>
-            <w:r>
-              <w:rPr>
-                <w:rFonts w:ascii="Times New Roman" w:hAnsi="Times New Roman" w:eastAsia="Times New Roman" w:cs="Times New Roman"/>
-                <w:b w:val="0"/>
-                <w:sz w:val="20"/>
-              </w:rPr>
-              <w:t>0</w:t>
-            </w:r>
-          </w:p>
-        </w:tc>
-        <w:tc>
-          <w:tcPr>
-            <w:tcW w:type="dxa" w:w="977"/>
-          </w:tcPr>
-          <w:p>
-            <w:pPr>
-              <w:spacing w:before="0" w:after="0" w:line="240" w:lineRule="auto"/>
-              <w:ind w:firstLine="0"/>
-              <w:jc w:val="center"/>
-            </w:pPr>
-            <w:r>
-              <w:rPr>
-                <w:rFonts w:ascii="Times New Roman" w:hAnsi="Times New Roman" w:eastAsia="Times New Roman" w:cs="Times New Roman"/>
-                <w:b w:val="0"/>
-                <w:sz w:val="20"/>
-              </w:rPr>
-              <w:t>0,5</w:t>
-            </w:r>
-          </w:p>
-        </w:tc>
-      </w:tr>
-      <w:tr>
-        <w:tc>
-          <w:tcPr>
-            <w:tcW w:type="dxa" w:w="4889"/>
-          </w:tcPr>
-          <w:p>
-            <w:pPr>
-              <w:spacing w:before="0" w:after="0" w:line="240" w:lineRule="auto"/>
-              <w:ind w:firstLine="0"/>
-              <w:jc w:val="left"/>
-            </w:pPr>
-            <w:r>
-              <w:rPr>
-                <w:rFonts w:ascii="Times New Roman" w:hAnsi="Times New Roman" w:eastAsia="Times New Roman" w:cs="Times New Roman"/>
-                <w:b w:val="0"/>
-                <w:sz w:val="20"/>
-              </w:rPr>
-              <w:t xml:space="preserve">   тема 1.3. Функции и работа с файлами</w:t>
-            </w:r>
-          </w:p>
-        </w:tc>
-        <w:tc>
-          <w:tcPr>
-            <w:tcW w:type="dxa" w:w="977"/>
-          </w:tcPr>
-          <w:p>
-            <w:pPr>
-              <w:spacing w:before="0" w:after="0" w:line="240" w:lineRule="auto"/>
-              <w:ind w:firstLine="0"/>
-              <w:jc w:val="center"/>
-            </w:pPr>
-            <w:r>
-              <w:rPr>
-                <w:rFonts w:ascii="Times New Roman" w:hAnsi="Times New Roman" w:eastAsia="Times New Roman" w:cs="Times New Roman"/>
-                <w:b w:val="0"/>
-                <w:sz w:val="20"/>
-              </w:rPr>
-              <w:t>4</w:t>
-            </w:r>
-          </w:p>
-        </w:tc>
-        <w:tc>
-          <w:tcPr>
-            <w:tcW w:type="dxa" w:w="977"/>
-          </w:tcPr>
-          <w:p>
-            <w:pPr>
-              <w:spacing w:before="0" w:after="0" w:line="240" w:lineRule="auto"/>
-              <w:ind w:firstLine="0"/>
-              <w:jc w:val="center"/>
-            </w:pPr>
-            <w:r>
-              <w:rPr>
-                <w:rFonts w:ascii="Times New Roman" w:hAnsi="Times New Roman" w:eastAsia="Times New Roman" w:cs="Times New Roman"/>
-                <w:b w:val="0"/>
-                <w:sz w:val="20"/>
-              </w:rPr>
-              <w:t>1</w:t>
-            </w:r>
-          </w:p>
-        </w:tc>
-        <w:tc>
-          <w:tcPr>
-            <w:tcW w:type="dxa" w:w="977"/>
-          </w:tcPr>
-          <w:p>
-            <w:pPr>
-              <w:spacing w:before="0" w:after="0" w:line="240" w:lineRule="auto"/>
-              <w:ind w:firstLine="0"/>
-              <w:jc w:val="center"/>
-            </w:pPr>
-            <w:r>
-              <w:rPr>
-                <w:rFonts w:ascii="Times New Roman" w:hAnsi="Times New Roman" w:eastAsia="Times New Roman" w:cs="Times New Roman"/>
-                <w:b w:val="0"/>
-                <w:sz w:val="20"/>
-              </w:rPr>
-              <w:t>2,5</w:t>
-            </w:r>
-          </w:p>
-        </w:tc>
-        <w:tc>
-          <w:tcPr>
-            <w:tcW w:type="dxa" w:w="977"/>
-          </w:tcPr>
-          <w:p>
-            <w:pPr>
-              <w:spacing w:before="0" w:after="0" w:line="240" w:lineRule="auto"/>
-              <w:ind w:firstLine="0"/>
-              <w:jc w:val="center"/>
-            </w:pPr>
-            <w:r>
-              <w:rPr>
-                <w:rFonts w:ascii="Times New Roman" w:hAnsi="Times New Roman" w:eastAsia="Times New Roman" w:cs="Times New Roman"/>
-                <w:b w:val="0"/>
-                <w:sz w:val="20"/>
-              </w:rPr>
-              <w:t>0</w:t>
-            </w:r>
-          </w:p>
-        </w:tc>
-        <w:tc>
-          <w:tcPr>
-            <w:tcW w:type="dxa" w:w="977"/>
-          </w:tcPr>
-          <w:p>
-            <w:pPr>
-              <w:spacing w:before="0" w:after="0" w:line="240" w:lineRule="auto"/>
-              <w:ind w:firstLine="0"/>
-              <w:jc w:val="center"/>
-            </w:pPr>
-            <w:r>
-              <w:rPr>
-                <w:rFonts w:ascii="Times New Roman" w:hAnsi="Times New Roman" w:eastAsia="Times New Roman" w:cs="Times New Roman"/>
-                <w:b w:val="0"/>
-                <w:sz w:val="20"/>
-              </w:rPr>
-              <w:t>0,5</w:t>
-            </w:r>
-          </w:p>
-        </w:tc>
-      </w:tr>
-      <w:tr>
-        <w:tc>
-          <w:tcPr>
-            <w:tcW w:type="dxa" w:w="4889"/>
-          </w:tcPr>
-          <w:p>
-            <w:pPr>
-              <w:spacing w:before="0" w:after="0" w:line="240" w:lineRule="auto"/>
-              <w:ind w:firstLine="0"/>
-              <w:jc w:val="left"/>
-            </w:pPr>
-            <w:r>
-              <w:rPr>
-                <w:rFonts w:ascii="Times New Roman" w:hAnsi="Times New Roman" w:eastAsia="Times New Roman" w:cs="Times New Roman"/>
-                <w:b w:val="0"/>
-                <w:sz w:val="20"/>
-              </w:rPr>
-              <w:t>Модуль 2. Обработка данных в pandas</w:t>
-            </w:r>
-          </w:p>
-        </w:tc>
-        <w:tc>
-          <w:tcPr>
-            <w:tcW w:type="dxa" w:w="977"/>
-          </w:tcPr>
-          <w:p>
-            <w:pPr>
-              <w:spacing w:before="0" w:after="0" w:line="240" w:lineRule="auto"/>
-              <w:ind w:firstLine="0"/>
-              <w:jc w:val="center"/>
-            </w:pPr>
-            <w:r>
-              <w:rPr>
-                <w:rFonts w:ascii="Times New Roman" w:hAnsi="Times New Roman" w:eastAsia="Times New Roman" w:cs="Times New Roman"/>
-                <w:b w:val="0"/>
-                <w:sz w:val="20"/>
-              </w:rPr>
-              <w:t>16,5</w:t>
-            </w:r>
-          </w:p>
-        </w:tc>
-        <w:tc>
-          <w:tcPr>
-            <w:tcW w:type="dxa" w:w="977"/>
-          </w:tcPr>
-          <w:p>
-            <w:pPr>
-              <w:spacing w:before="0" w:after="0" w:line="240" w:lineRule="auto"/>
-              <w:ind w:firstLine="0"/>
-              <w:jc w:val="center"/>
-            </w:pPr>
-            <w:r>
-              <w:rPr>
-                <w:rFonts w:ascii="Times New Roman" w:hAnsi="Times New Roman" w:eastAsia="Times New Roman" w:cs="Times New Roman"/>
-                <w:b w:val="0"/>
-                <w:sz w:val="20"/>
-              </w:rPr>
-              <w:t>4,5</w:t>
-            </w:r>
-          </w:p>
-        </w:tc>
-        <w:tc>
-          <w:tcPr>
-            <w:tcW w:type="dxa" w:w="977"/>
-          </w:tcPr>
-          <w:p>
-            <w:pPr>
-              <w:spacing w:before="0" w:after="0" w:line="240" w:lineRule="auto"/>
-              <w:ind w:firstLine="0"/>
-              <w:jc w:val="center"/>
-            </w:pPr>
-            <w:r>
-              <w:rPr>
-                <w:rFonts w:ascii="Times New Roman" w:hAnsi="Times New Roman" w:eastAsia="Times New Roman" w:cs="Times New Roman"/>
-                <w:b w:val="0"/>
-                <w:sz w:val="20"/>
-              </w:rPr>
-              <w:t>10,5</w:t>
-            </w:r>
-          </w:p>
-        </w:tc>
-        <w:tc>
-          <w:tcPr>
-            <w:tcW w:type="dxa" w:w="977"/>
-          </w:tcPr>
-          <w:p>
-            <w:pPr>
-              <w:spacing w:before="0" w:after="0" w:line="240" w:lineRule="auto"/>
-              <w:ind w:firstLine="0"/>
-              <w:jc w:val="center"/>
-            </w:pPr>
-            <w:r>
-              <w:rPr>
-                <w:rFonts w:ascii="Times New Roman" w:hAnsi="Times New Roman" w:eastAsia="Times New Roman" w:cs="Times New Roman"/>
-                <w:b w:val="0"/>
-                <w:sz w:val="20"/>
-              </w:rPr>
-              <w:t>0</w:t>
-            </w:r>
-          </w:p>
-        </w:tc>
-        <w:tc>
-          <w:tcPr>
-            <w:tcW w:type="dxa" w:w="977"/>
-          </w:tcPr>
-          <w:p>
-            <w:pPr>
-              <w:spacing w:before="0" w:after="0" w:line="240" w:lineRule="auto"/>
-              <w:ind w:firstLine="0"/>
-              <w:jc w:val="center"/>
-            </w:pPr>
-            <w:r>
-              <w:rPr>
-                <w:rFonts w:ascii="Times New Roman" w:hAnsi="Times New Roman" w:eastAsia="Times New Roman" w:cs="Times New Roman"/>
-                <w:b w:val="0"/>
-                <w:sz w:val="20"/>
-              </w:rPr>
-              <w:t>1,5</w:t>
-            </w:r>
-          </w:p>
-        </w:tc>
-      </w:tr>
-      <w:tr>
-        <w:tc>
-          <w:tcPr>
-            <w:tcW w:type="dxa" w:w="4889"/>
-          </w:tcPr>
-          <w:p>
-            <w:pPr>
-              <w:spacing w:before="0" w:after="0" w:line="240" w:lineRule="auto"/>
-              <w:ind w:firstLine="0"/>
-              <w:jc w:val="left"/>
-            </w:pPr>
-            <w:r>
-              <w:rPr>
-                <w:rFonts w:ascii="Times New Roman" w:hAnsi="Times New Roman" w:eastAsia="Times New Roman" w:cs="Times New Roman"/>
-                <w:b w:val="0"/>
-                <w:sz w:val="20"/>
-              </w:rPr>
-              <w:t xml:space="preserve">   тема 2.1. Таблицы pandas: загрузка и просмотр данных</w:t>
-            </w:r>
-          </w:p>
-        </w:tc>
-        <w:tc>
-          <w:tcPr>
-            <w:tcW w:type="dxa" w:w="977"/>
-          </w:tcPr>
-          <w:p>
-            <w:pPr>
-              <w:spacing w:before="0" w:after="0" w:line="240" w:lineRule="auto"/>
-              <w:ind w:firstLine="0"/>
-              <w:jc w:val="center"/>
-            </w:pPr>
-            <w:r>
-              <w:rPr>
-                <w:rFonts w:ascii="Times New Roman" w:hAnsi="Times New Roman" w:eastAsia="Times New Roman" w:cs="Times New Roman"/>
-                <w:b w:val="0"/>
-                <w:sz w:val="20"/>
-              </w:rPr>
-              <w:t>5,5</w:t>
-            </w:r>
-          </w:p>
-        </w:tc>
-        <w:tc>
-          <w:tcPr>
-            <w:tcW w:type="dxa" w:w="977"/>
-          </w:tcPr>
-          <w:p>
-            <w:pPr>
-              <w:spacing w:before="0" w:after="0" w:line="240" w:lineRule="auto"/>
-              <w:ind w:firstLine="0"/>
-              <w:jc w:val="center"/>
-            </w:pPr>
-            <w:r>
-              <w:rPr>
-                <w:rFonts w:ascii="Times New Roman" w:hAnsi="Times New Roman" w:eastAsia="Times New Roman" w:cs="Times New Roman"/>
-                <w:b w:val="0"/>
-                <w:sz w:val="20"/>
-              </w:rPr>
-              <w:t>1,5</w:t>
-            </w:r>
-          </w:p>
-        </w:tc>
-        <w:tc>
-          <w:tcPr>
-            <w:tcW w:type="dxa" w:w="977"/>
-          </w:tcPr>
-          <w:p>
-            <w:pPr>
-              <w:spacing w:before="0" w:after="0" w:line="240" w:lineRule="auto"/>
-              <w:ind w:firstLine="0"/>
-              <w:jc w:val="center"/>
-            </w:pPr>
-            <w:r>
-              <w:rPr>
-                <w:rFonts w:ascii="Times New Roman" w:hAnsi="Times New Roman" w:eastAsia="Times New Roman" w:cs="Times New Roman"/>
-                <w:b w:val="0"/>
-                <w:sz w:val="20"/>
-              </w:rPr>
-              <w:t>3,5</w:t>
-            </w:r>
-          </w:p>
-        </w:tc>
-        <w:tc>
-          <w:tcPr>
-            <w:tcW w:type="dxa" w:w="977"/>
-          </w:tcPr>
-          <w:p>
-            <w:pPr>
-              <w:spacing w:before="0" w:after="0" w:line="240" w:lineRule="auto"/>
-              <w:ind w:firstLine="0"/>
-              <w:jc w:val="center"/>
-            </w:pPr>
-            <w:r>
-              <w:rPr>
-                <w:rFonts w:ascii="Times New Roman" w:hAnsi="Times New Roman" w:eastAsia="Times New Roman" w:cs="Times New Roman"/>
-                <w:b w:val="0"/>
-                <w:sz w:val="20"/>
-              </w:rPr>
-              <w:t>0</w:t>
-            </w:r>
-          </w:p>
-        </w:tc>
-        <w:tc>
-          <w:tcPr>
-            <w:tcW w:type="dxa" w:w="977"/>
-          </w:tcPr>
-          <w:p>
-            <w:pPr>
-              <w:spacing w:before="0" w:after="0" w:line="240" w:lineRule="auto"/>
-              <w:ind w:firstLine="0"/>
-              <w:jc w:val="center"/>
-            </w:pPr>
-            <w:r>
-              <w:rPr>
-                <w:rFonts w:ascii="Times New Roman" w:hAnsi="Times New Roman" w:eastAsia="Times New Roman" w:cs="Times New Roman"/>
-                <w:b w:val="0"/>
-                <w:sz w:val="20"/>
-              </w:rPr>
-              <w:t>0,5</w:t>
-            </w:r>
-          </w:p>
-        </w:tc>
-      </w:tr>
-      <w:tr>
-        <w:tc>
-          <w:tcPr>
-            <w:tcW w:type="dxa" w:w="4889"/>
-          </w:tcPr>
-          <w:p>
-            <w:pPr>
-              <w:spacing w:before="0" w:after="0" w:line="240" w:lineRule="auto"/>
-              <w:ind w:firstLine="0"/>
-              <w:jc w:val="left"/>
-            </w:pPr>
-            <w:r>
-              <w:rPr>
-                <w:rFonts w:ascii="Times New Roman" w:hAnsi="Times New Roman" w:eastAsia="Times New Roman" w:cs="Times New Roman"/>
-                <w:b w:val="0"/>
-                <w:sz w:val="20"/>
-              </w:rPr>
-              <w:t xml:space="preserve">   тема 2.2. Фильтрация, группировка и сводные таблицы</w:t>
-            </w:r>
-          </w:p>
-        </w:tc>
-        <w:tc>
-          <w:tcPr>
-            <w:tcW w:type="dxa" w:w="977"/>
-          </w:tcPr>
-          <w:p>
-            <w:pPr>
-              <w:spacing w:before="0" w:after="0" w:line="240" w:lineRule="auto"/>
-              <w:ind w:firstLine="0"/>
-              <w:jc w:val="center"/>
-            </w:pPr>
-            <w:r>
-              <w:rPr>
-                <w:rFonts w:ascii="Times New Roman" w:hAnsi="Times New Roman" w:eastAsia="Times New Roman" w:cs="Times New Roman"/>
-                <w:b w:val="0"/>
-                <w:sz w:val="20"/>
-              </w:rPr>
-              <w:t>5,5</w:t>
-            </w:r>
-          </w:p>
-        </w:tc>
-        <w:tc>
-          <w:tcPr>
-            <w:tcW w:type="dxa" w:w="977"/>
-          </w:tcPr>
-          <w:p>
-            <w:pPr>
-              <w:spacing w:before="0" w:after="0" w:line="240" w:lineRule="auto"/>
-              <w:ind w:firstLine="0"/>
-              <w:jc w:val="center"/>
-            </w:pPr>
-            <w:r>
-              <w:rPr>
-                <w:rFonts w:ascii="Times New Roman" w:hAnsi="Times New Roman" w:eastAsia="Times New Roman" w:cs="Times New Roman"/>
-                <w:b w:val="0"/>
-                <w:sz w:val="20"/>
-              </w:rPr>
-              <w:t>1,5</w:t>
-            </w:r>
-          </w:p>
-        </w:tc>
-        <w:tc>
-          <w:tcPr>
-            <w:tcW w:type="dxa" w:w="977"/>
-          </w:tcPr>
-          <w:p>
-            <w:pPr>
-              <w:spacing w:before="0" w:after="0" w:line="240" w:lineRule="auto"/>
-              <w:ind w:firstLine="0"/>
-              <w:jc w:val="center"/>
-            </w:pPr>
-            <w:r>
-              <w:rPr>
-                <w:rFonts w:ascii="Times New Roman" w:hAnsi="Times New Roman" w:eastAsia="Times New Roman" w:cs="Times New Roman"/>
-                <w:b w:val="0"/>
-                <w:sz w:val="20"/>
-              </w:rPr>
-              <w:t>3,5</w:t>
-            </w:r>
-          </w:p>
-        </w:tc>
-        <w:tc>
-          <w:tcPr>
-            <w:tcW w:type="dxa" w:w="977"/>
-          </w:tcPr>
-          <w:p>
-            <w:pPr>
-              <w:spacing w:before="0" w:after="0" w:line="240" w:lineRule="auto"/>
-              <w:ind w:firstLine="0"/>
-              <w:jc w:val="center"/>
-            </w:pPr>
-            <w:r>
-              <w:rPr>
-                <w:rFonts w:ascii="Times New Roman" w:hAnsi="Times New Roman" w:eastAsia="Times New Roman" w:cs="Times New Roman"/>
-                <w:b w:val="0"/>
-                <w:sz w:val="20"/>
-              </w:rPr>
-              <w:t>0</w:t>
-            </w:r>
-          </w:p>
-        </w:tc>
-        <w:tc>
-          <w:tcPr>
-            <w:tcW w:type="dxa" w:w="977"/>
-          </w:tcPr>
-          <w:p>
-            <w:pPr>
-              <w:spacing w:before="0" w:after="0" w:line="240" w:lineRule="auto"/>
-              <w:ind w:firstLine="0"/>
-              <w:jc w:val="center"/>
-            </w:pPr>
-            <w:r>
-              <w:rPr>
-                <w:rFonts w:ascii="Times New Roman" w:hAnsi="Times New Roman" w:eastAsia="Times New Roman" w:cs="Times New Roman"/>
-                <w:b w:val="0"/>
-                <w:sz w:val="20"/>
-              </w:rPr>
-              <w:t>0,5</w:t>
-            </w:r>
-          </w:p>
-        </w:tc>
-      </w:tr>
-      <w:tr>
-        <w:tc>
-          <w:tcPr>
-            <w:tcW w:type="dxa" w:w="4889"/>
-          </w:tcPr>
-          <w:p>
-            <w:pPr>
-              <w:spacing w:before="0" w:after="0" w:line="240" w:lineRule="auto"/>
-              <w:ind w:firstLine="0"/>
-              <w:jc w:val="left"/>
-            </w:pPr>
-            <w:r>
-              <w:rPr>
-                <w:rFonts w:ascii="Times New Roman" w:hAnsi="Times New Roman" w:eastAsia="Times New Roman" w:cs="Times New Roman"/>
-                <w:b w:val="0"/>
-                <w:sz w:val="20"/>
-              </w:rPr>
-              <w:t xml:space="preserve">   тема 2.3. Очистка и объединение данных клиентов</w:t>
-            </w:r>
-          </w:p>
-        </w:tc>
-        <w:tc>
-          <w:tcPr>
-            <w:tcW w:type="dxa" w:w="977"/>
-          </w:tcPr>
-          <w:p>
-            <w:pPr>
-              <w:spacing w:before="0" w:after="0" w:line="240" w:lineRule="auto"/>
-              <w:ind w:firstLine="0"/>
-              <w:jc w:val="center"/>
-            </w:pPr>
-            <w:r>
-              <w:rPr>
-                <w:rFonts w:ascii="Times New Roman" w:hAnsi="Times New Roman" w:eastAsia="Times New Roman" w:cs="Times New Roman"/>
-                <w:b w:val="0"/>
-                <w:sz w:val="20"/>
-              </w:rPr>
-              <w:t>5,5</w:t>
-            </w:r>
-          </w:p>
-        </w:tc>
-        <w:tc>
-          <w:tcPr>
-            <w:tcW w:type="dxa" w:w="977"/>
-          </w:tcPr>
-          <w:p>
-            <w:pPr>
-              <w:spacing w:before="0" w:after="0" w:line="240" w:lineRule="auto"/>
-              <w:ind w:firstLine="0"/>
-              <w:jc w:val="center"/>
-            </w:pPr>
-            <w:r>
-              <w:rPr>
-                <w:rFonts w:ascii="Times New Roman" w:hAnsi="Times New Roman" w:eastAsia="Times New Roman" w:cs="Times New Roman"/>
-                <w:b w:val="0"/>
-                <w:sz w:val="20"/>
-              </w:rPr>
-              <w:t>1,5</w:t>
-            </w:r>
-          </w:p>
-        </w:tc>
-        <w:tc>
-          <w:tcPr>
-            <w:tcW w:type="dxa" w:w="977"/>
-          </w:tcPr>
-          <w:p>
-            <w:pPr>
-              <w:spacing w:before="0" w:after="0" w:line="240" w:lineRule="auto"/>
-              <w:ind w:firstLine="0"/>
-              <w:jc w:val="center"/>
-            </w:pPr>
-            <w:r>
-              <w:rPr>
-                <w:rFonts w:ascii="Times New Roman" w:hAnsi="Times New Roman" w:eastAsia="Times New Roman" w:cs="Times New Roman"/>
-                <w:b w:val="0"/>
-                <w:sz w:val="20"/>
-              </w:rPr>
-              <w:t>3,5</w:t>
-            </w:r>
-          </w:p>
-        </w:tc>
-        <w:tc>
-          <w:tcPr>
-            <w:tcW w:type="dxa" w:w="977"/>
-          </w:tcPr>
-          <w:p>
-            <w:pPr>
-              <w:spacing w:before="0" w:after="0" w:line="240" w:lineRule="auto"/>
-              <w:ind w:firstLine="0"/>
-              <w:jc w:val="center"/>
-            </w:pPr>
-            <w:r>
-              <w:rPr>
-                <w:rFonts w:ascii="Times New Roman" w:hAnsi="Times New Roman" w:eastAsia="Times New Roman" w:cs="Times New Roman"/>
-                <w:b w:val="0"/>
-                <w:sz w:val="20"/>
-              </w:rPr>
-              <w:t>0</w:t>
-            </w:r>
-          </w:p>
-        </w:tc>
-        <w:tc>
-          <w:tcPr>
-            <w:tcW w:type="dxa" w:w="977"/>
-          </w:tcPr>
-          <w:p>
-            <w:pPr>
-              <w:spacing w:before="0" w:after="0" w:line="240" w:lineRule="auto"/>
-              <w:ind w:firstLine="0"/>
-              <w:jc w:val="center"/>
-            </w:pPr>
-            <w:r>
-              <w:rPr>
-                <w:rFonts w:ascii="Times New Roman" w:hAnsi="Times New Roman" w:eastAsia="Times New Roman" w:cs="Times New Roman"/>
-                <w:b w:val="0"/>
-                <w:sz w:val="20"/>
-              </w:rPr>
-              <w:t>0,5</w:t>
-            </w:r>
-          </w:p>
-        </w:tc>
-      </w:tr>
-      <w:tr>
-        <w:tc>
-          <w:tcPr>
-            <w:tcW w:type="dxa" w:w="4889"/>
-          </w:tcPr>
-          <w:p>
-            <w:pPr>
-              <w:spacing w:before="0" w:after="0" w:line="240" w:lineRule="auto"/>
-              <w:ind w:firstLine="0"/>
-              <w:jc w:val="left"/>
-            </w:pPr>
-            <w:r>
-              <w:rPr>
-                <w:rFonts w:ascii="Times New Roman" w:hAnsi="Times New Roman" w:eastAsia="Times New Roman" w:cs="Times New Roman"/>
-                <w:b w:val="0"/>
-                <w:sz w:val="20"/>
-              </w:rPr>
-              <w:t>Модуль 3. SQL для выгрузки данных</w:t>
-            </w:r>
-          </w:p>
-        </w:tc>
-        <w:tc>
-          <w:tcPr>
-            <w:tcW w:type="dxa" w:w="977"/>
-          </w:tcPr>
-          <w:p>
-            <w:pPr>
-              <w:spacing w:before="0" w:after="0" w:line="240" w:lineRule="auto"/>
-              <w:ind w:firstLine="0"/>
-              <w:jc w:val="center"/>
-            </w:pPr>
-            <w:r>
-              <w:rPr>
-                <w:rFonts w:ascii="Times New Roman" w:hAnsi="Times New Roman" w:eastAsia="Times New Roman" w:cs="Times New Roman"/>
-                <w:b w:val="0"/>
-                <w:sz w:val="20"/>
-              </w:rPr>
-              <w:t>12,5</w:t>
-            </w:r>
-          </w:p>
-        </w:tc>
-        <w:tc>
-          <w:tcPr>
-            <w:tcW w:type="dxa" w:w="977"/>
-          </w:tcPr>
-          <w:p>
-            <w:pPr>
-              <w:spacing w:before="0" w:after="0" w:line="240" w:lineRule="auto"/>
-              <w:ind w:firstLine="0"/>
-              <w:jc w:val="center"/>
-            </w:pPr>
-            <w:r>
-              <w:rPr>
-                <w:rFonts w:ascii="Times New Roman" w:hAnsi="Times New Roman" w:eastAsia="Times New Roman" w:cs="Times New Roman"/>
-                <w:b w:val="0"/>
-                <w:sz w:val="20"/>
-              </w:rPr>
-              <w:t>4</w:t>
-            </w:r>
-          </w:p>
-        </w:tc>
-        <w:tc>
-          <w:tcPr>
-            <w:tcW w:type="dxa" w:w="977"/>
-          </w:tcPr>
-          <w:p>
-            <w:pPr>
-              <w:spacing w:before="0" w:after="0" w:line="240" w:lineRule="auto"/>
-              <w:ind w:firstLine="0"/>
-              <w:jc w:val="center"/>
-            </w:pPr>
-            <w:r>
-              <w:rPr>
-                <w:rFonts w:ascii="Times New Roman" w:hAnsi="Times New Roman" w:eastAsia="Times New Roman" w:cs="Times New Roman"/>
-                <w:b w:val="0"/>
-                <w:sz w:val="20"/>
-              </w:rPr>
-              <w:t>7,5</w:t>
-            </w:r>
-          </w:p>
-        </w:tc>
-        <w:tc>
-          <w:tcPr>
-            <w:tcW w:type="dxa" w:w="977"/>
-          </w:tcPr>
-          <w:p>
-            <w:pPr>
-              <w:spacing w:before="0" w:after="0" w:line="240" w:lineRule="auto"/>
-              <w:ind w:firstLine="0"/>
-              <w:jc w:val="center"/>
-            </w:pPr>
-            <w:r>
-              <w:rPr>
-                <w:rFonts w:ascii="Times New Roman" w:hAnsi="Times New Roman" w:eastAsia="Times New Roman" w:cs="Times New Roman"/>
-                <w:b w:val="0"/>
-                <w:sz w:val="20"/>
-              </w:rPr>
-              <w:t>0</w:t>
-            </w:r>
-          </w:p>
-        </w:tc>
-        <w:tc>
-          <w:tcPr>
-            <w:tcW w:type="dxa" w:w="977"/>
-          </w:tcPr>
-          <w:p>
-            <w:pPr>
-              <w:spacing w:before="0" w:after="0" w:line="240" w:lineRule="auto"/>
-              <w:ind w:firstLine="0"/>
-              <w:jc w:val="center"/>
-            </w:pPr>
-            <w:r>
-              <w:rPr>
-                <w:rFonts w:ascii="Times New Roman" w:hAnsi="Times New Roman" w:eastAsia="Times New Roman" w:cs="Times New Roman"/>
-                <w:b w:val="0"/>
-                <w:sz w:val="20"/>
-              </w:rPr>
-              <w:t>1</w:t>
-            </w:r>
-          </w:p>
-        </w:tc>
-      </w:tr>
-      <w:tr>
-        <w:tc>
-          <w:tcPr>
-            <w:tcW w:type="dxa" w:w="4889"/>
-          </w:tcPr>
-          <w:p>
-            <w:pPr>
-              <w:spacing w:before="0" w:after="0" w:line="240" w:lineRule="auto"/>
-              <w:ind w:firstLine="0"/>
-              <w:jc w:val="left"/>
-            </w:pPr>
-            <w:r>
-              <w:rPr>
-                <w:rFonts w:ascii="Times New Roman" w:hAnsi="Times New Roman" w:eastAsia="Times New Roman" w:cs="Times New Roman"/>
-                <w:b w:val="0"/>
-                <w:sz w:val="20"/>
-              </w:rPr>
-              <w:t xml:space="preserve">   тема 3.1. Запросы SQL: выборка и фильтрация</w:t>
-            </w:r>
-          </w:p>
-        </w:tc>
-        <w:tc>
-          <w:tcPr>
-            <w:tcW w:type="dxa" w:w="977"/>
-          </w:tcPr>
-          <w:p>
-            <w:pPr>
-              <w:spacing w:before="0" w:after="0" w:line="240" w:lineRule="auto"/>
-              <w:ind w:firstLine="0"/>
-              <w:jc w:val="center"/>
-            </w:pPr>
-            <w:r>
-              <w:rPr>
-                <w:rFonts w:ascii="Times New Roman" w:hAnsi="Times New Roman" w:eastAsia="Times New Roman" w:cs="Times New Roman"/>
-                <w:b w:val="0"/>
-                <w:sz w:val="20"/>
-              </w:rPr>
-              <w:t>6,5</w:t>
-            </w:r>
-          </w:p>
-        </w:tc>
-        <w:tc>
-          <w:tcPr>
-            <w:tcW w:type="dxa" w:w="977"/>
-          </w:tcPr>
-          <w:p>
-            <w:pPr>
-              <w:spacing w:before="0" w:after="0" w:line="240" w:lineRule="auto"/>
-              <w:ind w:firstLine="0"/>
-              <w:jc w:val="center"/>
-            </w:pPr>
-            <w:r>
-              <w:rPr>
-                <w:rFonts w:ascii="Times New Roman" w:hAnsi="Times New Roman" w:eastAsia="Times New Roman" w:cs="Times New Roman"/>
-                <w:b w:val="0"/>
-                <w:sz w:val="20"/>
-              </w:rPr>
-              <w:t>2</w:t>
-            </w:r>
-          </w:p>
-        </w:tc>
-        <w:tc>
-          <w:tcPr>
-            <w:tcW w:type="dxa" w:w="977"/>
-          </w:tcPr>
-          <w:p>
-            <w:pPr>
-              <w:spacing w:before="0" w:after="0" w:line="240" w:lineRule="auto"/>
-              <w:ind w:firstLine="0"/>
-              <w:jc w:val="center"/>
-            </w:pPr>
-            <w:r>
-              <w:rPr>
-                <w:rFonts w:ascii="Times New Roman" w:hAnsi="Times New Roman" w:eastAsia="Times New Roman" w:cs="Times New Roman"/>
-                <w:b w:val="0"/>
-                <w:sz w:val="20"/>
-              </w:rPr>
-              <w:t>4</w:t>
-            </w:r>
-          </w:p>
-        </w:tc>
-        <w:tc>
-          <w:tcPr>
-            <w:tcW w:type="dxa" w:w="977"/>
-          </w:tcPr>
-          <w:p>
-            <w:pPr>
-              <w:spacing w:before="0" w:after="0" w:line="240" w:lineRule="auto"/>
-              <w:ind w:firstLine="0"/>
-              <w:jc w:val="center"/>
-            </w:pPr>
-            <w:r>
-              <w:rPr>
-                <w:rFonts w:ascii="Times New Roman" w:hAnsi="Times New Roman" w:eastAsia="Times New Roman" w:cs="Times New Roman"/>
-                <w:b w:val="0"/>
-                <w:sz w:val="20"/>
-              </w:rPr>
-              <w:t>0</w:t>
-            </w:r>
-          </w:p>
-        </w:tc>
-        <w:tc>
-          <w:tcPr>
-            <w:tcW w:type="dxa" w:w="977"/>
-          </w:tcPr>
-          <w:p>
-            <w:pPr>
-              <w:spacing w:before="0" w:after="0" w:line="240" w:lineRule="auto"/>
-              <w:ind w:firstLine="0"/>
-              <w:jc w:val="center"/>
-            </w:pPr>
-            <w:r>
-              <w:rPr>
-                <w:rFonts w:ascii="Times New Roman" w:hAnsi="Times New Roman" w:eastAsia="Times New Roman" w:cs="Times New Roman"/>
-                <w:b w:val="0"/>
-                <w:sz w:val="20"/>
-              </w:rPr>
-              <w:t>0,5</w:t>
-            </w:r>
-          </w:p>
-        </w:tc>
-      </w:tr>
-      <w:tr>
-        <w:tc>
-          <w:tcPr>
-            <w:tcW w:type="dxa" w:w="4889"/>
-          </w:tcPr>
-          <w:p>
-            <w:pPr>
-              <w:spacing w:before="0" w:after="0" w:line="240" w:lineRule="auto"/>
-              <w:ind w:firstLine="0"/>
-              <w:jc w:val="left"/>
-            </w:pPr>
-            <w:r>
-              <w:rPr>
-                <w:rFonts w:ascii="Times New Roman" w:hAnsi="Times New Roman" w:eastAsia="Times New Roman" w:cs="Times New Roman"/>
-                <w:b w:val="0"/>
-                <w:sz w:val="20"/>
-              </w:rPr>
-              <w:t xml:space="preserve">   тема 3.2. Объединение таблиц и агрегаты в SQL</w:t>
-            </w:r>
-          </w:p>
-        </w:tc>
-        <w:tc>
-          <w:tcPr>
-            <w:tcW w:type="dxa" w:w="977"/>
-          </w:tcPr>
-          <w:p>
-            <w:pPr>
-              <w:spacing w:before="0" w:after="0" w:line="240" w:lineRule="auto"/>
-              <w:ind w:firstLine="0"/>
-              <w:jc w:val="center"/>
-            </w:pPr>
-            <w:r>
-              <w:rPr>
-                <w:rFonts w:ascii="Times New Roman" w:hAnsi="Times New Roman" w:eastAsia="Times New Roman" w:cs="Times New Roman"/>
-                <w:b w:val="0"/>
-                <w:sz w:val="20"/>
-              </w:rPr>
-              <w:t>6</w:t>
-            </w:r>
-          </w:p>
-        </w:tc>
-        <w:tc>
-          <w:tcPr>
-            <w:tcW w:type="dxa" w:w="977"/>
-          </w:tcPr>
-          <w:p>
-            <w:pPr>
-              <w:spacing w:before="0" w:after="0" w:line="240" w:lineRule="auto"/>
-              <w:ind w:firstLine="0"/>
-              <w:jc w:val="center"/>
-            </w:pPr>
-            <w:r>
-              <w:rPr>
-                <w:rFonts w:ascii="Times New Roman" w:hAnsi="Times New Roman" w:eastAsia="Times New Roman" w:cs="Times New Roman"/>
-                <w:b w:val="0"/>
-                <w:sz w:val="20"/>
-              </w:rPr>
-              <w:t>2</w:t>
-            </w:r>
-          </w:p>
-        </w:tc>
-        <w:tc>
-          <w:tcPr>
-            <w:tcW w:type="dxa" w:w="977"/>
-          </w:tcPr>
-          <w:p>
-            <w:pPr>
-              <w:spacing w:before="0" w:after="0" w:line="240" w:lineRule="auto"/>
-              <w:ind w:firstLine="0"/>
-              <w:jc w:val="center"/>
-            </w:pPr>
-            <w:r>
-              <w:rPr>
-                <w:rFonts w:ascii="Times New Roman" w:hAnsi="Times New Roman" w:eastAsia="Times New Roman" w:cs="Times New Roman"/>
-                <w:b w:val="0"/>
-                <w:sz w:val="20"/>
-              </w:rPr>
-              <w:t>3,5</w:t>
-            </w:r>
-          </w:p>
-        </w:tc>
-        <w:tc>
-          <w:tcPr>
-            <w:tcW w:type="dxa" w:w="977"/>
-          </w:tcPr>
-          <w:p>
-            <w:pPr>
-              <w:spacing w:before="0" w:after="0" w:line="240" w:lineRule="auto"/>
-              <w:ind w:firstLine="0"/>
-              <w:jc w:val="center"/>
-            </w:pPr>
-            <w:r>
-              <w:rPr>
-                <w:rFonts w:ascii="Times New Roman" w:hAnsi="Times New Roman" w:eastAsia="Times New Roman" w:cs="Times New Roman"/>
-                <w:b w:val="0"/>
-                <w:sz w:val="20"/>
-              </w:rPr>
-              <w:t>0</w:t>
-            </w:r>
-          </w:p>
-        </w:tc>
-        <w:tc>
-          <w:tcPr>
-            <w:tcW w:type="dxa" w:w="977"/>
-          </w:tcPr>
-          <w:p>
-            <w:pPr>
-              <w:spacing w:before="0" w:after="0" w:line="240" w:lineRule="auto"/>
-              <w:ind w:firstLine="0"/>
-              <w:jc w:val="center"/>
-            </w:pPr>
-            <w:r>
-              <w:rPr>
-                <w:rFonts w:ascii="Times New Roman" w:hAnsi="Times New Roman" w:eastAsia="Times New Roman" w:cs="Times New Roman"/>
-                <w:b w:val="0"/>
-                <w:sz w:val="20"/>
-              </w:rPr>
-              <w:t>0,5</w:t>
-            </w:r>
-          </w:p>
-        </w:tc>
-      </w:tr>
-      <w:tr>
-        <w:tc>
-          <w:tcPr>
-            <w:tcW w:type="dxa" w:w="4889"/>
-          </w:tcPr>
-          <w:p>
-            <w:pPr>
-              <w:spacing w:before="0" w:after="0" w:line="240" w:lineRule="auto"/>
-              <w:ind w:firstLine="0"/>
-              <w:jc w:val="left"/>
-            </w:pPr>
-            <w:r>
-              <w:rPr>
-                <w:rFonts w:ascii="Times New Roman" w:hAnsi="Times New Roman" w:eastAsia="Times New Roman" w:cs="Times New Roman"/>
-                <w:b w:val="0"/>
-                <w:sz w:val="20"/>
-              </w:rPr>
-              <w:t>Модуль 4. Визуализация данных</w:t>
-            </w:r>
-          </w:p>
-        </w:tc>
-        <w:tc>
-          <w:tcPr>
-            <w:tcW w:type="dxa" w:w="977"/>
-          </w:tcPr>
-          <w:p>
-            <w:pPr>
-              <w:spacing w:before="0" w:after="0" w:line="240" w:lineRule="auto"/>
-              <w:ind w:firstLine="0"/>
-              <w:jc w:val="center"/>
-            </w:pPr>
-            <w:r>
-              <w:rPr>
-                <w:rFonts w:ascii="Times New Roman" w:hAnsi="Times New Roman" w:eastAsia="Times New Roman" w:cs="Times New Roman"/>
-                <w:b w:val="0"/>
-                <w:sz w:val="20"/>
-              </w:rPr>
-              <w:t>8</w:t>
-            </w:r>
-          </w:p>
-        </w:tc>
-        <w:tc>
-          <w:tcPr>
-            <w:tcW w:type="dxa" w:w="977"/>
-          </w:tcPr>
-          <w:p>
-            <w:pPr>
-              <w:spacing w:before="0" w:after="0" w:line="240" w:lineRule="auto"/>
-              <w:ind w:firstLine="0"/>
-              <w:jc w:val="center"/>
-            </w:pPr>
-            <w:r>
-              <w:rPr>
-                <w:rFonts w:ascii="Times New Roman" w:hAnsi="Times New Roman" w:eastAsia="Times New Roman" w:cs="Times New Roman"/>
-                <w:b w:val="0"/>
-                <w:sz w:val="20"/>
-              </w:rPr>
-              <w:t>2</w:t>
-            </w:r>
-          </w:p>
-        </w:tc>
-        <w:tc>
-          <w:tcPr>
-            <w:tcW w:type="dxa" w:w="977"/>
-          </w:tcPr>
-          <w:p>
-            <w:pPr>
-              <w:spacing w:before="0" w:after="0" w:line="240" w:lineRule="auto"/>
-              <w:ind w:firstLine="0"/>
-              <w:jc w:val="center"/>
-            </w:pPr>
-            <w:r>
-              <w:rPr>
-                <w:rFonts w:ascii="Times New Roman" w:hAnsi="Times New Roman" w:eastAsia="Times New Roman" w:cs="Times New Roman"/>
-                <w:b w:val="0"/>
-                <w:sz w:val="20"/>
-              </w:rPr>
-              <w:t>5</w:t>
-            </w:r>
-          </w:p>
-        </w:tc>
-        <w:tc>
-          <w:tcPr>
-            <w:tcW w:type="dxa" w:w="977"/>
-          </w:tcPr>
-          <w:p>
-            <w:pPr>
-              <w:spacing w:before="0" w:after="0" w:line="240" w:lineRule="auto"/>
-              <w:ind w:firstLine="0"/>
-              <w:jc w:val="center"/>
-            </w:pPr>
-            <w:r>
-              <w:rPr>
-                <w:rFonts w:ascii="Times New Roman" w:hAnsi="Times New Roman" w:eastAsia="Times New Roman" w:cs="Times New Roman"/>
-                <w:b w:val="0"/>
-                <w:sz w:val="20"/>
-              </w:rPr>
-              <w:t>0</w:t>
-            </w:r>
-          </w:p>
-        </w:tc>
-        <w:tc>
-          <w:tcPr>
-            <w:tcW w:type="dxa" w:w="977"/>
-          </w:tcPr>
-          <w:p>
-            <w:pPr>
-              <w:spacing w:before="0" w:after="0" w:line="240" w:lineRule="auto"/>
-              <w:ind w:firstLine="0"/>
-              <w:jc w:val="center"/>
-            </w:pPr>
-            <w:r>
-              <w:rPr>
-                <w:rFonts w:ascii="Times New Roman" w:hAnsi="Times New Roman" w:eastAsia="Times New Roman" w:cs="Times New Roman"/>
-                <w:b w:val="0"/>
-                <w:sz w:val="20"/>
-              </w:rPr>
-              <w:t>1</w:t>
-            </w:r>
-          </w:p>
-        </w:tc>
-      </w:tr>
-      <w:tr>
-        <w:tc>
-          <w:tcPr>
-            <w:tcW w:type="dxa" w:w="4889"/>
-          </w:tcPr>
-          <w:p>
-            <w:pPr>
-              <w:spacing w:before="0" w:after="0" w:line="240" w:lineRule="auto"/>
-              <w:ind w:firstLine="0"/>
-              <w:jc w:val="left"/>
-            </w:pPr>
-            <w:r>
-              <w:rPr>
-                <w:rFonts w:ascii="Times New Roman" w:hAnsi="Times New Roman" w:eastAsia="Times New Roman" w:cs="Times New Roman"/>
-                <w:b w:val="0"/>
-                <w:sz w:val="20"/>
-              </w:rPr>
-              <w:t xml:space="preserve">   тема 4.1. Графики для банковских показателей</w:t>
-            </w:r>
-          </w:p>
-        </w:tc>
-        <w:tc>
-          <w:tcPr>
-            <w:tcW w:type="dxa" w:w="977"/>
-          </w:tcPr>
-          <w:p>
-            <w:pPr>
-              <w:spacing w:before="0" w:after="0" w:line="240" w:lineRule="auto"/>
-              <w:ind w:firstLine="0"/>
-              <w:jc w:val="center"/>
-            </w:pPr>
-            <w:r>
-              <w:rPr>
-                <w:rFonts w:ascii="Times New Roman" w:hAnsi="Times New Roman" w:eastAsia="Times New Roman" w:cs="Times New Roman"/>
-                <w:b w:val="0"/>
-                <w:sz w:val="20"/>
-              </w:rPr>
-              <w:t>4</w:t>
-            </w:r>
-          </w:p>
-        </w:tc>
-        <w:tc>
-          <w:tcPr>
-            <w:tcW w:type="dxa" w:w="977"/>
-          </w:tcPr>
-          <w:p>
-            <w:pPr>
-              <w:spacing w:before="0" w:after="0" w:line="240" w:lineRule="auto"/>
-              <w:ind w:firstLine="0"/>
-              <w:jc w:val="center"/>
-            </w:pPr>
-            <w:r>
-              <w:rPr>
-                <w:rFonts w:ascii="Times New Roman" w:hAnsi="Times New Roman" w:eastAsia="Times New Roman" w:cs="Times New Roman"/>
-                <w:b w:val="0"/>
-                <w:sz w:val="20"/>
-              </w:rPr>
-              <w:t>1</w:t>
-            </w:r>
-          </w:p>
-        </w:tc>
-        <w:tc>
-          <w:tcPr>
-            <w:tcW w:type="dxa" w:w="977"/>
-          </w:tcPr>
-          <w:p>
-            <w:pPr>
-              <w:spacing w:before="0" w:after="0" w:line="240" w:lineRule="auto"/>
-              <w:ind w:firstLine="0"/>
-              <w:jc w:val="center"/>
-            </w:pPr>
-            <w:r>
-              <w:rPr>
-                <w:rFonts w:ascii="Times New Roman" w:hAnsi="Times New Roman" w:eastAsia="Times New Roman" w:cs="Times New Roman"/>
-                <w:b w:val="0"/>
-                <w:sz w:val="20"/>
-              </w:rPr>
-              <w:t>2,5</w:t>
-            </w:r>
-          </w:p>
-        </w:tc>
-        <w:tc>
-          <w:tcPr>
-            <w:tcW w:type="dxa" w:w="977"/>
-          </w:tcPr>
-          <w:p>
-            <w:pPr>
-              <w:spacing w:before="0" w:after="0" w:line="240" w:lineRule="auto"/>
-              <w:ind w:firstLine="0"/>
-              <w:jc w:val="center"/>
-            </w:pPr>
-            <w:r>
-              <w:rPr>
-                <w:rFonts w:ascii="Times New Roman" w:hAnsi="Times New Roman" w:eastAsia="Times New Roman" w:cs="Times New Roman"/>
-                <w:b w:val="0"/>
-                <w:sz w:val="20"/>
-              </w:rPr>
-              <w:t>0</w:t>
-            </w:r>
-          </w:p>
-        </w:tc>
-        <w:tc>
-          <w:tcPr>
-            <w:tcW w:type="dxa" w:w="977"/>
-          </w:tcPr>
-          <w:p>
-            <w:pPr>
-              <w:spacing w:before="0" w:after="0" w:line="240" w:lineRule="auto"/>
-              <w:ind w:firstLine="0"/>
-              <w:jc w:val="center"/>
-            </w:pPr>
-            <w:r>
-              <w:rPr>
-                <w:rFonts w:ascii="Times New Roman" w:hAnsi="Times New Roman" w:eastAsia="Times New Roman" w:cs="Times New Roman"/>
-                <w:b w:val="0"/>
-                <w:sz w:val="20"/>
-              </w:rPr>
-              <w:t>0,5</w:t>
-            </w:r>
-          </w:p>
-        </w:tc>
-      </w:tr>
-      <w:tr>
-        <w:tc>
-          <w:tcPr>
-            <w:tcW w:type="dxa" w:w="4889"/>
-          </w:tcPr>
-          <w:p>
-            <w:pPr>
-              <w:spacing w:before="0" w:after="0" w:line="240" w:lineRule="auto"/>
-              <w:ind w:firstLine="0"/>
-              <w:jc w:val="left"/>
-            </w:pPr>
-            <w:r>
-              <w:rPr>
-                <w:rFonts w:ascii="Times New Roman" w:hAnsi="Times New Roman" w:eastAsia="Times New Roman" w:cs="Times New Roman"/>
-                <w:b w:val="0"/>
-                <w:sz w:val="20"/>
-              </w:rPr>
-              <w:t xml:space="preserve">   тема 4.2. Дашборд для руководителя отделения</w:t>
-            </w:r>
-          </w:p>
-        </w:tc>
-        <w:tc>
-          <w:tcPr>
-            <w:tcW w:type="dxa" w:w="977"/>
-          </w:tcPr>
-          <w:p>
-            <w:pPr>
-              <w:spacing w:before="0" w:after="0" w:line="240" w:lineRule="auto"/>
-              <w:ind w:firstLine="0"/>
-              <w:jc w:val="center"/>
-            </w:pPr>
-            <w:r>
-              <w:rPr>
-                <w:rFonts w:ascii="Times New Roman" w:hAnsi="Times New Roman" w:eastAsia="Times New Roman" w:cs="Times New Roman"/>
-                <w:b w:val="0"/>
-                <w:sz w:val="20"/>
-              </w:rPr>
-              <w:t>4</w:t>
-            </w:r>
-          </w:p>
-        </w:tc>
-        <w:tc>
-          <w:tcPr>
-            <w:tcW w:type="dxa" w:w="977"/>
-          </w:tcPr>
-          <w:p>
-            <w:pPr>
-              <w:spacing w:before="0" w:after="0" w:line="240" w:lineRule="auto"/>
-              <w:ind w:firstLine="0"/>
-              <w:jc w:val="center"/>
-            </w:pPr>
-            <w:r>
-              <w:rPr>
-                <w:rFonts w:ascii="Times New Roman" w:hAnsi="Times New Roman" w:eastAsia="Times New Roman" w:cs="Times New Roman"/>
-                <w:b w:val="0"/>
-                <w:sz w:val="20"/>
-              </w:rPr>
-              <w:t>1</w:t>
-            </w:r>
-          </w:p>
-        </w:tc>
-        <w:tc>
-          <w:tcPr>
-            <w:tcW w:type="dxa" w:w="977"/>
-          </w:tcPr>
-          <w:p>
-            <w:pPr>
-              <w:spacing w:before="0" w:after="0" w:line="240" w:lineRule="auto"/>
-              <w:ind w:firstLine="0"/>
-              <w:jc w:val="center"/>
-            </w:pPr>
-            <w:r>
-              <w:rPr>
-                <w:rFonts w:ascii="Times New Roman" w:hAnsi="Times New Roman" w:eastAsia="Times New Roman" w:cs="Times New Roman"/>
-                <w:b w:val="0"/>
-                <w:sz w:val="20"/>
-              </w:rPr>
-              <w:t>2,5</w:t>
-            </w:r>
-          </w:p>
-        </w:tc>
-        <w:tc>
-          <w:tcPr>
-            <w:tcW w:type="dxa" w:w="977"/>
-          </w:tcPr>
-          <w:p>
-            <w:pPr>
-              <w:spacing w:before="0" w:after="0" w:line="240" w:lineRule="auto"/>
-              <w:ind w:firstLine="0"/>
-              <w:jc w:val="center"/>
-            </w:pPr>
-            <w:r>
-              <w:rPr>
-                <w:rFonts w:ascii="Times New Roman" w:hAnsi="Times New Roman" w:eastAsia="Times New Roman" w:cs="Times New Roman"/>
-                <w:b w:val="0"/>
-                <w:sz w:val="20"/>
-              </w:rPr>
-              <w:t>0</w:t>
-            </w:r>
-          </w:p>
-        </w:tc>
-        <w:tc>
-          <w:tcPr>
-            <w:tcW w:type="dxa" w:w="977"/>
-          </w:tcPr>
-          <w:p>
-            <w:pPr>
-              <w:spacing w:before="0" w:after="0" w:line="240" w:lineRule="auto"/>
-              <w:ind w:firstLine="0"/>
-              <w:jc w:val="center"/>
-            </w:pPr>
-            <w:r>
-              <w:rPr>
-                <w:rFonts w:ascii="Times New Roman" w:hAnsi="Times New Roman" w:eastAsia="Times New Roman" w:cs="Times New Roman"/>
-                <w:b w:val="0"/>
-                <w:sz w:val="20"/>
-              </w:rPr>
-              <w:t>0,5</w:t>
-            </w:r>
-          </w:p>
-        </w:tc>
-      </w:tr>
-      <w:tr>
-        <w:tc>
-          <w:tcPr>
-            <w:tcW w:type="dxa" w:w="4889"/>
-          </w:tcPr>
-          <w:p>
-            <w:pPr>
-              <w:spacing w:before="0" w:after="0" w:line="240" w:lineRule="auto"/>
-              <w:ind w:firstLine="0"/>
-              <w:jc w:val="left"/>
-            </w:pPr>
-            <w:r>
-              <w:rPr>
-                <w:rFonts w:ascii="Times New Roman" w:hAnsi="Times New Roman" w:eastAsia="Times New Roman" w:cs="Times New Roman"/>
-                <w:b w:val="0"/>
-                <w:sz w:val="20"/>
-              </w:rPr>
-              <w:t>Модуль 5. Основы статистики</w:t>
-            </w:r>
-          </w:p>
-        </w:tc>
-        <w:tc>
-          <w:tcPr>
-            <w:tcW w:type="dxa" w:w="977"/>
-          </w:tcPr>
-          <w:p>
-            <w:pPr>
-              <w:spacing w:before="0" w:after="0" w:line="240" w:lineRule="auto"/>
-              <w:ind w:firstLine="0"/>
-              <w:jc w:val="center"/>
-            </w:pPr>
-            <w:r>
-              <w:rPr>
-                <w:rFonts w:ascii="Times New Roman" w:hAnsi="Times New Roman" w:eastAsia="Times New Roman" w:cs="Times New Roman"/>
-                <w:b w:val="0"/>
-                <w:sz w:val="20"/>
-              </w:rPr>
-              <w:t>12,5</w:t>
-            </w:r>
-          </w:p>
-        </w:tc>
-        <w:tc>
-          <w:tcPr>
-            <w:tcW w:type="dxa" w:w="977"/>
-          </w:tcPr>
-          <w:p>
-            <w:pPr>
-              <w:spacing w:before="0" w:after="0" w:line="240" w:lineRule="auto"/>
-              <w:ind w:firstLine="0"/>
-              <w:jc w:val="center"/>
-            </w:pPr>
-            <w:r>
-              <w:rPr>
-                <w:rFonts w:ascii="Times New Roman" w:hAnsi="Times New Roman" w:eastAsia="Times New Roman" w:cs="Times New Roman"/>
-                <w:b w:val="0"/>
-                <w:sz w:val="20"/>
-              </w:rPr>
-              <w:t>4</w:t>
-            </w:r>
-          </w:p>
-        </w:tc>
-        <w:tc>
-          <w:tcPr>
-            <w:tcW w:type="dxa" w:w="977"/>
-          </w:tcPr>
-          <w:p>
-            <w:pPr>
-              <w:spacing w:before="0" w:after="0" w:line="240" w:lineRule="auto"/>
-              <w:ind w:firstLine="0"/>
-              <w:jc w:val="center"/>
-            </w:pPr>
-            <w:r>
-              <w:rPr>
-                <w:rFonts w:ascii="Times New Roman" w:hAnsi="Times New Roman" w:eastAsia="Times New Roman" w:cs="Times New Roman"/>
-                <w:b w:val="0"/>
-                <w:sz w:val="20"/>
-              </w:rPr>
-              <w:t>7,5</w:t>
-            </w:r>
-          </w:p>
-        </w:tc>
-        <w:tc>
-          <w:tcPr>
-            <w:tcW w:type="dxa" w:w="977"/>
-          </w:tcPr>
-          <w:p>
-            <w:pPr>
-              <w:spacing w:before="0" w:after="0" w:line="240" w:lineRule="auto"/>
-              <w:ind w:firstLine="0"/>
-              <w:jc w:val="center"/>
-            </w:pPr>
-            <w:r>
-              <w:rPr>
-                <w:rFonts w:ascii="Times New Roman" w:hAnsi="Times New Roman" w:eastAsia="Times New Roman" w:cs="Times New Roman"/>
-                <w:b w:val="0"/>
-                <w:sz w:val="20"/>
-              </w:rPr>
-              <w:t>0</w:t>
-            </w:r>
-          </w:p>
-        </w:tc>
-        <w:tc>
-          <w:tcPr>
-            <w:tcW w:type="dxa" w:w="977"/>
-          </w:tcPr>
-          <w:p>
-            <w:pPr>
-              <w:spacing w:before="0" w:after="0" w:line="240" w:lineRule="auto"/>
-              <w:ind w:firstLine="0"/>
-              <w:jc w:val="center"/>
-            </w:pPr>
-            <w:r>
-              <w:rPr>
-                <w:rFonts w:ascii="Times New Roman" w:hAnsi="Times New Roman" w:eastAsia="Times New Roman" w:cs="Times New Roman"/>
-                <w:b w:val="0"/>
-                <w:sz w:val="20"/>
-              </w:rPr>
-              <w:t>1</w:t>
-            </w:r>
-          </w:p>
-        </w:tc>
-      </w:tr>
-      <w:tr>
-        <w:tc>
-          <w:tcPr>
-            <w:tcW w:type="dxa" w:w="4889"/>
-          </w:tcPr>
-          <w:p>
-            <w:pPr>
-              <w:spacing w:before="0" w:after="0" w:line="240" w:lineRule="auto"/>
-              <w:ind w:firstLine="0"/>
-              <w:jc w:val="left"/>
-            </w:pPr>
-            <w:r>
-              <w:rPr>
-                <w:rFonts w:ascii="Times New Roman" w:hAnsi="Times New Roman" w:eastAsia="Times New Roman" w:cs="Times New Roman"/>
-                <w:b w:val="0"/>
-                <w:sz w:val="20"/>
-              </w:rPr>
-              <w:t xml:space="preserve">   тема 5.1. Описательная статистика</w:t>
-            </w:r>
-          </w:p>
-        </w:tc>
-        <w:tc>
-          <w:tcPr>
-            <w:tcW w:type="dxa" w:w="977"/>
-          </w:tcPr>
-          <w:p>
-            <w:pPr>
-              <w:spacing w:before="0" w:after="0" w:line="240" w:lineRule="auto"/>
-              <w:ind w:firstLine="0"/>
-              <w:jc w:val="center"/>
-            </w:pPr>
-            <w:r>
-              <w:rPr>
-                <w:rFonts w:ascii="Times New Roman" w:hAnsi="Times New Roman" w:eastAsia="Times New Roman" w:cs="Times New Roman"/>
-                <w:b w:val="0"/>
-                <w:sz w:val="20"/>
-              </w:rPr>
-              <w:t>6,5</w:t>
-            </w:r>
-          </w:p>
-        </w:tc>
-        <w:tc>
-          <w:tcPr>
-            <w:tcW w:type="dxa" w:w="977"/>
-          </w:tcPr>
-          <w:p>
-            <w:pPr>
-              <w:spacing w:before="0" w:after="0" w:line="240" w:lineRule="auto"/>
-              <w:ind w:firstLine="0"/>
-              <w:jc w:val="center"/>
-            </w:pPr>
-            <w:r>
-              <w:rPr>
-                <w:rFonts w:ascii="Times New Roman" w:hAnsi="Times New Roman" w:eastAsia="Times New Roman" w:cs="Times New Roman"/>
-                <w:b w:val="0"/>
-                <w:sz w:val="20"/>
-              </w:rPr>
-              <w:t>2</w:t>
-            </w:r>
-          </w:p>
-        </w:tc>
-        <w:tc>
-          <w:tcPr>
-            <w:tcW w:type="dxa" w:w="977"/>
-          </w:tcPr>
-          <w:p>
-            <w:pPr>
-              <w:spacing w:before="0" w:after="0" w:line="240" w:lineRule="auto"/>
-              <w:ind w:firstLine="0"/>
-              <w:jc w:val="center"/>
-            </w:pPr>
-            <w:r>
-              <w:rPr>
-                <w:rFonts w:ascii="Times New Roman" w:hAnsi="Times New Roman" w:eastAsia="Times New Roman" w:cs="Times New Roman"/>
-                <w:b w:val="0"/>
-                <w:sz w:val="20"/>
-              </w:rPr>
-              <w:t>4</w:t>
-            </w:r>
-          </w:p>
-        </w:tc>
-        <w:tc>
-          <w:tcPr>
-            <w:tcW w:type="dxa" w:w="977"/>
-          </w:tcPr>
-          <w:p>
-            <w:pPr>
-              <w:spacing w:before="0" w:after="0" w:line="240" w:lineRule="auto"/>
-              <w:ind w:firstLine="0"/>
-              <w:jc w:val="center"/>
-            </w:pPr>
-            <w:r>
-              <w:rPr>
-                <w:rFonts w:ascii="Times New Roman" w:hAnsi="Times New Roman" w:eastAsia="Times New Roman" w:cs="Times New Roman"/>
-                <w:b w:val="0"/>
-                <w:sz w:val="20"/>
-              </w:rPr>
-              <w:t>0</w:t>
-            </w:r>
-          </w:p>
-        </w:tc>
-        <w:tc>
-          <w:tcPr>
-            <w:tcW w:type="dxa" w:w="977"/>
-          </w:tcPr>
-          <w:p>
-            <w:pPr>
-              <w:spacing w:before="0" w:after="0" w:line="240" w:lineRule="auto"/>
-              <w:ind w:firstLine="0"/>
-              <w:jc w:val="center"/>
-            </w:pPr>
-            <w:r>
-              <w:rPr>
-                <w:rFonts w:ascii="Times New Roman" w:hAnsi="Times New Roman" w:eastAsia="Times New Roman" w:cs="Times New Roman"/>
-                <w:b w:val="0"/>
-                <w:sz w:val="20"/>
-              </w:rPr>
-              <w:t>0,5</w:t>
-            </w:r>
-          </w:p>
-        </w:tc>
-      </w:tr>
-      <w:tr>
-        <w:tc>
-          <w:tcPr>
-            <w:tcW w:type="dxa" w:w="4889"/>
-          </w:tcPr>
-          <w:p>
-            <w:pPr>
-              <w:spacing w:before="0" w:after="0" w:line="240" w:lineRule="auto"/>
-              <w:ind w:firstLine="0"/>
-              <w:jc w:val="left"/>
-            </w:pPr>
-            <w:r>
-              <w:rPr>
-                <w:rFonts w:ascii="Times New Roman" w:hAnsi="Times New Roman" w:eastAsia="Times New Roman" w:cs="Times New Roman"/>
-                <w:b w:val="0"/>
-                <w:sz w:val="20"/>
-              </w:rPr>
-              <w:t xml:space="preserve">   тема 5.2. Корреляция и проверка гипотез</w:t>
-            </w:r>
-          </w:p>
-        </w:tc>
-        <w:tc>
-          <w:tcPr>
-            <w:tcW w:type="dxa" w:w="977"/>
-          </w:tcPr>
-          <w:p>
-            <w:pPr>
-              <w:spacing w:before="0" w:after="0" w:line="240" w:lineRule="auto"/>
-              <w:ind w:firstLine="0"/>
-              <w:jc w:val="center"/>
-            </w:pPr>
-            <w:r>
-              <w:rPr>
-                <w:rFonts w:ascii="Times New Roman" w:hAnsi="Times New Roman" w:eastAsia="Times New Roman" w:cs="Times New Roman"/>
-                <w:b w:val="0"/>
-                <w:sz w:val="20"/>
-              </w:rPr>
-              <w:t>6</w:t>
-            </w:r>
-          </w:p>
-        </w:tc>
-        <w:tc>
-          <w:tcPr>
-            <w:tcW w:type="dxa" w:w="977"/>
-          </w:tcPr>
-          <w:p>
-            <w:pPr>
-              <w:spacing w:before="0" w:after="0" w:line="240" w:lineRule="auto"/>
-              <w:ind w:firstLine="0"/>
-              <w:jc w:val="center"/>
-            </w:pPr>
-            <w:r>
-              <w:rPr>
-                <w:rFonts w:ascii="Times New Roman" w:hAnsi="Times New Roman" w:eastAsia="Times New Roman" w:cs="Times New Roman"/>
-                <w:b w:val="0"/>
-                <w:sz w:val="20"/>
-              </w:rPr>
-              <w:t>2</w:t>
-            </w:r>
-          </w:p>
-        </w:tc>
-        <w:tc>
-          <w:tcPr>
-            <w:tcW w:type="dxa" w:w="977"/>
-          </w:tcPr>
-          <w:p>
-            <w:pPr>
-              <w:spacing w:before="0" w:after="0" w:line="240" w:lineRule="auto"/>
-              <w:ind w:firstLine="0"/>
-              <w:jc w:val="center"/>
-            </w:pPr>
-            <w:r>
-              <w:rPr>
-                <w:rFonts w:ascii="Times New Roman" w:hAnsi="Times New Roman" w:eastAsia="Times New Roman" w:cs="Times New Roman"/>
-                <w:b w:val="0"/>
-                <w:sz w:val="20"/>
-              </w:rPr>
-              <w:t>3,5</w:t>
-            </w:r>
-          </w:p>
-        </w:tc>
-        <w:tc>
-          <w:tcPr>
-            <w:tcW w:type="dxa" w:w="977"/>
-          </w:tcPr>
-          <w:p>
-            <w:pPr>
-              <w:spacing w:before="0" w:after="0" w:line="240" w:lineRule="auto"/>
-              <w:ind w:firstLine="0"/>
-              <w:jc w:val="center"/>
-            </w:pPr>
-            <w:r>
-              <w:rPr>
-                <w:rFonts w:ascii="Times New Roman" w:hAnsi="Times New Roman" w:eastAsia="Times New Roman" w:cs="Times New Roman"/>
-                <w:b w:val="0"/>
-                <w:sz w:val="20"/>
-              </w:rPr>
-              <w:t>0</w:t>
-            </w:r>
-          </w:p>
-        </w:tc>
-        <w:tc>
-          <w:tcPr>
-            <w:tcW w:type="dxa" w:w="977"/>
-          </w:tcPr>
-          <w:p>
-            <w:pPr>
-              <w:spacing w:before="0" w:after="0" w:line="240" w:lineRule="auto"/>
-              <w:ind w:firstLine="0"/>
-              <w:jc w:val="center"/>
-            </w:pPr>
-            <w:r>
-              <w:rPr>
-                <w:rFonts w:ascii="Times New Roman" w:hAnsi="Times New Roman" w:eastAsia="Times New Roman" w:cs="Times New Roman"/>
-                <w:b w:val="0"/>
-                <w:sz w:val="20"/>
-              </w:rPr>
-              <w:t>0,5</w:t>
-            </w:r>
-          </w:p>
-        </w:tc>
-      </w:tr>
-      <w:tr>
-        <w:tc>
-          <w:tcPr>
-            <w:tcW w:type="dxa" w:w="4889"/>
-          </w:tcPr>
-          <w:p>
-            <w:pPr>
-              <w:spacing w:before="0" w:after="0" w:line="240" w:lineRule="auto"/>
-              <w:ind w:firstLine="0"/>
-              <w:jc w:val="left"/>
-            </w:pPr>
-            <w:r>
-              <w:rPr>
-                <w:rFonts w:ascii="Times New Roman" w:hAnsi="Times New Roman" w:eastAsia="Times New Roman" w:cs="Times New Roman"/>
-                <w:b w:val="0"/>
-                <w:sz w:val="20"/>
-              </w:rPr>
-              <w:t>Модуль 6. Итоговый проект</w:t>
-            </w:r>
-          </w:p>
-        </w:tc>
-        <w:tc>
-          <w:tcPr>
-            <w:tcW w:type="dxa" w:w="977"/>
-          </w:tcPr>
-          <w:p>
-            <w:pPr>
-              <w:spacing w:before="0" w:after="0" w:line="240" w:lineRule="auto"/>
-              <w:ind w:firstLine="0"/>
-              <w:jc w:val="center"/>
-            </w:pPr>
-            <w:r>
-              <w:rPr>
-                <w:rFonts w:ascii="Times New Roman" w:hAnsi="Times New Roman" w:eastAsia="Times New Roman" w:cs="Times New Roman"/>
-                <w:b w:val="0"/>
-                <w:sz w:val="20"/>
-              </w:rPr>
-              <w:t>8</w:t>
-            </w:r>
-          </w:p>
-        </w:tc>
-        <w:tc>
-          <w:tcPr>
-            <w:tcW w:type="dxa" w:w="977"/>
-          </w:tcPr>
-          <w:p>
-            <w:pPr>
-              <w:spacing w:before="0" w:after="0" w:line="240" w:lineRule="auto"/>
-              <w:ind w:firstLine="0"/>
-              <w:jc w:val="center"/>
-            </w:pPr>
-            <w:r>
-              <w:rPr>
-                <w:rFonts w:ascii="Times New Roman" w:hAnsi="Times New Roman" w:eastAsia="Times New Roman" w:cs="Times New Roman"/>
-                <w:b w:val="0"/>
-                <w:sz w:val="20"/>
-              </w:rPr>
-              <w:t>1,5</w:t>
-            </w:r>
-          </w:p>
-        </w:tc>
-        <w:tc>
-          <w:tcPr>
-            <w:tcW w:type="dxa" w:w="977"/>
-          </w:tcPr>
-          <w:p>
-            <w:pPr>
-              <w:spacing w:before="0" w:after="0" w:line="240" w:lineRule="auto"/>
-              <w:ind w:firstLine="0"/>
-              <w:jc w:val="center"/>
-            </w:pPr>
-            <w:r>
-              <w:rPr>
-                <w:rFonts w:ascii="Times New Roman" w:hAnsi="Times New Roman" w:eastAsia="Times New Roman" w:cs="Times New Roman"/>
-                <w:b w:val="0"/>
-                <w:sz w:val="20"/>
-              </w:rPr>
-              <w:t>5,5</w:t>
-            </w:r>
-          </w:p>
-        </w:tc>
-        <w:tc>
-          <w:tcPr>
-            <w:tcW w:type="dxa" w:w="977"/>
-          </w:tcPr>
-          <w:p>
-            <w:pPr>
-              <w:spacing w:before="0" w:after="0" w:line="240" w:lineRule="auto"/>
-              <w:ind w:firstLine="0"/>
-              <w:jc w:val="center"/>
-            </w:pPr>
-            <w:r>
-              <w:rPr>
-                <w:rFonts w:ascii="Times New Roman" w:hAnsi="Times New Roman" w:eastAsia="Times New Roman" w:cs="Times New Roman"/>
-                <w:b w:val="0"/>
-                <w:sz w:val="20"/>
-              </w:rPr>
-              <w:t>0</w:t>
-            </w:r>
-          </w:p>
-        </w:tc>
-        <w:tc>
-          <w:tcPr>
-            <w:tcW w:type="dxa" w:w="977"/>
-          </w:tcPr>
-          <w:p>
-            <w:pPr>
-              <w:spacing w:before="0" w:after="0" w:line="240" w:lineRule="auto"/>
-              <w:ind w:firstLine="0"/>
-              <w:jc w:val="center"/>
-            </w:pPr>
-            <w:r>
-              <w:rPr>
-                <w:rFonts w:ascii="Times New Roman" w:hAnsi="Times New Roman" w:eastAsia="Times New Roman" w:cs="Times New Roman"/>
-                <w:b w:val="0"/>
-                <w:sz w:val="20"/>
-              </w:rPr>
-              <w:t>1</w:t>
-            </w:r>
-          </w:p>
-        </w:tc>
-      </w:tr>
-      <w:tr>
-        <w:tc>
-          <w:tcPr>
-            <w:tcW w:type="dxa" w:w="4889"/>
-          </w:tcPr>
-          <w:p>
-            <w:pPr>
-              <w:spacing w:before="0" w:after="0" w:line="240" w:lineRule="auto"/>
-              <w:ind w:firstLine="0"/>
-              <w:jc w:val="left"/>
-            </w:pPr>
-            <w:r>
-              <w:rPr>
-                <w:rFonts w:ascii="Times New Roman" w:hAnsi="Times New Roman" w:eastAsia="Times New Roman" w:cs="Times New Roman"/>
-                <w:b w:val="0"/>
-                <w:sz w:val="20"/>
-              </w:rPr>
-              <w:t xml:space="preserve">   тема 6.1. Проект на обезличенных банковских данных</w:t>
-            </w:r>
-          </w:p>
-        </w:tc>
-        <w:tc>
-          <w:tcPr>
-            <w:tcW w:type="dxa" w:w="977"/>
-          </w:tcPr>
-          <w:p>
-            <w:pPr>
-              <w:spacing w:before="0" w:after="0" w:line="240" w:lineRule="auto"/>
-              <w:ind w:firstLine="0"/>
-              <w:jc w:val="center"/>
-            </w:pPr>
-            <w:r>
-              <w:rPr>
-                <w:rFonts w:ascii="Times New Roman" w:hAnsi="Times New Roman" w:eastAsia="Times New Roman" w:cs="Times New Roman"/>
-                <w:b w:val="0"/>
-                <w:sz w:val="20"/>
-              </w:rPr>
-              <w:t>8</w:t>
-            </w:r>
-          </w:p>
-        </w:tc>
-        <w:tc>
-          <w:tcPr>
-            <w:tcW w:type="dxa" w:w="977"/>
-          </w:tcPr>
-          <w:p>
-            <w:pPr>
-              <w:spacing w:before="0" w:after="0" w:line="240" w:lineRule="auto"/>
-              <w:ind w:firstLine="0"/>
-              <w:jc w:val="center"/>
-            </w:pPr>
-            <w:r>
-              <w:rPr>
-                <w:rFonts w:ascii="Times New Roman" w:hAnsi="Times New Roman" w:eastAsia="Times New Roman" w:cs="Times New Roman"/>
-                <w:b w:val="0"/>
-                <w:sz w:val="20"/>
-              </w:rPr>
-              <w:t>1,5</w:t>
-            </w:r>
-          </w:p>
-        </w:tc>
-        <w:tc>
-          <w:tcPr>
-            <w:tcW w:type="dxa" w:w="977"/>
-          </w:tcPr>
-          <w:p>
-            <w:pPr>
-              <w:spacing w:before="0" w:after="0" w:line="240" w:lineRule="auto"/>
-              <w:ind w:firstLine="0"/>
-              <w:jc w:val="center"/>
-            </w:pPr>
-            <w:r>
-              <w:rPr>
-                <w:rFonts w:ascii="Times New Roman" w:hAnsi="Times New Roman" w:eastAsia="Times New Roman" w:cs="Times New Roman"/>
-                <w:b w:val="0"/>
-                <w:sz w:val="20"/>
-              </w:rPr>
-              <w:t>5,5</w:t>
-            </w:r>
-          </w:p>
-        </w:tc>
-        <w:tc>
-          <w:tcPr>
-            <w:tcW w:type="dxa" w:w="977"/>
-          </w:tcPr>
-          <w:p>
-            <w:pPr>
-              <w:spacing w:before="0" w:after="0" w:line="240" w:lineRule="auto"/>
-              <w:ind w:firstLine="0"/>
-              <w:jc w:val="center"/>
-            </w:pPr>
-            <w:r>
-              <w:rPr>
-                <w:rFonts w:ascii="Times New Roman" w:hAnsi="Times New Roman" w:eastAsia="Times New Roman" w:cs="Times New Roman"/>
-                <w:b w:val="0"/>
-                <w:sz w:val="20"/>
-              </w:rPr>
-              <w:t>0</w:t>
-            </w:r>
-          </w:p>
-        </w:tc>
-        <w:tc>
-          <w:tcPr>
-            <w:tcW w:type="dxa" w:w="977"/>
-          </w:tcPr>
-          <w:p>
-            <w:pPr>
-              <w:spacing w:before="0" w:after="0" w:line="240" w:lineRule="auto"/>
-              <w:ind w:firstLine="0"/>
-              <w:jc w:val="center"/>
-            </w:pPr>
-            <w:r>
-              <w:rPr>
-                <w:rFonts w:ascii="Times New Roman" w:hAnsi="Times New Roman" w:eastAsia="Times New Roman" w:cs="Times New Roman"/>
-                <w:b w:val="0"/>
-                <w:sz w:val="20"/>
-              </w:rPr>
-              <w:t>1</w:t>
-            </w:r>
-          </w:p>
-        </w:tc>
-      </w:tr>
-      <w:tr>
-        <w:tc>
-          <w:tcPr>
-            <w:tcW w:type="dxa" w:w="4889"/>
-          </w:tcPr>
-          <w:p>
-            <w:pPr>
-              <w:spacing w:before="0" w:after="0" w:line="240" w:lineRule="auto"/>
-              <w:ind w:firstLine="0"/>
-              <w:jc w:val="left"/>
-            </w:pPr>
-            <w:r>
-              <w:rPr>
-                <w:rFonts w:ascii="Times New Roman" w:hAnsi="Times New Roman" w:eastAsia="Times New Roman" w:cs="Times New Roman"/>
-                <w:b/>
-                <w:sz w:val="20"/>
-              </w:rPr>
-              <w:t>Итоговая аттестация</w:t>
-            </w:r>
-          </w:p>
-        </w:tc>
-        <w:tc>
-          <w:tcPr>
-            <w:tcW w:type="dxa" w:w="977"/>
-          </w:tcPr>
-          <w:p>
-            <w:pPr>
-              <w:spacing w:before="0" w:after="0" w:line="240" w:lineRule="auto"/>
-              <w:ind w:firstLine="0"/>
-              <w:jc w:val="center"/>
-            </w:pPr>
-            <w:r>
-              <w:rPr>
-                <w:rFonts w:ascii="Times New Roman" w:hAnsi="Times New Roman" w:eastAsia="Times New Roman" w:cs="Times New Roman"/>
-                <w:b/>
-                <w:sz w:val="20"/>
-              </w:rPr>
-              <w:t>2</w:t>
-            </w:r>
-          </w:p>
-        </w:tc>
-        <w:tc>
-          <w:tcPr>
-            <w:tcW w:type="dxa" w:w="977"/>
-          </w:tcPr>
-          <w:p>
-            <w:pPr>
-              <w:spacing w:before="0" w:after="0" w:line="240" w:lineRule="auto"/>
-              <w:ind w:firstLine="0"/>
-              <w:jc w:val="center"/>
-            </w:pPr>
-            <w:r>
-              <w:rPr>
-                <w:rFonts w:ascii="Times New Roman" w:hAnsi="Times New Roman" w:eastAsia="Times New Roman" w:cs="Times New Roman"/>
-                <w:b/>
-                <w:sz w:val="20"/>
-              </w:rPr>
-            </w:r>
-          </w:p>
-        </w:tc>
-        <w:tc>
-          <w:tcPr>
-            <w:tcW w:type="dxa" w:w="977"/>
-          </w:tcPr>
-          <w:p>
-            <w:pPr>
-              <w:spacing w:before="0" w:after="0" w:line="240" w:lineRule="auto"/>
-              <w:ind w:firstLine="0"/>
-              <w:jc w:val="center"/>
-            </w:pPr>
-            <w:r>
-              <w:rPr>
-                <w:rFonts w:ascii="Times New Roman" w:hAnsi="Times New Roman" w:eastAsia="Times New Roman" w:cs="Times New Roman"/>
-                <w:b/>
-                <w:sz w:val="20"/>
-              </w:rPr>
-            </w:r>
-          </w:p>
-        </w:tc>
-        <w:tc>
-          <w:tcPr>
-            <w:tcW w:type="dxa" w:w="977"/>
-          </w:tcPr>
-          <w:p>
-            <w:pPr>
-              <w:spacing w:before="0" w:after="0" w:line="240" w:lineRule="auto"/>
-              <w:ind w:firstLine="0"/>
-              <w:jc w:val="center"/>
-            </w:pPr>
-            <w:r>
-              <w:rPr>
-                <w:rFonts w:ascii="Times New Roman" w:hAnsi="Times New Roman" w:eastAsia="Times New Roman" w:cs="Times New Roman"/>
-                <w:b/>
-                <w:sz w:val="20"/>
-              </w:rPr>
-            </w:r>
-          </w:p>
-        </w:tc>
-        <w:tc>
-          <w:tcPr>
-            <w:tcW w:type="dxa" w:w="977"/>
-          </w:tcPr>
-          <w:p>
-            <w:pPr>
-              <w:spacing w:before="0" w:after="0" w:line="240" w:lineRule="auto"/>
-              <w:ind w:firstLine="0"/>
-              <w:jc w:val="center"/>
-            </w:pPr>
-            <w:r>
-              <w:rPr>
-                <w:rFonts w:ascii="Times New Roman" w:hAnsi="Times New Roman" w:eastAsia="Times New Roman" w:cs="Times New Roman"/>
-                <w:b/>
-                <w:sz w:val="20"/>
-              </w:rPr>
-            </w:r>
-          </w:p>
-        </w:tc>
-      </w:tr>
-      <w:tr>
-        <w:tc>
-          <w:tcPr>
-            <w:tcW w:type="dxa" w:w="4889"/>
-          </w:tcPr>
-          <w:p>
-            <w:pPr>
-              <w:spacing w:before="0" w:after="0" w:line="240" w:lineRule="auto"/>
-              <w:ind w:firstLine="0"/>
-              <w:jc w:val="left"/>
-            </w:pPr>
-            <w:r>
-              <w:rPr>
-                <w:rFonts w:ascii="Times New Roman" w:hAnsi="Times New Roman" w:eastAsia="Times New Roman" w:cs="Times New Roman"/>
-                <w:b/>
-                <w:sz w:val="20"/>
-              </w:rPr>
-              <w:t>Итого</w:t>
-            </w:r>
-          </w:p>
-        </w:tc>
-        <w:tc>
-          <w:tcPr>
-            <w:tcW w:type="dxa" w:w="977"/>
-          </w:tcPr>
-          <w:p>
-            <w:pPr>
-              <w:spacing w:before="0" w:after="0" w:line="240" w:lineRule="auto"/>
-              <w:ind w:firstLine="0"/>
-              <w:jc w:val="center"/>
-            </w:pPr>
-            <w:r>
-              <w:rPr>
-                <w:rFonts w:ascii="Times New Roman" w:hAnsi="Times New Roman" w:eastAsia="Times New Roman" w:cs="Times New Roman"/>
-                <w:b/>
-                <w:sz w:val="20"/>
-              </w:rPr>
-              <w:t>72</w:t>
-            </w:r>
-          </w:p>
-        </w:tc>
-        <w:tc>
-          <w:tcPr>
-            <w:tcW w:type="dxa" w:w="977"/>
-          </w:tcPr>
-          <w:p>
-            <w:pPr>
-              <w:spacing w:before="0" w:after="0" w:line="240" w:lineRule="auto"/>
-              <w:ind w:firstLine="0"/>
-              <w:jc w:val="center"/>
-            </w:pPr>
-            <w:r>
-              <w:rPr>
-                <w:rFonts w:ascii="Times New Roman" w:hAnsi="Times New Roman" w:eastAsia="Times New Roman" w:cs="Times New Roman"/>
-                <w:b/>
-                <w:sz w:val="20"/>
-              </w:rPr>
-              <w:t>19,5</w:t>
-            </w:r>
-          </w:p>
-        </w:tc>
-        <w:tc>
-          <w:tcPr>
-            <w:tcW w:type="dxa" w:w="977"/>
-          </w:tcPr>
-          <w:p>
-            <w:pPr>
-              <w:spacing w:before="0" w:after="0" w:line="240" w:lineRule="auto"/>
-              <w:ind w:firstLine="0"/>
-              <w:jc w:val="center"/>
-            </w:pPr>
-            <w:r>
-              <w:rPr>
-                <w:rFonts w:ascii="Times New Roman" w:hAnsi="Times New Roman" w:eastAsia="Times New Roman" w:cs="Times New Roman"/>
-                <w:b/>
-                <w:sz w:val="20"/>
-              </w:rPr>
-              <w:t>43,5</w:t>
-            </w:r>
-          </w:p>
-        </w:tc>
-        <w:tc>
-          <w:tcPr>
-            <w:tcW w:type="dxa" w:w="977"/>
-          </w:tcPr>
-          <w:p>
-            <w:pPr>
-              <w:spacing w:before="0" w:after="0" w:line="240" w:lineRule="auto"/>
-              <w:ind w:firstLine="0"/>
-              <w:jc w:val="center"/>
-            </w:pPr>
-            <w:r>
-              <w:rPr>
-                <w:rFonts w:ascii="Times New Roman" w:hAnsi="Times New Roman" w:eastAsia="Times New Roman" w:cs="Times New Roman"/>
-                <w:b/>
-                <w:sz w:val="20"/>
-              </w:rPr>
-              <w:t>0</w:t>
-            </w:r>
-          </w:p>
-        </w:tc>
-        <w:tc>
-          <w:tcPr>
-            <w:tcW w:type="dxa" w:w="977"/>
-          </w:tcPr>
-          <w:p>
-            <w:pPr>
-              <w:spacing w:before="0" w:after="0" w:line="240" w:lineRule="auto"/>
-              <w:ind w:firstLine="0"/>
-              <w:jc w:val="center"/>
-            </w:pPr>
-            <w:r>
-              <w:rPr>
-                <w:rFonts w:ascii="Times New Roman" w:hAnsi="Times New Roman" w:eastAsia="Times New Roman" w:cs="Times New Roman"/>
-                <w:b/>
-                <w:sz w:val="20"/>
-              </w:rPr>
-              <w:t>7</w:t>
-            </w:r>
-          </w:p>
-        </w:tc>
-      </w:tr>
-    </w:tbl>
-    <w:p>
-      <w:pPr>
-        <w:spacing w:before="0" w:after="120"/>
-        <w:ind w:firstLine="0"/>
-      </w:pPr>
-    </w:p>
-    <w:p>
-      <w:pPr>
-        <w:spacing w:before="0" w:after="120" w:line="240" w:lineRule="auto"/>
-        <w:ind w:firstLine="0"/>
-        <w:jc w:val="both"/>
-      </w:pPr>
-      <w:r>
-        <w:rPr>
-          <w:rFonts w:ascii="Times New Roman" w:hAnsi="Times New Roman" w:eastAsia="Times New Roman" w:cs="Times New Roman"/>
-          <w:b w:val="0"/>
-        </w:rPr>
-        <w:t>Суммы строк, разделов и итогов, шаг 0,5 ч и календарь проверены: замечаний нет.</w:t>
-      </w:r>
-    </w:p>
-    <w:p>
-      <w:pPr>
-        <w:keepNext/>
-        <w:spacing w:before="0" w:after="120" w:line="240" w:lineRule="auto"/>
-        <w:ind w:firstLine="0"/>
-        <w:jc w:val="left"/>
-      </w:pPr>
-      <w:r>
-        <w:rPr>
-          <w:rFonts w:ascii="Times New Roman" w:hAnsi="Times New Roman" w:eastAsia="Times New Roman" w:cs="Times New Roman"/>
-          <w:b/>
-        </w:rPr>
-        <w:t>Покрытие результатов обучения</w:t>
-      </w:r>
-    </w:p>
-    <w:p>
-      <w:pPr>
-        <w:spacing w:before="0" w:after="120" w:line="240" w:lineRule="auto"/>
-        <w:ind w:firstLine="0"/>
-        <w:jc w:val="both"/>
-      </w:pPr>
-      <w:r>
-        <w:rPr>
-          <w:rFonts w:ascii="Times New Roman" w:hAnsi="Times New Roman" w:eastAsia="Times New Roman" w:cs="Times New Roman"/>
-          <w:b w:val="0"/>
-        </w:rPr>
-        <w:t>9 из 9 результатов обучения раскрыты в темах и проверяются двумя и более оценочными средствами (вопросы теста, практические задания, вопросы собеседования, итоговая аттестация).</w:t>
-      </w:r>
-    </w:p>
-    <w:tbl>
-      <w:tblPr>
-        <w:tblLook w:firstColumn="1" w:firstRow="1" w:lastColumn="0" w:lastRow="0" w:noHBand="0" w:noVBand="1" w:val="04A0"/>
-        <w:tblW w:w="9777" w:type="dxa"/>
-        <w:tblLayout w:type="fixed"/>
-        <w:tblBorders>
-          <w:top w:val="single" w:sz="4" w:space="0" w:color="AAAAAA"/>
-          <w:left w:val="single" w:sz="4" w:space="0" w:color="AAAAAA"/>
-          <w:bottom w:val="single" w:sz="4" w:space="0" w:color="AAAAAA"/>
-          <w:right w:val="single" w:sz="4" w:space="0" w:color="AAAAAA"/>
-          <w:insideH w:val="single" w:sz="4" w:space="0" w:color="AAAAAA"/>
-          <w:insideV w:val="single" w:sz="4" w:space="0" w:color="AAAAAA"/>
-        </w:tblBorders>
-        <w:tblCellMar>
-          <w:top w:w="80" w:type="dxa"/>
-          <w:left w:w="120" w:type="dxa"/>
-          <w:bottom w:w="80" w:type="dxa"/>
-          <w:right w:w="120" w:type="dxa"/>
-        </w:tblCellMar>
-      </w:tblPr>
-      <w:tblGrid>
-        <w:gridCol w:w="4513"/>
-        <w:gridCol w:w="1504"/>
-        <w:gridCol w:w="2256"/>
-        <w:gridCol w:w="1504"/>
-      </w:tblGrid>
-      <w:tr>
-        <w:trPr>
-          <w:tblHeader/>
-        </w:trPr>
-        <w:tc>
-          <w:tcPr>
-            <w:tcW w:type="dxa" w:w="4513"/>
-            <w:shd w:val="clear" w:color="auto" w:fill="F2F2F2"/>
-            <w:vAlign w:val="center"/>
-          </w:tcPr>
-          <w:p>
-            <w:pPr>
-              <w:spacing w:before="0" w:after="0" w:line="240" w:lineRule="auto"/>
-              <w:ind w:firstLine="0"/>
-              <w:jc w:val="center"/>
-            </w:pPr>
-            <w:r>
-              <w:rPr>
-                <w:rFonts w:ascii="Times New Roman" w:hAnsi="Times New Roman" w:eastAsia="Times New Roman" w:cs="Times New Roman"/>
-                <w:b/>
-                <w:sz w:val="20"/>
-              </w:rPr>
-              <w:t>Результат обучения</w:t>
-            </w:r>
-          </w:p>
-        </w:tc>
-        <w:tc>
-          <w:tcPr>
-            <w:tcW w:type="dxa" w:w="1504"/>
-            <w:shd w:val="clear" w:color="auto" w:fill="F2F2F2"/>
-            <w:vAlign w:val="center"/>
-          </w:tcPr>
-          <w:p>
-            <w:pPr>
-              <w:spacing w:before="0" w:after="0" w:line="240" w:lineRule="auto"/>
-              <w:ind w:firstLine="0"/>
-              <w:jc w:val="center"/>
-            </w:pPr>
-            <w:r>
-              <w:rPr>
-                <w:rFonts w:ascii="Times New Roman" w:hAnsi="Times New Roman" w:eastAsia="Times New Roman" w:cs="Times New Roman"/>
-                <w:b/>
-                <w:sz w:val="20"/>
-              </w:rPr>
-              <w:t>Темы</w:t>
-            </w:r>
-          </w:p>
-        </w:tc>
-        <w:tc>
-          <w:tcPr>
-            <w:tcW w:type="dxa" w:w="2256"/>
-            <w:shd w:val="clear" w:color="auto" w:fill="F2F2F2"/>
-            <w:vAlign w:val="center"/>
-          </w:tcPr>
-          <w:p>
-            <w:pPr>
-              <w:spacing w:before="0" w:after="0" w:line="240" w:lineRule="auto"/>
-              <w:ind w:firstLine="0"/>
-              <w:jc w:val="center"/>
-            </w:pPr>
-            <w:r>
-              <w:rPr>
-                <w:rFonts w:ascii="Times New Roman" w:hAnsi="Times New Roman" w:eastAsia="Times New Roman" w:cs="Times New Roman"/>
-                <w:b/>
-                <w:sz w:val="20"/>
-              </w:rPr>
-              <w:t>Оценочные средства</w:t>
-            </w:r>
-          </w:p>
-        </w:tc>
-        <w:tc>
-          <w:tcPr>
-            <w:tcW w:type="dxa" w:w="1504"/>
-            <w:shd w:val="clear" w:color="auto" w:fill="F2F2F2"/>
-            <w:vAlign w:val="center"/>
-          </w:tcPr>
-          <w:p>
-            <w:pPr>
-              <w:spacing w:before="0" w:after="0" w:line="240" w:lineRule="auto"/>
-              <w:ind w:firstLine="0"/>
-              <w:jc w:val="center"/>
-            </w:pPr>
-            <w:r>
-              <w:rPr>
-                <w:rFonts w:ascii="Times New Roman" w:hAnsi="Times New Roman" w:eastAsia="Times New Roman" w:cs="Times New Roman"/>
-                <w:b/>
-                <w:sz w:val="20"/>
-              </w:rPr>
-              <w:t>Итог</w:t>
-            </w:r>
-          </w:p>
-        </w:tc>
-      </w:tr>
-      <w:tr>
-        <w:tc>
-          <w:tcPr>
-            <w:tcW w:type="dxa" w:w="4513"/>
-          </w:tcPr>
-          <w:p>
-            <w:pPr>
-              <w:spacing w:before="0" w:after="0" w:line="240" w:lineRule="auto"/>
-              <w:ind w:firstLine="0"/>
-              <w:jc w:val="left"/>
-            </w:pPr>
-            <w:r>
-              <w:rPr>
-                <w:rFonts w:ascii="Times New Roman" w:hAnsi="Times New Roman" w:eastAsia="Times New Roman" w:cs="Times New Roman"/>
-                <w:b w:val="0"/>
-                <w:sz w:val="20"/>
-              </w:rPr>
-              <w:t>1.1. Знать основные типы данных Python и структуры таблиц pandas</w:t>
-            </w:r>
-          </w:p>
-        </w:tc>
-        <w:tc>
-          <w:tcPr>
-            <w:tcW w:type="dxa" w:w="1504"/>
-          </w:tcPr>
-          <w:p>
-            <w:pPr>
-              <w:spacing w:before="0" w:after="0" w:line="240" w:lineRule="auto"/>
-              <w:ind w:firstLine="0"/>
-              <w:jc w:val="left"/>
-            </w:pPr>
-            <w:r>
-              <w:rPr>
-                <w:rFonts w:ascii="Times New Roman" w:hAnsi="Times New Roman" w:eastAsia="Times New Roman" w:cs="Times New Roman"/>
-                <w:b w:val="0"/>
-                <w:sz w:val="20"/>
-              </w:rPr>
-              <w:t>1.1, 1.2, 1.3, 2.1</w:t>
-            </w:r>
-          </w:p>
-        </w:tc>
-        <w:tc>
-          <w:tcPr>
-            <w:tcW w:type="dxa" w:w="2256"/>
-          </w:tcPr>
-          <w:p>
-            <w:pPr>
-              <w:spacing w:before="0" w:after="0" w:line="240" w:lineRule="auto"/>
-              <w:ind w:firstLine="0"/>
-              <w:jc w:val="left"/>
-            </w:pPr>
-            <w:r>
-              <w:rPr>
-                <w:rFonts w:ascii="Times New Roman" w:hAnsi="Times New Roman" w:eastAsia="Times New Roman" w:cs="Times New Roman"/>
-                <w:b w:val="0"/>
-                <w:sz w:val="20"/>
-              </w:rPr>
-              <w:t>вопросы теста: 3, задания: 4, итоговая аттестация</w:t>
-            </w:r>
-          </w:p>
-        </w:tc>
-        <w:tc>
-          <w:tcPr>
-            <w:tcW w:type="dxa" w:w="1504"/>
-          </w:tcPr>
-          <w:p>
-            <w:pPr>
-              <w:spacing w:before="0" w:after="0" w:line="240" w:lineRule="auto"/>
-              <w:ind w:firstLine="0"/>
-              <w:jc w:val="center"/>
-            </w:pPr>
-            <w:r>
-              <w:rPr>
-                <w:rFonts w:ascii="Times New Roman" w:hAnsi="Times New Roman" w:eastAsia="Times New Roman" w:cs="Times New Roman"/>
-                <w:b w:val="0"/>
-                <w:sz w:val="20"/>
-              </w:rPr>
-              <w:t>в порядке</w:t>
-            </w:r>
-          </w:p>
-        </w:tc>
-      </w:tr>
-      <w:tr>
-        <w:tc>
-          <w:tcPr>
-            <w:tcW w:type="dxa" w:w="4513"/>
-          </w:tcPr>
-          <w:p>
-            <w:pPr>
-              <w:spacing w:before="0" w:after="0" w:line="240" w:lineRule="auto"/>
-              <w:ind w:firstLine="0"/>
-              <w:jc w:val="left"/>
-            </w:pPr>
-            <w:r>
-              <w:rPr>
-                <w:rFonts w:ascii="Times New Roman" w:hAnsi="Times New Roman" w:eastAsia="Times New Roman" w:cs="Times New Roman"/>
-                <w:b w:val="0"/>
-                <w:sz w:val="20"/>
-              </w:rPr>
-              <w:t>1.2. Уметь загружать, очищать и объединять таблицы в pandas</w:t>
-            </w:r>
-          </w:p>
-        </w:tc>
-        <w:tc>
-          <w:tcPr>
-            <w:tcW w:type="dxa" w:w="1504"/>
-          </w:tcPr>
-          <w:p>
-            <w:pPr>
-              <w:spacing w:before="0" w:after="0" w:line="240" w:lineRule="auto"/>
-              <w:ind w:firstLine="0"/>
-              <w:jc w:val="left"/>
-            </w:pPr>
-            <w:r>
-              <w:rPr>
-                <w:rFonts w:ascii="Times New Roman" w:hAnsi="Times New Roman" w:eastAsia="Times New Roman" w:cs="Times New Roman"/>
-                <w:b w:val="0"/>
-                <w:sz w:val="20"/>
-              </w:rPr>
-              <w:t>1.3, 2.1, 2.2, 2.3</w:t>
-            </w:r>
-          </w:p>
-        </w:tc>
-        <w:tc>
-          <w:tcPr>
-            <w:tcW w:type="dxa" w:w="2256"/>
-          </w:tcPr>
-          <w:p>
-            <w:pPr>
-              <w:spacing w:before="0" w:after="0" w:line="240" w:lineRule="auto"/>
-              <w:ind w:firstLine="0"/>
-              <w:jc w:val="left"/>
-            </w:pPr>
-            <w:r>
-              <w:rPr>
-                <w:rFonts w:ascii="Times New Roman" w:hAnsi="Times New Roman" w:eastAsia="Times New Roman" w:cs="Times New Roman"/>
-                <w:b w:val="0"/>
-                <w:sz w:val="20"/>
-              </w:rPr>
-              <w:t>вопросы теста: 3, задания: 4, итоговая аттестация</w:t>
-            </w:r>
-          </w:p>
-        </w:tc>
-        <w:tc>
-          <w:tcPr>
-            <w:tcW w:type="dxa" w:w="1504"/>
-          </w:tcPr>
-          <w:p>
-            <w:pPr>
-              <w:spacing w:before="0" w:after="0" w:line="240" w:lineRule="auto"/>
-              <w:ind w:firstLine="0"/>
-              <w:jc w:val="center"/>
-            </w:pPr>
-            <w:r>
-              <w:rPr>
-                <w:rFonts w:ascii="Times New Roman" w:hAnsi="Times New Roman" w:eastAsia="Times New Roman" w:cs="Times New Roman"/>
-                <w:b w:val="0"/>
-                <w:sz w:val="20"/>
-              </w:rPr>
-              <w:t>в порядке</w:t>
-            </w:r>
-          </w:p>
-        </w:tc>
-      </w:tr>
-      <w:tr>
-        <w:tc>
-          <w:tcPr>
-            <w:tcW w:type="dxa" w:w="4513"/>
-          </w:tcPr>
-          <w:p>
-            <w:pPr>
-              <w:spacing w:before="0" w:after="0" w:line="240" w:lineRule="auto"/>
-              <w:ind w:firstLine="0"/>
-              <w:jc w:val="left"/>
-            </w:pPr>
-            <w:r>
-              <w:rPr>
-                <w:rFonts w:ascii="Times New Roman" w:hAnsi="Times New Roman" w:eastAsia="Times New Roman" w:cs="Times New Roman"/>
-                <w:b w:val="0"/>
-                <w:sz w:val="20"/>
-              </w:rPr>
-              <w:t>1.3. Владеть приёмами подготовки банковских данных к анализу</w:t>
-            </w:r>
-          </w:p>
-        </w:tc>
-        <w:tc>
-          <w:tcPr>
-            <w:tcW w:type="dxa" w:w="1504"/>
-          </w:tcPr>
-          <w:p>
-            <w:pPr>
-              <w:spacing w:before="0" w:after="0" w:line="240" w:lineRule="auto"/>
-              <w:ind w:firstLine="0"/>
-              <w:jc w:val="center"/>
-            </w:pPr>
-            <w:r>
-              <w:rPr>
-                <w:rFonts w:ascii="Times New Roman" w:hAnsi="Times New Roman" w:eastAsia="Times New Roman" w:cs="Times New Roman"/>
-                <w:b w:val="0"/>
-                <w:sz w:val="20"/>
-              </w:rPr>
-              <w:t>2.3, 6.1</w:t>
-            </w:r>
-          </w:p>
-        </w:tc>
-        <w:tc>
-          <w:tcPr>
-            <w:tcW w:type="dxa" w:w="2256"/>
-          </w:tcPr>
-          <w:p>
-            <w:pPr>
-              <w:spacing w:before="0" w:after="0" w:line="240" w:lineRule="auto"/>
-              <w:ind w:firstLine="0"/>
-              <w:jc w:val="left"/>
-            </w:pPr>
-            <w:r>
-              <w:rPr>
-                <w:rFonts w:ascii="Times New Roman" w:hAnsi="Times New Roman" w:eastAsia="Times New Roman" w:cs="Times New Roman"/>
-                <w:b w:val="0"/>
-                <w:sz w:val="20"/>
-              </w:rPr>
-              <w:t>вопросы теста: 3, задания: 2, итоговая аттестация</w:t>
-            </w:r>
-          </w:p>
-        </w:tc>
-        <w:tc>
-          <w:tcPr>
-            <w:tcW w:type="dxa" w:w="1504"/>
-          </w:tcPr>
-          <w:p>
-            <w:pPr>
-              <w:spacing w:before="0" w:after="0" w:line="240" w:lineRule="auto"/>
-              <w:ind w:firstLine="0"/>
-              <w:jc w:val="center"/>
-            </w:pPr>
-            <w:r>
-              <w:rPr>
-                <w:rFonts w:ascii="Times New Roman" w:hAnsi="Times New Roman" w:eastAsia="Times New Roman" w:cs="Times New Roman"/>
-                <w:b w:val="0"/>
-                <w:sz w:val="20"/>
-              </w:rPr>
-              <w:t>в порядке</w:t>
-            </w:r>
-          </w:p>
-        </w:tc>
-      </w:tr>
-      <w:tr>
-        <w:tc>
-          <w:tcPr>
-            <w:tcW w:type="dxa" w:w="4513"/>
-          </w:tcPr>
-          <w:p>
-            <w:pPr>
-              <w:spacing w:before="0" w:after="0" w:line="240" w:lineRule="auto"/>
-              <w:ind w:firstLine="0"/>
-              <w:jc w:val="left"/>
-            </w:pPr>
-            <w:r>
-              <w:rPr>
-                <w:rFonts w:ascii="Times New Roman" w:hAnsi="Times New Roman" w:eastAsia="Times New Roman" w:cs="Times New Roman"/>
-                <w:b w:val="0"/>
-                <w:sz w:val="20"/>
-              </w:rPr>
-              <w:t>2.1. Знать устройство реляционных баз данных и язык запросов SQL</w:t>
-            </w:r>
-          </w:p>
-        </w:tc>
-        <w:tc>
-          <w:tcPr>
-            <w:tcW w:type="dxa" w:w="1504"/>
-          </w:tcPr>
-          <w:p>
-            <w:pPr>
-              <w:spacing w:before="0" w:after="0" w:line="240" w:lineRule="auto"/>
-              <w:ind w:firstLine="0"/>
-              <w:jc w:val="center"/>
-            </w:pPr>
-            <w:r>
-              <w:rPr>
-                <w:rFonts w:ascii="Times New Roman" w:hAnsi="Times New Roman" w:eastAsia="Times New Roman" w:cs="Times New Roman"/>
-                <w:b w:val="0"/>
-                <w:sz w:val="20"/>
-              </w:rPr>
-              <w:t>3.1</w:t>
-            </w:r>
-          </w:p>
-        </w:tc>
-        <w:tc>
-          <w:tcPr>
-            <w:tcW w:type="dxa" w:w="2256"/>
-          </w:tcPr>
-          <w:p>
-            <w:pPr>
-              <w:spacing w:before="0" w:after="0" w:line="240" w:lineRule="auto"/>
-              <w:ind w:firstLine="0"/>
-              <w:jc w:val="left"/>
-            </w:pPr>
-            <w:r>
-              <w:rPr>
-                <w:rFonts w:ascii="Times New Roman" w:hAnsi="Times New Roman" w:eastAsia="Times New Roman" w:cs="Times New Roman"/>
-                <w:b w:val="0"/>
-                <w:sz w:val="20"/>
-              </w:rPr>
-              <w:t>вопросы теста: 2, задания: 1, итоговая аттестация</w:t>
-            </w:r>
-          </w:p>
-        </w:tc>
-        <w:tc>
-          <w:tcPr>
-            <w:tcW w:type="dxa" w:w="1504"/>
-          </w:tcPr>
-          <w:p>
-            <w:pPr>
-              <w:spacing w:before="0" w:after="0" w:line="240" w:lineRule="auto"/>
-              <w:ind w:firstLine="0"/>
-              <w:jc w:val="center"/>
-            </w:pPr>
-            <w:r>
-              <w:rPr>
-                <w:rFonts w:ascii="Times New Roman" w:hAnsi="Times New Roman" w:eastAsia="Times New Roman" w:cs="Times New Roman"/>
-                <w:b w:val="0"/>
-                <w:sz w:val="20"/>
-              </w:rPr>
-              <w:t>в порядке</w:t>
-            </w:r>
-          </w:p>
-        </w:tc>
-      </w:tr>
-      <w:tr>
-        <w:tc>
-          <w:tcPr>
-            <w:tcW w:type="dxa" w:w="4513"/>
-          </w:tcPr>
-          <w:p>
-            <w:pPr>
-              <w:spacing w:before="0" w:after="0" w:line="240" w:lineRule="auto"/>
-              <w:ind w:firstLine="0"/>
-              <w:jc w:val="left"/>
-            </w:pPr>
-            <w:r>
-              <w:rPr>
-                <w:rFonts w:ascii="Times New Roman" w:hAnsi="Times New Roman" w:eastAsia="Times New Roman" w:cs="Times New Roman"/>
-                <w:b w:val="0"/>
-                <w:sz w:val="20"/>
-              </w:rPr>
-              <w:t>2.2. Уметь писать запросы с фильтрами, объединениями и группировкой</w:t>
-            </w:r>
-          </w:p>
-        </w:tc>
-        <w:tc>
-          <w:tcPr>
-            <w:tcW w:type="dxa" w:w="1504"/>
-          </w:tcPr>
-          <w:p>
-            <w:pPr>
-              <w:spacing w:before="0" w:after="0" w:line="240" w:lineRule="auto"/>
-              <w:ind w:firstLine="0"/>
-              <w:jc w:val="center"/>
-            </w:pPr>
-            <w:r>
-              <w:rPr>
-                <w:rFonts w:ascii="Times New Roman" w:hAnsi="Times New Roman" w:eastAsia="Times New Roman" w:cs="Times New Roman"/>
-                <w:b w:val="0"/>
-                <w:sz w:val="20"/>
-              </w:rPr>
-              <w:t>3.1, 3.2</w:t>
-            </w:r>
-          </w:p>
-        </w:tc>
-        <w:tc>
-          <w:tcPr>
-            <w:tcW w:type="dxa" w:w="2256"/>
-          </w:tcPr>
-          <w:p>
-            <w:pPr>
-              <w:spacing w:before="0" w:after="0" w:line="240" w:lineRule="auto"/>
-              <w:ind w:firstLine="0"/>
-              <w:jc w:val="left"/>
-            </w:pPr>
-            <w:r>
-              <w:rPr>
-                <w:rFonts w:ascii="Times New Roman" w:hAnsi="Times New Roman" w:eastAsia="Times New Roman" w:cs="Times New Roman"/>
-                <w:b w:val="0"/>
-                <w:sz w:val="20"/>
-              </w:rPr>
-              <w:t>вопросы теста: 2, задания: 2, итоговая аттестация</w:t>
-            </w:r>
-          </w:p>
-        </w:tc>
-        <w:tc>
-          <w:tcPr>
-            <w:tcW w:type="dxa" w:w="1504"/>
-          </w:tcPr>
-          <w:p>
-            <w:pPr>
-              <w:spacing w:before="0" w:after="0" w:line="240" w:lineRule="auto"/>
-              <w:ind w:firstLine="0"/>
-              <w:jc w:val="center"/>
-            </w:pPr>
-            <w:r>
-              <w:rPr>
-                <w:rFonts w:ascii="Times New Roman" w:hAnsi="Times New Roman" w:eastAsia="Times New Roman" w:cs="Times New Roman"/>
-                <w:b w:val="0"/>
-                <w:sz w:val="20"/>
-              </w:rPr>
-              <w:t>в порядке</w:t>
-            </w:r>
-          </w:p>
-        </w:tc>
-      </w:tr>
-      <w:tr>
-        <w:tc>
-          <w:tcPr>
-            <w:tcW w:type="dxa" w:w="4513"/>
-          </w:tcPr>
-          <w:p>
-            <w:pPr>
-              <w:spacing w:before="0" w:after="0" w:line="240" w:lineRule="auto"/>
-              <w:ind w:firstLine="0"/>
-              <w:jc w:val="left"/>
-            </w:pPr>
-            <w:r>
-              <w:rPr>
-                <w:rFonts w:ascii="Times New Roman" w:hAnsi="Times New Roman" w:eastAsia="Times New Roman" w:cs="Times New Roman"/>
-                <w:b w:val="0"/>
-                <w:sz w:val="20"/>
-              </w:rPr>
-              <w:t>2.3. Владеть навыком выгрузки нужных данных из базы банка</w:t>
-            </w:r>
-          </w:p>
-        </w:tc>
-        <w:tc>
-          <w:tcPr>
-            <w:tcW w:type="dxa" w:w="1504"/>
-          </w:tcPr>
-          <w:p>
-            <w:pPr>
-              <w:spacing w:before="0" w:after="0" w:line="240" w:lineRule="auto"/>
-              <w:ind w:firstLine="0"/>
-              <w:jc w:val="center"/>
-            </w:pPr>
-            <w:r>
-              <w:rPr>
-                <w:rFonts w:ascii="Times New Roman" w:hAnsi="Times New Roman" w:eastAsia="Times New Roman" w:cs="Times New Roman"/>
-                <w:b w:val="0"/>
-                <w:sz w:val="20"/>
-              </w:rPr>
-              <w:t>3.2, 6.1</w:t>
-            </w:r>
-          </w:p>
-        </w:tc>
-        <w:tc>
-          <w:tcPr>
-            <w:tcW w:type="dxa" w:w="2256"/>
-          </w:tcPr>
-          <w:p>
-            <w:pPr>
-              <w:spacing w:before="0" w:after="0" w:line="240" w:lineRule="auto"/>
-              <w:ind w:firstLine="0"/>
-              <w:jc w:val="left"/>
-            </w:pPr>
-            <w:r>
-              <w:rPr>
-                <w:rFonts w:ascii="Times New Roman" w:hAnsi="Times New Roman" w:eastAsia="Times New Roman" w:cs="Times New Roman"/>
-                <w:b w:val="0"/>
-                <w:sz w:val="20"/>
-              </w:rPr>
-              <w:t>вопросы теста: 3, задания: 2, итоговая аттестация</w:t>
-            </w:r>
-          </w:p>
-        </w:tc>
-        <w:tc>
-          <w:tcPr>
-            <w:tcW w:type="dxa" w:w="1504"/>
-          </w:tcPr>
-          <w:p>
-            <w:pPr>
-              <w:spacing w:before="0" w:after="0" w:line="240" w:lineRule="auto"/>
-              <w:ind w:firstLine="0"/>
-              <w:jc w:val="center"/>
-            </w:pPr>
-            <w:r>
-              <w:rPr>
-                <w:rFonts w:ascii="Times New Roman" w:hAnsi="Times New Roman" w:eastAsia="Times New Roman" w:cs="Times New Roman"/>
-                <w:b w:val="0"/>
-                <w:sz w:val="20"/>
-              </w:rPr>
-              <w:t>в порядке</w:t>
-            </w:r>
-          </w:p>
-        </w:tc>
-      </w:tr>
-      <w:tr>
-        <w:tc>
-          <w:tcPr>
-            <w:tcW w:type="dxa" w:w="4513"/>
-          </w:tcPr>
-          <w:p>
-            <w:pPr>
-              <w:spacing w:before="0" w:after="0" w:line="240" w:lineRule="auto"/>
-              <w:ind w:firstLine="0"/>
-              <w:jc w:val="left"/>
-            </w:pPr>
-            <w:r>
-              <w:rPr>
-                <w:rFonts w:ascii="Times New Roman" w:hAnsi="Times New Roman" w:eastAsia="Times New Roman" w:cs="Times New Roman"/>
-                <w:b w:val="0"/>
-                <w:sz w:val="20"/>
-              </w:rPr>
-              <w:t>3.1. Знать основные статистические показатели и виды графиков</w:t>
-            </w:r>
-          </w:p>
-        </w:tc>
-        <w:tc>
-          <w:tcPr>
-            <w:tcW w:type="dxa" w:w="1504"/>
-          </w:tcPr>
-          <w:p>
-            <w:pPr>
-              <w:spacing w:before="0" w:after="0" w:line="240" w:lineRule="auto"/>
-              <w:ind w:firstLine="0"/>
-              <w:jc w:val="center"/>
-            </w:pPr>
-            <w:r>
-              <w:rPr>
-                <w:rFonts w:ascii="Times New Roman" w:hAnsi="Times New Roman" w:eastAsia="Times New Roman" w:cs="Times New Roman"/>
-                <w:b w:val="0"/>
-                <w:sz w:val="20"/>
-              </w:rPr>
-              <w:t>4.1, 5.1</w:t>
-            </w:r>
-          </w:p>
-        </w:tc>
-        <w:tc>
-          <w:tcPr>
-            <w:tcW w:type="dxa" w:w="2256"/>
-          </w:tcPr>
-          <w:p>
-            <w:pPr>
-              <w:spacing w:before="0" w:after="0" w:line="240" w:lineRule="auto"/>
-              <w:ind w:firstLine="0"/>
-              <w:jc w:val="left"/>
-            </w:pPr>
-            <w:r>
-              <w:rPr>
-                <w:rFonts w:ascii="Times New Roman" w:hAnsi="Times New Roman" w:eastAsia="Times New Roman" w:cs="Times New Roman"/>
-                <w:b w:val="0"/>
-                <w:sz w:val="20"/>
-              </w:rPr>
-              <w:t>вопросы теста: 3, задания: 2, итоговая аттестация</w:t>
-            </w:r>
-          </w:p>
-        </w:tc>
-        <w:tc>
-          <w:tcPr>
-            <w:tcW w:type="dxa" w:w="1504"/>
-          </w:tcPr>
-          <w:p>
-            <w:pPr>
-              <w:spacing w:before="0" w:after="0" w:line="240" w:lineRule="auto"/>
-              <w:ind w:firstLine="0"/>
-              <w:jc w:val="center"/>
-            </w:pPr>
-            <w:r>
-              <w:rPr>
-                <w:rFonts w:ascii="Times New Roman" w:hAnsi="Times New Roman" w:eastAsia="Times New Roman" w:cs="Times New Roman"/>
-                <w:b w:val="0"/>
-                <w:sz w:val="20"/>
-              </w:rPr>
-              <w:t>в порядке</w:t>
-            </w:r>
-          </w:p>
-        </w:tc>
-      </w:tr>
-      <w:tr>
-        <w:tc>
-          <w:tcPr>
-            <w:tcW w:type="dxa" w:w="4513"/>
-          </w:tcPr>
-          <w:p>
-            <w:pPr>
-              <w:spacing w:before="0" w:after="0" w:line="240" w:lineRule="auto"/>
-              <w:ind w:firstLine="0"/>
-              <w:jc w:val="left"/>
-            </w:pPr>
-            <w:r>
-              <w:rPr>
-                <w:rFonts w:ascii="Times New Roman" w:hAnsi="Times New Roman" w:eastAsia="Times New Roman" w:cs="Times New Roman"/>
-                <w:b w:val="0"/>
-                <w:sz w:val="20"/>
-              </w:rPr>
-              <w:t>3.2. Уметь строить графики и рассчитывать описательную статистику</w:t>
-            </w:r>
-          </w:p>
-        </w:tc>
-        <w:tc>
-          <w:tcPr>
-            <w:tcW w:type="dxa" w:w="1504"/>
-          </w:tcPr>
-          <w:p>
-            <w:pPr>
-              <w:spacing w:before="0" w:after="0" w:line="240" w:lineRule="auto"/>
-              <w:ind w:firstLine="0"/>
-              <w:jc w:val="left"/>
-            </w:pPr>
-            <w:r>
-              <w:rPr>
-                <w:rFonts w:ascii="Times New Roman" w:hAnsi="Times New Roman" w:eastAsia="Times New Roman" w:cs="Times New Roman"/>
-                <w:b w:val="0"/>
-                <w:sz w:val="20"/>
-              </w:rPr>
-              <w:t>4.1, 4.2, 5.1, 5.2</w:t>
-            </w:r>
-          </w:p>
-        </w:tc>
-        <w:tc>
-          <w:tcPr>
-            <w:tcW w:type="dxa" w:w="2256"/>
-          </w:tcPr>
-          <w:p>
-            <w:pPr>
-              <w:spacing w:before="0" w:after="0" w:line="240" w:lineRule="auto"/>
-              <w:ind w:firstLine="0"/>
-              <w:jc w:val="left"/>
-            </w:pPr>
-            <w:r>
-              <w:rPr>
-                <w:rFonts w:ascii="Times New Roman" w:hAnsi="Times New Roman" w:eastAsia="Times New Roman" w:cs="Times New Roman"/>
-                <w:b w:val="0"/>
-                <w:sz w:val="20"/>
-              </w:rPr>
-              <w:t>вопросы теста: 3, задания: 4, итоговая аттестация</w:t>
-            </w:r>
-          </w:p>
-        </w:tc>
-        <w:tc>
-          <w:tcPr>
-            <w:tcW w:type="dxa" w:w="1504"/>
-          </w:tcPr>
-          <w:p>
-            <w:pPr>
-              <w:spacing w:before="0" w:after="0" w:line="240" w:lineRule="auto"/>
-              <w:ind w:firstLine="0"/>
-              <w:jc w:val="center"/>
-            </w:pPr>
-            <w:r>
-              <w:rPr>
-                <w:rFonts w:ascii="Times New Roman" w:hAnsi="Times New Roman" w:eastAsia="Times New Roman" w:cs="Times New Roman"/>
-                <w:b w:val="0"/>
-                <w:sz w:val="20"/>
-              </w:rPr>
-              <w:t>в порядке</w:t>
-            </w:r>
-          </w:p>
-        </w:tc>
-      </w:tr>
-      <w:tr>
-        <w:tc>
-          <w:tcPr>
-            <w:tcW w:type="dxa" w:w="4513"/>
-          </w:tcPr>
-          <w:p>
-            <w:pPr>
-              <w:spacing w:before="0" w:after="0" w:line="240" w:lineRule="auto"/>
-              <w:ind w:firstLine="0"/>
-              <w:jc w:val="left"/>
-            </w:pPr>
-            <w:r>
-              <w:rPr>
-                <w:rFonts w:ascii="Times New Roman" w:hAnsi="Times New Roman" w:eastAsia="Times New Roman" w:cs="Times New Roman"/>
-                <w:b w:val="0"/>
-                <w:sz w:val="20"/>
-              </w:rPr>
-              <w:t>3.3. Владеть навыком подготовки аналитического вывода для руководителя</w:t>
-            </w:r>
-          </w:p>
-        </w:tc>
-        <w:tc>
-          <w:tcPr>
-            <w:tcW w:type="dxa" w:w="1504"/>
-          </w:tcPr>
-          <w:p>
-            <w:pPr>
-              <w:spacing w:before="0" w:after="0" w:line="240" w:lineRule="auto"/>
-              <w:ind w:firstLine="0"/>
-              <w:jc w:val="left"/>
-            </w:pPr>
-            <w:r>
-              <w:rPr>
-                <w:rFonts w:ascii="Times New Roman" w:hAnsi="Times New Roman" w:eastAsia="Times New Roman" w:cs="Times New Roman"/>
-                <w:b w:val="0"/>
-                <w:sz w:val="20"/>
-              </w:rPr>
-              <w:t>4.2, 5.2, 6.1</w:t>
-            </w:r>
-          </w:p>
-        </w:tc>
-        <w:tc>
-          <w:tcPr>
-            <w:tcW w:type="dxa" w:w="2256"/>
-          </w:tcPr>
-          <w:p>
-            <w:pPr>
-              <w:spacing w:before="0" w:after="0" w:line="240" w:lineRule="auto"/>
-              <w:ind w:firstLine="0"/>
-              <w:jc w:val="left"/>
-            </w:pPr>
-            <w:r>
-              <w:rPr>
-                <w:rFonts w:ascii="Times New Roman" w:hAnsi="Times New Roman" w:eastAsia="Times New Roman" w:cs="Times New Roman"/>
-                <w:b w:val="0"/>
-                <w:sz w:val="20"/>
-              </w:rPr>
-              <w:t>вопросы теста: 4, задания: 3, итоговая аттестация</w:t>
-            </w:r>
-          </w:p>
-        </w:tc>
-        <w:tc>
-          <w:tcPr>
-            <w:tcW w:type="dxa" w:w="1504"/>
-          </w:tcPr>
-          <w:p>
-            <w:pPr>
-              <w:spacing w:before="0" w:after="0" w:line="240" w:lineRule="auto"/>
-              <w:ind w:firstLine="0"/>
-              <w:jc w:val="center"/>
-            </w:pPr>
-            <w:r>
-              <w:rPr>
-                <w:rFonts w:ascii="Times New Roman" w:hAnsi="Times New Roman" w:eastAsia="Times New Roman" w:cs="Times New Roman"/>
-                <w:b w:val="0"/>
-                <w:sz w:val="20"/>
-              </w:rPr>
-              <w:t>в порядке</w:t>
-            </w:r>
-          </w:p>
-        </w:tc>
-      </w:tr>
-    </w:tbl>
-    <w:p>
-      <w:pPr>
-        <w:spacing w:before="0" w:after="120"/>
-        <w:ind w:firstLine="0"/>
-      </w:pPr>
-    </w:p>
-    <w:p>
-      <w:pPr>
-        <w:keepNext/>
-        <w:spacing w:before="0" w:after="120" w:line="240" w:lineRule="auto"/>
-        <w:ind w:firstLine="0"/>
-        <w:jc w:val="left"/>
-      </w:pPr>
-      <w:r>
-        <w:rPr>
-          <w:rFonts w:ascii="Times New Roman" w:hAnsi="Times New Roman" w:eastAsia="Times New Roman" w:cs="Times New Roman"/>
-          <w:b/>
-        </w:rPr>
-        <w:t>Источники</w:t>
-      </w:r>
-    </w:p>
-    <w:p>
-      <w:pPr>
-        <w:numPr>
-          <w:ilvl w:val="0"/>
-          <w:numId w:val="4"/>
-        </w:numPr>
-        <w:spacing w:before="0" w:after="40" w:line="240" w:lineRule="auto"/>
-        <w:ind w:firstLine="0"/>
-        <w:jc w:val="both"/>
-      </w:pPr>
-      <w:r>
-        <w:rPr>
-          <w:rFonts w:ascii="Times New Roman" w:hAnsi="Times New Roman" w:eastAsia="Times New Roman" w:cs="Times New Roman"/>
-        </w:rPr>
-        <w:t>подтверждено: 9 (каталог проверенных изданий — 9)</w:t>
-      </w:r>
-    </w:p>
-    <w:p>
-      <w:pPr>
-        <w:numPr>
-          <w:ilvl w:val="0"/>
-          <w:numId w:val="4"/>
-        </w:numPr>
-        <w:spacing w:before="0" w:after="40" w:line="240" w:lineRule="auto"/>
-        <w:ind w:firstLine="0"/>
-        <w:jc w:val="both"/>
-      </w:pPr>
-      <w:r>
-        <w:rPr>
-          <w:rFonts w:ascii="Times New Roman" w:hAnsi="Times New Roman" w:eastAsia="Times New Roman" w:cs="Times New Roman"/>
-        </w:rPr>
-        <w:t>не подтверждено — в документе с пометкой «[не подтверждено]»: 0</w:t>
-      </w:r>
-    </w:p>
-    <w:p>
-      <w:pPr>
-        <w:numPr>
-          <w:ilvl w:val="0"/>
-          <w:numId w:val="4"/>
-        </w:numPr>
-        <w:spacing w:before="0" w:after="40" w:line="240" w:lineRule="auto"/>
-        <w:ind w:firstLine="0"/>
-        <w:jc w:val="both"/>
-      </w:pPr>
-      <w:r>
-        <w:rPr>
-          <w:rFonts w:ascii="Times New Roman" w:hAnsi="Times New Roman" w:eastAsia="Times New Roman" w:cs="Times New Roman"/>
-        </w:rPr>
-        <w:t>отброшено при проверке: 1 (не прошли проверку ISBN, издательства или года — 1; сверх лимита неподтверждённых — 0)</w:t>
-      </w:r>
-    </w:p>
-    <w:tbl>
-      <w:tblPr>
-        <w:tblLook w:firstColumn="1" w:firstRow="1" w:lastColumn="0" w:lastRow="0" w:noHBand="0" w:noVBand="1" w:val="04A0"/>
-        <w:tblW w:w="9778" w:type="dxa"/>
-        <w:tblLayout w:type="fixed"/>
-        <w:tblBorders>
-          <w:top w:val="single" w:sz="4" w:space="0" w:color="AAAAAA"/>
-          <w:left w:val="single" w:sz="4" w:space="0" w:color="AAAAAA"/>
-          <w:bottom w:val="single" w:sz="4" w:space="0" w:color="AAAAAA"/>
-          <w:right w:val="single" w:sz="4" w:space="0" w:color="AAAAAA"/>
-          <w:insideH w:val="single" w:sz="4" w:space="0" w:color="AAAAAA"/>
-          <w:insideV w:val="single" w:sz="4" w:space="0" w:color="AAAAAA"/>
-        </w:tblBorders>
-        <w:tblCellMar>
-          <w:top w:w="80" w:type="dxa"/>
-          <w:left w:w="120" w:type="dxa"/>
-          <w:bottom w:w="80" w:type="dxa"/>
-          <w:right w:w="120" w:type="dxa"/>
-        </w:tblCellMar>
-      </w:tblPr>
-      <w:tblGrid>
-        <w:gridCol w:w="5432"/>
-        <w:gridCol w:w="2173"/>
-        <w:gridCol w:w="2173"/>
-      </w:tblGrid>
-      <w:tr>
-        <w:trPr>
-          <w:tblHeader/>
-        </w:trPr>
-        <w:tc>
-          <w:tcPr>
-            <w:tcW w:type="dxa" w:w="5432"/>
-            <w:shd w:val="clear" w:color="auto" w:fill="F2F2F2"/>
-            <w:vAlign w:val="center"/>
-          </w:tcPr>
-          <w:p>
-            <w:pPr>
-              <w:spacing w:before="0" w:after="0" w:line="240" w:lineRule="auto"/>
-              <w:ind w:firstLine="0"/>
-              <w:jc w:val="center"/>
-            </w:pPr>
-            <w:r>
-              <w:rPr>
-                <w:rFonts w:ascii="Times New Roman" w:hAnsi="Times New Roman" w:eastAsia="Times New Roman" w:cs="Times New Roman"/>
-                <w:b/>
-                <w:sz w:val="20"/>
-              </w:rPr>
-              <w:t>Раздел</w:t>
-            </w:r>
-          </w:p>
-        </w:tc>
-        <w:tc>
-          <w:tcPr>
-            <w:tcW w:type="dxa" w:w="2173"/>
-            <w:shd w:val="clear" w:color="auto" w:fill="F2F2F2"/>
-            <w:vAlign w:val="center"/>
-          </w:tcPr>
-          <w:p>
-            <w:pPr>
-              <w:spacing w:before="0" w:after="0" w:line="240" w:lineRule="auto"/>
-              <w:ind w:firstLine="0"/>
-              <w:jc w:val="center"/>
-            </w:pPr>
-            <w:r>
-              <w:rPr>
-                <w:rFonts w:ascii="Times New Roman" w:hAnsi="Times New Roman" w:eastAsia="Times New Roman" w:cs="Times New Roman"/>
-                <w:b/>
-                <w:sz w:val="20"/>
-              </w:rPr>
-              <w:t>Подтверждено</w:t>
-            </w:r>
-          </w:p>
-        </w:tc>
-        <w:tc>
-          <w:tcPr>
-            <w:tcW w:type="dxa" w:w="2173"/>
-            <w:shd w:val="clear" w:color="auto" w:fill="F2F2F2"/>
-            <w:vAlign w:val="center"/>
-          </w:tcPr>
-          <w:p>
-            <w:pPr>
-              <w:spacing w:before="0" w:after="0" w:line="240" w:lineRule="auto"/>
-              <w:ind w:firstLine="0"/>
-              <w:jc w:val="center"/>
-            </w:pPr>
-            <w:r>
-              <w:rPr>
-                <w:rFonts w:ascii="Times New Roman" w:hAnsi="Times New Roman" w:eastAsia="Times New Roman" w:cs="Times New Roman"/>
-                <w:b/>
-                <w:sz w:val="20"/>
-              </w:rPr>
-              <w:t>Без подтверждения</w:t>
-            </w:r>
-          </w:p>
-        </w:tc>
-      </w:tr>
-      <w:tr>
-        <w:tc>
-          <w:tcPr>
-            <w:tcW w:type="dxa" w:w="5432"/>
-          </w:tcPr>
-          <w:p>
-            <w:pPr>
-              <w:spacing w:before="0" w:after="0" w:line="240" w:lineRule="auto"/>
-              <w:ind w:firstLine="0"/>
-              <w:jc w:val="left"/>
-            </w:pPr>
-            <w:r>
-              <w:rPr>
-                <w:rFonts w:ascii="Times New Roman" w:hAnsi="Times New Roman" w:eastAsia="Times New Roman" w:cs="Times New Roman"/>
-                <w:b w:val="0"/>
-                <w:sz w:val="20"/>
-              </w:rPr>
-              <w:t>Основная литература</w:t>
-            </w:r>
-          </w:p>
-        </w:tc>
-        <w:tc>
-          <w:tcPr>
-            <w:tcW w:type="dxa" w:w="2173"/>
-          </w:tcPr>
-          <w:p>
-            <w:pPr>
-              <w:spacing w:before="0" w:after="0" w:line="240" w:lineRule="auto"/>
-              <w:ind w:firstLine="0"/>
-              <w:jc w:val="center"/>
-            </w:pPr>
-            <w:r>
-              <w:rPr>
-                <w:rFonts w:ascii="Times New Roman" w:hAnsi="Times New Roman" w:eastAsia="Times New Roman" w:cs="Times New Roman"/>
-                <w:b w:val="0"/>
-                <w:sz w:val="20"/>
-              </w:rPr>
-              <w:t>3</w:t>
-            </w:r>
-          </w:p>
-        </w:tc>
-        <w:tc>
-          <w:tcPr>
-            <w:tcW w:type="dxa" w:w="2173"/>
-          </w:tcPr>
-          <w:p>
-            <w:pPr>
-              <w:spacing w:before="0" w:after="0" w:line="240" w:lineRule="auto"/>
-              <w:ind w:firstLine="0"/>
-              <w:jc w:val="center"/>
-            </w:pPr>
-            <w:r>
-              <w:rPr>
-                <w:rFonts w:ascii="Times New Roman" w:hAnsi="Times New Roman" w:eastAsia="Times New Roman" w:cs="Times New Roman"/>
-                <w:b w:val="0"/>
-                <w:sz w:val="20"/>
-              </w:rPr>
-              <w:t>0</w:t>
-            </w:r>
-          </w:p>
-        </w:tc>
-      </w:tr>
-      <w:tr>
-        <w:tc>
-          <w:tcPr>
-            <w:tcW w:type="dxa" w:w="5432"/>
-          </w:tcPr>
-          <w:p>
-            <w:pPr>
-              <w:spacing w:before="0" w:after="0" w:line="240" w:lineRule="auto"/>
-              <w:ind w:firstLine="0"/>
-              <w:jc w:val="left"/>
-            </w:pPr>
-            <w:r>
-              <w:rPr>
-                <w:rFonts w:ascii="Times New Roman" w:hAnsi="Times New Roman" w:eastAsia="Times New Roman" w:cs="Times New Roman"/>
-                <w:b w:val="0"/>
-                <w:sz w:val="20"/>
-              </w:rPr>
-              <w:t>Дополнительная литература</w:t>
-            </w:r>
-          </w:p>
-        </w:tc>
-        <w:tc>
-          <w:tcPr>
-            <w:tcW w:type="dxa" w:w="2173"/>
-          </w:tcPr>
-          <w:p>
-            <w:pPr>
-              <w:spacing w:before="0" w:after="0" w:line="240" w:lineRule="auto"/>
-              <w:ind w:firstLine="0"/>
-              <w:jc w:val="center"/>
-            </w:pPr>
-            <w:r>
-              <w:rPr>
-                <w:rFonts w:ascii="Times New Roman" w:hAnsi="Times New Roman" w:eastAsia="Times New Roman" w:cs="Times New Roman"/>
-                <w:b w:val="0"/>
-                <w:sz w:val="20"/>
-              </w:rPr>
-              <w:t>3</w:t>
-            </w:r>
-          </w:p>
-        </w:tc>
-        <w:tc>
-          <w:tcPr>
-            <w:tcW w:type="dxa" w:w="2173"/>
-          </w:tcPr>
-          <w:p>
-            <w:pPr>
-              <w:spacing w:before="0" w:after="0" w:line="240" w:lineRule="auto"/>
-              <w:ind w:firstLine="0"/>
-              <w:jc w:val="center"/>
-            </w:pPr>
-            <w:r>
-              <w:rPr>
-                <w:rFonts w:ascii="Times New Roman" w:hAnsi="Times New Roman" w:eastAsia="Times New Roman" w:cs="Times New Roman"/>
-                <w:b w:val="0"/>
-                <w:sz w:val="20"/>
-              </w:rPr>
-              <w:t>0</w:t>
-            </w:r>
-          </w:p>
-        </w:tc>
-      </w:tr>
-      <w:tr>
-        <w:tc>
-          <w:tcPr>
-            <w:tcW w:type="dxa" w:w="5432"/>
-          </w:tcPr>
-          <w:p>
-            <w:pPr>
-              <w:spacing w:before="0" w:after="0" w:line="240" w:lineRule="auto"/>
-              <w:ind w:firstLine="0"/>
-              <w:jc w:val="left"/>
-            </w:pPr>
-            <w:r>
-              <w:rPr>
-                <w:rFonts w:ascii="Times New Roman" w:hAnsi="Times New Roman" w:eastAsia="Times New Roman" w:cs="Times New Roman"/>
-                <w:b w:val="0"/>
-                <w:sz w:val="20"/>
-              </w:rPr>
-              <w:t>Интернет-ресурсы</w:t>
-            </w:r>
-          </w:p>
-        </w:tc>
-        <w:tc>
-          <w:tcPr>
-            <w:tcW w:type="dxa" w:w="2173"/>
-          </w:tcPr>
-          <w:p>
-            <w:pPr>
-              <w:spacing w:before="0" w:after="0" w:line="240" w:lineRule="auto"/>
-              <w:ind w:firstLine="0"/>
-              <w:jc w:val="center"/>
-            </w:pPr>
-            <w:r>
-              <w:rPr>
-                <w:rFonts w:ascii="Times New Roman" w:hAnsi="Times New Roman" w:eastAsia="Times New Roman" w:cs="Times New Roman"/>
-                <w:b w:val="0"/>
-                <w:sz w:val="20"/>
-              </w:rPr>
-              <w:t>3</w:t>
-            </w:r>
-          </w:p>
-        </w:tc>
-        <w:tc>
-          <w:tcPr>
-            <w:tcW w:type="dxa" w:w="2173"/>
-          </w:tcPr>
-          <w:p>
-            <w:pPr>
-              <w:spacing w:before="0" w:after="0" w:line="240" w:lineRule="auto"/>
-              <w:ind w:firstLine="0"/>
-              <w:jc w:val="center"/>
-            </w:pPr>
-            <w:r>
-              <w:rPr>
-                <w:rFonts w:ascii="Times New Roman" w:hAnsi="Times New Roman" w:eastAsia="Times New Roman" w:cs="Times New Roman"/>
-                <w:b w:val="0"/>
-                <w:sz w:val="20"/>
-              </w:rPr>
-              <w:t>0</w:t>
-            </w:r>
-          </w:p>
-        </w:tc>
-      </w:tr>
-    </w:tbl>
-    <w:p>
-      <w:pPr>
-        <w:spacing w:before="0" w:after="120"/>
-        <w:ind w:firstLine="0"/>
-      </w:pPr>
-    </w:p>
-    <w:p>
-      <w:pPr>
-        <w:keepNext/>
-        <w:spacing w:before="0" w:after="120" w:line="240" w:lineRule="auto"/>
-        <w:ind w:firstLine="0"/>
-        <w:jc w:val="left"/>
-      </w:pPr>
-      <w:r>
-        <w:rPr>
-          <w:rFonts w:ascii="Times New Roman" w:hAnsi="Times New Roman" w:eastAsia="Times New Roman" w:cs="Times New Roman"/>
-          <w:b/>
-        </w:rPr>
-        <w:t>Полнота разделов шаблона</w:t>
-      </w:r>
-    </w:p>
-    <w:p>
-      <w:pPr>
-        <w:spacing w:before="0" w:after="120" w:line="240" w:lineRule="auto"/>
-        <w:ind w:firstLine="0"/>
-        <w:jc w:val="both"/>
-      </w:pPr>
-      <w:r>
-        <w:rPr>
-          <w:rFonts w:ascii="Times New Roman" w:hAnsi="Times New Roman" w:eastAsia="Times New Roman" w:cs="Times New Roman"/>
-          <w:b w:val="0"/>
-        </w:rPr>
-        <w:t>Заполнено 26 из 26 разделов шаблона. Все разделы шаблона заполнены.</w:t>
-      </w:r>
-    </w:p>
-    <w:tbl>
-      <w:tblPr>
-        <w:tblLook w:firstColumn="1" w:firstRow="1" w:lastColumn="0" w:lastRow="0" w:noHBand="0" w:noVBand="1" w:val="04A0"/>
-        <w:tblW w:w="9778" w:type="dxa"/>
-        <w:tblLayout w:type="fixed"/>
-        <w:tblBorders>
-          <w:top w:val="single" w:sz="4" w:space="0" w:color="AAAAAA"/>
-          <w:left w:val="single" w:sz="4" w:space="0" w:color="AAAAAA"/>
-          <w:bottom w:val="single" w:sz="4" w:space="0" w:color="AAAAAA"/>
-          <w:right w:val="single" w:sz="4" w:space="0" w:color="AAAAAA"/>
-          <w:insideH w:val="single" w:sz="4" w:space="0" w:color="AAAAAA"/>
-          <w:insideV w:val="single" w:sz="4" w:space="0" w:color="AAAAAA"/>
-        </w:tblBorders>
-        <w:tblCellMar>
-          <w:top w:w="80" w:type="dxa"/>
-          <w:left w:w="120" w:type="dxa"/>
-          <w:bottom w:w="80" w:type="dxa"/>
-          <w:right w:w="120" w:type="dxa"/>
-        </w:tblCellMar>
-      </w:tblPr>
-      <w:tblGrid>
-        <w:gridCol w:w="7605"/>
-        <w:gridCol w:w="2173"/>
-      </w:tblGrid>
-      <w:tr>
-        <w:trPr>
-          <w:tblHeader/>
-        </w:trPr>
-        <w:tc>
-          <w:tcPr>
-            <w:tcW w:type="dxa" w:w="7605"/>
-            <w:shd w:val="clear" w:color="auto" w:fill="F2F2F2"/>
-            <w:vAlign w:val="center"/>
-          </w:tcPr>
-          <w:p>
-            <w:pPr>
-              <w:spacing w:before="0" w:after="0" w:line="240" w:lineRule="auto"/>
-              <w:ind w:firstLine="0"/>
-              <w:jc w:val="center"/>
-            </w:pPr>
-            <w:r>
-              <w:rPr>
-                <w:rFonts w:ascii="Times New Roman" w:hAnsi="Times New Roman" w:eastAsia="Times New Roman" w:cs="Times New Roman"/>
-                <w:b/>
-                <w:sz w:val="20"/>
-              </w:rPr>
-              <w:t>Раздел шаблона</w:t>
-            </w:r>
-          </w:p>
-        </w:tc>
-        <w:tc>
-          <w:tcPr>
-            <w:tcW w:type="dxa" w:w="2173"/>
-            <w:shd w:val="clear" w:color="auto" w:fill="F2F2F2"/>
-            <w:vAlign w:val="center"/>
-          </w:tcPr>
-          <w:p>
-            <w:pPr>
-              <w:spacing w:before="0" w:after="0" w:line="240" w:lineRule="auto"/>
-              <w:ind w:firstLine="0"/>
-              <w:jc w:val="center"/>
-            </w:pPr>
-            <w:r>
-              <w:rPr>
-                <w:rFonts w:ascii="Times New Roman" w:hAnsi="Times New Roman" w:eastAsia="Times New Roman" w:cs="Times New Roman"/>
-                <w:b/>
-                <w:sz w:val="20"/>
-              </w:rPr>
-              <w:t>Итог</w:t>
-            </w:r>
-          </w:p>
-        </w:tc>
-      </w:tr>
-      <w:tr>
-        <w:tc>
-          <w:tcPr>
-            <w:tcW w:type="dxa" w:w="7605"/>
-          </w:tcPr>
-          <w:p>
-            <w:pPr>
-              <w:spacing w:before="0" w:after="0" w:line="240" w:lineRule="auto"/>
-              <w:ind w:firstLine="0"/>
-              <w:jc w:val="left"/>
-            </w:pPr>
-            <w:r>
-              <w:rPr>
-                <w:rFonts w:ascii="Times New Roman" w:hAnsi="Times New Roman" w:eastAsia="Times New Roman" w:cs="Times New Roman"/>
-                <w:b w:val="0"/>
-                <w:sz w:val="20"/>
-              </w:rPr>
-              <w:t>1.1. Аннотация программы</w:t>
-            </w:r>
-          </w:p>
-        </w:tc>
-        <w:tc>
-          <w:tcPr>
-            <w:tcW w:type="dxa" w:w="2173"/>
-          </w:tcPr>
-          <w:p>
-            <w:pPr>
-              <w:spacing w:before="0" w:after="0" w:line="240" w:lineRule="auto"/>
-              <w:ind w:firstLine="0"/>
-              <w:jc w:val="center"/>
-            </w:pPr>
-            <w:r>
-              <w:rPr>
-                <w:rFonts w:ascii="Times New Roman" w:hAnsi="Times New Roman" w:eastAsia="Times New Roman" w:cs="Times New Roman"/>
-                <w:b w:val="0"/>
-                <w:sz w:val="20"/>
-              </w:rPr>
-              <w:t>заполнен</w:t>
-            </w:r>
-          </w:p>
-        </w:tc>
-      </w:tr>
-      <w:tr>
-        <w:tc>
-          <w:tcPr>
-            <w:tcW w:type="dxa" w:w="7605"/>
-          </w:tcPr>
-          <w:p>
-            <w:pPr>
-              <w:spacing w:before="0" w:after="0" w:line="240" w:lineRule="auto"/>
-              <w:ind w:firstLine="0"/>
-              <w:jc w:val="left"/>
-            </w:pPr>
-            <w:r>
-              <w:rPr>
-                <w:rFonts w:ascii="Times New Roman" w:hAnsi="Times New Roman" w:eastAsia="Times New Roman" w:cs="Times New Roman"/>
-                <w:b w:val="0"/>
-                <w:sz w:val="20"/>
-              </w:rPr>
-              <w:t>1.2. Цель реализации программы</w:t>
-            </w:r>
-          </w:p>
-        </w:tc>
-        <w:tc>
-          <w:tcPr>
-            <w:tcW w:type="dxa" w:w="2173"/>
-          </w:tcPr>
-          <w:p>
-            <w:pPr>
-              <w:spacing w:before="0" w:after="0" w:line="240" w:lineRule="auto"/>
-              <w:ind w:firstLine="0"/>
-              <w:jc w:val="center"/>
-            </w:pPr>
-            <w:r>
-              <w:rPr>
-                <w:rFonts w:ascii="Times New Roman" w:hAnsi="Times New Roman" w:eastAsia="Times New Roman" w:cs="Times New Roman"/>
-                <w:b w:val="0"/>
-                <w:sz w:val="20"/>
-              </w:rPr>
-              <w:t>заполнен</w:t>
-            </w:r>
-          </w:p>
-        </w:tc>
-      </w:tr>
-      <w:tr>
-        <w:tc>
-          <w:tcPr>
-            <w:tcW w:type="dxa" w:w="7605"/>
-          </w:tcPr>
-          <w:p>
-            <w:pPr>
-              <w:spacing w:before="0" w:after="0" w:line="240" w:lineRule="auto"/>
-              <w:ind w:firstLine="0"/>
-              <w:jc w:val="left"/>
-            </w:pPr>
-            <w:r>
-              <w:rPr>
-                <w:rFonts w:ascii="Times New Roman" w:hAnsi="Times New Roman" w:eastAsia="Times New Roman" w:cs="Times New Roman"/>
-                <w:b w:val="0"/>
-                <w:sz w:val="20"/>
-              </w:rPr>
-              <w:t>1.3. Планируемые результаты обучения</w:t>
-            </w:r>
-          </w:p>
-        </w:tc>
-        <w:tc>
-          <w:tcPr>
-            <w:tcW w:type="dxa" w:w="2173"/>
-          </w:tcPr>
-          <w:p>
-            <w:pPr>
-              <w:spacing w:before="0" w:after="0" w:line="240" w:lineRule="auto"/>
-              <w:ind w:firstLine="0"/>
-              <w:jc w:val="center"/>
-            </w:pPr>
-            <w:r>
-              <w:rPr>
-                <w:rFonts w:ascii="Times New Roman" w:hAnsi="Times New Roman" w:eastAsia="Times New Roman" w:cs="Times New Roman"/>
-                <w:b w:val="0"/>
-                <w:sz w:val="20"/>
-              </w:rPr>
-              <w:t>заполнен</w:t>
-            </w:r>
-          </w:p>
-        </w:tc>
-      </w:tr>
-      <w:tr>
-        <w:tc>
-          <w:tcPr>
-            <w:tcW w:type="dxa" w:w="7605"/>
-          </w:tcPr>
-          <w:p>
-            <w:pPr>
-              <w:spacing w:before="0" w:after="0" w:line="240" w:lineRule="auto"/>
-              <w:ind w:firstLine="0"/>
-              <w:jc w:val="left"/>
-            </w:pPr>
-            <w:r>
-              <w:rPr>
-                <w:rFonts w:ascii="Times New Roman" w:hAnsi="Times New Roman" w:eastAsia="Times New Roman" w:cs="Times New Roman"/>
-                <w:b w:val="0"/>
-                <w:sz w:val="20"/>
-              </w:rPr>
-              <w:t>1.4. Программа разработана на основе</w:t>
-            </w:r>
-          </w:p>
-        </w:tc>
-        <w:tc>
-          <w:tcPr>
-            <w:tcW w:type="dxa" w:w="2173"/>
-          </w:tcPr>
-          <w:p>
-            <w:pPr>
-              <w:spacing w:before="0" w:after="0" w:line="240" w:lineRule="auto"/>
-              <w:ind w:firstLine="0"/>
-              <w:jc w:val="center"/>
-            </w:pPr>
-            <w:r>
-              <w:rPr>
-                <w:rFonts w:ascii="Times New Roman" w:hAnsi="Times New Roman" w:eastAsia="Times New Roman" w:cs="Times New Roman"/>
-                <w:b w:val="0"/>
-                <w:sz w:val="20"/>
-              </w:rPr>
-              <w:t>заполнен</w:t>
-            </w:r>
-          </w:p>
-        </w:tc>
-      </w:tr>
-      <w:tr>
-        <w:tc>
-          <w:tcPr>
-            <w:tcW w:type="dxa" w:w="7605"/>
-          </w:tcPr>
-          <w:p>
-            <w:pPr>
-              <w:spacing w:before="0" w:after="0" w:line="240" w:lineRule="auto"/>
-              <w:ind w:firstLine="0"/>
-              <w:jc w:val="left"/>
-            </w:pPr>
-            <w:r>
-              <w:rPr>
-                <w:rFonts w:ascii="Times New Roman" w:hAnsi="Times New Roman" w:eastAsia="Times New Roman" w:cs="Times New Roman"/>
-                <w:b w:val="0"/>
-                <w:sz w:val="20"/>
-              </w:rPr>
-              <w:t>1.5. Перечень профессиональных компетенций</w:t>
-            </w:r>
-          </w:p>
-        </w:tc>
-        <w:tc>
-          <w:tcPr>
-            <w:tcW w:type="dxa" w:w="2173"/>
-          </w:tcPr>
-          <w:p>
-            <w:pPr>
-              <w:spacing w:before="0" w:after="0" w:line="240" w:lineRule="auto"/>
-              <w:ind w:firstLine="0"/>
-              <w:jc w:val="center"/>
-            </w:pPr>
-            <w:r>
-              <w:rPr>
-                <w:rFonts w:ascii="Times New Roman" w:hAnsi="Times New Roman" w:eastAsia="Times New Roman" w:cs="Times New Roman"/>
-                <w:b w:val="0"/>
-                <w:sz w:val="20"/>
-              </w:rPr>
-              <w:t>заполнен</w:t>
-            </w:r>
-          </w:p>
-        </w:tc>
-      </w:tr>
-      <w:tr>
-        <w:tc>
-          <w:tcPr>
-            <w:tcW w:type="dxa" w:w="7605"/>
-          </w:tcPr>
-          <w:p>
-            <w:pPr>
-              <w:spacing w:before="0" w:after="0" w:line="240" w:lineRule="auto"/>
-              <w:ind w:firstLine="0"/>
-              <w:jc w:val="left"/>
-            </w:pPr>
-            <w:r>
-              <w:rPr>
-                <w:rFonts w:ascii="Times New Roman" w:hAnsi="Times New Roman" w:eastAsia="Times New Roman" w:cs="Times New Roman"/>
-                <w:b w:val="0"/>
-                <w:sz w:val="20"/>
-              </w:rPr>
-              <w:t>1.6. Требования к слушателям</w:t>
-            </w:r>
-          </w:p>
-        </w:tc>
-        <w:tc>
-          <w:tcPr>
-            <w:tcW w:type="dxa" w:w="2173"/>
-          </w:tcPr>
-          <w:p>
-            <w:pPr>
-              <w:spacing w:before="0" w:after="0" w:line="240" w:lineRule="auto"/>
-              <w:ind w:firstLine="0"/>
-              <w:jc w:val="center"/>
-            </w:pPr>
-            <w:r>
-              <w:rPr>
-                <w:rFonts w:ascii="Times New Roman" w:hAnsi="Times New Roman" w:eastAsia="Times New Roman" w:cs="Times New Roman"/>
-                <w:b w:val="0"/>
-                <w:sz w:val="20"/>
-              </w:rPr>
-              <w:t>заполнен</w:t>
-            </w:r>
-          </w:p>
-        </w:tc>
-      </w:tr>
-      <w:tr>
-        <w:tc>
-          <w:tcPr>
-            <w:tcW w:type="dxa" w:w="7605"/>
-          </w:tcPr>
-          <w:p>
-            <w:pPr>
-              <w:spacing w:before="0" w:after="0" w:line="240" w:lineRule="auto"/>
-              <w:ind w:firstLine="0"/>
-              <w:jc w:val="left"/>
-            </w:pPr>
-            <w:r>
-              <w:rPr>
-                <w:rFonts w:ascii="Times New Roman" w:hAnsi="Times New Roman" w:eastAsia="Times New Roman" w:cs="Times New Roman"/>
-                <w:b w:val="0"/>
-                <w:sz w:val="20"/>
-              </w:rPr>
-              <w:t>1.7. Форма обучения</w:t>
-            </w:r>
-          </w:p>
-        </w:tc>
-        <w:tc>
-          <w:tcPr>
-            <w:tcW w:type="dxa" w:w="2173"/>
-          </w:tcPr>
-          <w:p>
-            <w:pPr>
-              <w:spacing w:before="0" w:after="0" w:line="240" w:lineRule="auto"/>
-              <w:ind w:firstLine="0"/>
-              <w:jc w:val="center"/>
-            </w:pPr>
-            <w:r>
-              <w:rPr>
-                <w:rFonts w:ascii="Times New Roman" w:hAnsi="Times New Roman" w:eastAsia="Times New Roman" w:cs="Times New Roman"/>
-                <w:b w:val="0"/>
-                <w:sz w:val="20"/>
-              </w:rPr>
-              <w:t>заполнен</w:t>
-            </w:r>
-          </w:p>
-        </w:tc>
-      </w:tr>
-      <w:tr>
-        <w:tc>
-          <w:tcPr>
-            <w:tcW w:type="dxa" w:w="7605"/>
-          </w:tcPr>
-          <w:p>
-            <w:pPr>
-              <w:spacing w:before="0" w:after="0" w:line="240" w:lineRule="auto"/>
-              <w:ind w:firstLine="0"/>
-              <w:jc w:val="left"/>
-            </w:pPr>
-            <w:r>
-              <w:rPr>
-                <w:rFonts w:ascii="Times New Roman" w:hAnsi="Times New Roman" w:eastAsia="Times New Roman" w:cs="Times New Roman"/>
-                <w:b w:val="0"/>
-                <w:sz w:val="20"/>
-              </w:rPr>
-              <w:t>1.8. Объём программы</w:t>
-            </w:r>
-          </w:p>
-        </w:tc>
-        <w:tc>
-          <w:tcPr>
-            <w:tcW w:type="dxa" w:w="2173"/>
-          </w:tcPr>
-          <w:p>
-            <w:pPr>
-              <w:spacing w:before="0" w:after="0" w:line="240" w:lineRule="auto"/>
-              <w:ind w:firstLine="0"/>
-              <w:jc w:val="center"/>
-            </w:pPr>
-            <w:r>
-              <w:rPr>
-                <w:rFonts w:ascii="Times New Roman" w:hAnsi="Times New Roman" w:eastAsia="Times New Roman" w:cs="Times New Roman"/>
-                <w:b w:val="0"/>
-                <w:sz w:val="20"/>
-              </w:rPr>
-              <w:t>заполнен</w:t>
-            </w:r>
-          </w:p>
-        </w:tc>
-      </w:tr>
-      <w:tr>
-        <w:tc>
-          <w:tcPr>
-            <w:tcW w:type="dxa" w:w="7605"/>
-          </w:tcPr>
-          <w:p>
-            <w:pPr>
-              <w:spacing w:before="0" w:after="0" w:line="240" w:lineRule="auto"/>
-              <w:ind w:firstLine="0"/>
-              <w:jc w:val="left"/>
-            </w:pPr>
-            <w:r>
-              <w:rPr>
-                <w:rFonts w:ascii="Times New Roman" w:hAnsi="Times New Roman" w:eastAsia="Times New Roman" w:cs="Times New Roman"/>
-                <w:b w:val="0"/>
-                <w:sz w:val="20"/>
-              </w:rPr>
-              <w:t>1.9. Выдаваемый документ</w:t>
-            </w:r>
-          </w:p>
-        </w:tc>
-        <w:tc>
-          <w:tcPr>
-            <w:tcW w:type="dxa" w:w="2173"/>
-          </w:tcPr>
-          <w:p>
-            <w:pPr>
-              <w:spacing w:before="0" w:after="0" w:line="240" w:lineRule="auto"/>
-              <w:ind w:firstLine="0"/>
-              <w:jc w:val="center"/>
-            </w:pPr>
-            <w:r>
-              <w:rPr>
-                <w:rFonts w:ascii="Times New Roman" w:hAnsi="Times New Roman" w:eastAsia="Times New Roman" w:cs="Times New Roman"/>
-                <w:b w:val="0"/>
-                <w:sz w:val="20"/>
-              </w:rPr>
-              <w:t>заполнен</w:t>
-            </w:r>
-          </w:p>
-        </w:tc>
-      </w:tr>
-      <w:tr>
-        <w:tc>
-          <w:tcPr>
-            <w:tcW w:type="dxa" w:w="7605"/>
-          </w:tcPr>
-          <w:p>
-            <w:pPr>
-              <w:spacing w:before="0" w:after="0" w:line="240" w:lineRule="auto"/>
-              <w:ind w:firstLine="0"/>
-              <w:jc w:val="left"/>
-            </w:pPr>
-            <w:r>
-              <w:rPr>
-                <w:rFonts w:ascii="Times New Roman" w:hAnsi="Times New Roman" w:eastAsia="Times New Roman" w:cs="Times New Roman"/>
-                <w:b w:val="0"/>
-                <w:sz w:val="20"/>
-              </w:rPr>
-              <w:t>2.1. Учебный план</w:t>
-            </w:r>
-          </w:p>
-        </w:tc>
-        <w:tc>
-          <w:tcPr>
-            <w:tcW w:type="dxa" w:w="2173"/>
-          </w:tcPr>
-          <w:p>
-            <w:pPr>
-              <w:spacing w:before="0" w:after="0" w:line="240" w:lineRule="auto"/>
-              <w:ind w:firstLine="0"/>
-              <w:jc w:val="center"/>
-            </w:pPr>
-            <w:r>
-              <w:rPr>
-                <w:rFonts w:ascii="Times New Roman" w:hAnsi="Times New Roman" w:eastAsia="Times New Roman" w:cs="Times New Roman"/>
-                <w:b w:val="0"/>
-                <w:sz w:val="20"/>
-              </w:rPr>
-              <w:t>заполнен</w:t>
-            </w:r>
-          </w:p>
-        </w:tc>
-      </w:tr>
-      <w:tr>
-        <w:tc>
-          <w:tcPr>
-            <w:tcW w:type="dxa" w:w="7605"/>
-          </w:tcPr>
-          <w:p>
-            <w:pPr>
-              <w:spacing w:before="0" w:after="0" w:line="240" w:lineRule="auto"/>
-              <w:ind w:firstLine="0"/>
-              <w:jc w:val="left"/>
-            </w:pPr>
-            <w:r>
-              <w:rPr>
-                <w:rFonts w:ascii="Times New Roman" w:hAnsi="Times New Roman" w:eastAsia="Times New Roman" w:cs="Times New Roman"/>
-                <w:b w:val="0"/>
-                <w:sz w:val="20"/>
-              </w:rPr>
-              <w:t>2.2. Учебно-тематический план</w:t>
-            </w:r>
-          </w:p>
-        </w:tc>
-        <w:tc>
-          <w:tcPr>
-            <w:tcW w:type="dxa" w:w="2173"/>
-          </w:tcPr>
-          <w:p>
-            <w:pPr>
-              <w:spacing w:before="0" w:after="0" w:line="240" w:lineRule="auto"/>
-              <w:ind w:firstLine="0"/>
-              <w:jc w:val="center"/>
-            </w:pPr>
-            <w:r>
-              <w:rPr>
-                <w:rFonts w:ascii="Times New Roman" w:hAnsi="Times New Roman" w:eastAsia="Times New Roman" w:cs="Times New Roman"/>
-                <w:b w:val="0"/>
-                <w:sz w:val="20"/>
-              </w:rPr>
-              <w:t>заполнен</w:t>
-            </w:r>
-          </w:p>
-        </w:tc>
-      </w:tr>
-      <w:tr>
-        <w:tc>
-          <w:tcPr>
-            <w:tcW w:type="dxa" w:w="7605"/>
-          </w:tcPr>
-          <w:p>
-            <w:pPr>
-              <w:spacing w:before="0" w:after="0" w:line="240" w:lineRule="auto"/>
-              <w:ind w:firstLine="0"/>
-              <w:jc w:val="left"/>
-            </w:pPr>
-            <w:r>
-              <w:rPr>
-                <w:rFonts w:ascii="Times New Roman" w:hAnsi="Times New Roman" w:eastAsia="Times New Roman" w:cs="Times New Roman"/>
-                <w:b w:val="0"/>
-                <w:sz w:val="20"/>
-              </w:rPr>
-              <w:t>2.3. Календарный учебный график</w:t>
-            </w:r>
-          </w:p>
-        </w:tc>
-        <w:tc>
-          <w:tcPr>
-            <w:tcW w:type="dxa" w:w="2173"/>
-          </w:tcPr>
-          <w:p>
-            <w:pPr>
-              <w:spacing w:before="0" w:after="0" w:line="240" w:lineRule="auto"/>
-              <w:ind w:firstLine="0"/>
-              <w:jc w:val="center"/>
-            </w:pPr>
-            <w:r>
-              <w:rPr>
-                <w:rFonts w:ascii="Times New Roman" w:hAnsi="Times New Roman" w:eastAsia="Times New Roman" w:cs="Times New Roman"/>
-                <w:b w:val="0"/>
-                <w:sz w:val="20"/>
-              </w:rPr>
-              <w:t>заполнен</w:t>
-            </w:r>
-          </w:p>
-        </w:tc>
-      </w:tr>
-      <w:tr>
-        <w:tc>
-          <w:tcPr>
-            <w:tcW w:type="dxa" w:w="7605"/>
-          </w:tcPr>
-          <w:p>
-            <w:pPr>
-              <w:spacing w:before="0" w:after="0" w:line="240" w:lineRule="auto"/>
-              <w:ind w:firstLine="0"/>
-              <w:jc w:val="left"/>
-            </w:pPr>
-            <w:r>
-              <w:rPr>
-                <w:rFonts w:ascii="Times New Roman" w:hAnsi="Times New Roman" w:eastAsia="Times New Roman" w:cs="Times New Roman"/>
-                <w:b w:val="0"/>
-                <w:sz w:val="20"/>
-              </w:rPr>
-              <w:t>2.4. Рабочая программа</w:t>
-            </w:r>
-          </w:p>
-        </w:tc>
-        <w:tc>
-          <w:tcPr>
-            <w:tcW w:type="dxa" w:w="2173"/>
-          </w:tcPr>
-          <w:p>
-            <w:pPr>
-              <w:spacing w:before="0" w:after="0" w:line="240" w:lineRule="auto"/>
-              <w:ind w:firstLine="0"/>
-              <w:jc w:val="center"/>
-            </w:pPr>
-            <w:r>
-              <w:rPr>
-                <w:rFonts w:ascii="Times New Roman" w:hAnsi="Times New Roman" w:eastAsia="Times New Roman" w:cs="Times New Roman"/>
-                <w:b w:val="0"/>
-                <w:sz w:val="20"/>
-              </w:rPr>
-              <w:t>заполнен</w:t>
-            </w:r>
-          </w:p>
-        </w:tc>
-      </w:tr>
-      <w:tr>
-        <w:tc>
-          <w:tcPr>
-            <w:tcW w:type="dxa" w:w="7605"/>
-          </w:tcPr>
-          <w:p>
-            <w:pPr>
-              <w:spacing w:before="0" w:after="0" w:line="240" w:lineRule="auto"/>
-              <w:ind w:firstLine="0"/>
-              <w:jc w:val="left"/>
-            </w:pPr>
-            <w:r>
-              <w:rPr>
-                <w:rFonts w:ascii="Times New Roman" w:hAnsi="Times New Roman" w:eastAsia="Times New Roman" w:cs="Times New Roman"/>
-                <w:b w:val="0"/>
-                <w:sz w:val="20"/>
-              </w:rPr>
-              <w:t>2.5.1. Формы аттестации</w:t>
-            </w:r>
-          </w:p>
-        </w:tc>
-        <w:tc>
-          <w:tcPr>
-            <w:tcW w:type="dxa" w:w="2173"/>
-          </w:tcPr>
-          <w:p>
-            <w:pPr>
-              <w:spacing w:before="0" w:after="0" w:line="240" w:lineRule="auto"/>
-              <w:ind w:firstLine="0"/>
-              <w:jc w:val="center"/>
-            </w:pPr>
-            <w:r>
-              <w:rPr>
-                <w:rFonts w:ascii="Times New Roman" w:hAnsi="Times New Roman" w:eastAsia="Times New Roman" w:cs="Times New Roman"/>
-                <w:b w:val="0"/>
-                <w:sz w:val="20"/>
-              </w:rPr>
-              <w:t>заполнен</w:t>
-            </w:r>
-          </w:p>
-        </w:tc>
-      </w:tr>
-      <w:tr>
-        <w:tc>
-          <w:tcPr>
-            <w:tcW w:type="dxa" w:w="7605"/>
-          </w:tcPr>
-          <w:p>
-            <w:pPr>
-              <w:spacing w:before="0" w:after="0" w:line="240" w:lineRule="auto"/>
-              <w:ind w:firstLine="0"/>
-              <w:jc w:val="left"/>
-            </w:pPr>
-            <w:r>
-              <w:rPr>
-                <w:rFonts w:ascii="Times New Roman" w:hAnsi="Times New Roman" w:eastAsia="Times New Roman" w:cs="Times New Roman"/>
-                <w:b w:val="0"/>
-                <w:sz w:val="20"/>
-              </w:rPr>
-              <w:t>2.5.2. Оценочные материалы</w:t>
-            </w:r>
-          </w:p>
-        </w:tc>
-        <w:tc>
-          <w:tcPr>
-            <w:tcW w:type="dxa" w:w="2173"/>
-          </w:tcPr>
-          <w:p>
-            <w:pPr>
-              <w:spacing w:before="0" w:after="0" w:line="240" w:lineRule="auto"/>
-              <w:ind w:firstLine="0"/>
-              <w:jc w:val="center"/>
-            </w:pPr>
-            <w:r>
-              <w:rPr>
-                <w:rFonts w:ascii="Times New Roman" w:hAnsi="Times New Roman" w:eastAsia="Times New Roman" w:cs="Times New Roman"/>
-                <w:b w:val="0"/>
-                <w:sz w:val="20"/>
-              </w:rPr>
-              <w:t>заполнен</w:t>
-            </w:r>
-          </w:p>
-        </w:tc>
-      </w:tr>
-      <w:tr>
-        <w:tc>
-          <w:tcPr>
-            <w:tcW w:type="dxa" w:w="7605"/>
-          </w:tcPr>
-          <w:p>
-            <w:pPr>
-              <w:spacing w:before="0" w:after="0" w:line="240" w:lineRule="auto"/>
-              <w:ind w:firstLine="0"/>
-              <w:jc w:val="left"/>
-            </w:pPr>
-            <w:r>
-              <w:rPr>
-                <w:rFonts w:ascii="Times New Roman" w:hAnsi="Times New Roman" w:eastAsia="Times New Roman" w:cs="Times New Roman"/>
-                <w:b w:val="0"/>
-                <w:sz w:val="20"/>
-              </w:rPr>
-              <w:t>2.5.3. Анализ удовлетворённости слушателей</w:t>
-            </w:r>
-          </w:p>
-        </w:tc>
-        <w:tc>
-          <w:tcPr>
-            <w:tcW w:type="dxa" w:w="2173"/>
-          </w:tcPr>
-          <w:p>
-            <w:pPr>
-              <w:spacing w:before="0" w:after="0" w:line="240" w:lineRule="auto"/>
-              <w:ind w:firstLine="0"/>
-              <w:jc w:val="center"/>
-            </w:pPr>
-            <w:r>
-              <w:rPr>
-                <w:rFonts w:ascii="Times New Roman" w:hAnsi="Times New Roman" w:eastAsia="Times New Roman" w:cs="Times New Roman"/>
-                <w:b w:val="0"/>
-                <w:sz w:val="20"/>
-              </w:rPr>
-              <w:t>заполнен</w:t>
-            </w:r>
-          </w:p>
-        </w:tc>
-      </w:tr>
-      <w:tr>
-        <w:tc>
-          <w:tcPr>
-            <w:tcW w:type="dxa" w:w="7605"/>
-          </w:tcPr>
-          <w:p>
-            <w:pPr>
-              <w:spacing w:before="0" w:after="0" w:line="240" w:lineRule="auto"/>
-              <w:ind w:firstLine="0"/>
-              <w:jc w:val="left"/>
-            </w:pPr>
-            <w:r>
-              <w:rPr>
-                <w:rFonts w:ascii="Times New Roman" w:hAnsi="Times New Roman" w:eastAsia="Times New Roman" w:cs="Times New Roman"/>
-                <w:b w:val="0"/>
-                <w:sz w:val="20"/>
-              </w:rPr>
-              <w:t>3.1. Материально-техническое обеспечение</w:t>
-            </w:r>
-          </w:p>
-        </w:tc>
-        <w:tc>
-          <w:tcPr>
-            <w:tcW w:type="dxa" w:w="2173"/>
-          </w:tcPr>
-          <w:p>
-            <w:pPr>
-              <w:spacing w:before="0" w:after="0" w:line="240" w:lineRule="auto"/>
-              <w:ind w:firstLine="0"/>
-              <w:jc w:val="center"/>
-            </w:pPr>
-            <w:r>
-              <w:rPr>
-                <w:rFonts w:ascii="Times New Roman" w:hAnsi="Times New Roman" w:eastAsia="Times New Roman" w:cs="Times New Roman"/>
-                <w:b w:val="0"/>
-                <w:sz w:val="20"/>
-              </w:rPr>
-              <w:t>заполнен</w:t>
-            </w:r>
-          </w:p>
-        </w:tc>
-      </w:tr>
-      <w:tr>
-        <w:tc>
-          <w:tcPr>
-            <w:tcW w:type="dxa" w:w="7605"/>
-          </w:tcPr>
-          <w:p>
-            <w:pPr>
-              <w:spacing w:before="0" w:after="0" w:line="240" w:lineRule="auto"/>
-              <w:ind w:firstLine="0"/>
-              <w:jc w:val="left"/>
-            </w:pPr>
-            <w:r>
-              <w:rPr>
-                <w:rFonts w:ascii="Times New Roman" w:hAnsi="Times New Roman" w:eastAsia="Times New Roman" w:cs="Times New Roman"/>
-                <w:b w:val="0"/>
-                <w:sz w:val="20"/>
-              </w:rPr>
-              <w:t>3.2.1. Нормативно-правовые документы</w:t>
-            </w:r>
-          </w:p>
-        </w:tc>
-        <w:tc>
-          <w:tcPr>
-            <w:tcW w:type="dxa" w:w="2173"/>
-          </w:tcPr>
-          <w:p>
-            <w:pPr>
-              <w:spacing w:before="0" w:after="0" w:line="240" w:lineRule="auto"/>
-              <w:ind w:firstLine="0"/>
-              <w:jc w:val="center"/>
-            </w:pPr>
-            <w:r>
-              <w:rPr>
-                <w:rFonts w:ascii="Times New Roman" w:hAnsi="Times New Roman" w:eastAsia="Times New Roman" w:cs="Times New Roman"/>
-                <w:b w:val="0"/>
-                <w:sz w:val="20"/>
-              </w:rPr>
-              <w:t>заполнен</w:t>
-            </w:r>
-          </w:p>
-        </w:tc>
-      </w:tr>
-      <w:tr>
-        <w:tc>
-          <w:tcPr>
-            <w:tcW w:type="dxa" w:w="7605"/>
-          </w:tcPr>
-          <w:p>
-            <w:pPr>
-              <w:spacing w:before="0" w:after="0" w:line="240" w:lineRule="auto"/>
-              <w:ind w:firstLine="0"/>
-              <w:jc w:val="left"/>
-            </w:pPr>
-            <w:r>
-              <w:rPr>
-                <w:rFonts w:ascii="Times New Roman" w:hAnsi="Times New Roman" w:eastAsia="Times New Roman" w:cs="Times New Roman"/>
-                <w:b w:val="0"/>
-                <w:sz w:val="20"/>
-              </w:rPr>
-              <w:t>3.2.2. Основная литература</w:t>
-            </w:r>
-          </w:p>
-        </w:tc>
-        <w:tc>
-          <w:tcPr>
-            <w:tcW w:type="dxa" w:w="2173"/>
-          </w:tcPr>
-          <w:p>
-            <w:pPr>
-              <w:spacing w:before="0" w:after="0" w:line="240" w:lineRule="auto"/>
-              <w:ind w:firstLine="0"/>
-              <w:jc w:val="center"/>
-            </w:pPr>
-            <w:r>
-              <w:rPr>
-                <w:rFonts w:ascii="Times New Roman" w:hAnsi="Times New Roman" w:eastAsia="Times New Roman" w:cs="Times New Roman"/>
-                <w:b w:val="0"/>
-                <w:sz w:val="20"/>
-              </w:rPr>
-              <w:t>заполнен</w:t>
-            </w:r>
-          </w:p>
-        </w:tc>
-      </w:tr>
-      <w:tr>
-        <w:tc>
-          <w:tcPr>
-            <w:tcW w:type="dxa" w:w="7605"/>
-          </w:tcPr>
-          <w:p>
-            <w:pPr>
-              <w:spacing w:before="0" w:after="0" w:line="240" w:lineRule="auto"/>
-              <w:ind w:firstLine="0"/>
-              <w:jc w:val="left"/>
-            </w:pPr>
-            <w:r>
-              <w:rPr>
-                <w:rFonts w:ascii="Times New Roman" w:hAnsi="Times New Roman" w:eastAsia="Times New Roman" w:cs="Times New Roman"/>
-                <w:b w:val="0"/>
-                <w:sz w:val="20"/>
-              </w:rPr>
-              <w:t>3.2.3. Дополнительная литература</w:t>
-            </w:r>
-          </w:p>
-        </w:tc>
-        <w:tc>
-          <w:tcPr>
-            <w:tcW w:type="dxa" w:w="2173"/>
-          </w:tcPr>
-          <w:p>
-            <w:pPr>
-              <w:spacing w:before="0" w:after="0" w:line="240" w:lineRule="auto"/>
-              <w:ind w:firstLine="0"/>
-              <w:jc w:val="center"/>
-            </w:pPr>
-            <w:r>
-              <w:rPr>
-                <w:rFonts w:ascii="Times New Roman" w:hAnsi="Times New Roman" w:eastAsia="Times New Roman" w:cs="Times New Roman"/>
-                <w:b w:val="0"/>
-                <w:sz w:val="20"/>
-              </w:rPr>
-              <w:t>заполнен</w:t>
-            </w:r>
-          </w:p>
-        </w:tc>
-      </w:tr>
-      <w:tr>
-        <w:tc>
-          <w:tcPr>
-            <w:tcW w:type="dxa" w:w="7605"/>
-          </w:tcPr>
-          <w:p>
-            <w:pPr>
-              <w:spacing w:before="0" w:after="0" w:line="240" w:lineRule="auto"/>
-              <w:ind w:firstLine="0"/>
-              <w:jc w:val="left"/>
-            </w:pPr>
-            <w:r>
-              <w:rPr>
-                <w:rFonts w:ascii="Times New Roman" w:hAnsi="Times New Roman" w:eastAsia="Times New Roman" w:cs="Times New Roman"/>
-                <w:b w:val="0"/>
-                <w:sz w:val="20"/>
-              </w:rPr>
-              <w:t>3.2.4. Интернет-ресурсы</w:t>
-            </w:r>
-          </w:p>
-        </w:tc>
-        <w:tc>
-          <w:tcPr>
-            <w:tcW w:type="dxa" w:w="2173"/>
-          </w:tcPr>
-          <w:p>
-            <w:pPr>
-              <w:spacing w:before="0" w:after="0" w:line="240" w:lineRule="auto"/>
-              <w:ind w:firstLine="0"/>
-              <w:jc w:val="center"/>
-            </w:pPr>
-            <w:r>
-              <w:rPr>
-                <w:rFonts w:ascii="Times New Roman" w:hAnsi="Times New Roman" w:eastAsia="Times New Roman" w:cs="Times New Roman"/>
-                <w:b w:val="0"/>
-                <w:sz w:val="20"/>
-              </w:rPr>
-              <w:t>заполнен</w:t>
-            </w:r>
-          </w:p>
-        </w:tc>
-      </w:tr>
-      <w:tr>
-        <w:tc>
-          <w:tcPr>
-            <w:tcW w:type="dxa" w:w="7605"/>
-          </w:tcPr>
-          <w:p>
-            <w:pPr>
-              <w:spacing w:before="0" w:after="0" w:line="240" w:lineRule="auto"/>
-              <w:ind w:firstLine="0"/>
-              <w:jc w:val="left"/>
-            </w:pPr>
-            <w:r>
-              <w:rPr>
-                <w:rFonts w:ascii="Times New Roman" w:hAnsi="Times New Roman" w:eastAsia="Times New Roman" w:cs="Times New Roman"/>
-                <w:b w:val="0"/>
-                <w:sz w:val="20"/>
-              </w:rPr>
-              <w:t>3.2.5. Программное обеспечение и информационные системы</w:t>
-            </w:r>
-          </w:p>
-        </w:tc>
-        <w:tc>
-          <w:tcPr>
-            <w:tcW w:type="dxa" w:w="2173"/>
-          </w:tcPr>
-          <w:p>
-            <w:pPr>
-              <w:spacing w:before="0" w:after="0" w:line="240" w:lineRule="auto"/>
-              <w:ind w:firstLine="0"/>
-              <w:jc w:val="center"/>
-            </w:pPr>
-            <w:r>
-              <w:rPr>
-                <w:rFonts w:ascii="Times New Roman" w:hAnsi="Times New Roman" w:eastAsia="Times New Roman" w:cs="Times New Roman"/>
-                <w:b w:val="0"/>
-                <w:sz w:val="20"/>
-              </w:rPr>
-              <w:t>заполнен</w:t>
-            </w:r>
-          </w:p>
-        </w:tc>
-      </w:tr>
-      <w:tr>
-        <w:tc>
-          <w:tcPr>
-            <w:tcW w:type="dxa" w:w="7605"/>
-          </w:tcPr>
-          <w:p>
-            <w:pPr>
-              <w:spacing w:before="0" w:after="0" w:line="240" w:lineRule="auto"/>
-              <w:ind w:firstLine="0"/>
-              <w:jc w:val="left"/>
-            </w:pPr>
-            <w:r>
-              <w:rPr>
-                <w:rFonts w:ascii="Times New Roman" w:hAnsi="Times New Roman" w:eastAsia="Times New Roman" w:cs="Times New Roman"/>
-                <w:b w:val="0"/>
-                <w:sz w:val="20"/>
-              </w:rPr>
-              <w:t>3.3. Организация образовательного процесса</w:t>
-            </w:r>
-          </w:p>
-        </w:tc>
-        <w:tc>
-          <w:tcPr>
-            <w:tcW w:type="dxa" w:w="2173"/>
-          </w:tcPr>
-          <w:p>
-            <w:pPr>
-              <w:spacing w:before="0" w:after="0" w:line="240" w:lineRule="auto"/>
-              <w:ind w:firstLine="0"/>
-              <w:jc w:val="center"/>
-            </w:pPr>
-            <w:r>
-              <w:rPr>
-                <w:rFonts w:ascii="Times New Roman" w:hAnsi="Times New Roman" w:eastAsia="Times New Roman" w:cs="Times New Roman"/>
-                <w:b w:val="0"/>
-                <w:sz w:val="20"/>
-              </w:rPr>
-              <w:t>заполнен</w:t>
-            </w:r>
-          </w:p>
-        </w:tc>
-      </w:tr>
-      <w:tr>
-        <w:tc>
-          <w:tcPr>
-            <w:tcW w:type="dxa" w:w="7605"/>
-          </w:tcPr>
-          <w:p>
-            <w:pPr>
-              <w:spacing w:before="0" w:after="0" w:line="240" w:lineRule="auto"/>
-              <w:ind w:firstLine="0"/>
-              <w:jc w:val="left"/>
-            </w:pPr>
-            <w:r>
-              <w:rPr>
-                <w:rFonts w:ascii="Times New Roman" w:hAnsi="Times New Roman" w:eastAsia="Times New Roman" w:cs="Times New Roman"/>
-                <w:b w:val="0"/>
-                <w:sz w:val="20"/>
-              </w:rPr>
-              <w:t>3.4. Кадровое обеспечение</w:t>
-            </w:r>
-          </w:p>
-        </w:tc>
-        <w:tc>
-          <w:tcPr>
-            <w:tcW w:type="dxa" w:w="2173"/>
-          </w:tcPr>
-          <w:p>
-            <w:pPr>
-              <w:spacing w:before="0" w:after="0" w:line="240" w:lineRule="auto"/>
-              <w:ind w:firstLine="0"/>
-              <w:jc w:val="center"/>
-            </w:pPr>
-            <w:r>
-              <w:rPr>
-                <w:rFonts w:ascii="Times New Roman" w:hAnsi="Times New Roman" w:eastAsia="Times New Roman" w:cs="Times New Roman"/>
-                <w:b w:val="0"/>
-                <w:sz w:val="20"/>
-              </w:rPr>
-              <w:t>заполнен</w:t>
-            </w:r>
-          </w:p>
-        </w:tc>
-      </w:tr>
-      <w:tr>
-        <w:tc>
-          <w:tcPr>
-            <w:tcW w:type="dxa" w:w="7605"/>
-          </w:tcPr>
-          <w:p>
-            <w:pPr>
-              <w:spacing w:before="0" w:after="0" w:line="240" w:lineRule="auto"/>
-              <w:ind w:firstLine="0"/>
-              <w:jc w:val="left"/>
-            </w:pPr>
-            <w:r>
-              <w:rPr>
-                <w:rFonts w:ascii="Times New Roman" w:hAnsi="Times New Roman" w:eastAsia="Times New Roman" w:cs="Times New Roman"/>
-                <w:b w:val="0"/>
-                <w:sz w:val="20"/>
-              </w:rPr>
-              <w:t>Приложение 1. Оценочные материалы текущего контроля</w:t>
-            </w:r>
-          </w:p>
-        </w:tc>
-        <w:tc>
-          <w:tcPr>
-            <w:tcW w:type="dxa" w:w="2173"/>
-          </w:tcPr>
-          <w:p>
-            <w:pPr>
-              <w:spacing w:before="0" w:after="0" w:line="240" w:lineRule="auto"/>
-              <w:ind w:firstLine="0"/>
-              <w:jc w:val="center"/>
-            </w:pPr>
-            <w:r>
-              <w:rPr>
-                <w:rFonts w:ascii="Times New Roman" w:hAnsi="Times New Roman" w:eastAsia="Times New Roman" w:cs="Times New Roman"/>
-                <w:b w:val="0"/>
-                <w:sz w:val="20"/>
-              </w:rPr>
-              <w:t>заполнен</w:t>
-            </w:r>
-          </w:p>
-        </w:tc>
-      </w:tr>
-      <w:tr>
-        <w:tc>
-          <w:tcPr>
-            <w:tcW w:type="dxa" w:w="7605"/>
-          </w:tcPr>
-          <w:p>
-            <w:pPr>
-              <w:spacing w:before="0" w:after="0" w:line="240" w:lineRule="auto"/>
-              <w:ind w:firstLine="0"/>
-              <w:jc w:val="left"/>
-            </w:pPr>
-            <w:r>
-              <w:rPr>
-                <w:rFonts w:ascii="Times New Roman" w:hAnsi="Times New Roman" w:eastAsia="Times New Roman" w:cs="Times New Roman"/>
-                <w:b w:val="0"/>
-                <w:sz w:val="20"/>
-              </w:rPr>
-              <w:t>Приложение 2. Оценочные материалы итоговой аттестации</w:t>
-            </w:r>
-          </w:p>
-        </w:tc>
-        <w:tc>
-          <w:tcPr>
-            <w:tcW w:type="dxa" w:w="2173"/>
-          </w:tcPr>
-          <w:p>
-            <w:pPr>
-              <w:spacing w:before="0" w:after="0" w:line="240" w:lineRule="auto"/>
-              <w:ind w:firstLine="0"/>
-              <w:jc w:val="center"/>
-            </w:pPr>
-            <w:r>
-              <w:rPr>
-                <w:rFonts w:ascii="Times New Roman" w:hAnsi="Times New Roman" w:eastAsia="Times New Roman" w:cs="Times New Roman"/>
-                <w:b w:val="0"/>
-                <w:sz w:val="20"/>
-              </w:rPr>
-              <w:t>заполнен</w:t>
-            </w:r>
-          </w:p>
-        </w:tc>
-      </w:tr>
-    </w:tbl>
-    <w:p>
-      <w:pPr>
-        <w:spacing w:before="0" w:after="120"/>
-        <w:ind w:firstLine="0"/>
-      </w:pPr>
-    </w:p>
-    <w:p>
-      <w:pPr>
-        <w:keepNext/>
-        <w:spacing w:before="0" w:after="120" w:line="240" w:lineRule="auto"/>
-        <w:ind w:firstLine="0"/>
-        <w:jc w:val="left"/>
-      </w:pPr>
-      <w:r>
-        <w:rPr>
-          <w:rFonts w:ascii="Times New Roman" w:hAnsi="Times New Roman" w:eastAsia="Times New Roman" w:cs="Times New Roman"/>
-          <w:b/>
-        </w:rPr>
-        <w:t>Совпадение с образцом</w:t>
-      </w:r>
-    </w:p>
-    <w:p>
-      <w:pPr>
-        <w:spacing w:before="0" w:after="120" w:line="240" w:lineRule="auto"/>
-        <w:ind w:firstLine="0"/>
-        <w:jc w:val="both"/>
-      </w:pPr>
-      <w:r>
-        <w:rPr>
-          <w:rFonts w:ascii="Times New Roman" w:hAnsi="Times New Roman" w:eastAsia="Times New Roman" w:cs="Times New Roman"/>
-          <w:b w:val="0"/>
-        </w:rPr>
-        <w:t>С приложенным образцом дословно совпадает 0% текста комплекта (порог — 15%): в норме. Ошибки образца в программу не переносятся.</w:t>
-      </w:r>
-    </w:p>
-    <w:p>
-      <w:pPr>
-        <w:keepNext/>
-        <w:spacing w:before="0" w:after="120" w:line="240" w:lineRule="auto"/>
-        <w:ind w:firstLine="0"/>
-        <w:jc w:val="left"/>
-      </w:pPr>
-      <w:r>
-        <w:rPr>
-          <w:rFonts w:ascii="Times New Roman" w:hAnsi="Times New Roman" w:eastAsia="Times New Roman" w:cs="Times New Roman"/>
-          <w:b/>
-        </w:rPr>
-        <w:t>Смысловая проверка</w:t>
-      </w:r>
-    </w:p>
-    <w:p>
-      <w:pPr>
-        <w:spacing w:before="0" w:after="120" w:line="240" w:lineRule="auto"/>
-        <w:ind w:firstLine="0"/>
-        <w:jc w:val="both"/>
-      </w:pPr>
-      <w:r>
-        <w:rPr>
-          <w:rFonts w:ascii="Times New Roman" w:hAnsi="Times New Roman" w:eastAsia="Times New Roman" w:cs="Times New Roman"/>
-          <w:b w:val="0"/>
-        </w:rPr>
-        <w:t>Эксперт-модель проверила то, что нельзя посчитать кодом: пройдено 8 из 8 критериев. Замечания — повод перечитать соответствующий раздел.</w:t>
-      </w:r>
-    </w:p>
-    <w:tbl>
-      <w:tblPr>
-        <w:tblLook w:firstColumn="1" w:firstRow="1" w:lastColumn="0" w:lastRow="0" w:noHBand="0" w:noVBand="1" w:val="04A0"/>
-        <w:tblW w:w="9778" w:type="dxa"/>
-        <w:tblLayout w:type="fixed"/>
-        <w:tblBorders>
-          <w:top w:val="single" w:sz="4" w:space="0" w:color="AAAAAA"/>
-          <w:left w:val="single" w:sz="4" w:space="0" w:color="AAAAAA"/>
-          <w:bottom w:val="single" w:sz="4" w:space="0" w:color="AAAAAA"/>
-          <w:right w:val="single" w:sz="4" w:space="0" w:color="AAAAAA"/>
-          <w:insideH w:val="single" w:sz="4" w:space="0" w:color="AAAAAA"/>
-          <w:insideV w:val="single" w:sz="4" w:space="0" w:color="AAAAAA"/>
-        </w:tblBorders>
-        <w:tblCellMar>
-          <w:top w:w="80" w:type="dxa"/>
-          <w:left w:w="120" w:type="dxa"/>
-          <w:bottom w:w="80" w:type="dxa"/>
-          <w:right w:w="120" w:type="dxa"/>
-        </w:tblCellMar>
-      </w:tblPr>
-      <w:tblGrid>
-        <w:gridCol w:w="7605"/>
-        <w:gridCol w:w="2173"/>
-      </w:tblGrid>
-      <w:tr>
-        <w:trPr>
-          <w:tblHeader/>
-        </w:trPr>
-        <w:tc>
-          <w:tcPr>
-            <w:tcW w:type="dxa" w:w="7605"/>
-            <w:shd w:val="clear" w:color="auto" w:fill="F2F2F2"/>
-            <w:vAlign w:val="center"/>
-          </w:tcPr>
-          <w:p>
-            <w:pPr>
-              <w:spacing w:before="0" w:after="0" w:line="240" w:lineRule="auto"/>
-              <w:ind w:firstLine="0"/>
-              <w:jc w:val="center"/>
-            </w:pPr>
-            <w:r>
-              <w:rPr>
-                <w:rFonts w:ascii="Times New Roman" w:hAnsi="Times New Roman" w:eastAsia="Times New Roman" w:cs="Times New Roman"/>
-                <w:b/>
-                <w:sz w:val="20"/>
-              </w:rPr>
-              <w:t>Критерий</w:t>
-            </w:r>
-          </w:p>
-        </w:tc>
-        <w:tc>
-          <w:tcPr>
-            <w:tcW w:type="dxa" w:w="2173"/>
-            <w:shd w:val="clear" w:color="auto" w:fill="F2F2F2"/>
-            <w:vAlign w:val="center"/>
-          </w:tcPr>
-          <w:p>
-            <w:pPr>
-              <w:spacing w:before="0" w:after="0" w:line="240" w:lineRule="auto"/>
-              <w:ind w:firstLine="0"/>
-              <w:jc w:val="center"/>
-            </w:pPr>
-            <w:r>
-              <w:rPr>
-                <w:rFonts w:ascii="Times New Roman" w:hAnsi="Times New Roman" w:eastAsia="Times New Roman" w:cs="Times New Roman"/>
-                <w:b/>
-                <w:sz w:val="20"/>
-              </w:rPr>
-              <w:t>Итог</w:t>
-            </w:r>
-          </w:p>
-        </w:tc>
-      </w:tr>
-      <w:tr>
-        <w:tc>
-          <w:tcPr>
-            <w:tcW w:type="dxa" w:w="7605"/>
-          </w:tcPr>
-          <w:p>
-            <w:pPr>
-              <w:spacing w:before="0" w:after="0" w:line="240" w:lineRule="auto"/>
-              <w:ind w:firstLine="0"/>
-              <w:jc w:val="left"/>
-            </w:pPr>
-            <w:r>
-              <w:rPr>
-                <w:rFonts w:ascii="Times New Roman" w:hAnsi="Times New Roman" w:eastAsia="Times New Roman" w:cs="Times New Roman"/>
-                <w:b w:val="0"/>
-                <w:sz w:val="20"/>
-              </w:rPr>
-              <w:t>Язык и терминология соответствуют аудитории; термины поясняются; нет жаргона.</w:t>
-            </w:r>
-          </w:p>
-        </w:tc>
-        <w:tc>
-          <w:tcPr>
-            <w:tcW w:type="dxa" w:w="2173"/>
-          </w:tcPr>
-          <w:p>
-            <w:pPr>
-              <w:spacing w:before="0" w:after="0" w:line="240" w:lineRule="auto"/>
-              <w:ind w:firstLine="0"/>
-              <w:jc w:val="center"/>
-            </w:pPr>
-            <w:r>
-              <w:rPr>
-                <w:rFonts w:ascii="Times New Roman" w:hAnsi="Times New Roman" w:eastAsia="Times New Roman" w:cs="Times New Roman"/>
-                <w:b w:val="0"/>
-                <w:sz w:val="20"/>
-              </w:rPr>
-              <w:t>пройдено</w:t>
-            </w:r>
-          </w:p>
-        </w:tc>
-      </w:tr>
-      <w:tr>
-        <w:tc>
-          <w:tcPr>
-            <w:tcW w:type="dxa" w:w="7605"/>
-          </w:tcPr>
-          <w:p>
-            <w:pPr>
-              <w:spacing w:before="0" w:after="0" w:line="240" w:lineRule="auto"/>
-              <w:ind w:firstLine="0"/>
-              <w:jc w:val="left"/>
-            </w:pPr>
-            <w:r>
-              <w:rPr>
-                <w:rFonts w:ascii="Times New Roman" w:hAnsi="Times New Roman" w:eastAsia="Times New Roman" w:cs="Times New Roman"/>
-                <w:b w:val="0"/>
-                <w:sz w:val="20"/>
-              </w:rPr>
-              <w:t>Уровень, последовательность тем и входные требования соответствуют входному уровню слушателей.</w:t>
-            </w:r>
-          </w:p>
-        </w:tc>
-        <w:tc>
-          <w:tcPr>
-            <w:tcW w:type="dxa" w:w="2173"/>
-          </w:tcPr>
-          <w:p>
-            <w:pPr>
-              <w:spacing w:before="0" w:after="0" w:line="240" w:lineRule="auto"/>
-              <w:ind w:firstLine="0"/>
-              <w:jc w:val="center"/>
-            </w:pPr>
-            <w:r>
-              <w:rPr>
-                <w:rFonts w:ascii="Times New Roman" w:hAnsi="Times New Roman" w:eastAsia="Times New Roman" w:cs="Times New Roman"/>
-                <w:b w:val="0"/>
-                <w:sz w:val="20"/>
-              </w:rPr>
-              <w:t>пройдено</w:t>
-            </w:r>
-          </w:p>
-        </w:tc>
-      </w:tr>
-      <w:tr>
-        <w:tc>
-          <w:tcPr>
-            <w:tcW w:type="dxa" w:w="7605"/>
-          </w:tcPr>
-          <w:p>
-            <w:pPr>
-              <w:spacing w:before="0" w:after="0" w:line="240" w:lineRule="auto"/>
-              <w:ind w:firstLine="0"/>
-              <w:jc w:val="left"/>
-            </w:pPr>
-            <w:r>
-              <w:rPr>
-                <w:rFonts w:ascii="Times New Roman" w:hAnsi="Times New Roman" w:eastAsia="Times New Roman" w:cs="Times New Roman"/>
-                <w:b w:val="0"/>
-                <w:sz w:val="20"/>
-              </w:rPr>
-              <w:t>Результаты обучения реалистичны для объёма программы; нет обещаний сверх объёма.</w:t>
-            </w:r>
-          </w:p>
-        </w:tc>
-        <w:tc>
-          <w:tcPr>
-            <w:tcW w:type="dxa" w:w="2173"/>
-          </w:tcPr>
-          <w:p>
-            <w:pPr>
-              <w:spacing w:before="0" w:after="0" w:line="240" w:lineRule="auto"/>
-              <w:ind w:firstLine="0"/>
-              <w:jc w:val="center"/>
-            </w:pPr>
-            <w:r>
-              <w:rPr>
-                <w:rFonts w:ascii="Times New Roman" w:hAnsi="Times New Roman" w:eastAsia="Times New Roman" w:cs="Times New Roman"/>
-                <w:b w:val="0"/>
-                <w:sz w:val="20"/>
-              </w:rPr>
-              <w:t>пройдено</w:t>
-            </w:r>
-          </w:p>
-        </w:tc>
-      </w:tr>
-      <w:tr>
-        <w:tc>
-          <w:tcPr>
-            <w:tcW w:type="dxa" w:w="7605"/>
-          </w:tcPr>
-          <w:p>
-            <w:pPr>
-              <w:spacing w:before="0" w:after="0" w:line="240" w:lineRule="auto"/>
-              <w:ind w:firstLine="0"/>
-              <w:jc w:val="left"/>
-            </w:pPr>
-            <w:r>
-              <w:rPr>
-                <w:rFonts w:ascii="Times New Roman" w:hAnsi="Times New Roman" w:eastAsia="Times New Roman" w:cs="Times New Roman"/>
-                <w:b w:val="0"/>
-                <w:sz w:val="20"/>
-              </w:rPr>
-              <w:t>Ситуации заданий взяты из профессиональной среды слушателей и реалистичны.</w:t>
-            </w:r>
-          </w:p>
-        </w:tc>
-        <w:tc>
-          <w:tcPr>
-            <w:tcW w:type="dxa" w:w="2173"/>
-          </w:tcPr>
-          <w:p>
-            <w:pPr>
-              <w:spacing w:before="0" w:after="0" w:line="240" w:lineRule="auto"/>
-              <w:ind w:firstLine="0"/>
-              <w:jc w:val="center"/>
-            </w:pPr>
-            <w:r>
-              <w:rPr>
-                <w:rFonts w:ascii="Times New Roman" w:hAnsi="Times New Roman" w:eastAsia="Times New Roman" w:cs="Times New Roman"/>
-                <w:b w:val="0"/>
-                <w:sz w:val="20"/>
-              </w:rPr>
-              <w:t>пройдено</w:t>
-            </w:r>
-          </w:p>
-        </w:tc>
-      </w:tr>
-      <w:tr>
-        <w:tc>
-          <w:tcPr>
-            <w:tcW w:type="dxa" w:w="7605"/>
-          </w:tcPr>
-          <w:p>
-            <w:pPr>
-              <w:spacing w:before="0" w:after="0" w:line="240" w:lineRule="auto"/>
-              <w:ind w:firstLine="0"/>
-              <w:jc w:val="left"/>
-            </w:pPr>
-            <w:r>
-              <w:rPr>
-                <w:rFonts w:ascii="Times New Roman" w:hAnsi="Times New Roman" w:eastAsia="Times New Roman" w:cs="Times New Roman"/>
-                <w:b w:val="0"/>
-                <w:sz w:val="20"/>
-              </w:rPr>
-              <w:t>Итоговая аттестация и задания соответствуют форме из запроса; требования конкретны, критерии измеримы, пример задания выполним.</w:t>
-            </w:r>
-          </w:p>
-        </w:tc>
-        <w:tc>
-          <w:tcPr>
-            <w:tcW w:type="dxa" w:w="2173"/>
-          </w:tcPr>
-          <w:p>
-            <w:pPr>
-              <w:spacing w:before="0" w:after="0" w:line="240" w:lineRule="auto"/>
-              <w:ind w:firstLine="0"/>
-              <w:jc w:val="center"/>
-            </w:pPr>
-            <w:r>
-              <w:rPr>
-                <w:rFonts w:ascii="Times New Roman" w:hAnsi="Times New Roman" w:eastAsia="Times New Roman" w:cs="Times New Roman"/>
-                <w:b w:val="0"/>
-                <w:sz w:val="20"/>
-              </w:rPr>
-              <w:t>пройдено</w:t>
-            </w:r>
-          </w:p>
-        </w:tc>
-      </w:tr>
-      <w:tr>
-        <w:tc>
-          <w:tcPr>
-            <w:tcW w:type="dxa" w:w="7605"/>
-          </w:tcPr>
-          <w:p>
-            <w:pPr>
-              <w:spacing w:before="0" w:after="0" w:line="240" w:lineRule="auto"/>
-              <w:ind w:firstLine="0"/>
-              <w:jc w:val="left"/>
-            </w:pPr>
-            <w:r>
-              <w:rPr>
-                <w:rFonts w:ascii="Times New Roman" w:hAnsi="Times New Roman" w:eastAsia="Times New Roman" w:cs="Times New Roman"/>
-                <w:b w:val="0"/>
-                <w:sz w:val="20"/>
-              </w:rPr>
-              <w:t>Содержание тем и лекций действительно раскрывает привязанные результаты обучения.</w:t>
-            </w:r>
-          </w:p>
-        </w:tc>
-        <w:tc>
-          <w:tcPr>
-            <w:tcW w:type="dxa" w:w="2173"/>
-          </w:tcPr>
-          <w:p>
-            <w:pPr>
-              <w:spacing w:before="0" w:after="0" w:line="240" w:lineRule="auto"/>
-              <w:ind w:firstLine="0"/>
-              <w:jc w:val="center"/>
-            </w:pPr>
-            <w:r>
-              <w:rPr>
-                <w:rFonts w:ascii="Times New Roman" w:hAnsi="Times New Roman" w:eastAsia="Times New Roman" w:cs="Times New Roman"/>
-                <w:b w:val="0"/>
-                <w:sz w:val="20"/>
-              </w:rPr>
-              <w:t>пройдено</w:t>
-            </w:r>
-          </w:p>
-        </w:tc>
-      </w:tr>
-      <w:tr>
-        <w:tc>
-          <w:tcPr>
-            <w:tcW w:type="dxa" w:w="7605"/>
-          </w:tcPr>
-          <w:p>
-            <w:pPr>
-              <w:spacing w:before="0" w:after="0" w:line="240" w:lineRule="auto"/>
-              <w:ind w:firstLine="0"/>
-              <w:jc w:val="left"/>
-            </w:pPr>
-            <w:r>
-              <w:rPr>
-                <w:rFonts w:ascii="Times New Roman" w:hAnsi="Times New Roman" w:eastAsia="Times New Roman" w:cs="Times New Roman"/>
-                <w:b w:val="0"/>
-                <w:sz w:val="20"/>
-              </w:rPr>
-              <w:t>Нет устаревших инструментов, версий и практик.</w:t>
-            </w:r>
-          </w:p>
-        </w:tc>
-        <w:tc>
-          <w:tcPr>
-            <w:tcW w:type="dxa" w:w="2173"/>
-          </w:tcPr>
-          <w:p>
-            <w:pPr>
-              <w:spacing w:before="0" w:after="0" w:line="240" w:lineRule="auto"/>
-              <w:ind w:firstLine="0"/>
-              <w:jc w:val="center"/>
-            </w:pPr>
-            <w:r>
-              <w:rPr>
-                <w:rFonts w:ascii="Times New Roman" w:hAnsi="Times New Roman" w:eastAsia="Times New Roman" w:cs="Times New Roman"/>
-                <w:b w:val="0"/>
-                <w:sz w:val="20"/>
-              </w:rPr>
-              <w:t>пройдено</w:t>
-            </w:r>
-          </w:p>
-        </w:tc>
-      </w:tr>
-      <w:tr>
-        <w:tc>
-          <w:tcPr>
-            <w:tcW w:type="dxa" w:w="7605"/>
-          </w:tcPr>
-          <w:p>
-            <w:pPr>
-              <w:spacing w:before="0" w:after="0" w:line="240" w:lineRule="auto"/>
-              <w:ind w:firstLine="0"/>
-              <w:jc w:val="left"/>
-            </w:pPr>
-            <w:r>
-              <w:rPr>
-                <w:rFonts w:ascii="Times New Roman" w:hAnsi="Times New Roman" w:eastAsia="Times New Roman" w:cs="Times New Roman"/>
-                <w:b w:val="0"/>
-                <w:sz w:val="20"/>
-              </w:rPr>
-              <w:t>Аннотация, цель и планируемые результаты по сути соответствуют своим разделам.</w:t>
-            </w:r>
-          </w:p>
-        </w:tc>
-        <w:tc>
-          <w:tcPr>
-            <w:tcW w:type="dxa" w:w="2173"/>
-          </w:tcPr>
-          <w:p>
-            <w:pPr>
-              <w:spacing w:before="0" w:after="0" w:line="240" w:lineRule="auto"/>
-              <w:ind w:firstLine="0"/>
-              <w:jc w:val="center"/>
-            </w:pPr>
-            <w:r>
-              <w:rPr>
-                <w:rFonts w:ascii="Times New Roman" w:hAnsi="Times New Roman" w:eastAsia="Times New Roman" w:cs="Times New Roman"/>
-                <w:b w:val="0"/>
-                <w:sz w:val="20"/>
-              </w:rPr>
-              <w:t>пройдено</w:t>
-            </w:r>
-          </w:p>
-        </w:tc>
-      </w:tr>
-    </w:tbl>
-    <w:p>
-      <w:pPr>
-        <w:spacing w:before="0" w:after="120"/>
-        <w:ind w:firstLine="0"/>
-      </w:pPr>
-    </w:p>
-    <w:p>
-      <w:pPr>
-        <w:keepNext/>
-        <w:spacing w:before="0" w:after="120" w:line="240" w:lineRule="auto"/>
-        <w:ind w:firstLine="0"/>
-        <w:jc w:val="left"/>
-      </w:pPr>
-      <w:r>
-        <w:rPr>
-          <w:rFonts w:ascii="Times New Roman" w:hAnsi="Times New Roman" w:eastAsia="Times New Roman" w:cs="Times New Roman"/>
-          <w:b/>
-        </w:rPr>
-        <w:t>Что пропущено и почему</w:t>
-      </w:r>
-    </w:p>
-    <w:p>
-      <w:pPr>
-        <w:numPr>
-          <w:ilvl w:val="0"/>
-          <w:numId w:val="4"/>
-        </w:numPr>
-        <w:spacing w:before="0" w:after="40" w:line="240" w:lineRule="auto"/>
-        <w:ind w:firstLine="0"/>
-        <w:jc w:val="both"/>
-      </w:pPr>
-      <w:r>
-        <w:rPr>
-          <w:rFonts w:ascii="Times New Roman" w:hAnsi="Times New Roman" w:eastAsia="Times New Roman" w:cs="Times New Roman"/>
-        </w:rPr>
-        <w:t>Источников, предложенных моделью и не прошедших проверку: 1 — они не включены.</w:t>
-      </w:r>
-    </w:p>
-    <w:p>
-      <w:pPr>
-        <w:keepNext/>
-        <w:spacing w:before="0" w:after="120" w:line="240" w:lineRule="auto"/>
-        <w:ind w:firstLine="0"/>
-        <w:jc w:val="left"/>
-      </w:pPr>
-      <w:r>
-        <w:rPr>
-          <w:rFonts w:ascii="Times New Roman" w:hAnsi="Times New Roman" w:eastAsia="Times New Roman" w:cs="Times New Roman"/>
-          <w:b/>
-        </w:rPr>
-        <w:t>Полная версия</w:t>
-      </w:r>
-    </w:p>
-    <w:p>
-      <w:pPr>
-        <w:spacing w:before="0" w:after="120" w:line="240" w:lineRule="auto"/>
-        <w:ind w:firstLine="0"/>
-        <w:jc w:val="both"/>
-      </w:pPr>
-      <w:r>
-        <w:rPr>
-          <w:rFonts w:ascii="Times New Roman" w:hAnsi="Times New Roman" w:eastAsia="Times New Roman" w:cs="Times New Roman"/>
-          <w:b w:val="0"/>
-        </w:rPr>
-        <w:t>Полная версия отчёта — файл report.md: в ней дословные формулировки замечаний к образцу, цитаты приложенного образца, комментарии смысловой проверки, отброшенные источники и стоимость сборки. В программу они не включаются.</w:t>
       </w:r>
     </w:p>
     <w:sectPr>
